--- a/storage/app/templates/notulen_capkin.docx
+++ b/storage/app/templates/notulen_capkin.docx
@@ -154,8 +154,18 @@
                 <w:b/>
                 <w:bCs/>
               </w:rPr>
-              <w:t>Agenda Pembahasan</w:t>
-            </w:r>
+              <w:t xml:space="preserve">Agenda </w:t>
+            </w:r>
+            <w:proofErr w:type="spellStart"/>
+            <w:r>
+              <w:rPr>
+                <w:rFonts w:ascii="Times New Roman" w:hAnsi="Times New Roman" w:cs="Times New Roman"/>
+                <w:b/>
+                <w:bCs/>
+              </w:rPr>
+              <w:t>Pembahasan</w:t>
+            </w:r>
+            <w:proofErr w:type="spellEnd"/>
           </w:p>
         </w:tc>
         <w:tc>
@@ -184,21 +194,76 @@
                 <w:rFonts w:ascii="Arial" w:hAnsi="Arial" w:cs="Arial"/>
                 <w:color w:val="000000"/>
               </w:rPr>
-              <w:t>${triwulan}</w:t>
-            </w:r>
+              <w:t>${</w:t>
+            </w:r>
+            <w:proofErr w:type="spellStart"/>
             <w:r>
               <w:rPr>
                 <w:rFonts w:ascii="Arial" w:hAnsi="Arial" w:cs="Arial"/>
                 <w:color w:val="000000"/>
               </w:rPr>
-              <w:t xml:space="preserve"> Tahun </w:t>
+              <w:t>triwulan</w:t>
             </w:r>
             <w:r>
               <w:rPr>
                 <w:rFonts w:ascii="Arial" w:hAnsi="Arial" w:cs="Arial"/>
                 <w:color w:val="000000"/>
               </w:rPr>
-              <w:t>${tahun}</w:t>
+              <w:t>_proper</w:t>
+            </w:r>
+            <w:proofErr w:type="spellEnd"/>
+            <w:r>
+              <w:rPr>
+                <w:rFonts w:ascii="Arial" w:hAnsi="Arial" w:cs="Arial"/>
+                <w:color w:val="000000"/>
+              </w:rPr>
+              <w:t>}</w:t>
+            </w:r>
+            <w:r>
+              <w:rPr>
+                <w:rFonts w:ascii="Arial" w:hAnsi="Arial" w:cs="Arial"/>
+                <w:color w:val="000000"/>
+              </w:rPr>
+              <w:t xml:space="preserve"> </w:t>
+            </w:r>
+            <w:proofErr w:type="spellStart"/>
+            <w:r>
+              <w:rPr>
+                <w:rFonts w:ascii="Arial" w:hAnsi="Arial" w:cs="Arial"/>
+                <w:color w:val="000000"/>
+              </w:rPr>
+              <w:t>Tahun</w:t>
+            </w:r>
+            <w:proofErr w:type="spellEnd"/>
+            <w:r>
+              <w:rPr>
+                <w:rFonts w:ascii="Arial" w:hAnsi="Arial" w:cs="Arial"/>
+                <w:color w:val="000000"/>
+              </w:rPr>
+              <w:t xml:space="preserve"> </w:t>
+            </w:r>
+            <w:r>
+              <w:rPr>
+                <w:rFonts w:ascii="Arial" w:hAnsi="Arial" w:cs="Arial"/>
+                <w:color w:val="000000"/>
+              </w:rPr>
+              <w:t>${</w:t>
+            </w:r>
+            <w:proofErr w:type="spellStart"/>
+            <w:r>
+              <w:rPr>
+                <w:rFonts w:ascii="Arial" w:hAnsi="Arial" w:cs="Arial"/>
+                <w:color w:val="000000"/>
+              </w:rPr>
+              <w:t>tahun</w:t>
+            </w:r>
+            <w:proofErr w:type="spellEnd"/>
+            <w:r>
+              <w:rPr>
+                <w:rFonts w:ascii="Arial" w:hAnsi="Arial" w:cs="Arial"/>
+                <w:color w:val="000000"/>
+              </w:rPr>
+              <w:t>}</w:t>
             </w:r>
           </w:p>
         </w:tc>
@@ -227,8 +292,18 @@
                 <w:b/>
                 <w:bCs/>
               </w:rPr>
-              <w:t>Hari/Tanggal</w:t>
-            </w:r>
+              <w:t>Hari/</w:t>
+            </w:r>
+            <w:proofErr w:type="spellStart"/>
+            <w:r>
+              <w:rPr>
+                <w:rFonts w:ascii="Times New Roman" w:hAnsi="Times New Roman" w:cs="Times New Roman"/>
+                <w:b/>
+                <w:bCs/>
+              </w:rPr>
+              <w:t>Tanggal</w:t>
+            </w:r>
+            <w:proofErr w:type="spellEnd"/>
           </w:p>
         </w:tc>
         <w:tc>
@@ -252,6 +327,7 @@
               </w:rPr>
               <w:t>${</w:t>
             </w:r>
+            <w:proofErr w:type="spellStart"/>
             <w:r>
               <w:rPr>
                 <w:rFonts w:ascii="Arial" w:hAnsi="Arial" w:cs="Arial"/>
@@ -264,7 +340,15 @@
                 <w:rFonts w:ascii="Arial" w:hAnsi="Arial" w:cs="Arial"/>
                 <w:color w:val="000000"/>
               </w:rPr>
-              <w:t>tanggal}</w:t>
+              <w:t>tanggal</w:t>
+            </w:r>
+            <w:proofErr w:type="spellEnd"/>
+            <w:r>
+              <w:rPr>
+                <w:rFonts w:ascii="Arial" w:hAnsi="Arial" w:cs="Arial"/>
+                <w:color w:val="000000"/>
+              </w:rPr>
+              <w:t>}</w:t>
             </w:r>
           </w:p>
         </w:tc>
@@ -316,7 +400,23 @@
                 <w:rFonts w:ascii="Arial" w:hAnsi="Arial" w:cs="Arial"/>
                 <w:color w:val="000000"/>
               </w:rPr>
-              <w:t>${waktu}</w:t>
+              <w:t>${</w:t>
+            </w:r>
+            <w:proofErr w:type="spellStart"/>
+            <w:r>
+              <w:rPr>
+                <w:rFonts w:ascii="Arial" w:hAnsi="Arial" w:cs="Arial"/>
+                <w:color w:val="000000"/>
+              </w:rPr>
+              <w:t>waktu</w:t>
+            </w:r>
+            <w:proofErr w:type="spellEnd"/>
+            <w:r>
+              <w:rPr>
+                <w:rFonts w:ascii="Arial" w:hAnsi="Arial" w:cs="Arial"/>
+                <w:color w:val="000000"/>
+              </w:rPr>
+              <w:t>}</w:t>
             </w:r>
           </w:p>
         </w:tc>
@@ -339,6 +439,7 @@
                 <w:bCs/>
               </w:rPr>
             </w:pPr>
+            <w:proofErr w:type="spellStart"/>
             <w:r>
               <w:rPr>
                 <w:rFonts w:ascii="Times New Roman" w:hAnsi="Times New Roman" w:cs="Times New Roman"/>
@@ -347,6 +448,7 @@
               </w:rPr>
               <w:t>Tempat</w:t>
             </w:r>
+            <w:proofErr w:type="spellEnd"/>
           </w:p>
         </w:tc>
         <w:tc>
@@ -368,7 +470,23 @@
                 <w:rFonts w:ascii="Arial" w:hAnsi="Arial" w:cs="Arial"/>
                 <w:color w:val="000000"/>
               </w:rPr>
-              <w:t>${tempat}</w:t>
+              <w:t>${</w:t>
+            </w:r>
+            <w:proofErr w:type="spellStart"/>
+            <w:r>
+              <w:rPr>
+                <w:rFonts w:ascii="Arial" w:hAnsi="Arial" w:cs="Arial"/>
+                <w:color w:val="000000"/>
+              </w:rPr>
+              <w:t>tempat</w:t>
+            </w:r>
+            <w:proofErr w:type="spellEnd"/>
+            <w:r>
+              <w:rPr>
+                <w:rFonts w:ascii="Arial" w:hAnsi="Arial" w:cs="Arial"/>
+                <w:color w:val="000000"/>
+              </w:rPr>
+              <w:t>}</w:t>
             </w:r>
           </w:p>
         </w:tc>
@@ -391,14 +509,34 @@
                 <w:bCs/>
               </w:rPr>
             </w:pPr>
-            <w:r>
-              <w:rPr>
-                <w:rFonts w:ascii="Times New Roman" w:hAnsi="Times New Roman" w:cs="Times New Roman"/>
-                <w:b/>
-                <w:bCs/>
-              </w:rPr>
-              <w:t>Pimpinan Rapat</w:t>
-            </w:r>
+            <w:proofErr w:type="spellStart"/>
+            <w:r>
+              <w:rPr>
+                <w:rFonts w:ascii="Times New Roman" w:hAnsi="Times New Roman" w:cs="Times New Roman"/>
+                <w:b/>
+                <w:bCs/>
+              </w:rPr>
+              <w:t>Pimpinan</w:t>
+            </w:r>
+            <w:proofErr w:type="spellEnd"/>
+            <w:r>
+              <w:rPr>
+                <w:rFonts w:ascii="Times New Roman" w:hAnsi="Times New Roman" w:cs="Times New Roman"/>
+                <w:b/>
+                <w:bCs/>
+              </w:rPr>
+              <w:t xml:space="preserve"> </w:t>
+            </w:r>
+            <w:proofErr w:type="spellStart"/>
+            <w:r>
+              <w:rPr>
+                <w:rFonts w:ascii="Times New Roman" w:hAnsi="Times New Roman" w:cs="Times New Roman"/>
+                <w:b/>
+                <w:bCs/>
+              </w:rPr>
+              <w:t>Rapat</w:t>
+            </w:r>
+            <w:proofErr w:type="spellEnd"/>
           </w:p>
         </w:tc>
         <w:tc>
@@ -429,6 +567,7 @@
               </w:rPr>
               <w:t>{</w:t>
             </w:r>
+            <w:proofErr w:type="spellStart"/>
             <w:r>
               <w:rPr>
                 <w:rFonts w:ascii="Arial" w:hAnsi="Arial" w:cs="Arial"/>
@@ -443,6 +582,7 @@
               </w:rPr>
               <w:t>_rapat</w:t>
             </w:r>
+            <w:proofErr w:type="spellEnd"/>
             <w:r>
               <w:rPr>
                 <w:rFonts w:ascii="Arial" w:hAnsi="Arial" w:cs="Arial"/>
@@ -455,7 +595,23 @@
                 <w:rFonts w:ascii="Arial" w:hAnsi="Arial" w:cs="Arial"/>
                 <w:color w:val="000000"/>
               </w:rPr>
-              <w:t xml:space="preserve"> (${jabatan_pimpinan})</w:t>
+              <w:t xml:space="preserve"> (${</w:t>
+            </w:r>
+            <w:proofErr w:type="spellStart"/>
+            <w:r>
+              <w:rPr>
+                <w:rFonts w:ascii="Arial" w:hAnsi="Arial" w:cs="Arial"/>
+                <w:color w:val="000000"/>
+              </w:rPr>
+              <w:t>jabatan_pimpinan</w:t>
+            </w:r>
+            <w:proofErr w:type="spellEnd"/>
+            <w:r>
+              <w:rPr>
+                <w:rFonts w:ascii="Arial" w:hAnsi="Arial" w:cs="Arial"/>
+                <w:color w:val="000000"/>
+              </w:rPr>
+              <w:t>})</w:t>
             </w:r>
           </w:p>
         </w:tc>
@@ -484,44 +640,103 @@
           <w:rFonts w:ascii="Times New Roman" w:hAnsi="Times New Roman" w:cs="Times New Roman"/>
           <w:b/>
           <w:bCs/>
-          <w:lang w:val="fi-FI"/>
-        </w:rPr>
-      </w:pPr>
+        </w:rPr>
+      </w:pPr>
+      <w:proofErr w:type="spellStart"/>
       <w:r>
         <w:rPr>
           <w:rFonts w:ascii="Times New Roman" w:hAnsi="Times New Roman" w:cs="Times New Roman"/>
           <w:b/>
           <w:bCs/>
-          <w:lang w:val="fi-FI"/>
-        </w:rPr>
-        <w:t xml:space="preserve">Capaian Kinerja </w:t>
-      </w:r>
+        </w:rPr>
+        <w:t>Capaian</w:t>
+      </w:r>
+      <w:proofErr w:type="spellEnd"/>
       <w:r>
         <w:rPr>
           <w:rFonts w:ascii="Times New Roman" w:hAnsi="Times New Roman" w:cs="Times New Roman"/>
           <w:b/>
           <w:bCs/>
-          <w:lang w:val="fi-FI"/>
-        </w:rPr>
-        <w:t>${triwulan}</w:t>
+        </w:rPr>
+        <w:t xml:space="preserve"> Kinerja </w:t>
       </w:r>
       <w:r>
         <w:rPr>
           <w:rFonts w:ascii="Times New Roman" w:hAnsi="Times New Roman" w:cs="Times New Roman"/>
           <w:b/>
           <w:bCs/>
-          <w:lang w:val="fi-FI"/>
-        </w:rPr>
-        <w:t xml:space="preserve"> Tahun </w:t>
-      </w:r>
+        </w:rPr>
+        <w:t>${</w:t>
+      </w:r>
+      <w:proofErr w:type="spellStart"/>
       <w:r>
         <w:rPr>
           <w:rFonts w:ascii="Times New Roman" w:hAnsi="Times New Roman" w:cs="Times New Roman"/>
           <w:b/>
           <w:bCs/>
-          <w:lang w:val="fi-FI"/>
-        </w:rPr>
-        <w:t>${tahun}</w:t>
+        </w:rPr>
+        <w:t>triwulan_upper</w:t>
+      </w:r>
+      <w:proofErr w:type="spellEnd"/>
+      <w:r>
+        <w:rPr>
+          <w:rFonts w:ascii="Times New Roman" w:hAnsi="Times New Roman" w:cs="Times New Roman"/>
+          <w:b/>
+          <w:bCs/>
+        </w:rPr>
+        <w:t>}</w:t>
+      </w:r>
+      <w:r>
+        <w:rPr>
+          <w:rFonts w:ascii="Times New Roman" w:hAnsi="Times New Roman" w:cs="Times New Roman"/>
+          <w:b/>
+          <w:bCs/>
+        </w:rPr>
+        <w:t xml:space="preserve"> </w:t>
+      </w:r>
+      <w:proofErr w:type="spellStart"/>
+      <w:r>
+        <w:rPr>
+          <w:rFonts w:ascii="Times New Roman" w:hAnsi="Times New Roman" w:cs="Times New Roman"/>
+          <w:b/>
+          <w:bCs/>
+        </w:rPr>
+        <w:t>Tahun</w:t>
+      </w:r>
+      <w:proofErr w:type="spellEnd"/>
+      <w:r>
+        <w:rPr>
+          <w:rFonts w:ascii="Times New Roman" w:hAnsi="Times New Roman" w:cs="Times New Roman"/>
+          <w:b/>
+          <w:bCs/>
+        </w:rPr>
+        <w:t xml:space="preserve"> </w:t>
+      </w:r>
+      <w:r>
+        <w:rPr>
+          <w:rFonts w:ascii="Times New Roman" w:hAnsi="Times New Roman" w:cs="Times New Roman"/>
+          <w:b/>
+          <w:bCs/>
+        </w:rPr>
+        <w:t>${</w:t>
+      </w:r>
+      <w:proofErr w:type="spellStart"/>
+      <w:r>
+        <w:rPr>
+          <w:rFonts w:ascii="Times New Roman" w:hAnsi="Times New Roman" w:cs="Times New Roman"/>
+          <w:b/>
+          <w:bCs/>
+        </w:rPr>
+        <w:t>tahun</w:t>
+      </w:r>
+      <w:proofErr w:type="spellEnd"/>
+      <w:r>
+        <w:rPr>
+          <w:rFonts w:ascii="Times New Roman" w:hAnsi="Times New Roman" w:cs="Times New Roman"/>
+          <w:b/>
+          <w:bCs/>
+        </w:rPr>
+        <w:t>}</w:t>
       </w:r>
     </w:p>
     <w:p>
@@ -532,78 +747,389 @@
         <w:jc w:val="both"/>
         <w:rPr>
           <w:rFonts w:ascii="Times New Roman" w:hAnsi="Times New Roman" w:cs="Times New Roman"/>
-          <w:lang w:val="fi-FI"/>
-        </w:rPr>
-      </w:pPr>
-      <w:r>
-        <w:rPr>
-          <w:rFonts w:ascii="Times New Roman" w:hAnsi="Times New Roman" w:cs="Times New Roman"/>
-          <w:lang w:val="fi-FI"/>
-        </w:rPr>
-        <w:t xml:space="preserve">Capaian Kinerja IKU </w:t>
-      </w:r>
-      <w:r>
-        <w:rPr>
-          <w:rFonts w:ascii="Times New Roman" w:hAnsi="Times New Roman" w:cs="Times New Roman"/>
-          <w:lang w:val="fi-FI"/>
-        </w:rPr>
-        <w:t>${triwulan}</w:t>
-      </w:r>
-      <w:r>
-        <w:rPr>
-          <w:rFonts w:ascii="Times New Roman" w:hAnsi="Times New Roman" w:cs="Times New Roman"/>
-          <w:lang w:val="fi-FI"/>
-        </w:rPr>
-        <w:t xml:space="preserve"> tahun </w:t>
+        </w:rPr>
+      </w:pPr>
+      <w:proofErr w:type="spellStart"/>
+      <w:r>
+        <w:rPr>
+          <w:rFonts w:ascii="Times New Roman" w:hAnsi="Times New Roman" w:cs="Times New Roman"/>
+        </w:rPr>
+        <w:t>Capaian</w:t>
+      </w:r>
+      <w:proofErr w:type="spellEnd"/>
+      <w:r>
+        <w:rPr>
+          <w:rFonts w:ascii="Times New Roman" w:hAnsi="Times New Roman" w:cs="Times New Roman"/>
+        </w:rPr>
+        <w:t xml:space="preserve"> Kinerja IKU </w:t>
+      </w:r>
+      <w:r>
+        <w:rPr>
+          <w:rFonts w:ascii="Times New Roman" w:hAnsi="Times New Roman" w:cs="Times New Roman"/>
+        </w:rPr>
+        <w:t>${</w:t>
+      </w:r>
+      <w:proofErr w:type="spellStart"/>
+      <w:r>
+        <w:rPr>
+          <w:rFonts w:ascii="Times New Roman" w:hAnsi="Times New Roman" w:cs="Times New Roman"/>
+        </w:rPr>
+        <w:t>triwulan_upper</w:t>
+      </w:r>
+      <w:proofErr w:type="spellEnd"/>
+      <w:r>
+        <w:rPr>
+          <w:rFonts w:ascii="Times New Roman" w:hAnsi="Times New Roman" w:cs="Times New Roman"/>
+        </w:rPr>
+        <w:t>}</w:t>
+      </w:r>
+      <w:r>
+        <w:rPr>
+          <w:rFonts w:ascii="Times New Roman" w:hAnsi="Times New Roman" w:cs="Times New Roman"/>
+        </w:rPr>
+        <w:t xml:space="preserve"> </w:t>
+      </w:r>
+      <w:proofErr w:type="spellStart"/>
+      <w:r>
+        <w:rPr>
+          <w:rFonts w:ascii="Times New Roman" w:hAnsi="Times New Roman" w:cs="Times New Roman"/>
+        </w:rPr>
+        <w:t>tahun</w:t>
+      </w:r>
+      <w:proofErr w:type="spellEnd"/>
+      <w:r>
+        <w:rPr>
+          <w:rFonts w:ascii="Times New Roman" w:hAnsi="Times New Roman" w:cs="Times New Roman"/>
+        </w:rPr>
+        <w:t xml:space="preserve"> </w:t>
       </w:r>
       <w:r>
         <w:rPr>
           <w:rFonts w:ascii="Arial" w:hAnsi="Arial" w:cs="Arial"/>
           <w:color w:val="000000"/>
         </w:rPr>
-        <w:t>${tahun}</w:t>
-      </w:r>
+        <w:t>${</w:t>
+      </w:r>
+      <w:proofErr w:type="spellStart"/>
       <w:r>
         <w:rPr>
           <w:rFonts w:ascii="Arial" w:hAnsi="Arial" w:cs="Arial"/>
           <w:color w:val="000000"/>
         </w:rPr>
-        <w:t xml:space="preserve"> </w:t>
-      </w:r>
-      <w:r>
-        <w:rPr>
-          <w:rFonts w:ascii="Times New Roman" w:hAnsi="Times New Roman" w:cs="Times New Roman"/>
-          <w:lang w:val="fi-FI"/>
-        </w:rPr>
-        <w:t xml:space="preserve">pada BPS Kabupaten Tapin sebesar 110 persen (terhadap target </w:t>
-      </w:r>
-      <w:r>
-        <w:rPr>
-          <w:rFonts w:ascii="Times New Roman" w:hAnsi="Times New Roman" w:cs="Times New Roman"/>
-          <w:lang w:val="fi-FI"/>
-        </w:rPr>
-        <w:t>${triwulan}</w:t>
-      </w:r>
-      <w:r>
-        <w:rPr>
-          <w:rFonts w:ascii="Times New Roman" w:hAnsi="Times New Roman" w:cs="Times New Roman"/>
-          <w:lang w:val="fi-FI"/>
-        </w:rPr>
-        <w:t xml:space="preserve"> </w:t>
-      </w:r>
+        <w:t>tahun</w:t>
+      </w:r>
+      <w:proofErr w:type="spellEnd"/>
       <w:r>
         <w:rPr>
           <w:rFonts w:ascii="Arial" w:hAnsi="Arial" w:cs="Arial"/>
           <w:color w:val="000000"/>
         </w:rPr>
-        <w:t>${tahun}</w:t>
-      </w:r>
-      <w:r>
-        <w:rPr>
-          <w:rFonts w:ascii="Times New Roman" w:hAnsi="Times New Roman" w:cs="Times New Roman"/>
-          <w:lang w:val="fi-FI"/>
-        </w:rPr>
-        <w:t>) atau 6,38 persen (terhadap target tahunan). Adapun penjelasan detail capaian untuk setiap indikator kinerja disampaikan di bawah ini.</w:t>
+        <w:t xml:space="preserve">} </w:t>
+      </w:r>
+      <w:r>
+        <w:rPr>
+          <w:rFonts w:ascii="Times New Roman" w:hAnsi="Times New Roman" w:cs="Times New Roman"/>
+        </w:rPr>
+        <w:t xml:space="preserve">pada BPS </w:t>
+      </w:r>
+      <w:proofErr w:type="spellStart"/>
+      <w:r>
+        <w:rPr>
+          <w:rFonts w:ascii="Times New Roman" w:hAnsi="Times New Roman" w:cs="Times New Roman"/>
+        </w:rPr>
+        <w:t>Kabupaten</w:t>
+      </w:r>
+      <w:proofErr w:type="spellEnd"/>
+      <w:r>
+        <w:rPr>
+          <w:rFonts w:ascii="Times New Roman" w:hAnsi="Times New Roman" w:cs="Times New Roman"/>
+        </w:rPr>
+        <w:t xml:space="preserve"> Tapin </w:t>
+      </w:r>
+      <w:proofErr w:type="spellStart"/>
+      <w:r>
+        <w:rPr>
+          <w:rFonts w:ascii="Times New Roman" w:hAnsi="Times New Roman" w:cs="Times New Roman"/>
+        </w:rPr>
+        <w:t>sebesar</w:t>
+      </w:r>
+      <w:proofErr w:type="spellEnd"/>
+      <w:r>
+        <w:rPr>
+          <w:rFonts w:ascii="Times New Roman" w:hAnsi="Times New Roman" w:cs="Times New Roman"/>
+        </w:rPr>
+        <w:t xml:space="preserve"> 110 </w:t>
+      </w:r>
+      <w:proofErr w:type="spellStart"/>
+      <w:r>
+        <w:rPr>
+          <w:rFonts w:ascii="Times New Roman" w:hAnsi="Times New Roman" w:cs="Times New Roman"/>
+        </w:rPr>
+        <w:t>persen</w:t>
+      </w:r>
+      <w:proofErr w:type="spellEnd"/>
+      <w:r>
+        <w:rPr>
+          <w:rFonts w:ascii="Times New Roman" w:hAnsi="Times New Roman" w:cs="Times New Roman"/>
+        </w:rPr>
+        <w:t xml:space="preserve"> (</w:t>
+      </w:r>
+      <w:proofErr w:type="spellStart"/>
+      <w:r>
+        <w:rPr>
+          <w:rFonts w:ascii="Times New Roman" w:hAnsi="Times New Roman" w:cs="Times New Roman"/>
+        </w:rPr>
+        <w:t>terhadap</w:t>
+      </w:r>
+      <w:proofErr w:type="spellEnd"/>
+      <w:r>
+        <w:rPr>
+          <w:rFonts w:ascii="Times New Roman" w:hAnsi="Times New Roman" w:cs="Times New Roman"/>
+        </w:rPr>
+        <w:t xml:space="preserve"> target </w:t>
+      </w:r>
+      <w:r>
+        <w:rPr>
+          <w:rFonts w:ascii="Times New Roman" w:hAnsi="Times New Roman" w:cs="Times New Roman"/>
+        </w:rPr>
+        <w:t>${</w:t>
+      </w:r>
+      <w:proofErr w:type="spellStart"/>
+      <w:r>
+        <w:rPr>
+          <w:rFonts w:ascii="Times New Roman" w:hAnsi="Times New Roman" w:cs="Times New Roman"/>
+        </w:rPr>
+        <w:t>triwulan_upper</w:t>
+      </w:r>
+      <w:proofErr w:type="spellEnd"/>
+      <w:r>
+        <w:rPr>
+          <w:rFonts w:ascii="Times New Roman" w:hAnsi="Times New Roman" w:cs="Times New Roman"/>
+        </w:rPr>
+        <w:t>}</w:t>
+      </w:r>
+      <w:r>
+        <w:rPr>
+          <w:rFonts w:ascii="Times New Roman" w:hAnsi="Times New Roman" w:cs="Times New Roman"/>
+        </w:rPr>
+        <w:t xml:space="preserve"> </w:t>
+      </w:r>
+      <w:r>
+        <w:rPr>
+          <w:rFonts w:ascii="Arial" w:hAnsi="Arial" w:cs="Arial"/>
+          <w:color w:val="000000"/>
+        </w:rPr>
+        <w:t>${</w:t>
+      </w:r>
+      <w:proofErr w:type="spellStart"/>
+      <w:r>
+        <w:rPr>
+          <w:rFonts w:ascii="Arial" w:hAnsi="Arial" w:cs="Arial"/>
+          <w:color w:val="000000"/>
+        </w:rPr>
+        <w:t>tahun</w:t>
+      </w:r>
+      <w:proofErr w:type="spellEnd"/>
+      <w:r>
+        <w:rPr>
+          <w:rFonts w:ascii="Arial" w:hAnsi="Arial" w:cs="Arial"/>
+          <w:color w:val="000000"/>
+        </w:rPr>
+        <w:t>}</w:t>
+      </w:r>
+      <w:r>
+        <w:rPr>
+          <w:rFonts w:ascii="Times New Roman" w:hAnsi="Times New Roman" w:cs="Times New Roman"/>
+        </w:rPr>
+        <w:t xml:space="preserve">) </w:t>
+      </w:r>
+      <w:proofErr w:type="spellStart"/>
+      <w:r>
+        <w:rPr>
+          <w:rFonts w:ascii="Times New Roman" w:hAnsi="Times New Roman" w:cs="Times New Roman"/>
+        </w:rPr>
+        <w:t>atau</w:t>
+      </w:r>
+      <w:proofErr w:type="spellEnd"/>
+      <w:r>
+        <w:rPr>
+          <w:rFonts w:ascii="Times New Roman" w:hAnsi="Times New Roman" w:cs="Times New Roman"/>
+        </w:rPr>
+        <w:t xml:space="preserve"> 6,38 </w:t>
+      </w:r>
+      <w:proofErr w:type="spellStart"/>
+      <w:r>
+        <w:rPr>
+          <w:rFonts w:ascii="Times New Roman" w:hAnsi="Times New Roman" w:cs="Times New Roman"/>
+        </w:rPr>
+        <w:t>persen</w:t>
+      </w:r>
+      <w:proofErr w:type="spellEnd"/>
+      <w:r>
+        <w:rPr>
+          <w:rFonts w:ascii="Times New Roman" w:hAnsi="Times New Roman" w:cs="Times New Roman"/>
+        </w:rPr>
+        <w:t xml:space="preserve"> (</w:t>
+      </w:r>
+      <w:proofErr w:type="spellStart"/>
+      <w:r>
+        <w:rPr>
+          <w:rFonts w:ascii="Times New Roman" w:hAnsi="Times New Roman" w:cs="Times New Roman"/>
+        </w:rPr>
+        <w:t>terhadap</w:t>
+      </w:r>
+      <w:proofErr w:type="spellEnd"/>
+      <w:r>
+        <w:rPr>
+          <w:rFonts w:ascii="Times New Roman" w:hAnsi="Times New Roman" w:cs="Times New Roman"/>
+        </w:rPr>
+        <w:t xml:space="preserve"> target </w:t>
+      </w:r>
+      <w:proofErr w:type="spellStart"/>
+      <w:r>
+        <w:rPr>
+          <w:rFonts w:ascii="Times New Roman" w:hAnsi="Times New Roman" w:cs="Times New Roman"/>
+        </w:rPr>
+        <w:t>tahunan</w:t>
+      </w:r>
+      <w:proofErr w:type="spellEnd"/>
+      <w:r>
+        <w:rPr>
+          <w:rFonts w:ascii="Times New Roman" w:hAnsi="Times New Roman" w:cs="Times New Roman"/>
+        </w:rPr>
+        <w:t xml:space="preserve">). </w:t>
+      </w:r>
+      <w:r>
+        <w:rPr>
+          <w:rFonts w:ascii="Times New Roman" w:hAnsi="Times New Roman" w:cs="Times New Roman"/>
+        </w:rPr>
+        <w:t xml:space="preserve">Adapun </w:t>
+      </w:r>
+      <w:proofErr w:type="spellStart"/>
+      <w:r>
+        <w:rPr>
+          <w:rFonts w:ascii="Times New Roman" w:hAnsi="Times New Roman" w:cs="Times New Roman"/>
+        </w:rPr>
+        <w:t>penjelasan</w:t>
+      </w:r>
+      <w:proofErr w:type="spellEnd"/>
+      <w:r>
+        <w:rPr>
+          <w:rFonts w:ascii="Times New Roman" w:hAnsi="Times New Roman" w:cs="Times New Roman"/>
+        </w:rPr>
+        <w:t xml:space="preserve"> detail </w:t>
+      </w:r>
+      <w:proofErr w:type="spellStart"/>
+      <w:r>
+        <w:rPr>
+          <w:rFonts w:ascii="Times New Roman" w:hAnsi="Times New Roman" w:cs="Times New Roman"/>
+        </w:rPr>
+        <w:t>capaian</w:t>
+      </w:r>
+      <w:proofErr w:type="spellEnd"/>
+      <w:r>
+        <w:rPr>
+          <w:rFonts w:ascii="Times New Roman" w:hAnsi="Times New Roman" w:cs="Times New Roman"/>
+        </w:rPr>
+        <w:t xml:space="preserve"> </w:t>
+      </w:r>
+      <w:proofErr w:type="spellStart"/>
+      <w:r>
+        <w:rPr>
+          <w:rFonts w:ascii="Times New Roman" w:hAnsi="Times New Roman" w:cs="Times New Roman"/>
+        </w:rPr>
+        <w:t>untuk</w:t>
+      </w:r>
+      <w:proofErr w:type="spellEnd"/>
+      <w:r>
+        <w:rPr>
+          <w:rFonts w:ascii="Times New Roman" w:hAnsi="Times New Roman" w:cs="Times New Roman"/>
+        </w:rPr>
+        <w:t xml:space="preserve"> </w:t>
+      </w:r>
+      <w:proofErr w:type="spellStart"/>
+      <w:r>
+        <w:rPr>
+          <w:rFonts w:ascii="Times New Roman" w:hAnsi="Times New Roman" w:cs="Times New Roman"/>
+        </w:rPr>
+        <w:t>setiap</w:t>
+      </w:r>
+      <w:proofErr w:type="spellEnd"/>
+      <w:r>
+        <w:rPr>
+          <w:rFonts w:ascii="Times New Roman" w:hAnsi="Times New Roman" w:cs="Times New Roman"/>
+        </w:rPr>
+        <w:t xml:space="preserve"> </w:t>
+      </w:r>
+      <w:proofErr w:type="spellStart"/>
+      <w:r>
+        <w:rPr>
+          <w:rFonts w:ascii="Times New Roman" w:hAnsi="Times New Roman" w:cs="Times New Roman"/>
+        </w:rPr>
+        <w:t>indikator</w:t>
+      </w:r>
+      <w:proofErr w:type="spellEnd"/>
+      <w:r>
+        <w:rPr>
+          <w:rFonts w:ascii="Times New Roman" w:hAnsi="Times New Roman" w:cs="Times New Roman"/>
+        </w:rPr>
+        <w:t xml:space="preserve"> </w:t>
+      </w:r>
+      <w:proofErr w:type="spellStart"/>
+      <w:r>
+        <w:rPr>
+          <w:rFonts w:ascii="Times New Roman" w:hAnsi="Times New Roman" w:cs="Times New Roman"/>
+        </w:rPr>
+        <w:t>kinerja</w:t>
+      </w:r>
+      <w:proofErr w:type="spellEnd"/>
+      <w:r>
+        <w:rPr>
+          <w:rFonts w:ascii="Times New Roman" w:hAnsi="Times New Roman" w:cs="Times New Roman"/>
+        </w:rPr>
+        <w:t xml:space="preserve"> </w:t>
+      </w:r>
+      <w:proofErr w:type="spellStart"/>
+      <w:r>
+        <w:rPr>
+          <w:rFonts w:ascii="Times New Roman" w:hAnsi="Times New Roman" w:cs="Times New Roman"/>
+        </w:rPr>
+        <w:t>disampaikan</w:t>
+      </w:r>
+      <w:proofErr w:type="spellEnd"/>
+      <w:r>
+        <w:rPr>
+          <w:rFonts w:ascii="Times New Roman" w:hAnsi="Times New Roman" w:cs="Times New Roman"/>
+        </w:rPr>
+        <w:t xml:space="preserve"> di </w:t>
+      </w:r>
+      <w:proofErr w:type="spellStart"/>
+      <w:r>
+        <w:rPr>
+          <w:rFonts w:ascii="Times New Roman" w:hAnsi="Times New Roman" w:cs="Times New Roman"/>
+        </w:rPr>
+        <w:t>bawah</w:t>
+      </w:r>
+      <w:proofErr w:type="spellEnd"/>
+      <w:r>
+        <w:rPr>
+          <w:rFonts w:ascii="Times New Roman" w:hAnsi="Times New Roman" w:cs="Times New Roman"/>
+        </w:rPr>
+        <w:t xml:space="preserve"> </w:t>
+      </w:r>
+      <w:proofErr w:type="spellStart"/>
+      <w:r>
+        <w:rPr>
+          <w:rFonts w:ascii="Times New Roman" w:hAnsi="Times New Roman" w:cs="Times New Roman"/>
+        </w:rPr>
+        <w:t>ini</w:t>
+      </w:r>
+      <w:proofErr w:type="spellEnd"/>
+      <w:r>
+        <w:rPr>
+          <w:rFonts w:ascii="Times New Roman" w:hAnsi="Times New Roman" w:cs="Times New Roman"/>
+        </w:rPr>
+        <w:t>.</w:t>
       </w:r>
     </w:p>
     <w:p>
@@ -614,15 +1140,38 @@
         <w:jc w:val="both"/>
         <w:rPr>
           <w:rFonts w:ascii="Times New Roman" w:hAnsi="Times New Roman" w:cs="Times New Roman"/>
-          <w:lang w:val="fi-FI"/>
-        </w:rPr>
-      </w:pPr>
-      <w:r>
-        <w:rPr>
-          <w:rFonts w:ascii="Times New Roman" w:hAnsi="Times New Roman" w:cs="Times New Roman"/>
-          <w:lang w:val="fi-FI"/>
-        </w:rPr>
-        <w:t>${block_indikator}</w:t>
+        </w:rPr>
+      </w:pPr>
+    </w:p>
+    <w:p>
+      <w:pPr>
+        <w:pStyle w:val="ListParagraph"/>
+        <w:spacing w:line="276" w:lineRule="auto"/>
+        <w:ind w:left="426"/>
+        <w:jc w:val="both"/>
+        <w:rPr>
+          <w:rFonts w:ascii="Times New Roman" w:hAnsi="Times New Roman" w:cs="Times New Roman"/>
+        </w:rPr>
+      </w:pPr>
+      <w:r>
+        <w:rPr>
+          <w:rFonts w:ascii="Times New Roman" w:hAnsi="Times New Roman" w:cs="Times New Roman"/>
+        </w:rPr>
+        <w:t>${</w:t>
+      </w:r>
+      <w:proofErr w:type="spellStart"/>
+      <w:r>
+        <w:rPr>
+          <w:rFonts w:ascii="Times New Roman" w:hAnsi="Times New Roman" w:cs="Times New Roman"/>
+        </w:rPr>
+        <w:t>block_indikator</w:t>
+      </w:r>
+      <w:proofErr w:type="spellEnd"/>
+      <w:r>
+        <w:rPr>
+          <w:rFonts w:ascii="Times New Roman" w:hAnsi="Times New Roman" w:cs="Times New Roman"/>
+        </w:rPr>
+        <w:t>}</w:t>
       </w:r>
     </w:p>
     <w:tbl>
@@ -869,7 +1418,21 @@
                 <w:rFonts w:ascii="Times New Roman" w:hAnsi="Times New Roman" w:cs="Times New Roman"/>
                 <w:lang w:val="fi-FI"/>
               </w:rPr>
-              <w:t>${triwulan}</w:t>
+              <w:t>${</w:t>
+            </w:r>
+            <w:r>
+              <w:rPr>
+                <w:rFonts w:ascii="Times New Roman" w:hAnsi="Times New Roman" w:cs="Times New Roman"/>
+                <w:lang w:val="fi-FI"/>
+              </w:rPr>
+              <w:t>triwulan_upper</w:t>
+            </w:r>
+            <w:r>
+              <w:rPr>
+                <w:rFonts w:ascii="Times New Roman" w:hAnsi="Times New Roman" w:cs="Times New Roman"/>
+                <w:lang w:val="fi-FI"/>
+              </w:rPr>
+              <w:t>}</w:t>
             </w:r>
           </w:p>
         </w:tc>
@@ -1646,34 +2209,198 @@
               <w:jc w:val="both"/>
               <w:rPr>
                 <w:rFonts w:ascii="Times New Roman" w:hAnsi="Times New Roman" w:cs="Times New Roman"/>
-                <w:lang w:val="fi-FI"/>
-              </w:rPr>
-            </w:pPr>
-            <w:r>
-              <w:rPr>
-                <w:rFonts w:ascii="Times New Roman" w:hAnsi="Times New Roman" w:cs="Times New Roman"/>
-                <w:b/>
-                <w:bCs/>
-                <w:lang w:val="fi-FI"/>
-              </w:rPr>
-              <w:t>Realisasi Volume RO dan Progress Pelaksanaan Kegiatan sampai dengan Triwulan Berjalan</w:t>
-            </w:r>
-            <w:r>
-              <w:rPr>
-                <w:rFonts w:ascii="Times New Roman" w:hAnsi="Times New Roman" w:cs="Times New Roman"/>
-                <w:b/>
-                <w:bCs/>
-                <w:lang w:val="fi-FI"/>
+              </w:rPr>
+            </w:pPr>
+            <w:proofErr w:type="spellStart"/>
+            <w:r>
+              <w:rPr>
+                <w:rFonts w:ascii="Times New Roman" w:hAnsi="Times New Roman" w:cs="Times New Roman"/>
+                <w:b/>
+                <w:bCs/>
+              </w:rPr>
+              <w:t>Realisasi</w:t>
+            </w:r>
+            <w:proofErr w:type="spellEnd"/>
+            <w:r>
+              <w:rPr>
+                <w:rFonts w:ascii="Times New Roman" w:hAnsi="Times New Roman" w:cs="Times New Roman"/>
+                <w:b/>
+                <w:bCs/>
+              </w:rPr>
+              <w:t xml:space="preserve"> Volume RO dan Progress </w:t>
+            </w:r>
+            <w:proofErr w:type="spellStart"/>
+            <w:r>
+              <w:rPr>
+                <w:rFonts w:ascii="Times New Roman" w:hAnsi="Times New Roman" w:cs="Times New Roman"/>
+                <w:b/>
+                <w:bCs/>
+              </w:rPr>
+              <w:t>Pelaksanaan</w:t>
+            </w:r>
+            <w:proofErr w:type="spellEnd"/>
+            <w:r>
+              <w:rPr>
+                <w:rFonts w:ascii="Times New Roman" w:hAnsi="Times New Roman" w:cs="Times New Roman"/>
+                <w:b/>
+                <w:bCs/>
+              </w:rPr>
+              <w:t xml:space="preserve"> </w:t>
+            </w:r>
+            <w:proofErr w:type="spellStart"/>
+            <w:r>
+              <w:rPr>
+                <w:rFonts w:ascii="Times New Roman" w:hAnsi="Times New Roman" w:cs="Times New Roman"/>
+                <w:b/>
+                <w:bCs/>
+              </w:rPr>
+              <w:t>Kegiatan</w:t>
+            </w:r>
+            <w:proofErr w:type="spellEnd"/>
+            <w:r>
+              <w:rPr>
+                <w:rFonts w:ascii="Times New Roman" w:hAnsi="Times New Roman" w:cs="Times New Roman"/>
+                <w:b/>
+                <w:bCs/>
+              </w:rPr>
+              <w:t xml:space="preserve"> </w:t>
+            </w:r>
+            <w:proofErr w:type="spellStart"/>
+            <w:r>
+              <w:rPr>
+                <w:rFonts w:ascii="Times New Roman" w:hAnsi="Times New Roman" w:cs="Times New Roman"/>
+                <w:b/>
+                <w:bCs/>
+              </w:rPr>
+              <w:t>sampai</w:t>
+            </w:r>
+            <w:proofErr w:type="spellEnd"/>
+            <w:r>
+              <w:rPr>
+                <w:rFonts w:ascii="Times New Roman" w:hAnsi="Times New Roman" w:cs="Times New Roman"/>
+                <w:b/>
+                <w:bCs/>
+              </w:rPr>
+              <w:t xml:space="preserve"> </w:t>
+            </w:r>
+            <w:proofErr w:type="spellStart"/>
+            <w:r>
+              <w:rPr>
+                <w:rFonts w:ascii="Times New Roman" w:hAnsi="Times New Roman" w:cs="Times New Roman"/>
+                <w:b/>
+                <w:bCs/>
+              </w:rPr>
+              <w:t>dengan</w:t>
+            </w:r>
+            <w:proofErr w:type="spellEnd"/>
+            <w:r>
+              <w:rPr>
+                <w:rFonts w:ascii="Times New Roman" w:hAnsi="Times New Roman" w:cs="Times New Roman"/>
+                <w:b/>
+                <w:bCs/>
+              </w:rPr>
+              <w:t xml:space="preserve"> </w:t>
+            </w:r>
+            <w:proofErr w:type="spellStart"/>
+            <w:r>
+              <w:rPr>
+                <w:rFonts w:ascii="Times New Roman" w:hAnsi="Times New Roman" w:cs="Times New Roman"/>
+                <w:b/>
+                <w:bCs/>
+              </w:rPr>
+              <w:t>Triwulan</w:t>
+            </w:r>
+            <w:proofErr w:type="spellEnd"/>
+            <w:r>
+              <w:rPr>
+                <w:rFonts w:ascii="Times New Roman" w:hAnsi="Times New Roman" w:cs="Times New Roman"/>
+                <w:b/>
+                <w:bCs/>
+              </w:rPr>
+              <w:t xml:space="preserve"> </w:t>
+            </w:r>
+            <w:proofErr w:type="spellStart"/>
+            <w:r>
+              <w:rPr>
+                <w:rFonts w:ascii="Times New Roman" w:hAnsi="Times New Roman" w:cs="Times New Roman"/>
+                <w:b/>
+                <w:bCs/>
+              </w:rPr>
+              <w:t>Berjalan</w:t>
+            </w:r>
+            <w:proofErr w:type="spellEnd"/>
+            <w:r>
+              <w:rPr>
+                <w:rFonts w:ascii="Times New Roman" w:hAnsi="Times New Roman" w:cs="Times New Roman"/>
+                <w:b/>
+                <w:bCs/>
               </w:rPr>
               <w:t xml:space="preserve"> : </w:t>
             </w:r>
-            <w:r>
-              <w:rPr>
-                <w:rFonts w:ascii="Times New Roman" w:hAnsi="Times New Roman" w:cs="Times New Roman"/>
-                <w:lang w:val="fi-FI"/>
-              </w:rPr>
-              <w:t>Realisasi volume RO kegiatan Statistik Kependudukan dan Ketenagakerjaan</w:t>
-            </w:r>
+            <w:proofErr w:type="spellStart"/>
+            <w:r>
+              <w:rPr>
+                <w:rFonts w:ascii="Times New Roman" w:hAnsi="Times New Roman" w:cs="Times New Roman"/>
+              </w:rPr>
+              <w:t>Realisasi</w:t>
+            </w:r>
+            <w:proofErr w:type="spellEnd"/>
+            <w:r>
+              <w:rPr>
+                <w:rFonts w:ascii="Times New Roman" w:hAnsi="Times New Roman" w:cs="Times New Roman"/>
+              </w:rPr>
+              <w:t xml:space="preserve"> volume RO </w:t>
+            </w:r>
+            <w:proofErr w:type="spellStart"/>
+            <w:r>
+              <w:rPr>
+                <w:rFonts w:ascii="Times New Roman" w:hAnsi="Times New Roman" w:cs="Times New Roman"/>
+              </w:rPr>
+              <w:t>kegiatan</w:t>
+            </w:r>
+            <w:proofErr w:type="spellEnd"/>
+            <w:r>
+              <w:rPr>
+                <w:rFonts w:ascii="Times New Roman" w:hAnsi="Times New Roman" w:cs="Times New Roman"/>
+              </w:rPr>
+              <w:t xml:space="preserve"> </w:t>
+            </w:r>
+            <w:proofErr w:type="spellStart"/>
+            <w:r>
+              <w:rPr>
+                <w:rFonts w:ascii="Times New Roman" w:hAnsi="Times New Roman" w:cs="Times New Roman"/>
+              </w:rPr>
+              <w:t>Statistik</w:t>
+            </w:r>
+            <w:proofErr w:type="spellEnd"/>
+            <w:r>
+              <w:rPr>
+                <w:rFonts w:ascii="Times New Roman" w:hAnsi="Times New Roman" w:cs="Times New Roman"/>
+              </w:rPr>
+              <w:t xml:space="preserve"> </w:t>
+            </w:r>
+            <w:proofErr w:type="spellStart"/>
+            <w:r>
+              <w:rPr>
+                <w:rFonts w:ascii="Times New Roman" w:hAnsi="Times New Roman" w:cs="Times New Roman"/>
+              </w:rPr>
+              <w:t>Kependudukan</w:t>
+            </w:r>
+            <w:proofErr w:type="spellEnd"/>
+            <w:r>
+              <w:rPr>
+                <w:rFonts w:ascii="Times New Roman" w:hAnsi="Times New Roman" w:cs="Times New Roman"/>
+              </w:rPr>
+              <w:t xml:space="preserve"> dan </w:t>
+            </w:r>
+            <w:proofErr w:type="spellStart"/>
+            <w:r>
+              <w:rPr>
+                <w:rFonts w:ascii="Times New Roman" w:hAnsi="Times New Roman" w:cs="Times New Roman"/>
+              </w:rPr>
+              <w:t>Ketenagakerjaan</w:t>
+            </w:r>
+            <w:proofErr w:type="spellEnd"/>
           </w:p>
           <w:tbl>
             <w:tblPr>
@@ -1700,14 +2427,21 @@
                     <w:jc w:val="center"/>
                     <w:rPr>
                       <w:rFonts w:ascii="Times New Roman" w:hAnsi="Times New Roman" w:cs="Times New Roman"/>
-                      <w:lang w:val="fi-FI"/>
                     </w:rPr>
                   </w:pPr>
+                  <w:proofErr w:type="spellStart"/>
                   <w:r>
                     <w:rPr>
                       <w:rFonts w:ascii="Times New Roman" w:hAnsi="Times New Roman" w:cs="Times New Roman"/>
                     </w:rPr>
-                    <w:t>Rincian Output</w:t>
+                    <w:t>Rincian</w:t>
+                  </w:r>
+                  <w:proofErr w:type="spellEnd"/>
+                  <w:r>
+                    <w:rPr>
+                      <w:rFonts w:ascii="Times New Roman" w:hAnsi="Times New Roman" w:cs="Times New Roman"/>
+                    </w:rPr>
+                    <w:t xml:space="preserve"> Output</w:t>
                   </w:r>
                 </w:p>
               </w:tc>
@@ -1724,14 +2458,21 @@
                     <w:jc w:val="center"/>
                     <w:rPr>
                       <w:rFonts w:ascii="Times New Roman" w:hAnsi="Times New Roman" w:cs="Times New Roman"/>
-                      <w:lang w:val="fi-FI"/>
                     </w:rPr>
                   </w:pPr>
+                  <w:proofErr w:type="spellStart"/>
                   <w:r>
                     <w:rPr>
                       <w:rFonts w:ascii="Times New Roman" w:hAnsi="Times New Roman" w:cs="Times New Roman"/>
                     </w:rPr>
-                    <w:t>Realisasi Volume RO</w:t>
+                    <w:t>Realisasi</w:t>
+                  </w:r>
+                  <w:proofErr w:type="spellEnd"/>
+                  <w:r>
+                    <w:rPr>
+                      <w:rFonts w:ascii="Times New Roman" w:hAnsi="Times New Roman" w:cs="Times New Roman"/>
+                    </w:rPr>
+                    <w:t xml:space="preserve"> Volume RO</w:t>
                   </w:r>
                 </w:p>
               </w:tc>
@@ -1748,14 +2489,49 @@
                     <w:jc w:val="center"/>
                     <w:rPr>
                       <w:rFonts w:ascii="Times New Roman" w:hAnsi="Times New Roman" w:cs="Times New Roman"/>
-                      <w:lang w:val="fi-FI"/>
                     </w:rPr>
                   </w:pPr>
+                  <w:proofErr w:type="spellStart"/>
                   <w:r>
                     <w:rPr>
                       <w:rFonts w:ascii="Times New Roman" w:hAnsi="Times New Roman" w:cs="Times New Roman"/>
                     </w:rPr>
-                    <w:t>Progres Pelaksanaan Kegiatan (Persen)</w:t>
+                    <w:t>Progres</w:t>
+                  </w:r>
+                  <w:proofErr w:type="spellEnd"/>
+                  <w:r>
+                    <w:rPr>
+                      <w:rFonts w:ascii="Times New Roman" w:hAnsi="Times New Roman" w:cs="Times New Roman"/>
+                    </w:rPr>
+                    <w:t xml:space="preserve"> </w:t>
+                  </w:r>
+                  <w:proofErr w:type="spellStart"/>
+                  <w:r>
+                    <w:rPr>
+                      <w:rFonts w:ascii="Times New Roman" w:hAnsi="Times New Roman" w:cs="Times New Roman"/>
+                    </w:rPr>
+                    <w:t>Pelaksanaan</w:t>
+                  </w:r>
+                  <w:proofErr w:type="spellEnd"/>
+                  <w:r>
+                    <w:rPr>
+                      <w:rFonts w:ascii="Times New Roman" w:hAnsi="Times New Roman" w:cs="Times New Roman"/>
+                    </w:rPr>
+                    <w:t xml:space="preserve"> </w:t>
+                  </w:r>
+                  <w:proofErr w:type="spellStart"/>
+                  <w:r>
+                    <w:rPr>
+                      <w:rFonts w:ascii="Times New Roman" w:hAnsi="Times New Roman" w:cs="Times New Roman"/>
+                    </w:rPr>
+                    <w:t>Kegiatan</w:t>
+                  </w:r>
+                  <w:proofErr w:type="spellEnd"/>
+                  <w:r>
+                    <w:rPr>
+                      <w:rFonts w:ascii="Times New Roman" w:hAnsi="Times New Roman" w:cs="Times New Roman"/>
+                    </w:rPr>
+                    <w:t xml:space="preserve"> (Persen)</w:t>
                   </w:r>
                 </w:p>
               </w:tc>
@@ -1787,12 +2563,14 @@
                     </w:rPr>
                     <w:t>{</w:t>
                   </w:r>
+                  <w:proofErr w:type="spellStart"/>
                   <w:r>
                     <w:rPr>
                       <w:rFonts w:ascii="Times New Roman" w:hAnsi="Times New Roman" w:cs="Times New Roman"/>
                     </w:rPr>
                     <w:t>nama_output</w:t>
                   </w:r>
+                  <w:proofErr w:type="spellEnd"/>
                   <w:r>
                     <w:rPr>
                       <w:rFonts w:ascii="Times New Roman" w:hAnsi="Times New Roman" w:cs="Times New Roman"/>
@@ -1828,12 +2606,14 @@
                     </w:rPr>
                     <w:t>{</w:t>
                   </w:r>
+                  <w:proofErr w:type="spellStart"/>
                   <w:r>
                     <w:rPr>
                       <w:rFonts w:ascii="Times New Roman" w:hAnsi="Times New Roman" w:cs="Times New Roman"/>
                     </w:rPr>
                     <w:t>output_volume</w:t>
                   </w:r>
+                  <w:proofErr w:type="spellEnd"/>
                   <w:r>
                     <w:rPr>
                       <w:rFonts w:ascii="Times New Roman" w:hAnsi="Times New Roman" w:cs="Times New Roman"/>
@@ -1869,12 +2649,14 @@
                     </w:rPr>
                     <w:t>{</w:t>
                   </w:r>
+                  <w:proofErr w:type="spellStart"/>
                   <w:r>
                     <w:rPr>
                       <w:rFonts w:ascii="Times New Roman" w:hAnsi="Times New Roman" w:cs="Times New Roman"/>
                     </w:rPr>
                     <w:t>output_progres</w:t>
                   </w:r>
+                  <w:proofErr w:type="spellEnd"/>
                   <w:r>
                     <w:rPr>
                       <w:rFonts w:ascii="Times New Roman" w:hAnsi="Times New Roman" w:cs="Times New Roman"/>
@@ -1893,7 +2675,6 @@
               <w:jc w:val="both"/>
               <w:rPr>
                 <w:rFonts w:ascii="Times New Roman" w:hAnsi="Times New Roman" w:cs="Times New Roman"/>
-                <w:lang w:val="fi-FI"/>
               </w:rPr>
             </w:pPr>
           </w:p>
@@ -1907,26 +2688,15 @@
                 <w:rFonts w:ascii="Times New Roman" w:hAnsi="Times New Roman" w:cs="Times New Roman"/>
                 <w:b/>
                 <w:bCs/>
-                <w:lang w:val="fi-FI"/>
-              </w:rPr>
-            </w:pPr>
-            <w:r>
-              <w:rPr>
-                <w:rFonts w:ascii="Times New Roman" w:hAnsi="Times New Roman" w:cs="Times New Roman"/>
-                <w:b/>
-                <w:bCs/>
-                <w:lang w:val="fi-FI"/>
-              </w:rPr>
-              <w:t>Kendala</w:t>
-            </w:r>
-            <w:r>
-              <w:rPr>
-                <w:rFonts w:ascii="Times New Roman" w:hAnsi="Times New Roman" w:cs="Times New Roman"/>
-                <w:b/>
-                <w:bCs/>
-                <w:lang w:val="fi-FI"/>
-              </w:rPr>
-              <w:t>:</w:t>
+              </w:rPr>
+            </w:pPr>
+            <w:r>
+              <w:rPr>
+                <w:rFonts w:ascii="Times New Roman" w:hAnsi="Times New Roman" w:cs="Times New Roman"/>
+                <w:b/>
+                <w:bCs/>
+              </w:rPr>
+              <w:t>Kendala:</w:t>
             </w:r>
           </w:p>
           <w:p>
@@ -2088,6 +2858,7 @@
                 <w:bCs/>
                 <w:lang w:val="fi-FI"/>
               </w:rPr>
+              <w:lastRenderedPageBreak/>
               <w:t>Rencana Tindak Lanjut:</w:t>
             </w:r>
           </w:p>
@@ -2110,7 +2881,6 @@
                 <w:rFonts w:ascii="Times New Roman" w:hAnsi="Times New Roman" w:cs="Times New Roman"/>
                 <w:lang w:val="fi-FI"/>
               </w:rPr>
-              <w:lastRenderedPageBreak/>
               <w:t>$</w:t>
             </w:r>
             <w:r>
@@ -2151,7 +2921,6 @@
                 <w:bCs/>
                 <w:lang w:val="fi-FI"/>
               </w:rPr>
-              <w:lastRenderedPageBreak/>
               <w:t>PIC Tindak Lanjut:</w:t>
             </w:r>
           </w:p>
@@ -2174,7 +2943,6 @@
                 <w:rFonts w:ascii="Times New Roman" w:hAnsi="Times New Roman" w:cs="Times New Roman"/>
                 <w:lang w:val="fi-FI"/>
               </w:rPr>
-              <w:lastRenderedPageBreak/>
               <w:t>${pic_tindak_lanjut}</w:t>
             </w:r>
           </w:p>
@@ -2248,9 +3016,59 @@
                 <w:bCs/>
                 <w:lang w:val="en-ID"/>
               </w:rPr>
-              <w:lastRenderedPageBreak/>
-              <w:t>Dasar Hitung/Bukti Dukung/Lainnya</w:t>
-            </w:r>
+              <w:t xml:space="preserve">Dasar </w:t>
+            </w:r>
+            <w:proofErr w:type="spellStart"/>
+            <w:r>
+              <w:rPr>
+                <w:rFonts w:ascii="Times New Roman" w:hAnsi="Times New Roman" w:cs="Times New Roman"/>
+                <w:b/>
+                <w:bCs/>
+                <w:lang w:val="en-ID"/>
+              </w:rPr>
+              <w:t>Hitung</w:t>
+            </w:r>
+            <w:proofErr w:type="spellEnd"/>
+            <w:r>
+              <w:rPr>
+                <w:rFonts w:ascii="Times New Roman" w:hAnsi="Times New Roman" w:cs="Times New Roman"/>
+                <w:b/>
+                <w:bCs/>
+                <w:lang w:val="en-ID"/>
+              </w:rPr>
+              <w:t xml:space="preserve">/Bukti </w:t>
+            </w:r>
+            <w:proofErr w:type="spellStart"/>
+            <w:r>
+              <w:rPr>
+                <w:rFonts w:ascii="Times New Roman" w:hAnsi="Times New Roman" w:cs="Times New Roman"/>
+                <w:b/>
+                <w:bCs/>
+                <w:lang w:val="en-ID"/>
+              </w:rPr>
+              <w:t>Dukung</w:t>
+            </w:r>
+            <w:proofErr w:type="spellEnd"/>
+            <w:r>
+              <w:rPr>
+                <w:rFonts w:ascii="Times New Roman" w:hAnsi="Times New Roman" w:cs="Times New Roman"/>
+                <w:b/>
+                <w:bCs/>
+                <w:lang w:val="en-ID"/>
+              </w:rPr>
+              <w:t>/</w:t>
+            </w:r>
+            <w:proofErr w:type="spellStart"/>
+            <w:r>
+              <w:rPr>
+                <w:rFonts w:ascii="Times New Roman" w:hAnsi="Times New Roman" w:cs="Times New Roman"/>
+                <w:b/>
+                <w:bCs/>
+                <w:lang w:val="en-ID"/>
+              </w:rPr>
+              <w:t>Lainnya</w:t>
+            </w:r>
+            <w:proofErr w:type="spellEnd"/>
           </w:p>
         </w:tc>
       </w:tr>
@@ -2276,17 +3094,40 @@
                 <w:rFonts w:ascii="Times New Roman" w:hAnsi="Times New Roman" w:cs="Times New Roman"/>
                 <w:lang w:val="en-ID"/>
               </w:rPr>
-              <w:t xml:space="preserve">Dasar Hitung dan Basis Data Realisasi </w:t>
-            </w:r>
-            <w:proofErr w:type="gramStart"/>
-            <w:r>
-              <w:rPr>
-                <w:rFonts w:ascii="Times New Roman" w:hAnsi="Times New Roman" w:cs="Times New Roman"/>
-                <w:lang w:val="en-ID"/>
-              </w:rPr>
-              <w:t>IKU :</w:t>
-            </w:r>
-            <w:proofErr w:type="gramEnd"/>
+              <w:t xml:space="preserve">Dasar </w:t>
+            </w:r>
+            <w:proofErr w:type="spellStart"/>
+            <w:r>
+              <w:rPr>
+                <w:rFonts w:ascii="Times New Roman" w:hAnsi="Times New Roman" w:cs="Times New Roman"/>
+                <w:lang w:val="en-ID"/>
+              </w:rPr>
+              <w:t>Hitung</w:t>
+            </w:r>
+            <w:proofErr w:type="spellEnd"/>
+            <w:r>
+              <w:rPr>
+                <w:rFonts w:ascii="Times New Roman" w:hAnsi="Times New Roman" w:cs="Times New Roman"/>
+                <w:lang w:val="en-ID"/>
+              </w:rPr>
+              <w:t xml:space="preserve"> dan Basis Data </w:t>
+            </w:r>
+            <w:proofErr w:type="spellStart"/>
+            <w:r>
+              <w:rPr>
+                <w:rFonts w:ascii="Times New Roman" w:hAnsi="Times New Roman" w:cs="Times New Roman"/>
+                <w:lang w:val="en-ID"/>
+              </w:rPr>
+              <w:t>Realisasi</w:t>
+            </w:r>
+            <w:proofErr w:type="spellEnd"/>
+            <w:r>
+              <w:rPr>
+                <w:rFonts w:ascii="Times New Roman" w:hAnsi="Times New Roman" w:cs="Times New Roman"/>
+                <w:lang w:val="en-ID"/>
+              </w:rPr>
+              <w:t xml:space="preserve"> IKU :</w:t>
+            </w:r>
           </w:p>
           <w:p>
             <w:pPr>
@@ -2307,8 +3148,17 @@
                 <w:rFonts w:ascii="Times New Roman" w:hAnsi="Times New Roman" w:cs="Times New Roman"/>
                 <w:lang w:val="en-ID"/>
               </w:rPr>
-              <w:t>Dasar Hitung</w:t>
-            </w:r>
+              <w:t xml:space="preserve">Dasar </w:t>
+            </w:r>
+            <w:proofErr w:type="spellStart"/>
+            <w:r>
+              <w:rPr>
+                <w:rFonts w:ascii="Times New Roman" w:hAnsi="Times New Roman" w:cs="Times New Roman"/>
+                <w:lang w:val="en-ID"/>
+              </w:rPr>
+              <w:t>Hitung</w:t>
+            </w:r>
+            <w:proofErr w:type="spellEnd"/>
           </w:p>
           <w:p>
             <w:pPr>
@@ -2326,7 +3176,23 @@
                 <w:rFonts w:ascii="Times New Roman" w:hAnsi="Times New Roman" w:cs="Times New Roman"/>
                 <w:lang w:val="en-ID"/>
               </w:rPr>
-              <w:t>${dasar_hitung}</w:t>
+              <w:t>${</w:t>
+            </w:r>
+            <w:proofErr w:type="spellStart"/>
+            <w:r>
+              <w:rPr>
+                <w:rFonts w:ascii="Times New Roman" w:hAnsi="Times New Roman" w:cs="Times New Roman"/>
+                <w:lang w:val="en-ID"/>
+              </w:rPr>
+              <w:t>dasar_hitung</w:t>
+            </w:r>
+            <w:proofErr w:type="spellEnd"/>
+            <w:r>
+              <w:rPr>
+                <w:rFonts w:ascii="Times New Roman" w:hAnsi="Times New Roman" w:cs="Times New Roman"/>
+                <w:lang w:val="en-ID"/>
+              </w:rPr>
+              <w:t>}</w:t>
             </w:r>
           </w:p>
           <w:p>
@@ -2367,7 +3233,23 @@
                 <w:rFonts w:ascii="Times New Roman" w:hAnsi="Times New Roman" w:cs="Times New Roman"/>
                 <w:lang w:val="en-ID"/>
               </w:rPr>
-              <w:t>${basis_data_baseline}</w:t>
+              <w:t>${</w:t>
+            </w:r>
+            <w:proofErr w:type="spellStart"/>
+            <w:r>
+              <w:rPr>
+                <w:rFonts w:ascii="Times New Roman" w:hAnsi="Times New Roman" w:cs="Times New Roman"/>
+                <w:lang w:val="en-ID"/>
+              </w:rPr>
+              <w:t>basis_data_baseline</w:t>
+            </w:r>
+            <w:proofErr w:type="spellEnd"/>
+            <w:r>
+              <w:rPr>
+                <w:rFonts w:ascii="Times New Roman" w:hAnsi="Times New Roman" w:cs="Times New Roman"/>
+                <w:lang w:val="en-ID"/>
+              </w:rPr>
+              <w:t>}</w:t>
             </w:r>
           </w:p>
           <w:p>
@@ -2386,83 +3268,83 @@
               <w:jc w:val="both"/>
               <w:rPr>
                 <w:rFonts w:ascii="Times New Roman" w:hAnsi="Times New Roman" w:cs="Times New Roman"/>
-              </w:rPr>
-            </w:pPr>
-            <w:r>
-              <w:rPr>
-                <w:rFonts w:ascii="Times New Roman" w:hAnsi="Times New Roman" w:cs="Times New Roman"/>
+                <w:lang w:val="fi-FI"/>
+              </w:rPr>
+            </w:pPr>
+            <w:r>
+              <w:rPr>
+                <w:rFonts w:ascii="Times New Roman" w:hAnsi="Times New Roman" w:cs="Times New Roman"/>
+                <w:lang w:val="fi-FI"/>
               </w:rPr>
               <w:t xml:space="preserve">Target dan realisasi publikasi </w:t>
             </w:r>
             <w:r>
               <w:rPr>
                 <w:rFonts w:ascii="Times New Roman" w:hAnsi="Times New Roman" w:cs="Times New Roman"/>
+                <w:lang w:val="fi-FI"/>
               </w:rPr>
               <w:t>${indikator_kinerja_tanpa_satuan}</w:t>
             </w:r>
             <w:r>
               <w:rPr>
                 <w:rFonts w:ascii="Times New Roman" w:hAnsi="Times New Roman" w:cs="Times New Roman"/>
-              </w:rPr>
-              <w:t xml:space="preserve"> (n=</w:t>
-            </w:r>
-            <w:r>
-              <w:rPr>
-                <w:rFonts w:ascii="Times New Roman" w:hAnsi="Times New Roman" w:cs="Times New Roman"/>
-              </w:rPr>
-              <w:t>$</w:t>
-            </w:r>
-            <w:r>
-              <w:rPr>
-                <w:rFonts w:ascii="Times New Roman" w:hAnsi="Times New Roman" w:cs="Times New Roman"/>
+                <w:lang w:val="fi-FI"/>
+              </w:rPr>
+              <w:t xml:space="preserve"> (n=$</w:t>
+            </w:r>
+            <w:r>
+              <w:rPr>
+                <w:rFonts w:ascii="Times New Roman" w:hAnsi="Times New Roman" w:cs="Times New Roman"/>
+                <w:lang w:val="fi-FI"/>
               </w:rPr>
               <w:t>{</w:t>
             </w:r>
             <w:r>
               <w:rPr>
                 <w:rFonts w:ascii="Times New Roman" w:hAnsi="Times New Roman" w:cs="Times New Roman"/>
+                <w:lang w:val="fi-FI"/>
               </w:rPr>
               <w:t>x</w:t>
             </w:r>
             <w:r>
               <w:rPr>
                 <w:rFonts w:ascii="Times New Roman" w:hAnsi="Times New Roman" w:cs="Times New Roman"/>
+                <w:lang w:val="fi-FI"/>
               </w:rPr>
               <w:t>}</w:t>
             </w:r>
             <w:r>
               <w:rPr>
                 <w:rFonts w:ascii="Times New Roman" w:hAnsi="Times New Roman" w:cs="Times New Roman"/>
-              </w:rPr>
-              <w:t>dan N=</w:t>
-            </w:r>
-            <w:r>
-              <w:rPr>
-                <w:rFonts w:ascii="Times New Roman" w:hAnsi="Times New Roman" w:cs="Times New Roman"/>
-              </w:rPr>
-              <w:t>$</w:t>
-            </w:r>
-            <w:r>
-              <w:rPr>
-                <w:rFonts w:ascii="Times New Roman" w:hAnsi="Times New Roman" w:cs="Times New Roman"/>
+                <w:lang w:val="fi-FI"/>
+              </w:rPr>
+              <w:t>dan N=$</w:t>
+            </w:r>
+            <w:r>
+              <w:rPr>
+                <w:rFonts w:ascii="Times New Roman" w:hAnsi="Times New Roman" w:cs="Times New Roman"/>
+                <w:lang w:val="fi-FI"/>
               </w:rPr>
               <w:t>{</w:t>
             </w:r>
             <w:r>
               <w:rPr>
                 <w:rFonts w:ascii="Times New Roman" w:hAnsi="Times New Roman" w:cs="Times New Roman"/>
+                <w:lang w:val="fi-FI"/>
               </w:rPr>
               <w:t>y</w:t>
             </w:r>
             <w:r>
               <w:rPr>
                 <w:rFonts w:ascii="Times New Roman" w:hAnsi="Times New Roman" w:cs="Times New Roman"/>
+                <w:lang w:val="fi-FI"/>
               </w:rPr>
               <w:t>}</w:t>
             </w:r>
             <w:r>
               <w:rPr>
                 <w:rFonts w:ascii="Times New Roman" w:hAnsi="Times New Roman" w:cs="Times New Roman"/>
+                <w:lang w:val="fi-FI"/>
               </w:rPr>
               <w:t>), yaitu:</w:t>
             </w:r>
@@ -2495,6 +3377,7 @@
               </w:rPr>
               <w:t>{</w:t>
             </w:r>
+            <w:proofErr w:type="spellStart"/>
             <w:r>
               <w:rPr>
                 <w:rFonts w:ascii="Times New Roman" w:hAnsi="Times New Roman" w:cs="Times New Roman"/>
@@ -2507,7 +3390,15 @@
                 <w:rFonts w:ascii="Times New Roman" w:hAnsi="Times New Roman" w:cs="Times New Roman"/>
                 <w:lang w:val="en-ID"/>
               </w:rPr>
-              <w:t>_master_nama_output}</w:t>
+              <w:t>_master_nama_output</w:t>
+            </w:r>
+            <w:proofErr w:type="spellEnd"/>
+            <w:r>
+              <w:rPr>
+                <w:rFonts w:ascii="Times New Roman" w:hAnsi="Times New Roman" w:cs="Times New Roman"/>
+                <w:lang w:val="en-ID"/>
+              </w:rPr>
+              <w:t>}</w:t>
             </w:r>
           </w:p>
           <w:p>
@@ -2528,24 +3419,104 @@
                 <w:rFonts w:ascii="Times New Roman" w:hAnsi="Times New Roman" w:cs="Times New Roman"/>
               </w:rPr>
             </w:pPr>
-            <w:r>
-              <w:rPr>
-                <w:rFonts w:ascii="Times New Roman" w:hAnsi="Times New Roman" w:cs="Times New Roman"/>
-              </w:rPr>
-              <w:t xml:space="preserve">Untuk Tahun </w:t>
+            <w:proofErr w:type="spellStart"/>
+            <w:r>
+              <w:rPr>
+                <w:rFonts w:ascii="Times New Roman" w:hAnsi="Times New Roman" w:cs="Times New Roman"/>
+              </w:rPr>
+              <w:t>Untuk</w:t>
+            </w:r>
+            <w:proofErr w:type="spellEnd"/>
+            <w:r>
+              <w:rPr>
+                <w:rFonts w:ascii="Times New Roman" w:hAnsi="Times New Roman" w:cs="Times New Roman"/>
+              </w:rPr>
+              <w:t xml:space="preserve"> </w:t>
+            </w:r>
+            <w:proofErr w:type="spellStart"/>
+            <w:r>
+              <w:rPr>
+                <w:rFonts w:ascii="Times New Roman" w:hAnsi="Times New Roman" w:cs="Times New Roman"/>
+              </w:rPr>
+              <w:t>Tahun</w:t>
+            </w:r>
+            <w:proofErr w:type="spellEnd"/>
+            <w:r>
+              <w:rPr>
+                <w:rFonts w:ascii="Times New Roman" w:hAnsi="Times New Roman" w:cs="Times New Roman"/>
+              </w:rPr>
+              <w:t xml:space="preserve"> </w:t>
             </w:r>
             <w:r>
               <w:rPr>
                 <w:rFonts w:ascii="Arial" w:hAnsi="Arial" w:cs="Arial"/>
                 <w:color w:val="000000"/>
               </w:rPr>
-              <w:t>${tahun}</w:t>
-            </w:r>
-            <w:r>
-              <w:rPr>
-                <w:rFonts w:ascii="Times New Roman" w:hAnsi="Times New Roman" w:cs="Times New Roman"/>
-              </w:rPr>
-              <w:t xml:space="preserve">, dengan adanya target sebanyak </w:t>
+              <w:t>${</w:t>
+            </w:r>
+            <w:proofErr w:type="spellStart"/>
+            <w:r>
+              <w:rPr>
+                <w:rFonts w:ascii="Arial" w:hAnsi="Arial" w:cs="Arial"/>
+                <w:color w:val="000000"/>
+              </w:rPr>
+              <w:t>tahun</w:t>
+            </w:r>
+            <w:proofErr w:type="spellEnd"/>
+            <w:r>
+              <w:rPr>
+                <w:rFonts w:ascii="Arial" w:hAnsi="Arial" w:cs="Arial"/>
+                <w:color w:val="000000"/>
+              </w:rPr>
+              <w:t>}</w:t>
+            </w:r>
+            <w:r>
+              <w:rPr>
+                <w:rFonts w:ascii="Times New Roman" w:hAnsi="Times New Roman" w:cs="Times New Roman"/>
+              </w:rPr>
+              <w:t xml:space="preserve">, </w:t>
+            </w:r>
+            <w:proofErr w:type="spellStart"/>
+            <w:r>
+              <w:rPr>
+                <w:rFonts w:ascii="Times New Roman" w:hAnsi="Times New Roman" w:cs="Times New Roman"/>
+              </w:rPr>
+              <w:t>dengan</w:t>
+            </w:r>
+            <w:proofErr w:type="spellEnd"/>
+            <w:r>
+              <w:rPr>
+                <w:rFonts w:ascii="Times New Roman" w:hAnsi="Times New Roman" w:cs="Times New Roman"/>
+              </w:rPr>
+              <w:t xml:space="preserve"> </w:t>
+            </w:r>
+            <w:proofErr w:type="spellStart"/>
+            <w:r>
+              <w:rPr>
+                <w:rFonts w:ascii="Times New Roman" w:hAnsi="Times New Roman" w:cs="Times New Roman"/>
+              </w:rPr>
+              <w:t>adanya</w:t>
+            </w:r>
+            <w:proofErr w:type="spellEnd"/>
+            <w:r>
+              <w:rPr>
+                <w:rFonts w:ascii="Times New Roman" w:hAnsi="Times New Roman" w:cs="Times New Roman"/>
+              </w:rPr>
+              <w:t xml:space="preserve"> target </w:t>
+            </w:r>
+            <w:proofErr w:type="spellStart"/>
+            <w:r>
+              <w:rPr>
+                <w:rFonts w:ascii="Times New Roman" w:hAnsi="Times New Roman" w:cs="Times New Roman"/>
+              </w:rPr>
+              <w:t>sebanyak</w:t>
+            </w:r>
+            <w:proofErr w:type="spellEnd"/>
+            <w:r>
+              <w:rPr>
+                <w:rFonts w:ascii="Times New Roman" w:hAnsi="Times New Roman" w:cs="Times New Roman"/>
+              </w:rPr>
+              <w:t xml:space="preserve"> </w:t>
             </w:r>
             <w:r>
               <w:rPr>
@@ -2577,18 +3548,136 @@
               </w:rPr>
               <w:t xml:space="preserve"> </w:t>
             </w:r>
+            <w:proofErr w:type="spellStart"/>
             <w:r>
               <w:rPr>
                 <w:rFonts w:ascii="Times New Roman" w:hAnsi="Times New Roman" w:cs="Times New Roman"/>
                 <w:color w:val="FF0000"/>
               </w:rPr>
-              <w:t>publikasi/laporan yang berkualitas</w:t>
-            </w:r>
-            <w:r>
-              <w:rPr>
-                <w:rFonts w:ascii="Times New Roman" w:hAnsi="Times New Roman" w:cs="Times New Roman"/>
-              </w:rPr>
-              <w:t>, maka disusun target per triwulan adalah sebagai berikut:</w:t>
+              <w:t>publikasi</w:t>
+            </w:r>
+            <w:proofErr w:type="spellEnd"/>
+            <w:r>
+              <w:rPr>
+                <w:rFonts w:ascii="Times New Roman" w:hAnsi="Times New Roman" w:cs="Times New Roman"/>
+                <w:color w:val="FF0000"/>
+              </w:rPr>
+              <w:t>/</w:t>
+            </w:r>
+            <w:proofErr w:type="spellStart"/>
+            <w:r>
+              <w:rPr>
+                <w:rFonts w:ascii="Times New Roman" w:hAnsi="Times New Roman" w:cs="Times New Roman"/>
+                <w:color w:val="FF0000"/>
+              </w:rPr>
+              <w:t>laporan</w:t>
+            </w:r>
+            <w:proofErr w:type="spellEnd"/>
+            <w:r>
+              <w:rPr>
+                <w:rFonts w:ascii="Times New Roman" w:hAnsi="Times New Roman" w:cs="Times New Roman"/>
+                <w:color w:val="FF0000"/>
+              </w:rPr>
+              <w:t xml:space="preserve"> yang </w:t>
+            </w:r>
+            <w:proofErr w:type="spellStart"/>
+            <w:r>
+              <w:rPr>
+                <w:rFonts w:ascii="Times New Roman" w:hAnsi="Times New Roman" w:cs="Times New Roman"/>
+                <w:color w:val="FF0000"/>
+              </w:rPr>
+              <w:t>berkualitas</w:t>
+            </w:r>
+            <w:proofErr w:type="spellEnd"/>
+            <w:r>
+              <w:rPr>
+                <w:rFonts w:ascii="Times New Roman" w:hAnsi="Times New Roman" w:cs="Times New Roman"/>
+              </w:rPr>
+              <w:t xml:space="preserve">, </w:t>
+            </w:r>
+            <w:proofErr w:type="spellStart"/>
+            <w:r>
+              <w:rPr>
+                <w:rFonts w:ascii="Times New Roman" w:hAnsi="Times New Roman" w:cs="Times New Roman"/>
+              </w:rPr>
+              <w:t>maka</w:t>
+            </w:r>
+            <w:proofErr w:type="spellEnd"/>
+            <w:r>
+              <w:rPr>
+                <w:rFonts w:ascii="Times New Roman" w:hAnsi="Times New Roman" w:cs="Times New Roman"/>
+              </w:rPr>
+              <w:t xml:space="preserve"> </w:t>
+            </w:r>
+            <w:proofErr w:type="spellStart"/>
+            <w:r>
+              <w:rPr>
+                <w:rFonts w:ascii="Times New Roman" w:hAnsi="Times New Roman" w:cs="Times New Roman"/>
+              </w:rPr>
+              <w:t>disusun</w:t>
+            </w:r>
+            <w:proofErr w:type="spellEnd"/>
+            <w:r>
+              <w:rPr>
+                <w:rFonts w:ascii="Times New Roman" w:hAnsi="Times New Roman" w:cs="Times New Roman"/>
+              </w:rPr>
+              <w:t xml:space="preserve"> target per </w:t>
+            </w:r>
+            <w:proofErr w:type="spellStart"/>
+            <w:r>
+              <w:rPr>
+                <w:rFonts w:ascii="Times New Roman" w:hAnsi="Times New Roman" w:cs="Times New Roman"/>
+              </w:rPr>
+              <w:t>triwulan</w:t>
+            </w:r>
+            <w:proofErr w:type="spellEnd"/>
+            <w:r>
+              <w:rPr>
+                <w:rFonts w:ascii="Times New Roman" w:hAnsi="Times New Roman" w:cs="Times New Roman"/>
+              </w:rPr>
+              <w:t xml:space="preserve"> </w:t>
+            </w:r>
+            <w:proofErr w:type="spellStart"/>
+            <w:r>
+              <w:rPr>
+                <w:rFonts w:ascii="Times New Roman" w:hAnsi="Times New Roman" w:cs="Times New Roman"/>
+              </w:rPr>
+              <w:t>adalah</w:t>
+            </w:r>
+            <w:proofErr w:type="spellEnd"/>
+            <w:r>
+              <w:rPr>
+                <w:rFonts w:ascii="Times New Roman" w:hAnsi="Times New Roman" w:cs="Times New Roman"/>
+              </w:rPr>
+              <w:t xml:space="preserve"> </w:t>
+            </w:r>
+            <w:proofErr w:type="spellStart"/>
+            <w:r>
+              <w:rPr>
+                <w:rFonts w:ascii="Times New Roman" w:hAnsi="Times New Roman" w:cs="Times New Roman"/>
+              </w:rPr>
+              <w:t>sebagai</w:t>
+            </w:r>
+            <w:proofErr w:type="spellEnd"/>
+            <w:r>
+              <w:rPr>
+                <w:rFonts w:ascii="Times New Roman" w:hAnsi="Times New Roman" w:cs="Times New Roman"/>
+              </w:rPr>
+              <w:t xml:space="preserve"> </w:t>
+            </w:r>
+            <w:proofErr w:type="spellStart"/>
+            <w:r>
+              <w:rPr>
+                <w:rFonts w:ascii="Times New Roman" w:hAnsi="Times New Roman" w:cs="Times New Roman"/>
+              </w:rPr>
+              <w:t>berikut</w:t>
+            </w:r>
+            <w:proofErr w:type="spellEnd"/>
+            <w:r>
+              <w:rPr>
+                <w:rFonts w:ascii="Times New Roman" w:hAnsi="Times New Roman" w:cs="Times New Roman"/>
+              </w:rPr>
+              <w:t>:</w:t>
             </w:r>
           </w:p>
           <w:tbl>
@@ -2618,12 +3707,46 @@
                       <w:lang w:val="en-ID"/>
                     </w:rPr>
                   </w:pPr>
+                  <w:proofErr w:type="spellStart"/>
                   <w:r>
                     <w:rPr>
                       <w:rFonts w:ascii="Times New Roman" w:hAnsi="Times New Roman" w:cs="Times New Roman"/>
                       <w:lang w:val="en-ID"/>
                     </w:rPr>
                     <w:t>Keterangan</w:t>
+                  </w:r>
+                  <w:proofErr w:type="spellEnd"/>
+                </w:p>
+              </w:tc>
+              <w:tc>
+                <w:tcPr>
+                  <w:tcW w:w="1602" w:type="dxa"/>
+                  <w:vAlign w:val="center"/>
+                </w:tcPr>
+                <w:p>
+                  <w:pPr>
+                    <w:spacing w:line="276" w:lineRule="auto"/>
+                    <w:jc w:val="center"/>
+                    <w:rPr>
+                      <w:rFonts w:ascii="Times New Roman" w:hAnsi="Times New Roman" w:cs="Times New Roman"/>
+                      <w:lang w:val="en-ID"/>
+                    </w:rPr>
+                  </w:pPr>
+                  <w:proofErr w:type="spellStart"/>
+                  <w:r>
+                    <w:rPr>
+                      <w:rFonts w:ascii="Times New Roman" w:hAnsi="Times New Roman" w:cs="Times New Roman"/>
+                      <w:lang w:val="en-ID"/>
+                    </w:rPr>
+                    <w:t>Triwulan</w:t>
+                  </w:r>
+                  <w:proofErr w:type="spellEnd"/>
+                  <w:r>
+                    <w:rPr>
+                      <w:rFonts w:ascii="Times New Roman" w:hAnsi="Times New Roman" w:cs="Times New Roman"/>
+                      <w:lang w:val="en-ID"/>
+                    </w:rPr>
+                    <w:t xml:space="preserve"> I</w:t>
                   </w:r>
                 </w:p>
               </w:tc>
@@ -2641,12 +3764,21 @@
                       <w:lang w:val="en-ID"/>
                     </w:rPr>
                   </w:pPr>
+                  <w:proofErr w:type="spellStart"/>
                   <w:r>
                     <w:rPr>
                       <w:rFonts w:ascii="Times New Roman" w:hAnsi="Times New Roman" w:cs="Times New Roman"/>
                       <w:lang w:val="en-ID"/>
                     </w:rPr>
-                    <w:t>Triwulan I</w:t>
+                    <w:t>Triwulan</w:t>
+                  </w:r>
+                  <w:proofErr w:type="spellEnd"/>
+                  <w:r>
+                    <w:rPr>
+                      <w:rFonts w:ascii="Times New Roman" w:hAnsi="Times New Roman" w:cs="Times New Roman"/>
+                      <w:lang w:val="en-ID"/>
+                    </w:rPr>
+                    <w:t xml:space="preserve"> II</w:t>
                   </w:r>
                 </w:p>
               </w:tc>
@@ -2664,35 +3796,21 @@
                       <w:lang w:val="en-ID"/>
                     </w:rPr>
                   </w:pPr>
+                  <w:proofErr w:type="spellStart"/>
                   <w:r>
                     <w:rPr>
                       <w:rFonts w:ascii="Times New Roman" w:hAnsi="Times New Roman" w:cs="Times New Roman"/>
                       <w:lang w:val="en-ID"/>
                     </w:rPr>
-                    <w:t>Triwulan II</w:t>
+                    <w:t>Triwulan</w:t>
                   </w:r>
-                </w:p>
-              </w:tc>
-              <w:tc>
-                <w:tcPr>
-                  <w:tcW w:w="1602" w:type="dxa"/>
-                  <w:vAlign w:val="center"/>
-                </w:tcPr>
-                <w:p>
-                  <w:pPr>
-                    <w:spacing w:line="276" w:lineRule="auto"/>
-                    <w:jc w:val="center"/>
-                    <w:rPr>
-                      <w:rFonts w:ascii="Times New Roman" w:hAnsi="Times New Roman" w:cs="Times New Roman"/>
-                      <w:lang w:val="en-ID"/>
-                    </w:rPr>
-                  </w:pPr>
+                  <w:proofErr w:type="spellEnd"/>
                   <w:r>
                     <w:rPr>
                       <w:rFonts w:ascii="Times New Roman" w:hAnsi="Times New Roman" w:cs="Times New Roman"/>
                       <w:lang w:val="en-ID"/>
                     </w:rPr>
-                    <w:t>Triwulan III</w:t>
+                    <w:t xml:space="preserve"> III</w:t>
                   </w:r>
                 </w:p>
               </w:tc>
@@ -2710,12 +3828,21 @@
                       <w:lang w:val="en-ID"/>
                     </w:rPr>
                   </w:pPr>
+                  <w:proofErr w:type="spellStart"/>
                   <w:r>
                     <w:rPr>
                       <w:rFonts w:ascii="Times New Roman" w:hAnsi="Times New Roman" w:cs="Times New Roman"/>
                       <w:lang w:val="en-ID"/>
                     </w:rPr>
-                    <w:t>Triwulan IV</w:t>
+                    <w:t>Triwulan</w:t>
+                  </w:r>
+                  <w:proofErr w:type="spellEnd"/>
+                  <w:r>
+                    <w:rPr>
+                      <w:rFonts w:ascii="Times New Roman" w:hAnsi="Times New Roman" w:cs="Times New Roman"/>
+                      <w:lang w:val="en-ID"/>
+                    </w:rPr>
+                    <w:t xml:space="preserve"> IV</w:t>
                   </w:r>
                 </w:p>
               </w:tc>
@@ -2746,7 +3873,23 @@
                       <w:rFonts w:ascii="Times New Roman" w:hAnsi="Times New Roman" w:cs="Times New Roman"/>
                       <w:lang w:val="en-ID"/>
                     </w:rPr>
-                    <w:t>{definisi_x}</w:t>
+                    <w:t>{</w:t>
+                  </w:r>
+                  <w:proofErr w:type="spellStart"/>
+                  <w:r>
+                    <w:rPr>
+                      <w:rFonts w:ascii="Times New Roman" w:hAnsi="Times New Roman" w:cs="Times New Roman"/>
+                      <w:lang w:val="en-ID"/>
+                    </w:rPr>
+                    <w:t>definisi_x</w:t>
+                  </w:r>
+                  <w:proofErr w:type="spellEnd"/>
+                  <w:r>
+                    <w:rPr>
+                      <w:rFonts w:ascii="Times New Roman" w:hAnsi="Times New Roman" w:cs="Times New Roman"/>
+                      <w:lang w:val="en-ID"/>
+                    </w:rPr>
+                    <w:t>}</w:t>
                   </w:r>
                 </w:p>
               </w:tc>
@@ -2792,21 +3935,7 @@
                       <w:rFonts w:ascii="Times New Roman" w:hAnsi="Times New Roman" w:cs="Times New Roman"/>
                       <w:lang w:val="en-ID"/>
                     </w:rPr>
-                    <w:t>${target_x_tw</w:t>
-                  </w:r>
-                  <w:r>
-                    <w:rPr>
-                      <w:rFonts w:ascii="Times New Roman" w:hAnsi="Times New Roman" w:cs="Times New Roman"/>
-                      <w:lang w:val="en-ID"/>
-                    </w:rPr>
-                    <w:t>2</w:t>
-                  </w:r>
-                  <w:r>
-                    <w:rPr>
-                      <w:rFonts w:ascii="Times New Roman" w:hAnsi="Times New Roman" w:cs="Times New Roman"/>
-                      <w:lang w:val="en-ID"/>
-                    </w:rPr>
-                    <w:t>}</w:t>
+                    <w:t>${target_x_tw2}</w:t>
                   </w:r>
                 </w:p>
               </w:tc>
@@ -2829,21 +3958,7 @@
                       <w:rFonts w:ascii="Times New Roman" w:hAnsi="Times New Roman" w:cs="Times New Roman"/>
                       <w:lang w:val="en-ID"/>
                     </w:rPr>
-                    <w:t>${target_x_tw</w:t>
-                  </w:r>
-                  <w:r>
-                    <w:rPr>
-                      <w:rFonts w:ascii="Times New Roman" w:hAnsi="Times New Roman" w:cs="Times New Roman"/>
-                      <w:lang w:val="en-ID"/>
-                    </w:rPr>
-                    <w:t>3</w:t>
-                  </w:r>
-                  <w:r>
-                    <w:rPr>
-                      <w:rFonts w:ascii="Times New Roman" w:hAnsi="Times New Roman" w:cs="Times New Roman"/>
-                      <w:lang w:val="en-ID"/>
-                    </w:rPr>
-                    <w:t>}</w:t>
+                    <w:t>${target_x_tw3}</w:t>
                   </w:r>
                 </w:p>
               </w:tc>
@@ -2866,21 +3981,7 @@
                       <w:rFonts w:ascii="Times New Roman" w:hAnsi="Times New Roman" w:cs="Times New Roman"/>
                       <w:lang w:val="en-ID"/>
                     </w:rPr>
-                    <w:t>${target_x_tw</w:t>
-                  </w:r>
-                  <w:r>
-                    <w:rPr>
-                      <w:rFonts w:ascii="Times New Roman" w:hAnsi="Times New Roman" w:cs="Times New Roman"/>
-                      <w:lang w:val="en-ID"/>
-                    </w:rPr>
-                    <w:t>4</w:t>
-                  </w:r>
-                  <w:r>
-                    <w:rPr>
-                      <w:rFonts w:ascii="Times New Roman" w:hAnsi="Times New Roman" w:cs="Times New Roman"/>
-                      <w:lang w:val="en-ID"/>
-                    </w:rPr>
-                    <w:t>}</w:t>
+                    <w:t>${target_x_tw4}</w:t>
                   </w:r>
                 </w:p>
               </w:tc>
@@ -2911,89 +4012,17 @@
                       <w:rFonts w:ascii="Times New Roman" w:hAnsi="Times New Roman" w:cs="Times New Roman"/>
                       <w:lang w:val="en-ID"/>
                     </w:rPr>
-                    <w:t>{definisi_y}</w:t>
+                    <w:t>{</w:t>
                   </w:r>
-                </w:p>
-              </w:tc>
-              <w:tc>
-                <w:tcPr>
-                  <w:tcW w:w="1602" w:type="dxa"/>
-                  <w:vAlign w:val="center"/>
-                </w:tcPr>
-                <w:p>
-                  <w:pPr>
-                    <w:spacing w:line="276" w:lineRule="auto"/>
-                    <w:jc w:val="center"/>
-                    <w:rPr>
-                      <w:rFonts w:ascii="Times New Roman" w:hAnsi="Times New Roman" w:cs="Times New Roman"/>
-                      <w:lang w:val="en-ID"/>
-                    </w:rPr>
-                  </w:pPr>
+                  <w:proofErr w:type="spellStart"/>
                   <w:r>
                     <w:rPr>
                       <w:rFonts w:ascii="Times New Roman" w:hAnsi="Times New Roman" w:cs="Times New Roman"/>
                       <w:lang w:val="en-ID"/>
                     </w:rPr>
-                    <w:t>${target_</w:t>
+                    <w:t>definisi_y</w:t>
                   </w:r>
-                  <w:r>
-                    <w:rPr>
-                      <w:rFonts w:ascii="Times New Roman" w:hAnsi="Times New Roman" w:cs="Times New Roman"/>
-                      <w:lang w:val="en-ID"/>
-                    </w:rPr>
-                    <w:t>y</w:t>
-                  </w:r>
-                  <w:r>
-                    <w:rPr>
-                      <w:rFonts w:ascii="Times New Roman" w:hAnsi="Times New Roman" w:cs="Times New Roman"/>
-                      <w:lang w:val="en-ID"/>
-                    </w:rPr>
-                    <w:t>_tw1}</w:t>
-                  </w:r>
-                </w:p>
-              </w:tc>
-              <w:tc>
-                <w:tcPr>
-                  <w:tcW w:w="1602" w:type="dxa"/>
-                  <w:vAlign w:val="center"/>
-                </w:tcPr>
-                <w:p>
-                  <w:pPr>
-                    <w:spacing w:line="276" w:lineRule="auto"/>
-                    <w:jc w:val="center"/>
-                    <w:rPr>
-                      <w:rFonts w:ascii="Times New Roman" w:hAnsi="Times New Roman" w:cs="Times New Roman"/>
-                      <w:lang w:val="en-ID"/>
-                    </w:rPr>
-                  </w:pPr>
-                  <w:r>
-                    <w:rPr>
-                      <w:rFonts w:ascii="Times New Roman" w:hAnsi="Times New Roman" w:cs="Times New Roman"/>
-                      <w:lang w:val="en-ID"/>
-                    </w:rPr>
-                    <w:t>${target_</w:t>
-                  </w:r>
-                  <w:r>
-                    <w:rPr>
-                      <w:rFonts w:ascii="Times New Roman" w:hAnsi="Times New Roman" w:cs="Times New Roman"/>
-                      <w:lang w:val="en-ID"/>
-                    </w:rPr>
-                    <w:t>y</w:t>
-                  </w:r>
-                  <w:r>
-                    <w:rPr>
-                      <w:rFonts w:ascii="Times New Roman" w:hAnsi="Times New Roman" w:cs="Times New Roman"/>
-                      <w:lang w:val="en-ID"/>
-                    </w:rPr>
-                    <w:t>_tw</w:t>
-                  </w:r>
-                  <w:r>
-                    <w:rPr>
-                      <w:rFonts w:ascii="Times New Roman" w:hAnsi="Times New Roman" w:cs="Times New Roman"/>
-                      <w:lang w:val="en-ID"/>
-                    </w:rPr>
-                    <w:t>2</w:t>
-                  </w:r>
+                  <w:proofErr w:type="spellEnd"/>
                   <w:r>
                     <w:rPr>
                       <w:rFonts w:ascii="Times New Roman" w:hAnsi="Times New Roman" w:cs="Times New Roman"/>
@@ -3022,35 +4051,53 @@
                       <w:rFonts w:ascii="Times New Roman" w:hAnsi="Times New Roman" w:cs="Times New Roman"/>
                       <w:lang w:val="en-ID"/>
                     </w:rPr>
-                    <w:t>${target_</w:t>
+                    <w:t>${target_y_tw1}</w:t>
                   </w:r>
+                </w:p>
+              </w:tc>
+              <w:tc>
+                <w:tcPr>
+                  <w:tcW w:w="1602" w:type="dxa"/>
+                  <w:vAlign w:val="center"/>
+                </w:tcPr>
+                <w:p>
+                  <w:pPr>
+                    <w:spacing w:line="276" w:lineRule="auto"/>
+                    <w:jc w:val="center"/>
+                    <w:rPr>
+                      <w:rFonts w:ascii="Times New Roman" w:hAnsi="Times New Roman" w:cs="Times New Roman"/>
+                      <w:lang w:val="en-ID"/>
+                    </w:rPr>
+                  </w:pPr>
                   <w:r>
                     <w:rPr>
                       <w:rFonts w:ascii="Times New Roman" w:hAnsi="Times New Roman" w:cs="Times New Roman"/>
                       <w:lang w:val="en-ID"/>
                     </w:rPr>
-                    <w:t>y</w:t>
+                    <w:t>${target_y_tw2}</w:t>
                   </w:r>
+                </w:p>
+              </w:tc>
+              <w:tc>
+                <w:tcPr>
+                  <w:tcW w:w="1602" w:type="dxa"/>
+                  <w:vAlign w:val="center"/>
+                </w:tcPr>
+                <w:p>
+                  <w:pPr>
+                    <w:spacing w:line="276" w:lineRule="auto"/>
+                    <w:jc w:val="center"/>
+                    <w:rPr>
+                      <w:rFonts w:ascii="Times New Roman" w:hAnsi="Times New Roman" w:cs="Times New Roman"/>
+                      <w:lang w:val="en-ID"/>
+                    </w:rPr>
+                  </w:pPr>
                   <w:r>
                     <w:rPr>
                       <w:rFonts w:ascii="Times New Roman" w:hAnsi="Times New Roman" w:cs="Times New Roman"/>
                       <w:lang w:val="en-ID"/>
                     </w:rPr>
-                    <w:t>_tw</w:t>
-                  </w:r>
-                  <w:r>
-                    <w:rPr>
-                      <w:rFonts w:ascii="Times New Roman" w:hAnsi="Times New Roman" w:cs="Times New Roman"/>
-                      <w:lang w:val="en-ID"/>
-                    </w:rPr>
-                    <w:t>3</w:t>
-                  </w:r>
-                  <w:r>
-                    <w:rPr>
-                      <w:rFonts w:ascii="Times New Roman" w:hAnsi="Times New Roman" w:cs="Times New Roman"/>
-                      <w:lang w:val="en-ID"/>
-                    </w:rPr>
-                    <w:t>}</w:t>
+                    <w:t>${target_y_tw3}</w:t>
                   </w:r>
                 </w:p>
               </w:tc>
@@ -3073,35 +4120,7 @@
                       <w:rFonts w:ascii="Times New Roman" w:hAnsi="Times New Roman" w:cs="Times New Roman"/>
                       <w:lang w:val="en-ID"/>
                     </w:rPr>
-                    <w:t>${target_</w:t>
-                  </w:r>
-                  <w:r>
-                    <w:rPr>
-                      <w:rFonts w:ascii="Times New Roman" w:hAnsi="Times New Roman" w:cs="Times New Roman"/>
-                      <w:lang w:val="en-ID"/>
-                    </w:rPr>
-                    <w:t>y</w:t>
-                  </w:r>
-                  <w:r>
-                    <w:rPr>
-                      <w:rFonts w:ascii="Times New Roman" w:hAnsi="Times New Roman" w:cs="Times New Roman"/>
-                      <w:lang w:val="en-ID"/>
-                    </w:rPr>
-                    <w:t>_tw</w:t>
-                  </w:r>
-                  <w:r>
-                    <w:rPr>
-                      <w:rFonts w:ascii="Times New Roman" w:hAnsi="Times New Roman" w:cs="Times New Roman"/>
-                      <w:lang w:val="en-ID"/>
-                    </w:rPr>
-                    <w:t>4</w:t>
-                  </w:r>
-                  <w:r>
-                    <w:rPr>
-                      <w:rFonts w:ascii="Times New Roman" w:hAnsi="Times New Roman" w:cs="Times New Roman"/>
-                      <w:lang w:val="en-ID"/>
-                    </w:rPr>
-                    <w:t>}</w:t>
+                    <w:t>${target_y_tw4}</w:t>
                   </w:r>
                 </w:p>
               </w:tc>
@@ -3142,14 +4161,30 @@
                 <w:rFonts w:ascii="Times New Roman" w:hAnsi="Times New Roman" w:cs="Times New Roman"/>
                 <w:b/>
                 <w:bCs/>
-                <w:lang w:val="fi-FI"/>
-              </w:rPr>
-              <w:t>${triwulan}</w:t>
-            </w:r>
-            <w:r>
-              <w:rPr>
-                <w:rFonts w:ascii="Times New Roman" w:hAnsi="Times New Roman" w:cs="Times New Roman"/>
-                <w:lang w:val="fi-FI"/>
+              </w:rPr>
+              <w:t>${</w:t>
+            </w:r>
+            <w:proofErr w:type="spellStart"/>
+            <w:r>
+              <w:rPr>
+                <w:rFonts w:ascii="Times New Roman" w:hAnsi="Times New Roman" w:cs="Times New Roman"/>
+                <w:b/>
+                <w:bCs/>
+              </w:rPr>
+              <w:t>triwulan_upper</w:t>
+            </w:r>
+            <w:proofErr w:type="spellEnd"/>
+            <w:r>
+              <w:rPr>
+                <w:rFonts w:ascii="Times New Roman" w:hAnsi="Times New Roman" w:cs="Times New Roman"/>
+                <w:b/>
+                <w:bCs/>
+              </w:rPr>
+              <w:t>}</w:t>
+            </w:r>
+            <w:r>
+              <w:rPr>
+                <w:rFonts w:ascii="Times New Roman" w:hAnsi="Times New Roman" w:cs="Times New Roman"/>
               </w:rPr>
               <w:t xml:space="preserve"> </w:t>
             </w:r>
@@ -3160,7 +4195,27 @@
                 <w:bCs/>
                 <w:color w:val="000000"/>
               </w:rPr>
-              <w:t>${tahun}</w:t>
+              <w:t>${</w:t>
+            </w:r>
+            <w:proofErr w:type="spellStart"/>
+            <w:r>
+              <w:rPr>
+                <w:rFonts w:ascii="Arial" w:hAnsi="Arial" w:cs="Arial"/>
+                <w:b/>
+                <w:bCs/>
+                <w:color w:val="000000"/>
+              </w:rPr>
+              <w:t>tahun</w:t>
+            </w:r>
+            <w:proofErr w:type="spellEnd"/>
+            <w:r>
+              <w:rPr>
+                <w:rFonts w:ascii="Arial" w:hAnsi="Arial" w:cs="Arial"/>
+                <w:b/>
+                <w:bCs/>
+                <w:color w:val="000000"/>
+              </w:rPr>
+              <w:t>}</w:t>
             </w:r>
           </w:p>
           <w:p>
@@ -3184,39 +4239,90 @@
                 <w:lang w:val="en-ID"/>
               </w:rPr>
             </w:pPr>
-            <w:r>
-              <w:rPr>
-                <w:rFonts w:ascii="Times New Roman" w:hAnsi="Times New Roman" w:cs="Times New Roman"/>
-                <w:b/>
-                <w:bCs/>
-                <w:lang w:val="en-ID"/>
-              </w:rPr>
-              <w:t xml:space="preserve">Realisasi </w:t>
-            </w:r>
-            <w:r>
-              <w:rPr>
-                <w:rFonts w:ascii="Times New Roman" w:hAnsi="Times New Roman" w:cs="Times New Roman"/>
-                <w:b/>
-                <w:bCs/>
-                <w:lang w:val="fi-FI"/>
-              </w:rPr>
-              <w:t>${triwulan}</w:t>
-            </w:r>
-            <w:r>
-              <w:rPr>
-                <w:rFonts w:ascii="Times New Roman" w:hAnsi="Times New Roman" w:cs="Times New Roman"/>
-                <w:lang w:val="fi-FI"/>
+            <w:proofErr w:type="spellStart"/>
+            <w:r>
+              <w:rPr>
+                <w:rFonts w:ascii="Times New Roman" w:hAnsi="Times New Roman" w:cs="Times New Roman"/>
+                <w:b/>
+                <w:bCs/>
+                <w:lang w:val="en-ID"/>
+              </w:rPr>
+              <w:t>Realisasi</w:t>
+            </w:r>
+            <w:proofErr w:type="spellEnd"/>
+            <w:r>
+              <w:rPr>
+                <w:rFonts w:ascii="Times New Roman" w:hAnsi="Times New Roman" w:cs="Times New Roman"/>
+                <w:b/>
+                <w:bCs/>
+                <w:lang w:val="en-ID"/>
               </w:rPr>
               <w:t xml:space="preserve"> </w:t>
             </w:r>
             <w:r>
               <w:rPr>
+                <w:rFonts w:ascii="Times New Roman" w:hAnsi="Times New Roman" w:cs="Times New Roman"/>
+                <w:b/>
+                <w:bCs/>
+                <w:lang w:val="en-ID"/>
+              </w:rPr>
+              <w:t>${</w:t>
+            </w:r>
+            <w:proofErr w:type="spellStart"/>
+            <w:r>
+              <w:rPr>
+                <w:rFonts w:ascii="Times New Roman" w:hAnsi="Times New Roman" w:cs="Times New Roman"/>
+                <w:b/>
+                <w:bCs/>
+                <w:lang w:val="en-ID"/>
+              </w:rPr>
+              <w:t>triwulan_upper</w:t>
+            </w:r>
+            <w:proofErr w:type="spellEnd"/>
+            <w:r>
+              <w:rPr>
+                <w:rFonts w:ascii="Times New Roman" w:hAnsi="Times New Roman" w:cs="Times New Roman"/>
+                <w:b/>
+                <w:bCs/>
+                <w:lang w:val="en-ID"/>
+              </w:rPr>
+              <w:t>}</w:t>
+            </w:r>
+            <w:r>
+              <w:rPr>
+                <w:rFonts w:ascii="Times New Roman" w:hAnsi="Times New Roman" w:cs="Times New Roman"/>
+                <w:lang w:val="en-ID"/>
+              </w:rPr>
+              <w:t xml:space="preserve"> </w:t>
+            </w:r>
+            <w:r>
+              <w:rPr>
                 <w:rFonts w:ascii="Arial" w:hAnsi="Arial" w:cs="Arial"/>
                 <w:b/>
                 <w:bCs/>
                 <w:color w:val="000000"/>
               </w:rPr>
-              <w:t>${tahun}</w:t>
+              <w:t>${</w:t>
+            </w:r>
+            <w:proofErr w:type="spellStart"/>
+            <w:r>
+              <w:rPr>
+                <w:rFonts w:ascii="Arial" w:hAnsi="Arial" w:cs="Arial"/>
+                <w:b/>
+                <w:bCs/>
+                <w:color w:val="000000"/>
+              </w:rPr>
+              <w:t>tahun</w:t>
+            </w:r>
+            <w:proofErr w:type="spellEnd"/>
+            <w:r>
+              <w:rPr>
+                <w:rFonts w:ascii="Arial" w:hAnsi="Arial" w:cs="Arial"/>
+                <w:b/>
+                <w:bCs/>
+                <w:color w:val="000000"/>
+              </w:rPr>
+              <w:t>}</w:t>
             </w:r>
           </w:p>
           <w:p>
@@ -3250,14 +4356,25 @@
                 <w:lang w:val="en-ID"/>
               </w:rPr>
             </w:pPr>
-            <w:r>
-              <w:rPr>
-                <w:rFonts w:ascii="Times New Roman" w:hAnsi="Times New Roman" w:cs="Times New Roman"/>
-                <w:b/>
-                <w:bCs/>
-                <w:lang w:val="en-ID"/>
-              </w:rPr>
-              <w:t>Argumen Logis</w:t>
+            <w:proofErr w:type="spellStart"/>
+            <w:r>
+              <w:rPr>
+                <w:rFonts w:ascii="Times New Roman" w:hAnsi="Times New Roman" w:cs="Times New Roman"/>
+                <w:b/>
+                <w:bCs/>
+                <w:lang w:val="en-ID"/>
+              </w:rPr>
+              <w:t>Argumen</w:t>
+            </w:r>
+            <w:proofErr w:type="spellEnd"/>
+            <w:r>
+              <w:rPr>
+                <w:rFonts w:ascii="Times New Roman" w:hAnsi="Times New Roman" w:cs="Times New Roman"/>
+                <w:b/>
+                <w:bCs/>
+                <w:lang w:val="en-ID"/>
+              </w:rPr>
+              <w:t xml:space="preserve"> Logis</w:t>
             </w:r>
           </w:p>
           <w:p>
@@ -3358,17 +4475,133 @@
                 <w:rFonts w:ascii="Times New Roman" w:hAnsi="Times New Roman" w:cs="Times New Roman"/>
                 <w:b/>
                 <w:bCs/>
-                <w:lang w:val="fi-FI"/>
-              </w:rPr>
-            </w:pPr>
-            <w:r>
-              <w:rPr>
-                <w:rFonts w:ascii="Times New Roman" w:hAnsi="Times New Roman" w:cs="Times New Roman"/>
-                <w:b/>
-                <w:bCs/>
-                <w:lang w:val="fi-FI"/>
-              </w:rPr>
-              <w:t>Tautan Bukti Dukung Rencana Tindak Lanjut Triwulan Sebelumnya:</w:t>
+              </w:rPr>
+            </w:pPr>
+            <w:proofErr w:type="spellStart"/>
+            <w:r>
+              <w:rPr>
+                <w:rFonts w:ascii="Times New Roman" w:hAnsi="Times New Roman" w:cs="Times New Roman"/>
+                <w:b/>
+                <w:bCs/>
+              </w:rPr>
+              <w:t>Tautan</w:t>
+            </w:r>
+            <w:proofErr w:type="spellEnd"/>
+            <w:r>
+              <w:rPr>
+                <w:rFonts w:ascii="Times New Roman" w:hAnsi="Times New Roman" w:cs="Times New Roman"/>
+                <w:b/>
+                <w:bCs/>
+              </w:rPr>
+              <w:t xml:space="preserve"> Bukti </w:t>
+            </w:r>
+            <w:proofErr w:type="spellStart"/>
+            <w:r>
+              <w:rPr>
+                <w:rFonts w:ascii="Times New Roman" w:hAnsi="Times New Roman" w:cs="Times New Roman"/>
+                <w:b/>
+                <w:bCs/>
+              </w:rPr>
+              <w:t>Dukung</w:t>
+            </w:r>
+            <w:proofErr w:type="spellEnd"/>
+            <w:r>
+              <w:rPr>
+                <w:rFonts w:ascii="Times New Roman" w:hAnsi="Times New Roman" w:cs="Times New Roman"/>
+                <w:b/>
+                <w:bCs/>
+              </w:rPr>
+              <w:t xml:space="preserve"> </w:t>
+            </w:r>
+            <w:proofErr w:type="spellStart"/>
+            <w:r>
+              <w:rPr>
+                <w:rFonts w:ascii="Times New Roman" w:hAnsi="Times New Roman" w:cs="Times New Roman"/>
+                <w:b/>
+                <w:bCs/>
+              </w:rPr>
+              <w:t>Rencana</w:t>
+            </w:r>
+            <w:proofErr w:type="spellEnd"/>
+            <w:r>
+              <w:rPr>
+                <w:rFonts w:ascii="Times New Roman" w:hAnsi="Times New Roman" w:cs="Times New Roman"/>
+                <w:b/>
+                <w:bCs/>
+              </w:rPr>
+              <w:t xml:space="preserve"> </w:t>
+            </w:r>
+            <w:proofErr w:type="spellStart"/>
+            <w:r>
+              <w:rPr>
+                <w:rFonts w:ascii="Times New Roman" w:hAnsi="Times New Roman" w:cs="Times New Roman"/>
+                <w:b/>
+                <w:bCs/>
+              </w:rPr>
+              <w:t>Tindak</w:t>
+            </w:r>
+            <w:proofErr w:type="spellEnd"/>
+            <w:r>
+              <w:rPr>
+                <w:rFonts w:ascii="Times New Roman" w:hAnsi="Times New Roman" w:cs="Times New Roman"/>
+                <w:b/>
+                <w:bCs/>
+              </w:rPr>
+              <w:t xml:space="preserve"> </w:t>
+            </w:r>
+            <w:proofErr w:type="spellStart"/>
+            <w:r>
+              <w:rPr>
+                <w:rFonts w:ascii="Times New Roman" w:hAnsi="Times New Roman" w:cs="Times New Roman"/>
+                <w:b/>
+                <w:bCs/>
+              </w:rPr>
+              <w:t>Lanjut</w:t>
+            </w:r>
+            <w:proofErr w:type="spellEnd"/>
+            <w:r>
+              <w:rPr>
+                <w:rFonts w:ascii="Times New Roman" w:hAnsi="Times New Roman" w:cs="Times New Roman"/>
+                <w:b/>
+                <w:bCs/>
+              </w:rPr>
+              <w:t xml:space="preserve"> </w:t>
+            </w:r>
+            <w:proofErr w:type="spellStart"/>
+            <w:r>
+              <w:rPr>
+                <w:rFonts w:ascii="Times New Roman" w:hAnsi="Times New Roman" w:cs="Times New Roman"/>
+                <w:b/>
+                <w:bCs/>
+              </w:rPr>
+              <w:t>Triwulan</w:t>
+            </w:r>
+            <w:proofErr w:type="spellEnd"/>
+            <w:r>
+              <w:rPr>
+                <w:rFonts w:ascii="Times New Roman" w:hAnsi="Times New Roman" w:cs="Times New Roman"/>
+                <w:b/>
+                <w:bCs/>
+              </w:rPr>
+              <w:t xml:space="preserve"> </w:t>
+            </w:r>
+            <w:proofErr w:type="spellStart"/>
+            <w:r>
+              <w:rPr>
+                <w:rFonts w:ascii="Times New Roman" w:hAnsi="Times New Roman" w:cs="Times New Roman"/>
+                <w:b/>
+                <w:bCs/>
+              </w:rPr>
+              <w:t>Sebelumnya</w:t>
+            </w:r>
+            <w:proofErr w:type="spellEnd"/>
+            <w:r>
+              <w:rPr>
+                <w:rFonts w:ascii="Times New Roman" w:hAnsi="Times New Roman" w:cs="Times New Roman"/>
+                <w:b/>
+                <w:bCs/>
+              </w:rPr>
+              <w:t>:</w:t>
             </w:r>
           </w:p>
           <w:p>
@@ -3409,19 +4642,22 @@
               <w:jc w:val="both"/>
               <w:rPr>
                 <w:rFonts w:ascii="Times New Roman" w:hAnsi="Times New Roman" w:cs="Times New Roman"/>
-              </w:rPr>
-            </w:pPr>
-            <w:r>
-              <w:rPr>
-                <w:rFonts w:ascii="Times New Roman" w:hAnsi="Times New Roman" w:cs="Times New Roman"/>
-                <w:b/>
-                <w:bCs/>
+                <w:lang w:val="fi-FI"/>
+              </w:rPr>
+            </w:pPr>
+            <w:r>
+              <w:rPr>
+                <w:rFonts w:ascii="Times New Roman" w:hAnsi="Times New Roman" w:cs="Times New Roman"/>
+                <w:b/>
+                <w:bCs/>
+                <w:lang w:val="fi-FI"/>
               </w:rPr>
               <w:t>Penjelasan/pembahasan lainnya</w:t>
             </w:r>
             <w:r>
               <w:rPr>
                 <w:rFonts w:ascii="Times New Roman" w:hAnsi="Times New Roman" w:cs="Times New Roman"/>
+                <w:lang w:val="fi-FI"/>
               </w:rPr>
               <w:t>:</w:t>
             </w:r>
@@ -3492,6 +4728,68 @@
           <w:rFonts w:ascii="Times New Roman" w:hAnsi="Times New Roman" w:cs="Times New Roman"/>
           <w:lang w:val="fi-FI"/>
         </w:rPr>
+      </w:pPr>
+      <w:r>
+        <w:rPr>
+          <w:rFonts w:ascii="Times New Roman" w:hAnsi="Times New Roman" w:cs="Times New Roman"/>
+          <w:lang w:val="fi-FI"/>
+        </w:rPr>
+        <w:br w:type="page"/>
+      </w:r>
+    </w:p>
+    <w:p>
+      <w:pPr>
+        <w:rPr>
+          <w:rFonts w:ascii="Times New Roman" w:hAnsi="Times New Roman" w:cs="Times New Roman"/>
+          <w:lang w:val="fi-FI"/>
+        </w:rPr>
+      </w:pPr>
+      <w:r>
+        <w:rPr>
+          <w:rFonts w:ascii="Times New Roman" w:hAnsi="Times New Roman" w:cs="Times New Roman"/>
+          <w:lang w:val="fi-FI"/>
+        </w:rPr>
+        <w:lastRenderedPageBreak/>
+        <w:t>${/block_indikator}</w:t>
+      </w:r>
+    </w:p>
+    <w:p>
+      <w:pPr>
+        <w:rPr>
+          <w:rFonts w:ascii="Times New Roman" w:hAnsi="Times New Roman" w:cs="Times New Roman"/>
+          <w:lang w:val="fi-FI"/>
+        </w:rPr>
+      </w:pPr>
+      <w:r>
+        <w:rPr>
+          <w:rFonts w:ascii="Times New Roman" w:hAnsi="Times New Roman" w:cs="Times New Roman"/>
+          <w:lang w:val="fi-FI"/>
+        </w:rPr>
+        <w:br w:type="page"/>
+      </w:r>
+    </w:p>
+    <w:p>
+      <w:pPr>
+        <w:rPr>
+          <w:rFonts w:ascii="Times New Roman" w:hAnsi="Times New Roman" w:cs="Times New Roman"/>
+          <w:lang w:val="fi-FI"/>
+        </w:rPr>
+      </w:pPr>
+      <w:r>
+        <w:rPr>
+          <w:rFonts w:ascii="Times New Roman" w:hAnsi="Times New Roman" w:cs="Times New Roman"/>
+          <w:lang w:val="fi-FI"/>
+        </w:rPr>
+        <w:lastRenderedPageBreak/>
+        <w:br w:type="page"/>
+      </w:r>
+    </w:p>
+    <w:p>
+      <w:pPr>
+        <w:rPr>
+          <w:rFonts w:ascii="Times New Roman" w:hAnsi="Times New Roman" w:cs="Times New Roman"/>
+          <w:lang w:val="fi-FI"/>
+        </w:rPr>
         <w:sectPr>
           <w:pgSz w:w="12240" w:h="15840"/>
           <w:pgMar w:top="1440" w:right="1440" w:bottom="1440" w:left="1440" w:header="720" w:footer="720" w:gutter="0"/>
@@ -3499,13 +4797,6 @@
           <w:docGrid w:linePitch="360"/>
         </w:sectPr>
       </w:pPr>
-      <w:r>
-        <w:rPr>
-          <w:rFonts w:ascii="Times New Roman" w:hAnsi="Times New Roman" w:cs="Times New Roman"/>
-          <w:lang w:val="fi-FI"/>
-        </w:rPr>
-        <w:t>${/block_indikator}</w:t>
-      </w:r>
     </w:p>
     <w:p>
       <w:pPr>
@@ -3615,7 +4906,87 @@
                 <w:rFonts w:ascii="Times New Roman" w:hAnsi="Times New Roman" w:cs="Times New Roman"/>
                 <w:lang w:val="en-ID"/>
               </w:rPr>
-              <w:t>PAGU Revisi Sampai dengan triwulan berjalan (Rp)</w:t>
+              <w:t xml:space="preserve">PAGU </w:t>
+            </w:r>
+            <w:proofErr w:type="spellStart"/>
+            <w:r>
+              <w:rPr>
+                <w:rFonts w:ascii="Times New Roman" w:hAnsi="Times New Roman" w:cs="Times New Roman"/>
+                <w:lang w:val="en-ID"/>
+              </w:rPr>
+              <w:t>Revisi</w:t>
+            </w:r>
+            <w:proofErr w:type="spellEnd"/>
+            <w:r>
+              <w:rPr>
+                <w:rFonts w:ascii="Times New Roman" w:hAnsi="Times New Roman" w:cs="Times New Roman"/>
+                <w:lang w:val="en-ID"/>
+              </w:rPr>
+              <w:t xml:space="preserve"> </w:t>
+            </w:r>
+            <w:proofErr w:type="spellStart"/>
+            <w:r>
+              <w:rPr>
+                <w:rFonts w:ascii="Times New Roman" w:hAnsi="Times New Roman" w:cs="Times New Roman"/>
+                <w:lang w:val="en-ID"/>
+              </w:rPr>
+              <w:t>Sampai</w:t>
+            </w:r>
+            <w:proofErr w:type="spellEnd"/>
+            <w:r>
+              <w:rPr>
+                <w:rFonts w:ascii="Times New Roman" w:hAnsi="Times New Roman" w:cs="Times New Roman"/>
+                <w:lang w:val="en-ID"/>
+              </w:rPr>
+              <w:t xml:space="preserve"> </w:t>
+            </w:r>
+            <w:proofErr w:type="spellStart"/>
+            <w:r>
+              <w:rPr>
+                <w:rFonts w:ascii="Times New Roman" w:hAnsi="Times New Roman" w:cs="Times New Roman"/>
+                <w:lang w:val="en-ID"/>
+              </w:rPr>
+              <w:t>dengan</w:t>
+            </w:r>
+            <w:proofErr w:type="spellEnd"/>
+            <w:r>
+              <w:rPr>
+                <w:rFonts w:ascii="Times New Roman" w:hAnsi="Times New Roman" w:cs="Times New Roman"/>
+                <w:lang w:val="en-ID"/>
+              </w:rPr>
+              <w:t xml:space="preserve"> </w:t>
+            </w:r>
+            <w:proofErr w:type="spellStart"/>
+            <w:r>
+              <w:rPr>
+                <w:rFonts w:ascii="Times New Roman" w:hAnsi="Times New Roman" w:cs="Times New Roman"/>
+                <w:lang w:val="en-ID"/>
+              </w:rPr>
+              <w:t>triwulan</w:t>
+            </w:r>
+            <w:proofErr w:type="spellEnd"/>
+            <w:r>
+              <w:rPr>
+                <w:rFonts w:ascii="Times New Roman" w:hAnsi="Times New Roman" w:cs="Times New Roman"/>
+                <w:lang w:val="en-ID"/>
+              </w:rPr>
+              <w:t xml:space="preserve"> </w:t>
+            </w:r>
+            <w:proofErr w:type="spellStart"/>
+            <w:r>
+              <w:rPr>
+                <w:rFonts w:ascii="Times New Roman" w:hAnsi="Times New Roman" w:cs="Times New Roman"/>
+                <w:lang w:val="en-ID"/>
+              </w:rPr>
+              <w:t>berjalan</w:t>
+            </w:r>
+            <w:proofErr w:type="spellEnd"/>
+            <w:r>
+              <w:rPr>
+                <w:rFonts w:ascii="Times New Roman" w:hAnsi="Times New Roman" w:cs="Times New Roman"/>
+                <w:lang w:val="en-ID"/>
+              </w:rPr>
+              <w:t xml:space="preserve"> (Rp)</w:t>
             </w:r>
           </w:p>
         </w:tc>
@@ -3633,12 +5004,85 @@
                 <w:lang w:val="en-ID"/>
               </w:rPr>
             </w:pPr>
-            <w:r>
-              <w:rPr>
-                <w:rFonts w:ascii="Times New Roman" w:hAnsi="Times New Roman" w:cs="Times New Roman"/>
-                <w:lang w:val="en-ID"/>
-              </w:rPr>
-              <w:t>Realisasi sampai dengan triwulan Berjalan (Rp)</w:t>
+            <w:proofErr w:type="spellStart"/>
+            <w:r>
+              <w:rPr>
+                <w:rFonts w:ascii="Times New Roman" w:hAnsi="Times New Roman" w:cs="Times New Roman"/>
+                <w:lang w:val="en-ID"/>
+              </w:rPr>
+              <w:t>Realisasi</w:t>
+            </w:r>
+            <w:proofErr w:type="spellEnd"/>
+            <w:r>
+              <w:rPr>
+                <w:rFonts w:ascii="Times New Roman" w:hAnsi="Times New Roman" w:cs="Times New Roman"/>
+                <w:lang w:val="en-ID"/>
+              </w:rPr>
+              <w:t xml:space="preserve"> </w:t>
+            </w:r>
+            <w:proofErr w:type="spellStart"/>
+            <w:r>
+              <w:rPr>
+                <w:rFonts w:ascii="Times New Roman" w:hAnsi="Times New Roman" w:cs="Times New Roman"/>
+                <w:lang w:val="en-ID"/>
+              </w:rPr>
+              <w:t>sampai</w:t>
+            </w:r>
+            <w:proofErr w:type="spellEnd"/>
+            <w:r>
+              <w:rPr>
+                <w:rFonts w:ascii="Times New Roman" w:hAnsi="Times New Roman" w:cs="Times New Roman"/>
+                <w:lang w:val="en-ID"/>
+              </w:rPr>
+              <w:t xml:space="preserve"> </w:t>
+            </w:r>
+            <w:proofErr w:type="spellStart"/>
+            <w:r>
+              <w:rPr>
+                <w:rFonts w:ascii="Times New Roman" w:hAnsi="Times New Roman" w:cs="Times New Roman"/>
+                <w:lang w:val="en-ID"/>
+              </w:rPr>
+              <w:t>dengan</w:t>
+            </w:r>
+            <w:proofErr w:type="spellEnd"/>
+            <w:r>
+              <w:rPr>
+                <w:rFonts w:ascii="Times New Roman" w:hAnsi="Times New Roman" w:cs="Times New Roman"/>
+                <w:lang w:val="en-ID"/>
+              </w:rPr>
+              <w:t xml:space="preserve"> </w:t>
+            </w:r>
+            <w:proofErr w:type="spellStart"/>
+            <w:r>
+              <w:rPr>
+                <w:rFonts w:ascii="Times New Roman" w:hAnsi="Times New Roman" w:cs="Times New Roman"/>
+                <w:lang w:val="en-ID"/>
+              </w:rPr>
+              <w:t>triwulan</w:t>
+            </w:r>
+            <w:proofErr w:type="spellEnd"/>
+            <w:r>
+              <w:rPr>
+                <w:rFonts w:ascii="Times New Roman" w:hAnsi="Times New Roman" w:cs="Times New Roman"/>
+                <w:lang w:val="en-ID"/>
+              </w:rPr>
+              <w:t xml:space="preserve"> </w:t>
+            </w:r>
+            <w:proofErr w:type="spellStart"/>
+            <w:r>
+              <w:rPr>
+                <w:rFonts w:ascii="Times New Roman" w:hAnsi="Times New Roman" w:cs="Times New Roman"/>
+                <w:lang w:val="en-ID"/>
+              </w:rPr>
+              <w:t>Berjalan</w:t>
+            </w:r>
+            <w:proofErr w:type="spellEnd"/>
+            <w:r>
+              <w:rPr>
+                <w:rFonts w:ascii="Times New Roman" w:hAnsi="Times New Roman" w:cs="Times New Roman"/>
+                <w:lang w:val="en-ID"/>
+              </w:rPr>
+              <w:t xml:space="preserve"> (Rp)</w:t>
             </w:r>
           </w:p>
         </w:tc>
@@ -3662,7 +5106,23 @@
                 <w:rFonts w:ascii="Times New Roman" w:hAnsi="Times New Roman" w:cs="Times New Roman"/>
                 <w:lang w:val="en-ID"/>
               </w:rPr>
-              <w:t>${sasaran}</w:t>
+              <w:t>${</w:t>
+            </w:r>
+            <w:proofErr w:type="spellStart"/>
+            <w:r>
+              <w:rPr>
+                <w:rFonts w:ascii="Times New Roman" w:hAnsi="Times New Roman" w:cs="Times New Roman"/>
+                <w:lang w:val="en-ID"/>
+              </w:rPr>
+              <w:t>sasaran</w:t>
+            </w:r>
+            <w:proofErr w:type="spellEnd"/>
+            <w:r>
+              <w:rPr>
+                <w:rFonts w:ascii="Times New Roman" w:hAnsi="Times New Roman" w:cs="Times New Roman"/>
+                <w:lang w:val="en-ID"/>
+              </w:rPr>
+              <w:t>}</w:t>
             </w:r>
           </w:p>
         </w:tc>
@@ -3685,7 +5145,23 @@
                 <w:rFonts w:ascii="Times New Roman" w:hAnsi="Times New Roman" w:cs="Times New Roman"/>
                 <w:lang w:val="en-ID"/>
               </w:rPr>
-              <w:t>${pagu_awal}</w:t>
+              <w:t>${</w:t>
+            </w:r>
+            <w:proofErr w:type="spellStart"/>
+            <w:r>
+              <w:rPr>
+                <w:rFonts w:ascii="Times New Roman" w:hAnsi="Times New Roman" w:cs="Times New Roman"/>
+                <w:lang w:val="en-ID"/>
+              </w:rPr>
+              <w:t>pagu_awal</w:t>
+            </w:r>
+            <w:proofErr w:type="spellEnd"/>
+            <w:r>
+              <w:rPr>
+                <w:rFonts w:ascii="Times New Roman" w:hAnsi="Times New Roman" w:cs="Times New Roman"/>
+                <w:lang w:val="en-ID"/>
+              </w:rPr>
+              <w:t>}</w:t>
             </w:r>
           </w:p>
         </w:tc>
@@ -3708,7 +5184,23 @@
                 <w:rFonts w:ascii="Times New Roman" w:hAnsi="Times New Roman" w:cs="Times New Roman"/>
                 <w:lang w:val="en-ID"/>
               </w:rPr>
-              <w:t>${pagu_revisi}</w:t>
+              <w:t>${</w:t>
+            </w:r>
+            <w:proofErr w:type="spellStart"/>
+            <w:r>
+              <w:rPr>
+                <w:rFonts w:ascii="Times New Roman" w:hAnsi="Times New Roman" w:cs="Times New Roman"/>
+                <w:lang w:val="en-ID"/>
+              </w:rPr>
+              <w:t>pagu_revisi</w:t>
+            </w:r>
+            <w:proofErr w:type="spellEnd"/>
+            <w:r>
+              <w:rPr>
+                <w:rFonts w:ascii="Times New Roman" w:hAnsi="Times New Roman" w:cs="Times New Roman"/>
+                <w:lang w:val="en-ID"/>
+              </w:rPr>
+              <w:t>}</w:t>
             </w:r>
           </w:p>
         </w:tc>
@@ -3731,7 +5223,23 @@
                 <w:rFonts w:ascii="Times New Roman" w:hAnsi="Times New Roman" w:cs="Times New Roman"/>
                 <w:lang w:val="en-ID"/>
               </w:rPr>
-              <w:t>${pagu_realisasi}</w:t>
+              <w:t>${</w:t>
+            </w:r>
+            <w:proofErr w:type="spellStart"/>
+            <w:r>
+              <w:rPr>
+                <w:rFonts w:ascii="Times New Roman" w:hAnsi="Times New Roman" w:cs="Times New Roman"/>
+                <w:lang w:val="en-ID"/>
+              </w:rPr>
+              <w:t>pagu_realisasi</w:t>
+            </w:r>
+            <w:proofErr w:type="spellEnd"/>
+            <w:r>
+              <w:rPr>
+                <w:rFonts w:ascii="Times New Roman" w:hAnsi="Times New Roman" w:cs="Times New Roman"/>
+                <w:lang w:val="en-ID"/>
+              </w:rPr>
+              <w:t>}</w:t>
             </w:r>
           </w:p>
         </w:tc>
@@ -3769,14 +5277,72 @@
           <w:rFonts w:ascii="Times New Roman" w:hAnsi="Times New Roman" w:cs="Times New Roman"/>
         </w:rPr>
         <w:lastRenderedPageBreak/>
-        <w:t xml:space="preserve">Upaya efisiensi yang dilakukan BPS Kabupaten Tapin pada </w:t>
-      </w:r>
-      <w:r>
-        <w:rPr>
-          <w:rFonts w:ascii="Times New Roman" w:hAnsi="Times New Roman" w:cs="Times New Roman"/>
-          <w:lang w:val="fi-FI"/>
-        </w:rPr>
-        <w:t>${triwulan}</w:t>
+        <w:t xml:space="preserve">Upaya </w:t>
+      </w:r>
+      <w:proofErr w:type="spellStart"/>
+      <w:r>
+        <w:rPr>
+          <w:rFonts w:ascii="Times New Roman" w:hAnsi="Times New Roman" w:cs="Times New Roman"/>
+        </w:rPr>
+        <w:t>efisiensi</w:t>
+      </w:r>
+      <w:proofErr w:type="spellEnd"/>
+      <w:r>
+        <w:rPr>
+          <w:rFonts w:ascii="Times New Roman" w:hAnsi="Times New Roman" w:cs="Times New Roman"/>
+        </w:rPr>
+        <w:t xml:space="preserve"> yang </w:t>
+      </w:r>
+      <w:proofErr w:type="spellStart"/>
+      <w:r>
+        <w:rPr>
+          <w:rFonts w:ascii="Times New Roman" w:hAnsi="Times New Roman" w:cs="Times New Roman"/>
+        </w:rPr>
+        <w:t>dilakukan</w:t>
+      </w:r>
+      <w:proofErr w:type="spellEnd"/>
+      <w:r>
+        <w:rPr>
+          <w:rFonts w:ascii="Times New Roman" w:hAnsi="Times New Roman" w:cs="Times New Roman"/>
+        </w:rPr>
+        <w:t xml:space="preserve"> BPS </w:t>
+      </w:r>
+      <w:proofErr w:type="spellStart"/>
+      <w:r>
+        <w:rPr>
+          <w:rFonts w:ascii="Times New Roman" w:hAnsi="Times New Roman" w:cs="Times New Roman"/>
+        </w:rPr>
+        <w:t>Kabupaten</w:t>
+      </w:r>
+      <w:proofErr w:type="spellEnd"/>
+      <w:r>
+        <w:rPr>
+          <w:rFonts w:ascii="Times New Roman" w:hAnsi="Times New Roman" w:cs="Times New Roman"/>
+        </w:rPr>
+        <w:t xml:space="preserve"> Tapin pada </w:t>
+      </w:r>
+      <w:r>
+        <w:rPr>
+          <w:rFonts w:ascii="Times New Roman" w:hAnsi="Times New Roman" w:cs="Times New Roman"/>
+          <w:lang w:val="en-ID"/>
+        </w:rPr>
+        <w:t>${</w:t>
+      </w:r>
+      <w:proofErr w:type="spellStart"/>
+      <w:r>
+        <w:rPr>
+          <w:rFonts w:ascii="Times New Roman" w:hAnsi="Times New Roman" w:cs="Times New Roman"/>
+          <w:lang w:val="en-ID"/>
+        </w:rPr>
+        <w:t>triwulan_upper</w:t>
+      </w:r>
+      <w:proofErr w:type="spellEnd"/>
+      <w:r>
+        <w:rPr>
+          <w:rFonts w:ascii="Times New Roman" w:hAnsi="Times New Roman" w:cs="Times New Roman"/>
+          <w:lang w:val="en-ID"/>
+        </w:rPr>
+        <w:t>}</w:t>
       </w:r>
       <w:r>
         <w:rPr>
@@ -3789,20 +5355,317 @@
           <w:rFonts w:ascii="Arial" w:hAnsi="Arial" w:cs="Arial"/>
           <w:color w:val="000000"/>
         </w:rPr>
-        <w:t>${tahun}</w:t>
-      </w:r>
+        <w:t>${</w:t>
+      </w:r>
+      <w:proofErr w:type="spellStart"/>
       <w:r>
         <w:rPr>
           <w:rFonts w:ascii="Arial" w:hAnsi="Arial" w:cs="Arial"/>
           <w:color w:val="000000"/>
         </w:rPr>
+        <w:t>tahun</w:t>
+      </w:r>
+      <w:proofErr w:type="spellEnd"/>
+      <w:r>
+        <w:rPr>
+          <w:rFonts w:ascii="Arial" w:hAnsi="Arial" w:cs="Arial"/>
+          <w:color w:val="000000"/>
+        </w:rPr>
+        <w:t xml:space="preserve">} </w:t>
+      </w:r>
+      <w:proofErr w:type="spellStart"/>
+      <w:r>
+        <w:rPr>
+          <w:rFonts w:ascii="Times New Roman" w:hAnsi="Times New Roman" w:cs="Times New Roman"/>
+        </w:rPr>
+        <w:t>sebagai</w:t>
+      </w:r>
+      <w:proofErr w:type="spellEnd"/>
+      <w:r>
+        <w:rPr>
+          <w:rFonts w:ascii="Times New Roman" w:hAnsi="Times New Roman" w:cs="Times New Roman"/>
+        </w:rPr>
         <w:t xml:space="preserve"> </w:t>
       </w:r>
-      <w:r>
-        <w:rPr>
-          <w:rFonts w:ascii="Times New Roman" w:hAnsi="Times New Roman" w:cs="Times New Roman"/>
-        </w:rPr>
-        <w:t xml:space="preserve">sebagai upaya dalam mendukung pengelolaan efisiensi anggaran diantaranya melakukan penghematan atas penggunaan sumber daya dalam kegiatan operasional kantor, seperti penggunaan listrik, air, dan internet. </w:t>
+      <w:proofErr w:type="spellStart"/>
+      <w:r>
+        <w:rPr>
+          <w:rFonts w:ascii="Times New Roman" w:hAnsi="Times New Roman" w:cs="Times New Roman"/>
+        </w:rPr>
+        <w:t>upaya</w:t>
+      </w:r>
+      <w:proofErr w:type="spellEnd"/>
+      <w:r>
+        <w:rPr>
+          <w:rFonts w:ascii="Times New Roman" w:hAnsi="Times New Roman" w:cs="Times New Roman"/>
+        </w:rPr>
+        <w:t xml:space="preserve"> </w:t>
+      </w:r>
+      <w:proofErr w:type="spellStart"/>
+      <w:r>
+        <w:rPr>
+          <w:rFonts w:ascii="Times New Roman" w:hAnsi="Times New Roman" w:cs="Times New Roman"/>
+        </w:rPr>
+        <w:t>dalam</w:t>
+      </w:r>
+      <w:proofErr w:type="spellEnd"/>
+      <w:r>
+        <w:rPr>
+          <w:rFonts w:ascii="Times New Roman" w:hAnsi="Times New Roman" w:cs="Times New Roman"/>
+        </w:rPr>
+        <w:t xml:space="preserve"> </w:t>
+      </w:r>
+      <w:proofErr w:type="spellStart"/>
+      <w:r>
+        <w:rPr>
+          <w:rFonts w:ascii="Times New Roman" w:hAnsi="Times New Roman" w:cs="Times New Roman"/>
+        </w:rPr>
+        <w:t>mendukung</w:t>
+      </w:r>
+      <w:proofErr w:type="spellEnd"/>
+      <w:r>
+        <w:rPr>
+          <w:rFonts w:ascii="Times New Roman" w:hAnsi="Times New Roman" w:cs="Times New Roman"/>
+        </w:rPr>
+        <w:t xml:space="preserve"> </w:t>
+      </w:r>
+      <w:proofErr w:type="spellStart"/>
+      <w:r>
+        <w:rPr>
+          <w:rFonts w:ascii="Times New Roman" w:hAnsi="Times New Roman" w:cs="Times New Roman"/>
+        </w:rPr>
+        <w:t>pengelolaan</w:t>
+      </w:r>
+      <w:proofErr w:type="spellEnd"/>
+      <w:r>
+        <w:rPr>
+          <w:rFonts w:ascii="Times New Roman" w:hAnsi="Times New Roman" w:cs="Times New Roman"/>
+        </w:rPr>
+        <w:t xml:space="preserve"> </w:t>
+      </w:r>
+      <w:proofErr w:type="spellStart"/>
+      <w:r>
+        <w:rPr>
+          <w:rFonts w:ascii="Times New Roman" w:hAnsi="Times New Roman" w:cs="Times New Roman"/>
+        </w:rPr>
+        <w:t>efisiensi</w:t>
+      </w:r>
+      <w:proofErr w:type="spellEnd"/>
+      <w:r>
+        <w:rPr>
+          <w:rFonts w:ascii="Times New Roman" w:hAnsi="Times New Roman" w:cs="Times New Roman"/>
+        </w:rPr>
+        <w:t xml:space="preserve"> </w:t>
+      </w:r>
+      <w:proofErr w:type="spellStart"/>
+      <w:r>
+        <w:rPr>
+          <w:rFonts w:ascii="Times New Roman" w:hAnsi="Times New Roman" w:cs="Times New Roman"/>
+        </w:rPr>
+        <w:t>anggaran</w:t>
+      </w:r>
+      <w:proofErr w:type="spellEnd"/>
+      <w:r>
+        <w:rPr>
+          <w:rFonts w:ascii="Times New Roman" w:hAnsi="Times New Roman" w:cs="Times New Roman"/>
+        </w:rPr>
+        <w:t xml:space="preserve"> </w:t>
+      </w:r>
+      <w:proofErr w:type="spellStart"/>
+      <w:r>
+        <w:rPr>
+          <w:rFonts w:ascii="Times New Roman" w:hAnsi="Times New Roman" w:cs="Times New Roman"/>
+        </w:rPr>
+        <w:t>diantaranya</w:t>
+      </w:r>
+      <w:proofErr w:type="spellEnd"/>
+      <w:r>
+        <w:rPr>
+          <w:rFonts w:ascii="Times New Roman" w:hAnsi="Times New Roman" w:cs="Times New Roman"/>
+        </w:rPr>
+        <w:t xml:space="preserve"> </w:t>
+      </w:r>
+      <w:proofErr w:type="spellStart"/>
+      <w:r>
+        <w:rPr>
+          <w:rFonts w:ascii="Times New Roman" w:hAnsi="Times New Roman" w:cs="Times New Roman"/>
+        </w:rPr>
+        <w:t>melakukan</w:t>
+      </w:r>
+      <w:proofErr w:type="spellEnd"/>
+      <w:r>
+        <w:rPr>
+          <w:rFonts w:ascii="Times New Roman" w:hAnsi="Times New Roman" w:cs="Times New Roman"/>
+        </w:rPr>
+        <w:t xml:space="preserve"> </w:t>
+      </w:r>
+      <w:proofErr w:type="spellStart"/>
+      <w:r>
+        <w:rPr>
+          <w:rFonts w:ascii="Times New Roman" w:hAnsi="Times New Roman" w:cs="Times New Roman"/>
+        </w:rPr>
+        <w:t>penghematan</w:t>
+      </w:r>
+      <w:proofErr w:type="spellEnd"/>
+      <w:r>
+        <w:rPr>
+          <w:rFonts w:ascii="Times New Roman" w:hAnsi="Times New Roman" w:cs="Times New Roman"/>
+        </w:rPr>
+        <w:t xml:space="preserve"> </w:t>
+      </w:r>
+      <w:proofErr w:type="spellStart"/>
+      <w:r>
+        <w:rPr>
+          <w:rFonts w:ascii="Times New Roman" w:hAnsi="Times New Roman" w:cs="Times New Roman"/>
+        </w:rPr>
+        <w:t>atas</w:t>
+      </w:r>
+      <w:proofErr w:type="spellEnd"/>
+      <w:r>
+        <w:rPr>
+          <w:rFonts w:ascii="Times New Roman" w:hAnsi="Times New Roman" w:cs="Times New Roman"/>
+        </w:rPr>
+        <w:t xml:space="preserve"> </w:t>
+      </w:r>
+      <w:proofErr w:type="spellStart"/>
+      <w:r>
+        <w:rPr>
+          <w:rFonts w:ascii="Times New Roman" w:hAnsi="Times New Roman" w:cs="Times New Roman"/>
+        </w:rPr>
+        <w:t>penggunaan</w:t>
+      </w:r>
+      <w:proofErr w:type="spellEnd"/>
+      <w:r>
+        <w:rPr>
+          <w:rFonts w:ascii="Times New Roman" w:hAnsi="Times New Roman" w:cs="Times New Roman"/>
+        </w:rPr>
+        <w:t xml:space="preserve"> </w:t>
+      </w:r>
+      <w:proofErr w:type="spellStart"/>
+      <w:r>
+        <w:rPr>
+          <w:rFonts w:ascii="Times New Roman" w:hAnsi="Times New Roman" w:cs="Times New Roman"/>
+        </w:rPr>
+        <w:t>sumber</w:t>
+      </w:r>
+      <w:proofErr w:type="spellEnd"/>
+      <w:r>
+        <w:rPr>
+          <w:rFonts w:ascii="Times New Roman" w:hAnsi="Times New Roman" w:cs="Times New Roman"/>
+        </w:rPr>
+        <w:t xml:space="preserve"> </w:t>
+      </w:r>
+      <w:proofErr w:type="spellStart"/>
+      <w:r>
+        <w:rPr>
+          <w:rFonts w:ascii="Times New Roman" w:hAnsi="Times New Roman" w:cs="Times New Roman"/>
+        </w:rPr>
+        <w:t>daya</w:t>
+      </w:r>
+      <w:proofErr w:type="spellEnd"/>
+      <w:r>
+        <w:rPr>
+          <w:rFonts w:ascii="Times New Roman" w:hAnsi="Times New Roman" w:cs="Times New Roman"/>
+        </w:rPr>
+        <w:t xml:space="preserve"> </w:t>
+      </w:r>
+      <w:proofErr w:type="spellStart"/>
+      <w:r>
+        <w:rPr>
+          <w:rFonts w:ascii="Times New Roman" w:hAnsi="Times New Roman" w:cs="Times New Roman"/>
+        </w:rPr>
+        <w:t>dalam</w:t>
+      </w:r>
+      <w:proofErr w:type="spellEnd"/>
+      <w:r>
+        <w:rPr>
+          <w:rFonts w:ascii="Times New Roman" w:hAnsi="Times New Roman" w:cs="Times New Roman"/>
+        </w:rPr>
+        <w:t xml:space="preserve"> </w:t>
+      </w:r>
+      <w:proofErr w:type="spellStart"/>
+      <w:r>
+        <w:rPr>
+          <w:rFonts w:ascii="Times New Roman" w:hAnsi="Times New Roman" w:cs="Times New Roman"/>
+        </w:rPr>
+        <w:t>kegiatan</w:t>
+      </w:r>
+      <w:proofErr w:type="spellEnd"/>
+      <w:r>
+        <w:rPr>
+          <w:rFonts w:ascii="Times New Roman" w:hAnsi="Times New Roman" w:cs="Times New Roman"/>
+        </w:rPr>
+        <w:t xml:space="preserve"> </w:t>
+      </w:r>
+      <w:proofErr w:type="spellStart"/>
+      <w:r>
+        <w:rPr>
+          <w:rFonts w:ascii="Times New Roman" w:hAnsi="Times New Roman" w:cs="Times New Roman"/>
+        </w:rPr>
+        <w:t>operasional</w:t>
+      </w:r>
+      <w:proofErr w:type="spellEnd"/>
+      <w:r>
+        <w:rPr>
+          <w:rFonts w:ascii="Times New Roman" w:hAnsi="Times New Roman" w:cs="Times New Roman"/>
+        </w:rPr>
+        <w:t xml:space="preserve"> </w:t>
+      </w:r>
+      <w:proofErr w:type="spellStart"/>
+      <w:r>
+        <w:rPr>
+          <w:rFonts w:ascii="Times New Roman" w:hAnsi="Times New Roman" w:cs="Times New Roman"/>
+        </w:rPr>
+        <w:t>kantor</w:t>
+      </w:r>
+      <w:proofErr w:type="spellEnd"/>
+      <w:r>
+        <w:rPr>
+          <w:rFonts w:ascii="Times New Roman" w:hAnsi="Times New Roman" w:cs="Times New Roman"/>
+        </w:rPr>
+        <w:t xml:space="preserve">, </w:t>
+      </w:r>
+      <w:proofErr w:type="spellStart"/>
+      <w:r>
+        <w:rPr>
+          <w:rFonts w:ascii="Times New Roman" w:hAnsi="Times New Roman" w:cs="Times New Roman"/>
+        </w:rPr>
+        <w:t>seperti</w:t>
+      </w:r>
+      <w:proofErr w:type="spellEnd"/>
+      <w:r>
+        <w:rPr>
+          <w:rFonts w:ascii="Times New Roman" w:hAnsi="Times New Roman" w:cs="Times New Roman"/>
+        </w:rPr>
+        <w:t xml:space="preserve"> </w:t>
+      </w:r>
+      <w:proofErr w:type="spellStart"/>
+      <w:r>
+        <w:rPr>
+          <w:rFonts w:ascii="Times New Roman" w:hAnsi="Times New Roman" w:cs="Times New Roman"/>
+        </w:rPr>
+        <w:t>penggunaan</w:t>
+      </w:r>
+      <w:proofErr w:type="spellEnd"/>
+      <w:r>
+        <w:rPr>
+          <w:rFonts w:ascii="Times New Roman" w:hAnsi="Times New Roman" w:cs="Times New Roman"/>
+        </w:rPr>
+        <w:t xml:space="preserve"> </w:t>
+      </w:r>
+      <w:proofErr w:type="spellStart"/>
+      <w:r>
+        <w:rPr>
+          <w:rFonts w:ascii="Times New Roman" w:hAnsi="Times New Roman" w:cs="Times New Roman"/>
+        </w:rPr>
+        <w:t>listrik</w:t>
+      </w:r>
+      <w:proofErr w:type="spellEnd"/>
+      <w:r>
+        <w:rPr>
+          <w:rFonts w:ascii="Times New Roman" w:hAnsi="Times New Roman" w:cs="Times New Roman"/>
+        </w:rPr>
+        <w:t xml:space="preserve">, air, dan internet. </w:t>
       </w:r>
       <w:r>
         <w:rPr>

--- a/storage/app/templates/notulen_capkin.docx
+++ b/storage/app/templates/notulen_capkin.docx
@@ -154,33 +154,23 @@
                 <w:b/>
                 <w:bCs/>
               </w:rPr>
-              <w:t xml:space="preserve">Agenda </w:t>
-            </w:r>
-            <w:proofErr w:type="spellStart"/>
-            <w:r>
+              <w:t>Agenda Pembahasan</w:t>
+            </w:r>
+          </w:p>
+        </w:tc>
+        <w:tc>
+          <w:tcPr>
+            <w:tcW w:w="6661" w:type="dxa"/>
+            <w:vAlign w:val="center"/>
+          </w:tcPr>
+          <w:p>
+            <w:pPr>
+              <w:spacing w:line="276" w:lineRule="auto"/>
               <w:rPr>
                 <w:rFonts w:ascii="Times New Roman" w:hAnsi="Times New Roman" w:cs="Times New Roman"/>
                 <w:b/>
                 <w:bCs/>
               </w:rPr>
-              <w:t>Pembahasan</w:t>
-            </w:r>
-            <w:proofErr w:type="spellEnd"/>
-          </w:p>
-        </w:tc>
-        <w:tc>
-          <w:tcPr>
-            <w:tcW w:w="6661" w:type="dxa"/>
-            <w:vAlign w:val="center"/>
-          </w:tcPr>
-          <w:p>
-            <w:pPr>
-              <w:spacing w:line="276" w:lineRule="auto"/>
-              <w:rPr>
-                <w:rFonts w:ascii="Times New Roman" w:hAnsi="Times New Roman" w:cs="Times New Roman"/>
-                <w:b/>
-                <w:bCs/>
-              </w:rPr>
             </w:pPr>
             <w:r>
               <w:rPr>
@@ -194,76 +184,35 @@
                 <w:rFonts w:ascii="Arial" w:hAnsi="Arial" w:cs="Arial"/>
                 <w:color w:val="000000"/>
               </w:rPr>
-              <w:t>${</w:t>
-            </w:r>
-            <w:proofErr w:type="spellStart"/>
+              <w:t>${triwulan</w:t>
+            </w:r>
             <w:r>
               <w:rPr>
                 <w:rFonts w:ascii="Arial" w:hAnsi="Arial" w:cs="Arial"/>
                 <w:color w:val="000000"/>
               </w:rPr>
-              <w:t>triwulan</w:t>
+              <w:t>_proper</w:t>
             </w:r>
             <w:r>
               <w:rPr>
                 <w:rFonts w:ascii="Arial" w:hAnsi="Arial" w:cs="Arial"/>
                 <w:color w:val="000000"/>
               </w:rPr>
-              <w:t>_proper</w:t>
-            </w:r>
-            <w:proofErr w:type="spellEnd"/>
+              <w:t>}</w:t>
+            </w:r>
             <w:r>
               <w:rPr>
                 <w:rFonts w:ascii="Arial" w:hAnsi="Arial" w:cs="Arial"/>
                 <w:color w:val="000000"/>
               </w:rPr>
-              <w:t>}</w:t>
+              <w:t xml:space="preserve"> Tahun </w:t>
             </w:r>
             <w:r>
               <w:rPr>
                 <w:rFonts w:ascii="Arial" w:hAnsi="Arial" w:cs="Arial"/>
                 <w:color w:val="000000"/>
               </w:rPr>
-              <w:t xml:space="preserve"> </w:t>
-            </w:r>
-            <w:proofErr w:type="spellStart"/>
-            <w:r>
-              <w:rPr>
-                <w:rFonts w:ascii="Arial" w:hAnsi="Arial" w:cs="Arial"/>
-                <w:color w:val="000000"/>
-              </w:rPr>
-              <w:t>Tahun</w:t>
-            </w:r>
-            <w:proofErr w:type="spellEnd"/>
-            <w:r>
-              <w:rPr>
-                <w:rFonts w:ascii="Arial" w:hAnsi="Arial" w:cs="Arial"/>
-                <w:color w:val="000000"/>
-              </w:rPr>
-              <w:t xml:space="preserve"> </w:t>
-            </w:r>
-            <w:r>
-              <w:rPr>
-                <w:rFonts w:ascii="Arial" w:hAnsi="Arial" w:cs="Arial"/>
-                <w:color w:val="000000"/>
-              </w:rPr>
-              <w:t>${</w:t>
-            </w:r>
-            <w:proofErr w:type="spellStart"/>
-            <w:r>
-              <w:rPr>
-                <w:rFonts w:ascii="Arial" w:hAnsi="Arial" w:cs="Arial"/>
-                <w:color w:val="000000"/>
-              </w:rPr>
-              <w:t>tahun</w:t>
-            </w:r>
-            <w:proofErr w:type="spellEnd"/>
-            <w:r>
-              <w:rPr>
-                <w:rFonts w:ascii="Arial" w:hAnsi="Arial" w:cs="Arial"/>
-                <w:color w:val="000000"/>
-              </w:rPr>
-              <w:t>}</w:t>
+              <w:t>${tahun}</w:t>
             </w:r>
           </w:p>
         </w:tc>
@@ -292,33 +241,23 @@
                 <w:b/>
                 <w:bCs/>
               </w:rPr>
-              <w:t>Hari/</w:t>
-            </w:r>
-            <w:proofErr w:type="spellStart"/>
-            <w:r>
+              <w:t>Hari/Tanggal</w:t>
+            </w:r>
+          </w:p>
+        </w:tc>
+        <w:tc>
+          <w:tcPr>
+            <w:tcW w:w="6661" w:type="dxa"/>
+            <w:vAlign w:val="center"/>
+          </w:tcPr>
+          <w:p>
+            <w:pPr>
+              <w:spacing w:line="276" w:lineRule="auto"/>
               <w:rPr>
                 <w:rFonts w:ascii="Times New Roman" w:hAnsi="Times New Roman" w:cs="Times New Roman"/>
                 <w:b/>
                 <w:bCs/>
               </w:rPr>
-              <w:t>Tanggal</w:t>
-            </w:r>
-            <w:proofErr w:type="spellEnd"/>
-          </w:p>
-        </w:tc>
-        <w:tc>
-          <w:tcPr>
-            <w:tcW w:w="6661" w:type="dxa"/>
-            <w:vAlign w:val="center"/>
-          </w:tcPr>
-          <w:p>
-            <w:pPr>
-              <w:spacing w:line="276" w:lineRule="auto"/>
-              <w:rPr>
-                <w:rFonts w:ascii="Times New Roman" w:hAnsi="Times New Roman" w:cs="Times New Roman"/>
-                <w:b/>
-                <w:bCs/>
-              </w:rPr>
             </w:pPr>
             <w:r>
               <w:rPr>
@@ -327,7 +266,6 @@
               </w:rPr>
               <w:t>${</w:t>
             </w:r>
-            <w:proofErr w:type="spellStart"/>
             <w:r>
               <w:rPr>
                 <w:rFonts w:ascii="Arial" w:hAnsi="Arial" w:cs="Arial"/>
@@ -340,15 +278,7 @@
                 <w:rFonts w:ascii="Arial" w:hAnsi="Arial" w:cs="Arial"/>
                 <w:color w:val="000000"/>
               </w:rPr>
-              <w:t>tanggal</w:t>
-            </w:r>
-            <w:proofErr w:type="spellEnd"/>
-            <w:r>
-              <w:rPr>
-                <w:rFonts w:ascii="Arial" w:hAnsi="Arial" w:cs="Arial"/>
-                <w:color w:val="000000"/>
-              </w:rPr>
-              <w:t>}</w:t>
+              <w:t>tanggal}</w:t>
             </w:r>
           </w:p>
         </w:tc>
@@ -400,23 +330,7 @@
                 <w:rFonts w:ascii="Arial" w:hAnsi="Arial" w:cs="Arial"/>
                 <w:color w:val="000000"/>
               </w:rPr>
-              <w:t>${</w:t>
-            </w:r>
-            <w:proofErr w:type="spellStart"/>
-            <w:r>
-              <w:rPr>
-                <w:rFonts w:ascii="Arial" w:hAnsi="Arial" w:cs="Arial"/>
-                <w:color w:val="000000"/>
-              </w:rPr>
-              <w:t>waktu</w:t>
-            </w:r>
-            <w:proofErr w:type="spellEnd"/>
-            <w:r>
-              <w:rPr>
-                <w:rFonts w:ascii="Arial" w:hAnsi="Arial" w:cs="Arial"/>
-                <w:color w:val="000000"/>
-              </w:rPr>
-              <w:t>}</w:t>
+              <w:t>${waktu}</w:t>
             </w:r>
           </w:p>
         </w:tc>
@@ -439,7 +353,6 @@
                 <w:bCs/>
               </w:rPr>
             </w:pPr>
-            <w:proofErr w:type="spellStart"/>
             <w:r>
               <w:rPr>
                 <w:rFonts w:ascii="Times New Roman" w:hAnsi="Times New Roman" w:cs="Times New Roman"/>
@@ -448,7 +361,6 @@
               </w:rPr>
               <w:t>Tempat</w:t>
             </w:r>
-            <w:proofErr w:type="spellEnd"/>
           </w:p>
         </w:tc>
         <w:tc>
@@ -470,23 +382,7 @@
                 <w:rFonts w:ascii="Arial" w:hAnsi="Arial" w:cs="Arial"/>
                 <w:color w:val="000000"/>
               </w:rPr>
-              <w:t>${</w:t>
-            </w:r>
-            <w:proofErr w:type="spellStart"/>
-            <w:r>
-              <w:rPr>
-                <w:rFonts w:ascii="Arial" w:hAnsi="Arial" w:cs="Arial"/>
-                <w:color w:val="000000"/>
-              </w:rPr>
-              <w:t>tempat</w:t>
-            </w:r>
-            <w:proofErr w:type="spellEnd"/>
-            <w:r>
-              <w:rPr>
-                <w:rFonts w:ascii="Arial" w:hAnsi="Arial" w:cs="Arial"/>
-                <w:color w:val="000000"/>
-              </w:rPr>
-              <w:t>}</w:t>
+              <w:t>${tempat}</w:t>
             </w:r>
           </w:p>
         </w:tc>
@@ -509,49 +405,29 @@
                 <w:bCs/>
               </w:rPr>
             </w:pPr>
-            <w:proofErr w:type="spellStart"/>
             <w:r>
               <w:rPr>
                 <w:rFonts w:ascii="Times New Roman" w:hAnsi="Times New Roman" w:cs="Times New Roman"/>
                 <w:b/>
                 <w:bCs/>
               </w:rPr>
-              <w:t>Pimpinan</w:t>
-            </w:r>
-            <w:proofErr w:type="spellEnd"/>
-            <w:r>
+              <w:t>Pimpinan Rapat</w:t>
+            </w:r>
+          </w:p>
+        </w:tc>
+        <w:tc>
+          <w:tcPr>
+            <w:tcW w:w="6661" w:type="dxa"/>
+            <w:vAlign w:val="center"/>
+          </w:tcPr>
+          <w:p>
+            <w:pPr>
+              <w:spacing w:line="276" w:lineRule="auto"/>
               <w:rPr>
                 <w:rFonts w:ascii="Times New Roman" w:hAnsi="Times New Roman" w:cs="Times New Roman"/>
                 <w:b/>
                 <w:bCs/>
               </w:rPr>
-              <w:t xml:space="preserve"> </w:t>
-            </w:r>
-            <w:proofErr w:type="spellStart"/>
-            <w:r>
-              <w:rPr>
-                <w:rFonts w:ascii="Times New Roman" w:hAnsi="Times New Roman" w:cs="Times New Roman"/>
-                <w:b/>
-                <w:bCs/>
-              </w:rPr>
-              <w:t>Rapat</w:t>
-            </w:r>
-            <w:proofErr w:type="spellEnd"/>
-          </w:p>
-        </w:tc>
-        <w:tc>
-          <w:tcPr>
-            <w:tcW w:w="6661" w:type="dxa"/>
-            <w:vAlign w:val="center"/>
-          </w:tcPr>
-          <w:p>
-            <w:pPr>
-              <w:spacing w:line="276" w:lineRule="auto"/>
-              <w:rPr>
-                <w:rFonts w:ascii="Times New Roman" w:hAnsi="Times New Roman" w:cs="Times New Roman"/>
-                <w:b/>
-                <w:bCs/>
-              </w:rPr>
             </w:pPr>
             <w:r>
               <w:rPr>
@@ -567,7 +443,6 @@
               </w:rPr>
               <w:t>{</w:t>
             </w:r>
-            <w:proofErr w:type="spellStart"/>
             <w:r>
               <w:rPr>
                 <w:rFonts w:ascii="Arial" w:hAnsi="Arial" w:cs="Arial"/>
@@ -582,7 +457,6 @@
               </w:rPr>
               <w:t>_rapat</w:t>
             </w:r>
-            <w:proofErr w:type="spellEnd"/>
             <w:r>
               <w:rPr>
                 <w:rFonts w:ascii="Arial" w:hAnsi="Arial" w:cs="Arial"/>
@@ -595,23 +469,7 @@
                 <w:rFonts w:ascii="Arial" w:hAnsi="Arial" w:cs="Arial"/>
                 <w:color w:val="000000"/>
               </w:rPr>
-              <w:t xml:space="preserve"> (${</w:t>
-            </w:r>
-            <w:proofErr w:type="spellStart"/>
-            <w:r>
-              <w:rPr>
-                <w:rFonts w:ascii="Arial" w:hAnsi="Arial" w:cs="Arial"/>
-                <w:color w:val="000000"/>
-              </w:rPr>
-              <w:t>jabatan_pimpinan</w:t>
-            </w:r>
-            <w:proofErr w:type="spellEnd"/>
-            <w:r>
-              <w:rPr>
-                <w:rFonts w:ascii="Arial" w:hAnsi="Arial" w:cs="Arial"/>
-                <w:color w:val="000000"/>
-              </w:rPr>
-              <w:t>})</w:t>
+              <w:t xml:space="preserve"> (${jabatan_pimpinan})</w:t>
             </w:r>
           </w:p>
         </w:tc>
@@ -642,23 +500,21 @@
           <w:bCs/>
         </w:rPr>
       </w:pPr>
-      <w:proofErr w:type="spellStart"/>
       <w:r>
         <w:rPr>
           <w:rFonts w:ascii="Times New Roman" w:hAnsi="Times New Roman" w:cs="Times New Roman"/>
           <w:b/>
           <w:bCs/>
         </w:rPr>
-        <w:t>Capaian</w:t>
+        <w:t xml:space="preserve">Capaian Kinerja </w:t>
       </w:r>
-      <w:proofErr w:type="spellEnd"/>
       <w:r>
         <w:rPr>
           <w:rFonts w:ascii="Times New Roman" w:hAnsi="Times New Roman" w:cs="Times New Roman"/>
           <w:b/>
           <w:bCs/>
         </w:rPr>
-        <w:t xml:space="preserve"> Kinerja </w:t>
+        <w:t>${</w:t>
       </w:r>
       <w:r>
         <w:rPr>
@@ -666,25 +522,23 @@
           <w:b/>
           <w:bCs/>
         </w:rPr>
-        <w:t>${</w:t>
+        <w:t>triwulan_upper</w:t>
       </w:r>
-      <w:proofErr w:type="spellStart"/>
       <w:r>
         <w:rPr>
           <w:rFonts w:ascii="Times New Roman" w:hAnsi="Times New Roman" w:cs="Times New Roman"/>
           <w:b/>
           <w:bCs/>
         </w:rPr>
-        <w:t>triwulan_upper</w:t>
+        <w:t>}</w:t>
       </w:r>
-      <w:proofErr w:type="spellEnd"/>
       <w:r>
         <w:rPr>
           <w:rFonts w:ascii="Times New Roman" w:hAnsi="Times New Roman" w:cs="Times New Roman"/>
           <w:b/>
           <w:bCs/>
         </w:rPr>
-        <w:t>}</w:t>
+        <w:t xml:space="preserve"> Tahun </w:t>
       </w:r>
       <w:r>
         <w:rPr>
@@ -692,51 +546,7 @@
           <w:b/>
           <w:bCs/>
         </w:rPr>
-        <w:t xml:space="preserve"> </w:t>
-      </w:r>
-      <w:proofErr w:type="spellStart"/>
-      <w:r>
-        <w:rPr>
-          <w:rFonts w:ascii="Times New Roman" w:hAnsi="Times New Roman" w:cs="Times New Roman"/>
-          <w:b/>
-          <w:bCs/>
-        </w:rPr>
-        <w:t>Tahun</w:t>
-      </w:r>
-      <w:proofErr w:type="spellEnd"/>
-      <w:r>
-        <w:rPr>
-          <w:rFonts w:ascii="Times New Roman" w:hAnsi="Times New Roman" w:cs="Times New Roman"/>
-          <w:b/>
-          <w:bCs/>
-        </w:rPr>
-        <w:t xml:space="preserve"> </w:t>
-      </w:r>
-      <w:r>
-        <w:rPr>
-          <w:rFonts w:ascii="Times New Roman" w:hAnsi="Times New Roman" w:cs="Times New Roman"/>
-          <w:b/>
-          <w:bCs/>
-        </w:rPr>
-        <w:t>${</w:t>
-      </w:r>
-      <w:proofErr w:type="spellStart"/>
-      <w:r>
-        <w:rPr>
-          <w:rFonts w:ascii="Times New Roman" w:hAnsi="Times New Roman" w:cs="Times New Roman"/>
-          <w:b/>
-          <w:bCs/>
-        </w:rPr>
-        <w:t>tahun</w:t>
-      </w:r>
-      <w:proofErr w:type="spellEnd"/>
-      <w:r>
-        <w:rPr>
-          <w:rFonts w:ascii="Times New Roman" w:hAnsi="Times New Roman" w:cs="Times New Roman"/>
-          <w:b/>
-          <w:bCs/>
-        </w:rPr>
-        <w:t>}</w:t>
+        <w:t>${tahun}</w:t>
       </w:r>
     </w:p>
     <w:p>
@@ -749,19 +559,11 @@
           <w:rFonts w:ascii="Times New Roman" w:hAnsi="Times New Roman" w:cs="Times New Roman"/>
         </w:rPr>
       </w:pPr>
-      <w:proofErr w:type="spellStart"/>
       <w:r>
         <w:rPr>
           <w:rFonts w:ascii="Times New Roman" w:hAnsi="Times New Roman" w:cs="Times New Roman"/>
         </w:rPr>
-        <w:t>Capaian</w:t>
-      </w:r>
-      <w:proofErr w:type="spellEnd"/>
-      <w:r>
-        <w:rPr>
-          <w:rFonts w:ascii="Times New Roman" w:hAnsi="Times New Roman" w:cs="Times New Roman"/>
-        </w:rPr>
-        <w:t xml:space="preserve"> Kinerja IKU </w:t>
+        <w:t xml:space="preserve">Capaian Kinerja IKU </w:t>
       </w:r>
       <w:r>
         <w:rPr>
@@ -769,14 +571,12 @@
         </w:rPr>
         <w:t>${</w:t>
       </w:r>
-      <w:proofErr w:type="spellStart"/>
       <w:r>
         <w:rPr>
           <w:rFonts w:ascii="Times New Roman" w:hAnsi="Times New Roman" w:cs="Times New Roman"/>
         </w:rPr>
-        <w:t>triwulan_upper</w:t>
+        <w:t>triwulan_proper</w:t>
       </w:r>
-      <w:proofErr w:type="spellEnd"/>
       <w:r>
         <w:rPr>
           <w:rFonts w:ascii="Times New Roman" w:hAnsi="Times New Roman" w:cs="Times New Roman"/>
@@ -787,349 +587,57 @@
         <w:rPr>
           <w:rFonts w:ascii="Times New Roman" w:hAnsi="Times New Roman" w:cs="Times New Roman"/>
         </w:rPr>
-        <w:t xml:space="preserve"> </w:t>
-      </w:r>
-      <w:proofErr w:type="spellStart"/>
-      <w:r>
-        <w:rPr>
-          <w:rFonts w:ascii="Times New Roman" w:hAnsi="Times New Roman" w:cs="Times New Roman"/>
-        </w:rPr>
-        <w:t>tahun</w:t>
-      </w:r>
-      <w:proofErr w:type="spellEnd"/>
-      <w:r>
-        <w:rPr>
-          <w:rFonts w:ascii="Times New Roman" w:hAnsi="Times New Roman" w:cs="Times New Roman"/>
-        </w:rPr>
-        <w:t xml:space="preserve"> </w:t>
+        <w:t xml:space="preserve"> tahun </w:t>
       </w:r>
       <w:r>
         <w:rPr>
           <w:rFonts w:ascii="Arial" w:hAnsi="Arial" w:cs="Arial"/>
           <w:color w:val="000000"/>
         </w:rPr>
+        <w:t xml:space="preserve">${tahun} </w:t>
+      </w:r>
+      <w:r>
+        <w:rPr>
+          <w:rFonts w:ascii="Times New Roman" w:hAnsi="Times New Roman" w:cs="Times New Roman"/>
+        </w:rPr>
+        <w:t xml:space="preserve">pada BPS Kabupaten Tapin sebesar 110 persen (terhadap target </w:t>
+      </w:r>
+      <w:r>
+        <w:rPr>
+          <w:rFonts w:ascii="Times New Roman" w:hAnsi="Times New Roman" w:cs="Times New Roman"/>
+        </w:rPr>
         <w:t>${</w:t>
       </w:r>
-      <w:proofErr w:type="spellStart"/>
       <w:r>
         <w:rPr>
-          <w:rFonts w:ascii="Arial" w:hAnsi="Arial" w:cs="Arial"/>
-          <w:color w:val="000000"/>
-        </w:rPr>
-        <w:t>tahun</w:t>
+          <w:rFonts w:ascii="Times New Roman" w:hAnsi="Times New Roman" w:cs="Times New Roman"/>
+        </w:rPr>
+        <w:t>triwulan_proper</w:t>
       </w:r>
-      <w:proofErr w:type="spellEnd"/>
       <w:r>
         <w:rPr>
-          <w:rFonts w:ascii="Arial" w:hAnsi="Arial" w:cs="Arial"/>
-          <w:color w:val="000000"/>
+          <w:rFonts w:ascii="Times New Roman" w:hAnsi="Times New Roman" w:cs="Times New Roman"/>
         </w:rPr>
         <w:t xml:space="preserve">} </w:t>
       </w:r>
       <w:r>
         <w:rPr>
-          <w:rFonts w:ascii="Times New Roman" w:hAnsi="Times New Roman" w:cs="Times New Roman"/>
-        </w:rPr>
-        <w:t xml:space="preserve">pada BPS </w:t>
-      </w:r>
-      <w:proofErr w:type="spellStart"/>
-      <w:r>
-        <w:rPr>
-          <w:rFonts w:ascii="Times New Roman" w:hAnsi="Times New Roman" w:cs="Times New Roman"/>
-        </w:rPr>
-        <w:t>Kabupaten</w:t>
-      </w:r>
-      <w:proofErr w:type="spellEnd"/>
-      <w:r>
-        <w:rPr>
-          <w:rFonts w:ascii="Times New Roman" w:hAnsi="Times New Roman" w:cs="Times New Roman"/>
-        </w:rPr>
-        <w:t xml:space="preserve"> Tapin </w:t>
-      </w:r>
-      <w:proofErr w:type="spellStart"/>
-      <w:r>
-        <w:rPr>
-          <w:rFonts w:ascii="Times New Roman" w:hAnsi="Times New Roman" w:cs="Times New Roman"/>
-        </w:rPr>
-        <w:t>sebesar</w:t>
-      </w:r>
-      <w:proofErr w:type="spellEnd"/>
-      <w:r>
-        <w:rPr>
-          <w:rFonts w:ascii="Times New Roman" w:hAnsi="Times New Roman" w:cs="Times New Roman"/>
-        </w:rPr>
-        <w:t xml:space="preserve"> 110 </w:t>
-      </w:r>
-      <w:proofErr w:type="spellStart"/>
-      <w:r>
-        <w:rPr>
-          <w:rFonts w:ascii="Times New Roman" w:hAnsi="Times New Roman" w:cs="Times New Roman"/>
-        </w:rPr>
-        <w:t>persen</w:t>
-      </w:r>
-      <w:proofErr w:type="spellEnd"/>
-      <w:r>
-        <w:rPr>
-          <w:rFonts w:ascii="Times New Roman" w:hAnsi="Times New Roman" w:cs="Times New Roman"/>
-        </w:rPr>
-        <w:t xml:space="preserve"> (</w:t>
-      </w:r>
-      <w:proofErr w:type="spellStart"/>
-      <w:r>
-        <w:rPr>
-          <w:rFonts w:ascii="Times New Roman" w:hAnsi="Times New Roman" w:cs="Times New Roman"/>
-        </w:rPr>
-        <w:t>terhadap</w:t>
-      </w:r>
-      <w:proofErr w:type="spellEnd"/>
-      <w:r>
-        <w:rPr>
-          <w:rFonts w:ascii="Times New Roman" w:hAnsi="Times New Roman" w:cs="Times New Roman"/>
-        </w:rPr>
-        <w:t xml:space="preserve"> target </w:t>
+          <w:rFonts w:ascii="Arial" w:hAnsi="Arial" w:cs="Arial"/>
+          <w:color w:val="000000"/>
+        </w:rPr>
+        <w:t>${tahun}</w:t>
       </w:r>
       <w:r>
         <w:rPr>
           <w:rFonts w:ascii="Times New Roman" w:hAnsi="Times New Roman" w:cs="Times New Roman"/>
         </w:rPr>
-        <w:t>${</w:t>
-      </w:r>
-      <w:proofErr w:type="spellStart"/>
-      <w:r>
-        <w:rPr>
-          <w:rFonts w:ascii="Times New Roman" w:hAnsi="Times New Roman" w:cs="Times New Roman"/>
-        </w:rPr>
-        <w:t>triwulan_upper</w:t>
-      </w:r>
-      <w:proofErr w:type="spellEnd"/>
-      <w:r>
-        <w:rPr>
-          <w:rFonts w:ascii="Times New Roman" w:hAnsi="Times New Roman" w:cs="Times New Roman"/>
-        </w:rPr>
-        <w:t>}</w:t>
+        <w:t xml:space="preserve">) atau 6,38 persen (terhadap target tahunan). </w:t>
       </w:r>
       <w:r>
         <w:rPr>
           <w:rFonts w:ascii="Times New Roman" w:hAnsi="Times New Roman" w:cs="Times New Roman"/>
         </w:rPr>
-        <w:t xml:space="preserve"> </w:t>
-      </w:r>
-      <w:r>
-        <w:rPr>
-          <w:rFonts w:ascii="Arial" w:hAnsi="Arial" w:cs="Arial"/>
-          <w:color w:val="000000"/>
-        </w:rPr>
-        <w:t>${</w:t>
-      </w:r>
-      <w:proofErr w:type="spellStart"/>
-      <w:r>
-        <w:rPr>
-          <w:rFonts w:ascii="Arial" w:hAnsi="Arial" w:cs="Arial"/>
-          <w:color w:val="000000"/>
-        </w:rPr>
-        <w:t>tahun</w:t>
-      </w:r>
-      <w:proofErr w:type="spellEnd"/>
-      <w:r>
-        <w:rPr>
-          <w:rFonts w:ascii="Arial" w:hAnsi="Arial" w:cs="Arial"/>
-          <w:color w:val="000000"/>
-        </w:rPr>
-        <w:t>}</w:t>
-      </w:r>
-      <w:r>
-        <w:rPr>
-          <w:rFonts w:ascii="Times New Roman" w:hAnsi="Times New Roman" w:cs="Times New Roman"/>
-        </w:rPr>
-        <w:t xml:space="preserve">) </w:t>
-      </w:r>
-      <w:proofErr w:type="spellStart"/>
-      <w:r>
-        <w:rPr>
-          <w:rFonts w:ascii="Times New Roman" w:hAnsi="Times New Roman" w:cs="Times New Roman"/>
-        </w:rPr>
-        <w:t>atau</w:t>
-      </w:r>
-      <w:proofErr w:type="spellEnd"/>
-      <w:r>
-        <w:rPr>
-          <w:rFonts w:ascii="Times New Roman" w:hAnsi="Times New Roman" w:cs="Times New Roman"/>
-        </w:rPr>
-        <w:t xml:space="preserve"> 6,38 </w:t>
-      </w:r>
-      <w:proofErr w:type="spellStart"/>
-      <w:r>
-        <w:rPr>
-          <w:rFonts w:ascii="Times New Roman" w:hAnsi="Times New Roman" w:cs="Times New Roman"/>
-        </w:rPr>
-        <w:t>persen</w:t>
-      </w:r>
-      <w:proofErr w:type="spellEnd"/>
-      <w:r>
-        <w:rPr>
-          <w:rFonts w:ascii="Times New Roman" w:hAnsi="Times New Roman" w:cs="Times New Roman"/>
-        </w:rPr>
-        <w:t xml:space="preserve"> (</w:t>
-      </w:r>
-      <w:proofErr w:type="spellStart"/>
-      <w:r>
-        <w:rPr>
-          <w:rFonts w:ascii="Times New Roman" w:hAnsi="Times New Roman" w:cs="Times New Roman"/>
-        </w:rPr>
-        <w:t>terhadap</w:t>
-      </w:r>
-      <w:proofErr w:type="spellEnd"/>
-      <w:r>
-        <w:rPr>
-          <w:rFonts w:ascii="Times New Roman" w:hAnsi="Times New Roman" w:cs="Times New Roman"/>
-        </w:rPr>
-        <w:t xml:space="preserve"> target </w:t>
-      </w:r>
-      <w:proofErr w:type="spellStart"/>
-      <w:r>
-        <w:rPr>
-          <w:rFonts w:ascii="Times New Roman" w:hAnsi="Times New Roman" w:cs="Times New Roman"/>
-        </w:rPr>
-        <w:t>tahunan</w:t>
-      </w:r>
-      <w:proofErr w:type="spellEnd"/>
-      <w:r>
-        <w:rPr>
-          <w:rFonts w:ascii="Times New Roman" w:hAnsi="Times New Roman" w:cs="Times New Roman"/>
-        </w:rPr>
-        <w:t xml:space="preserve">). </w:t>
-      </w:r>
-      <w:r>
-        <w:rPr>
-          <w:rFonts w:ascii="Times New Roman" w:hAnsi="Times New Roman" w:cs="Times New Roman"/>
-        </w:rPr>
-        <w:t xml:space="preserve">Adapun </w:t>
-      </w:r>
-      <w:proofErr w:type="spellStart"/>
-      <w:r>
-        <w:rPr>
-          <w:rFonts w:ascii="Times New Roman" w:hAnsi="Times New Roman" w:cs="Times New Roman"/>
-        </w:rPr>
-        <w:t>penjelasan</w:t>
-      </w:r>
-      <w:proofErr w:type="spellEnd"/>
-      <w:r>
-        <w:rPr>
-          <w:rFonts w:ascii="Times New Roman" w:hAnsi="Times New Roman" w:cs="Times New Roman"/>
-        </w:rPr>
-        <w:t xml:space="preserve"> detail </w:t>
-      </w:r>
-      <w:proofErr w:type="spellStart"/>
-      <w:r>
-        <w:rPr>
-          <w:rFonts w:ascii="Times New Roman" w:hAnsi="Times New Roman" w:cs="Times New Roman"/>
-        </w:rPr>
-        <w:t>capaian</w:t>
-      </w:r>
-      <w:proofErr w:type="spellEnd"/>
-      <w:r>
-        <w:rPr>
-          <w:rFonts w:ascii="Times New Roman" w:hAnsi="Times New Roman" w:cs="Times New Roman"/>
-        </w:rPr>
-        <w:t xml:space="preserve"> </w:t>
-      </w:r>
-      <w:proofErr w:type="spellStart"/>
-      <w:r>
-        <w:rPr>
-          <w:rFonts w:ascii="Times New Roman" w:hAnsi="Times New Roman" w:cs="Times New Roman"/>
-        </w:rPr>
-        <w:t>untuk</w:t>
-      </w:r>
-      <w:proofErr w:type="spellEnd"/>
-      <w:r>
-        <w:rPr>
-          <w:rFonts w:ascii="Times New Roman" w:hAnsi="Times New Roman" w:cs="Times New Roman"/>
-        </w:rPr>
-        <w:t xml:space="preserve"> </w:t>
-      </w:r>
-      <w:proofErr w:type="spellStart"/>
-      <w:r>
-        <w:rPr>
-          <w:rFonts w:ascii="Times New Roman" w:hAnsi="Times New Roman" w:cs="Times New Roman"/>
-        </w:rPr>
-        <w:t>setiap</w:t>
-      </w:r>
-      <w:proofErr w:type="spellEnd"/>
-      <w:r>
-        <w:rPr>
-          <w:rFonts w:ascii="Times New Roman" w:hAnsi="Times New Roman" w:cs="Times New Roman"/>
-        </w:rPr>
-        <w:t xml:space="preserve"> </w:t>
-      </w:r>
-      <w:proofErr w:type="spellStart"/>
-      <w:r>
-        <w:rPr>
-          <w:rFonts w:ascii="Times New Roman" w:hAnsi="Times New Roman" w:cs="Times New Roman"/>
-        </w:rPr>
-        <w:t>indikator</w:t>
-      </w:r>
-      <w:proofErr w:type="spellEnd"/>
-      <w:r>
-        <w:rPr>
-          <w:rFonts w:ascii="Times New Roman" w:hAnsi="Times New Roman" w:cs="Times New Roman"/>
-        </w:rPr>
-        <w:t xml:space="preserve"> </w:t>
-      </w:r>
-      <w:proofErr w:type="spellStart"/>
-      <w:r>
-        <w:rPr>
-          <w:rFonts w:ascii="Times New Roman" w:hAnsi="Times New Roman" w:cs="Times New Roman"/>
-        </w:rPr>
-        <w:t>kinerja</w:t>
-      </w:r>
-      <w:proofErr w:type="spellEnd"/>
-      <w:r>
-        <w:rPr>
-          <w:rFonts w:ascii="Times New Roman" w:hAnsi="Times New Roman" w:cs="Times New Roman"/>
-        </w:rPr>
-        <w:t xml:space="preserve"> </w:t>
-      </w:r>
-      <w:proofErr w:type="spellStart"/>
-      <w:r>
-        <w:rPr>
-          <w:rFonts w:ascii="Times New Roman" w:hAnsi="Times New Roman" w:cs="Times New Roman"/>
-        </w:rPr>
-        <w:t>disampaikan</w:t>
-      </w:r>
-      <w:proofErr w:type="spellEnd"/>
-      <w:r>
-        <w:rPr>
-          <w:rFonts w:ascii="Times New Roman" w:hAnsi="Times New Roman" w:cs="Times New Roman"/>
-        </w:rPr>
-        <w:t xml:space="preserve"> di </w:t>
-      </w:r>
-      <w:proofErr w:type="spellStart"/>
-      <w:r>
-        <w:rPr>
-          <w:rFonts w:ascii="Times New Roman" w:hAnsi="Times New Roman" w:cs="Times New Roman"/>
-        </w:rPr>
-        <w:t>bawah</w:t>
-      </w:r>
-      <w:proofErr w:type="spellEnd"/>
-      <w:r>
-        <w:rPr>
-          <w:rFonts w:ascii="Times New Roman" w:hAnsi="Times New Roman" w:cs="Times New Roman"/>
-        </w:rPr>
-        <w:t xml:space="preserve"> </w:t>
-      </w:r>
-      <w:proofErr w:type="spellStart"/>
-      <w:r>
-        <w:rPr>
-          <w:rFonts w:ascii="Times New Roman" w:hAnsi="Times New Roman" w:cs="Times New Roman"/>
-        </w:rPr>
-        <w:t>ini</w:t>
-      </w:r>
-      <w:proofErr w:type="spellEnd"/>
-      <w:r>
-        <w:rPr>
-          <w:rFonts w:ascii="Times New Roman" w:hAnsi="Times New Roman" w:cs="Times New Roman"/>
-        </w:rPr>
-        <w:t>.</w:t>
+        <w:t>Adapun penjelasan detail capaian untuk setiap indikator kinerja disampaikan di bawah ini.</w:t>
       </w:r>
     </w:p>
     <w:p>
@@ -1157,21 +665,7 @@
         <w:rPr>
           <w:rFonts w:ascii="Times New Roman" w:hAnsi="Times New Roman" w:cs="Times New Roman"/>
         </w:rPr>
-        <w:t>${</w:t>
-      </w:r>
-      <w:proofErr w:type="spellStart"/>
-      <w:r>
-        <w:rPr>
-          <w:rFonts w:ascii="Times New Roman" w:hAnsi="Times New Roman" w:cs="Times New Roman"/>
-        </w:rPr>
-        <w:t>block_indikator</w:t>
-      </w:r>
-      <w:proofErr w:type="spellEnd"/>
-      <w:r>
-        <w:rPr>
-          <w:rFonts w:ascii="Times New Roman" w:hAnsi="Times New Roman" w:cs="Times New Roman"/>
-        </w:rPr>
-        <w:t>}</w:t>
+        <w:t>${block_indikator}</w:t>
       </w:r>
     </w:p>
     <w:tbl>
@@ -1418,21 +912,7 @@
                 <w:rFonts w:ascii="Times New Roman" w:hAnsi="Times New Roman" w:cs="Times New Roman"/>
                 <w:lang w:val="fi-FI"/>
               </w:rPr>
-              <w:t>${</w:t>
-            </w:r>
-            <w:r>
-              <w:rPr>
-                <w:rFonts w:ascii="Times New Roman" w:hAnsi="Times New Roman" w:cs="Times New Roman"/>
-                <w:lang w:val="fi-FI"/>
-              </w:rPr>
-              <w:t>triwulan_upper</w:t>
-            </w:r>
-            <w:r>
-              <w:rPr>
-                <w:rFonts w:ascii="Times New Roman" w:hAnsi="Times New Roman" w:cs="Times New Roman"/>
-                <w:lang w:val="fi-FI"/>
-              </w:rPr>
-              <w:t>}</w:t>
+              <w:t>${triwulan_proper}</w:t>
             </w:r>
           </w:p>
         </w:tc>
@@ -2211,196 +1691,38 @@
                 <w:rFonts w:ascii="Times New Roman" w:hAnsi="Times New Roman" w:cs="Times New Roman"/>
               </w:rPr>
             </w:pPr>
-            <w:proofErr w:type="spellStart"/>
             <w:r>
               <w:rPr>
                 <w:rFonts w:ascii="Times New Roman" w:hAnsi="Times New Roman" w:cs="Times New Roman"/>
                 <w:b/>
                 <w:bCs/>
               </w:rPr>
-              <w:t>Realisasi</w:t>
-            </w:r>
-            <w:proofErr w:type="spellEnd"/>
+              <w:t xml:space="preserve">Realisasi Volume RO dan Progress Pelaksanaan Kegiatan sampai dengan Triwulan </w:t>
+            </w:r>
+            <w:proofErr w:type="gramStart"/>
             <w:r>
               <w:rPr>
                 <w:rFonts w:ascii="Times New Roman" w:hAnsi="Times New Roman" w:cs="Times New Roman"/>
                 <w:b/>
                 <w:bCs/>
               </w:rPr>
-              <w:t xml:space="preserve"> Volume RO dan Progress </w:t>
-            </w:r>
-            <w:proofErr w:type="spellStart"/>
+              <w:t>Berjalan :</w:t>
+            </w:r>
+            <w:proofErr w:type="gramEnd"/>
             <w:r>
               <w:rPr>
                 <w:rFonts w:ascii="Times New Roman" w:hAnsi="Times New Roman" w:cs="Times New Roman"/>
                 <w:b/>
                 <w:bCs/>
               </w:rPr>
-              <w:t>Pelaksanaan</w:t>
-            </w:r>
-            <w:proofErr w:type="spellEnd"/>
-            <w:r>
-              <w:rPr>
-                <w:rFonts w:ascii="Times New Roman" w:hAnsi="Times New Roman" w:cs="Times New Roman"/>
-                <w:b/>
-                <w:bCs/>
-              </w:rPr>
               <w:t xml:space="preserve"> </w:t>
             </w:r>
-            <w:proofErr w:type="spellStart"/>
-            <w:r>
-              <w:rPr>
-                <w:rFonts w:ascii="Times New Roman" w:hAnsi="Times New Roman" w:cs="Times New Roman"/>
-                <w:b/>
-                <w:bCs/>
-              </w:rPr>
-              <w:t>Kegiatan</w:t>
-            </w:r>
-            <w:proofErr w:type="spellEnd"/>
-            <w:r>
-              <w:rPr>
-                <w:rFonts w:ascii="Times New Roman" w:hAnsi="Times New Roman" w:cs="Times New Roman"/>
-                <w:b/>
-                <w:bCs/>
-              </w:rPr>
-              <w:t xml:space="preserve"> </w:t>
-            </w:r>
-            <w:proofErr w:type="spellStart"/>
-            <w:r>
-              <w:rPr>
-                <w:rFonts w:ascii="Times New Roman" w:hAnsi="Times New Roman" w:cs="Times New Roman"/>
-                <w:b/>
-                <w:bCs/>
-              </w:rPr>
-              <w:t>sampai</w:t>
-            </w:r>
-            <w:proofErr w:type="spellEnd"/>
-            <w:r>
-              <w:rPr>
-                <w:rFonts w:ascii="Times New Roman" w:hAnsi="Times New Roman" w:cs="Times New Roman"/>
-                <w:b/>
-                <w:bCs/>
-              </w:rPr>
-              <w:t xml:space="preserve"> </w:t>
-            </w:r>
-            <w:proofErr w:type="spellStart"/>
-            <w:r>
-              <w:rPr>
-                <w:rFonts w:ascii="Times New Roman" w:hAnsi="Times New Roman" w:cs="Times New Roman"/>
-                <w:b/>
-                <w:bCs/>
-              </w:rPr>
-              <w:t>dengan</w:t>
-            </w:r>
-            <w:proofErr w:type="spellEnd"/>
-            <w:r>
-              <w:rPr>
-                <w:rFonts w:ascii="Times New Roman" w:hAnsi="Times New Roman" w:cs="Times New Roman"/>
-                <w:b/>
-                <w:bCs/>
-              </w:rPr>
-              <w:t xml:space="preserve"> </w:t>
-            </w:r>
-            <w:proofErr w:type="spellStart"/>
-            <w:r>
-              <w:rPr>
-                <w:rFonts w:ascii="Times New Roman" w:hAnsi="Times New Roman" w:cs="Times New Roman"/>
-                <w:b/>
-                <w:bCs/>
-              </w:rPr>
-              <w:t>Triwulan</w:t>
-            </w:r>
-            <w:proofErr w:type="spellEnd"/>
-            <w:r>
-              <w:rPr>
-                <w:rFonts w:ascii="Times New Roman" w:hAnsi="Times New Roman" w:cs="Times New Roman"/>
-                <w:b/>
-                <w:bCs/>
-              </w:rPr>
-              <w:t xml:space="preserve"> </w:t>
-            </w:r>
-            <w:proofErr w:type="spellStart"/>
-            <w:r>
-              <w:rPr>
-                <w:rFonts w:ascii="Times New Roman" w:hAnsi="Times New Roman" w:cs="Times New Roman"/>
-                <w:b/>
-                <w:bCs/>
-              </w:rPr>
-              <w:t>Berjalan</w:t>
-            </w:r>
-            <w:proofErr w:type="spellEnd"/>
-            <w:r>
-              <w:rPr>
-                <w:rFonts w:ascii="Times New Roman" w:hAnsi="Times New Roman" w:cs="Times New Roman"/>
-                <w:b/>
-                <w:bCs/>
-              </w:rPr>
-              <w:t xml:space="preserve"> : </w:t>
-            </w:r>
-            <w:proofErr w:type="spellStart"/>
-            <w:r>
-              <w:rPr>
-                <w:rFonts w:ascii="Times New Roman" w:hAnsi="Times New Roman" w:cs="Times New Roman"/>
-              </w:rPr>
-              <w:t>Realisasi</w:t>
-            </w:r>
-            <w:proofErr w:type="spellEnd"/>
-            <w:r>
-              <w:rPr>
-                <w:rFonts w:ascii="Times New Roman" w:hAnsi="Times New Roman" w:cs="Times New Roman"/>
-              </w:rPr>
-              <w:t xml:space="preserve"> volume RO </w:t>
-            </w:r>
-            <w:proofErr w:type="spellStart"/>
-            <w:r>
-              <w:rPr>
-                <w:rFonts w:ascii="Times New Roman" w:hAnsi="Times New Roman" w:cs="Times New Roman"/>
-              </w:rPr>
-              <w:t>kegiatan</w:t>
-            </w:r>
-            <w:proofErr w:type="spellEnd"/>
-            <w:r>
-              <w:rPr>
-                <w:rFonts w:ascii="Times New Roman" w:hAnsi="Times New Roman" w:cs="Times New Roman"/>
-              </w:rPr>
-              <w:t xml:space="preserve"> </w:t>
-            </w:r>
-            <w:proofErr w:type="spellStart"/>
-            <w:r>
-              <w:rPr>
-                <w:rFonts w:ascii="Times New Roman" w:hAnsi="Times New Roman" w:cs="Times New Roman"/>
-              </w:rPr>
-              <w:t>Statistik</w:t>
-            </w:r>
-            <w:proofErr w:type="spellEnd"/>
-            <w:r>
-              <w:rPr>
-                <w:rFonts w:ascii="Times New Roman" w:hAnsi="Times New Roman" w:cs="Times New Roman"/>
-              </w:rPr>
-              <w:t xml:space="preserve"> </w:t>
-            </w:r>
-            <w:proofErr w:type="spellStart"/>
-            <w:r>
-              <w:rPr>
-                <w:rFonts w:ascii="Times New Roman" w:hAnsi="Times New Roman" w:cs="Times New Roman"/>
-              </w:rPr>
-              <w:t>Kependudukan</w:t>
-            </w:r>
-            <w:proofErr w:type="spellEnd"/>
-            <w:r>
-              <w:rPr>
-                <w:rFonts w:ascii="Times New Roman" w:hAnsi="Times New Roman" w:cs="Times New Roman"/>
-              </w:rPr>
-              <w:t xml:space="preserve"> dan </w:t>
-            </w:r>
-            <w:proofErr w:type="spellStart"/>
-            <w:r>
-              <w:rPr>
-                <w:rFonts w:ascii="Times New Roman" w:hAnsi="Times New Roman" w:cs="Times New Roman"/>
-              </w:rPr>
-              <w:t>Ketenagakerjaan</w:t>
-            </w:r>
-            <w:proofErr w:type="spellEnd"/>
+            <w:r>
+              <w:rPr>
+                <w:rFonts w:ascii="Times New Roman" w:hAnsi="Times New Roman" w:cs="Times New Roman"/>
+              </w:rPr>
+              <w:t>Realisasi volume RO kegiatan Statistik Kependudukan dan Ketenagakerjaan</w:t>
+            </w:r>
           </w:p>
           <w:tbl>
             <w:tblPr>
@@ -2429,19 +1751,11 @@
                       <w:rFonts w:ascii="Times New Roman" w:hAnsi="Times New Roman" w:cs="Times New Roman"/>
                     </w:rPr>
                   </w:pPr>
-                  <w:proofErr w:type="spellStart"/>
                   <w:r>
                     <w:rPr>
                       <w:rFonts w:ascii="Times New Roman" w:hAnsi="Times New Roman" w:cs="Times New Roman"/>
                     </w:rPr>
-                    <w:t>Rincian</w:t>
-                  </w:r>
-                  <w:proofErr w:type="spellEnd"/>
-                  <w:r>
-                    <w:rPr>
-                      <w:rFonts w:ascii="Times New Roman" w:hAnsi="Times New Roman" w:cs="Times New Roman"/>
-                    </w:rPr>
-                    <w:t xml:space="preserve"> Output</w:t>
+                    <w:t>Rincian Output</w:t>
                   </w:r>
                 </w:p>
               </w:tc>
@@ -2460,19 +1774,11 @@
                       <w:rFonts w:ascii="Times New Roman" w:hAnsi="Times New Roman" w:cs="Times New Roman"/>
                     </w:rPr>
                   </w:pPr>
-                  <w:proofErr w:type="spellStart"/>
                   <w:r>
                     <w:rPr>
                       <w:rFonts w:ascii="Times New Roman" w:hAnsi="Times New Roman" w:cs="Times New Roman"/>
                     </w:rPr>
-                    <w:t>Realisasi</w:t>
-                  </w:r>
-                  <w:proofErr w:type="spellEnd"/>
-                  <w:r>
-                    <w:rPr>
-                      <w:rFonts w:ascii="Times New Roman" w:hAnsi="Times New Roman" w:cs="Times New Roman"/>
-                    </w:rPr>
-                    <w:t xml:space="preserve"> Volume RO</w:t>
+                    <w:t>Realisasi Volume RO</w:t>
                   </w:r>
                 </w:p>
               </w:tc>
@@ -2491,47 +1797,11 @@
                       <w:rFonts w:ascii="Times New Roman" w:hAnsi="Times New Roman" w:cs="Times New Roman"/>
                     </w:rPr>
                   </w:pPr>
-                  <w:proofErr w:type="spellStart"/>
                   <w:r>
                     <w:rPr>
                       <w:rFonts w:ascii="Times New Roman" w:hAnsi="Times New Roman" w:cs="Times New Roman"/>
                     </w:rPr>
-                    <w:t>Progres</w:t>
-                  </w:r>
-                  <w:proofErr w:type="spellEnd"/>
-                  <w:r>
-                    <w:rPr>
-                      <w:rFonts w:ascii="Times New Roman" w:hAnsi="Times New Roman" w:cs="Times New Roman"/>
-                    </w:rPr>
-                    <w:t xml:space="preserve"> </w:t>
-                  </w:r>
-                  <w:proofErr w:type="spellStart"/>
-                  <w:r>
-                    <w:rPr>
-                      <w:rFonts w:ascii="Times New Roman" w:hAnsi="Times New Roman" w:cs="Times New Roman"/>
-                    </w:rPr>
-                    <w:t>Pelaksanaan</w:t>
-                  </w:r>
-                  <w:proofErr w:type="spellEnd"/>
-                  <w:r>
-                    <w:rPr>
-                      <w:rFonts w:ascii="Times New Roman" w:hAnsi="Times New Roman" w:cs="Times New Roman"/>
-                    </w:rPr>
-                    <w:t xml:space="preserve"> </w:t>
-                  </w:r>
-                  <w:proofErr w:type="spellStart"/>
-                  <w:r>
-                    <w:rPr>
-                      <w:rFonts w:ascii="Times New Roman" w:hAnsi="Times New Roman" w:cs="Times New Roman"/>
-                    </w:rPr>
-                    <w:t>Kegiatan</w:t>
-                  </w:r>
-                  <w:proofErr w:type="spellEnd"/>
-                  <w:r>
-                    <w:rPr>
-                      <w:rFonts w:ascii="Times New Roman" w:hAnsi="Times New Roman" w:cs="Times New Roman"/>
-                    </w:rPr>
-                    <w:t xml:space="preserve"> (Persen)</w:t>
+                    <w:t>Progres Pelaksanaan Kegiatan (Persen)</w:t>
                   </w:r>
                 </w:p>
               </w:tc>
@@ -2563,14 +1833,12 @@
                     </w:rPr>
                     <w:t>{</w:t>
                   </w:r>
-                  <w:proofErr w:type="spellStart"/>
                   <w:r>
                     <w:rPr>
                       <w:rFonts w:ascii="Times New Roman" w:hAnsi="Times New Roman" w:cs="Times New Roman"/>
                     </w:rPr>
                     <w:t>nama_output</w:t>
                   </w:r>
-                  <w:proofErr w:type="spellEnd"/>
                   <w:r>
                     <w:rPr>
                       <w:rFonts w:ascii="Times New Roman" w:hAnsi="Times New Roman" w:cs="Times New Roman"/>
@@ -2606,14 +1874,12 @@
                     </w:rPr>
                     <w:t>{</w:t>
                   </w:r>
-                  <w:proofErr w:type="spellStart"/>
                   <w:r>
                     <w:rPr>
                       <w:rFonts w:ascii="Times New Roman" w:hAnsi="Times New Roman" w:cs="Times New Roman"/>
                     </w:rPr>
                     <w:t>output_volume</w:t>
                   </w:r>
-                  <w:proofErr w:type="spellEnd"/>
                   <w:r>
                     <w:rPr>
                       <w:rFonts w:ascii="Times New Roman" w:hAnsi="Times New Roman" w:cs="Times New Roman"/>
@@ -2649,14 +1915,12 @@
                     </w:rPr>
                     <w:t>{</w:t>
                   </w:r>
-                  <w:proofErr w:type="spellStart"/>
                   <w:r>
                     <w:rPr>
                       <w:rFonts w:ascii="Times New Roman" w:hAnsi="Times New Roman" w:cs="Times New Roman"/>
                     </w:rPr>
                     <w:t>output_progres</w:t>
                   </w:r>
-                  <w:proofErr w:type="spellEnd"/>
                   <w:r>
                     <w:rPr>
                       <w:rFonts w:ascii="Times New Roman" w:hAnsi="Times New Roman" w:cs="Times New Roman"/>
@@ -3016,59 +2280,8 @@
                 <w:bCs/>
                 <w:lang w:val="en-ID"/>
               </w:rPr>
-              <w:t xml:space="preserve">Dasar </w:t>
-            </w:r>
-            <w:proofErr w:type="spellStart"/>
-            <w:r>
-              <w:rPr>
-                <w:rFonts w:ascii="Times New Roman" w:hAnsi="Times New Roman" w:cs="Times New Roman"/>
-                <w:b/>
-                <w:bCs/>
-                <w:lang w:val="en-ID"/>
-              </w:rPr>
-              <w:t>Hitung</w:t>
-            </w:r>
-            <w:proofErr w:type="spellEnd"/>
-            <w:r>
-              <w:rPr>
-                <w:rFonts w:ascii="Times New Roman" w:hAnsi="Times New Roman" w:cs="Times New Roman"/>
-                <w:b/>
-                <w:bCs/>
-                <w:lang w:val="en-ID"/>
-              </w:rPr>
-              <w:t xml:space="preserve">/Bukti </w:t>
-            </w:r>
-            <w:proofErr w:type="spellStart"/>
-            <w:r>
-              <w:rPr>
-                <w:rFonts w:ascii="Times New Roman" w:hAnsi="Times New Roman" w:cs="Times New Roman"/>
-                <w:b/>
-                <w:bCs/>
-                <w:lang w:val="en-ID"/>
-              </w:rPr>
-              <w:t>Dukung</w:t>
-            </w:r>
-            <w:proofErr w:type="spellEnd"/>
-            <w:r>
-              <w:rPr>
-                <w:rFonts w:ascii="Times New Roman" w:hAnsi="Times New Roman" w:cs="Times New Roman"/>
-                <w:b/>
-                <w:bCs/>
-                <w:lang w:val="en-ID"/>
-              </w:rPr>
-              <w:t>/</w:t>
-            </w:r>
-            <w:proofErr w:type="spellStart"/>
-            <w:r>
-              <w:rPr>
-                <w:rFonts w:ascii="Times New Roman" w:hAnsi="Times New Roman" w:cs="Times New Roman"/>
-                <w:b/>
-                <w:bCs/>
-                <w:lang w:val="en-ID"/>
-              </w:rPr>
-              <w:t>Lainnya</w:t>
-            </w:r>
-            <w:proofErr w:type="spellEnd"/>
+              <w:t>Dasar Hitung/Bukti Dukung/Lainnya</w:t>
+            </w:r>
           </w:p>
         </w:tc>
       </w:tr>
@@ -3094,40 +2307,17 @@
                 <w:rFonts w:ascii="Times New Roman" w:hAnsi="Times New Roman" w:cs="Times New Roman"/>
                 <w:lang w:val="en-ID"/>
               </w:rPr>
-              <w:t xml:space="preserve">Dasar </w:t>
-            </w:r>
-            <w:proofErr w:type="spellStart"/>
+              <w:t xml:space="preserve">Dasar Hitung dan Basis Data Realisasi </w:t>
+            </w:r>
+            <w:proofErr w:type="gramStart"/>
             <w:r>
               <w:rPr>
                 <w:rFonts w:ascii="Times New Roman" w:hAnsi="Times New Roman" w:cs="Times New Roman"/>
                 <w:lang w:val="en-ID"/>
               </w:rPr>
-              <w:t>Hitung</w:t>
-            </w:r>
-            <w:proofErr w:type="spellEnd"/>
-            <w:r>
-              <w:rPr>
-                <w:rFonts w:ascii="Times New Roman" w:hAnsi="Times New Roman" w:cs="Times New Roman"/>
-                <w:lang w:val="en-ID"/>
-              </w:rPr>
-              <w:t xml:space="preserve"> dan Basis Data </w:t>
-            </w:r>
-            <w:proofErr w:type="spellStart"/>
-            <w:r>
-              <w:rPr>
-                <w:rFonts w:ascii="Times New Roman" w:hAnsi="Times New Roman" w:cs="Times New Roman"/>
-                <w:lang w:val="en-ID"/>
-              </w:rPr>
-              <w:t>Realisasi</w:t>
-            </w:r>
-            <w:proofErr w:type="spellEnd"/>
-            <w:r>
-              <w:rPr>
-                <w:rFonts w:ascii="Times New Roman" w:hAnsi="Times New Roman" w:cs="Times New Roman"/>
-                <w:lang w:val="en-ID"/>
-              </w:rPr>
-              <w:t xml:space="preserve"> IKU :</w:t>
-            </w:r>
+              <w:t>IKU :</w:t>
+            </w:r>
+            <w:proofErr w:type="gramEnd"/>
           </w:p>
           <w:p>
             <w:pPr>
@@ -3148,17 +2338,8 @@
                 <w:rFonts w:ascii="Times New Roman" w:hAnsi="Times New Roman" w:cs="Times New Roman"/>
                 <w:lang w:val="en-ID"/>
               </w:rPr>
-              <w:t xml:space="preserve">Dasar </w:t>
-            </w:r>
-            <w:proofErr w:type="spellStart"/>
-            <w:r>
-              <w:rPr>
-                <w:rFonts w:ascii="Times New Roman" w:hAnsi="Times New Roman" w:cs="Times New Roman"/>
-                <w:lang w:val="en-ID"/>
-              </w:rPr>
-              <w:t>Hitung</w:t>
-            </w:r>
-            <w:proofErr w:type="spellEnd"/>
+              <w:t>Dasar Hitung</w:t>
+            </w:r>
           </w:p>
           <w:p>
             <w:pPr>
@@ -3176,23 +2357,7 @@
                 <w:rFonts w:ascii="Times New Roman" w:hAnsi="Times New Roman" w:cs="Times New Roman"/>
                 <w:lang w:val="en-ID"/>
               </w:rPr>
-              <w:t>${</w:t>
-            </w:r>
-            <w:proofErr w:type="spellStart"/>
-            <w:r>
-              <w:rPr>
-                <w:rFonts w:ascii="Times New Roman" w:hAnsi="Times New Roman" w:cs="Times New Roman"/>
-                <w:lang w:val="en-ID"/>
-              </w:rPr>
-              <w:t>dasar_hitung</w:t>
-            </w:r>
-            <w:proofErr w:type="spellEnd"/>
-            <w:r>
-              <w:rPr>
-                <w:rFonts w:ascii="Times New Roman" w:hAnsi="Times New Roman" w:cs="Times New Roman"/>
-                <w:lang w:val="en-ID"/>
-              </w:rPr>
-              <w:t>}</w:t>
+              <w:t>${dasar_hitung}</w:t>
             </w:r>
           </w:p>
           <w:p>
@@ -3233,23 +2398,7 @@
                 <w:rFonts w:ascii="Times New Roman" w:hAnsi="Times New Roman" w:cs="Times New Roman"/>
                 <w:lang w:val="en-ID"/>
               </w:rPr>
-              <w:t>${</w:t>
-            </w:r>
-            <w:proofErr w:type="spellStart"/>
-            <w:r>
-              <w:rPr>
-                <w:rFonts w:ascii="Times New Roman" w:hAnsi="Times New Roman" w:cs="Times New Roman"/>
-                <w:lang w:val="en-ID"/>
-              </w:rPr>
-              <w:t>basis_data_baseline</w:t>
-            </w:r>
-            <w:proofErr w:type="spellEnd"/>
-            <w:r>
-              <w:rPr>
-                <w:rFonts w:ascii="Times New Roman" w:hAnsi="Times New Roman" w:cs="Times New Roman"/>
-                <w:lang w:val="en-ID"/>
-              </w:rPr>
-              <w:t>}</w:t>
+              <w:t>${basis_data_baseline}</w:t>
             </w:r>
           </w:p>
           <w:p>
@@ -3377,7 +2526,6 @@
               </w:rPr>
               <w:t>{</w:t>
             </w:r>
-            <w:proofErr w:type="spellStart"/>
             <w:r>
               <w:rPr>
                 <w:rFonts w:ascii="Times New Roman" w:hAnsi="Times New Roman" w:cs="Times New Roman"/>
@@ -3390,16 +2538,18 @@
                 <w:rFonts w:ascii="Times New Roman" w:hAnsi="Times New Roman" w:cs="Times New Roman"/>
                 <w:lang w:val="en-ID"/>
               </w:rPr>
-              <w:t>_master_nama_output</w:t>
-            </w:r>
-            <w:proofErr w:type="spellEnd"/>
-            <w:r>
+              <w:t>_master_nama_output}</w:t>
+            </w:r>
+          </w:p>
+          <w:p>
+            <w:pPr>
+              <w:spacing w:line="276" w:lineRule="auto"/>
+              <w:jc w:val="both"/>
               <w:rPr>
                 <w:rFonts w:ascii="Times New Roman" w:hAnsi="Times New Roman" w:cs="Times New Roman"/>
                 <w:lang w:val="en-ID"/>
               </w:rPr>
-              <w:t>}</w:t>
-            </w:r>
+            </w:pPr>
           </w:p>
           <w:p>
             <w:pPr>
@@ -3407,66 +2557,48 @@
               <w:jc w:val="both"/>
               <w:rPr>
                 <w:rFonts w:ascii="Times New Roman" w:hAnsi="Times New Roman" w:cs="Times New Roman"/>
-                <w:lang w:val="en-ID"/>
-              </w:rPr>
-            </w:pPr>
-          </w:p>
-          <w:p>
-            <w:pPr>
-              <w:spacing w:line="276" w:lineRule="auto"/>
-              <w:jc w:val="both"/>
-              <w:rPr>
-                <w:rFonts w:ascii="Times New Roman" w:hAnsi="Times New Roman" w:cs="Times New Roman"/>
-              </w:rPr>
-            </w:pPr>
-            <w:proofErr w:type="spellStart"/>
-            <w:r>
-              <w:rPr>
-                <w:rFonts w:ascii="Times New Roman" w:hAnsi="Times New Roman" w:cs="Times New Roman"/>
-              </w:rPr>
-              <w:t>Untuk</w:t>
-            </w:r>
-            <w:proofErr w:type="spellEnd"/>
-            <w:r>
-              <w:rPr>
-                <w:rFonts w:ascii="Times New Roman" w:hAnsi="Times New Roman" w:cs="Times New Roman"/>
-              </w:rPr>
-              <w:t xml:space="preserve"> </w:t>
-            </w:r>
-            <w:proofErr w:type="spellStart"/>
-            <w:r>
-              <w:rPr>
-                <w:rFonts w:ascii="Times New Roman" w:hAnsi="Times New Roman" w:cs="Times New Roman"/>
-              </w:rPr>
-              <w:t>Tahun</w:t>
-            </w:r>
-            <w:proofErr w:type="spellEnd"/>
-            <w:r>
-              <w:rPr>
-                <w:rFonts w:ascii="Times New Roman" w:hAnsi="Times New Roman" w:cs="Times New Roman"/>
-              </w:rPr>
-              <w:t xml:space="preserve"> </w:t>
+              </w:rPr>
+            </w:pPr>
+            <w:r>
+              <w:rPr>
+                <w:rFonts w:ascii="Times New Roman" w:hAnsi="Times New Roman" w:cs="Times New Roman"/>
+              </w:rPr>
+              <w:t xml:space="preserve">Untuk Tahun </w:t>
             </w:r>
             <w:r>
               <w:rPr>
                 <w:rFonts w:ascii="Arial" w:hAnsi="Arial" w:cs="Arial"/>
                 <w:color w:val="000000"/>
               </w:rPr>
-              <w:t>${</w:t>
-            </w:r>
-            <w:proofErr w:type="spellStart"/>
-            <w:r>
-              <w:rPr>
-                <w:rFonts w:ascii="Arial" w:hAnsi="Arial" w:cs="Arial"/>
-                <w:color w:val="000000"/>
-              </w:rPr>
-              <w:t>tahun</w:t>
-            </w:r>
-            <w:proofErr w:type="spellEnd"/>
-            <w:r>
-              <w:rPr>
-                <w:rFonts w:ascii="Arial" w:hAnsi="Arial" w:cs="Arial"/>
-                <w:color w:val="000000"/>
+              <w:t>${tahun}</w:t>
+            </w:r>
+            <w:r>
+              <w:rPr>
+                <w:rFonts w:ascii="Times New Roman" w:hAnsi="Times New Roman" w:cs="Times New Roman"/>
+              </w:rPr>
+              <w:t xml:space="preserve">, dengan adanya target sebanyak </w:t>
+            </w:r>
+            <w:r>
+              <w:rPr>
+                <w:rFonts w:ascii="Times New Roman" w:hAnsi="Times New Roman" w:cs="Times New Roman"/>
+              </w:rPr>
+              <w:t>$</w:t>
+            </w:r>
+            <w:r>
+              <w:rPr>
+                <w:rFonts w:ascii="Times New Roman" w:hAnsi="Times New Roman" w:cs="Times New Roman"/>
+              </w:rPr>
+              <w:t>{</w:t>
+            </w:r>
+            <w:r>
+              <w:rPr>
+                <w:rFonts w:ascii="Times New Roman" w:hAnsi="Times New Roman" w:cs="Times New Roman"/>
+              </w:rPr>
+              <w:t>x</w:t>
+            </w:r>
+            <w:r>
+              <w:rPr>
+                <w:rFonts w:ascii="Times New Roman" w:hAnsi="Times New Roman" w:cs="Times New Roman"/>
               </w:rPr>
               <w:t>}</w:t>
             </w:r>
@@ -3474,210 +2606,20 @@
               <w:rPr>
                 <w:rFonts w:ascii="Times New Roman" w:hAnsi="Times New Roman" w:cs="Times New Roman"/>
               </w:rPr>
-              <w:t xml:space="preserve">, </w:t>
-            </w:r>
-            <w:proofErr w:type="spellStart"/>
-            <w:r>
-              <w:rPr>
-                <w:rFonts w:ascii="Times New Roman" w:hAnsi="Times New Roman" w:cs="Times New Roman"/>
-              </w:rPr>
-              <w:t>dengan</w:t>
-            </w:r>
-            <w:proofErr w:type="spellEnd"/>
-            <w:r>
-              <w:rPr>
-                <w:rFonts w:ascii="Times New Roman" w:hAnsi="Times New Roman" w:cs="Times New Roman"/>
-              </w:rPr>
               <w:t xml:space="preserve"> </w:t>
             </w:r>
-            <w:proofErr w:type="spellStart"/>
-            <w:r>
-              <w:rPr>
-                <w:rFonts w:ascii="Times New Roman" w:hAnsi="Times New Roman" w:cs="Times New Roman"/>
-              </w:rPr>
-              <w:t>adanya</w:t>
-            </w:r>
-            <w:proofErr w:type="spellEnd"/>
-            <w:r>
-              <w:rPr>
-                <w:rFonts w:ascii="Times New Roman" w:hAnsi="Times New Roman" w:cs="Times New Roman"/>
-              </w:rPr>
-              <w:t xml:space="preserve"> target </w:t>
-            </w:r>
-            <w:proofErr w:type="spellStart"/>
-            <w:r>
-              <w:rPr>
-                <w:rFonts w:ascii="Times New Roman" w:hAnsi="Times New Roman" w:cs="Times New Roman"/>
-              </w:rPr>
-              <w:t>sebanyak</w:t>
-            </w:r>
-            <w:proofErr w:type="spellEnd"/>
-            <w:r>
-              <w:rPr>
-                <w:rFonts w:ascii="Times New Roman" w:hAnsi="Times New Roman" w:cs="Times New Roman"/>
-              </w:rPr>
-              <w:t xml:space="preserve"> </w:t>
-            </w:r>
-            <w:r>
-              <w:rPr>
-                <w:rFonts w:ascii="Times New Roman" w:hAnsi="Times New Roman" w:cs="Times New Roman"/>
-              </w:rPr>
-              <w:t>$</w:t>
-            </w:r>
-            <w:r>
-              <w:rPr>
-                <w:rFonts w:ascii="Times New Roman" w:hAnsi="Times New Roman" w:cs="Times New Roman"/>
-              </w:rPr>
-              <w:t>{</w:t>
-            </w:r>
-            <w:r>
-              <w:rPr>
-                <w:rFonts w:ascii="Times New Roman" w:hAnsi="Times New Roman" w:cs="Times New Roman"/>
-              </w:rPr>
-              <w:t>x</w:t>
-            </w:r>
-            <w:r>
-              <w:rPr>
-                <w:rFonts w:ascii="Times New Roman" w:hAnsi="Times New Roman" w:cs="Times New Roman"/>
-              </w:rPr>
-              <w:t>}</w:t>
-            </w:r>
-            <w:r>
-              <w:rPr>
-                <w:rFonts w:ascii="Times New Roman" w:hAnsi="Times New Roman" w:cs="Times New Roman"/>
-              </w:rPr>
-              <w:t xml:space="preserve"> </w:t>
-            </w:r>
-            <w:proofErr w:type="spellStart"/>
             <w:r>
               <w:rPr>
                 <w:rFonts w:ascii="Times New Roman" w:hAnsi="Times New Roman" w:cs="Times New Roman"/>
                 <w:color w:val="FF0000"/>
               </w:rPr>
-              <w:t>publikasi</w:t>
-            </w:r>
-            <w:proofErr w:type="spellEnd"/>
-            <w:r>
-              <w:rPr>
-                <w:rFonts w:ascii="Times New Roman" w:hAnsi="Times New Roman" w:cs="Times New Roman"/>
-                <w:color w:val="FF0000"/>
-              </w:rPr>
-              <w:t>/</w:t>
-            </w:r>
-            <w:proofErr w:type="spellStart"/>
-            <w:r>
-              <w:rPr>
-                <w:rFonts w:ascii="Times New Roman" w:hAnsi="Times New Roman" w:cs="Times New Roman"/>
-                <w:color w:val="FF0000"/>
-              </w:rPr>
-              <w:t>laporan</w:t>
-            </w:r>
-            <w:proofErr w:type="spellEnd"/>
-            <w:r>
-              <w:rPr>
-                <w:rFonts w:ascii="Times New Roman" w:hAnsi="Times New Roman" w:cs="Times New Roman"/>
-                <w:color w:val="FF0000"/>
-              </w:rPr>
-              <w:t xml:space="preserve"> yang </w:t>
-            </w:r>
-            <w:proofErr w:type="spellStart"/>
-            <w:r>
-              <w:rPr>
-                <w:rFonts w:ascii="Times New Roman" w:hAnsi="Times New Roman" w:cs="Times New Roman"/>
-                <w:color w:val="FF0000"/>
-              </w:rPr>
-              <w:t>berkualitas</w:t>
-            </w:r>
-            <w:proofErr w:type="spellEnd"/>
-            <w:r>
-              <w:rPr>
-                <w:rFonts w:ascii="Times New Roman" w:hAnsi="Times New Roman" w:cs="Times New Roman"/>
-              </w:rPr>
-              <w:t xml:space="preserve">, </w:t>
-            </w:r>
-            <w:proofErr w:type="spellStart"/>
-            <w:r>
-              <w:rPr>
-                <w:rFonts w:ascii="Times New Roman" w:hAnsi="Times New Roman" w:cs="Times New Roman"/>
-              </w:rPr>
-              <w:t>maka</w:t>
-            </w:r>
-            <w:proofErr w:type="spellEnd"/>
-            <w:r>
-              <w:rPr>
-                <w:rFonts w:ascii="Times New Roman" w:hAnsi="Times New Roman" w:cs="Times New Roman"/>
-              </w:rPr>
-              <w:t xml:space="preserve"> </w:t>
-            </w:r>
-            <w:proofErr w:type="spellStart"/>
-            <w:r>
-              <w:rPr>
-                <w:rFonts w:ascii="Times New Roman" w:hAnsi="Times New Roman" w:cs="Times New Roman"/>
-              </w:rPr>
-              <w:t>disusun</w:t>
-            </w:r>
-            <w:proofErr w:type="spellEnd"/>
-            <w:r>
-              <w:rPr>
-                <w:rFonts w:ascii="Times New Roman" w:hAnsi="Times New Roman" w:cs="Times New Roman"/>
-              </w:rPr>
-              <w:t xml:space="preserve"> target per </w:t>
-            </w:r>
-            <w:proofErr w:type="spellStart"/>
-            <w:r>
-              <w:rPr>
-                <w:rFonts w:ascii="Times New Roman" w:hAnsi="Times New Roman" w:cs="Times New Roman"/>
-              </w:rPr>
-              <w:t>triwulan</w:t>
-            </w:r>
-            <w:proofErr w:type="spellEnd"/>
-            <w:r>
-              <w:rPr>
-                <w:rFonts w:ascii="Times New Roman" w:hAnsi="Times New Roman" w:cs="Times New Roman"/>
-              </w:rPr>
-              <w:t xml:space="preserve"> </w:t>
-            </w:r>
-            <w:proofErr w:type="spellStart"/>
-            <w:r>
-              <w:rPr>
-                <w:rFonts w:ascii="Times New Roman" w:hAnsi="Times New Roman" w:cs="Times New Roman"/>
-              </w:rPr>
-              <w:t>adalah</w:t>
-            </w:r>
-            <w:proofErr w:type="spellEnd"/>
-            <w:r>
-              <w:rPr>
-                <w:rFonts w:ascii="Times New Roman" w:hAnsi="Times New Roman" w:cs="Times New Roman"/>
-              </w:rPr>
-              <w:t xml:space="preserve"> </w:t>
-            </w:r>
-            <w:proofErr w:type="spellStart"/>
-            <w:r>
-              <w:rPr>
-                <w:rFonts w:ascii="Times New Roman" w:hAnsi="Times New Roman" w:cs="Times New Roman"/>
-              </w:rPr>
-              <w:t>sebagai</w:t>
-            </w:r>
-            <w:proofErr w:type="spellEnd"/>
-            <w:r>
-              <w:rPr>
-                <w:rFonts w:ascii="Times New Roman" w:hAnsi="Times New Roman" w:cs="Times New Roman"/>
-              </w:rPr>
-              <w:t xml:space="preserve"> </w:t>
-            </w:r>
-            <w:proofErr w:type="spellStart"/>
-            <w:r>
-              <w:rPr>
-                <w:rFonts w:ascii="Times New Roman" w:hAnsi="Times New Roman" w:cs="Times New Roman"/>
-              </w:rPr>
-              <w:t>berikut</w:t>
-            </w:r>
-            <w:proofErr w:type="spellEnd"/>
-            <w:r>
-              <w:rPr>
-                <w:rFonts w:ascii="Times New Roman" w:hAnsi="Times New Roman" w:cs="Times New Roman"/>
-              </w:rPr>
-              <w:t>:</w:t>
+              <w:t>publikasi/laporan yang berkualitas</w:t>
+            </w:r>
+            <w:r>
+              <w:rPr>
+                <w:rFonts w:ascii="Times New Roman" w:hAnsi="Times New Roman" w:cs="Times New Roman"/>
+              </w:rPr>
+              <w:t>, maka disusun target per triwulan adalah sebagai berikut:</w:t>
             </w:r>
           </w:p>
           <w:tbl>
@@ -3707,46 +2649,12 @@
                       <w:lang w:val="en-ID"/>
                     </w:rPr>
                   </w:pPr>
-                  <w:proofErr w:type="spellStart"/>
                   <w:r>
                     <w:rPr>
                       <w:rFonts w:ascii="Times New Roman" w:hAnsi="Times New Roman" w:cs="Times New Roman"/>
                       <w:lang w:val="en-ID"/>
                     </w:rPr>
                     <w:t>Keterangan</w:t>
-                  </w:r>
-                  <w:proofErr w:type="spellEnd"/>
-                </w:p>
-              </w:tc>
-              <w:tc>
-                <w:tcPr>
-                  <w:tcW w:w="1602" w:type="dxa"/>
-                  <w:vAlign w:val="center"/>
-                </w:tcPr>
-                <w:p>
-                  <w:pPr>
-                    <w:spacing w:line="276" w:lineRule="auto"/>
-                    <w:jc w:val="center"/>
-                    <w:rPr>
-                      <w:rFonts w:ascii="Times New Roman" w:hAnsi="Times New Roman" w:cs="Times New Roman"/>
-                      <w:lang w:val="en-ID"/>
-                    </w:rPr>
-                  </w:pPr>
-                  <w:proofErr w:type="spellStart"/>
-                  <w:r>
-                    <w:rPr>
-                      <w:rFonts w:ascii="Times New Roman" w:hAnsi="Times New Roman" w:cs="Times New Roman"/>
-                      <w:lang w:val="en-ID"/>
-                    </w:rPr>
-                    <w:t>Triwulan</w:t>
-                  </w:r>
-                  <w:proofErr w:type="spellEnd"/>
-                  <w:r>
-                    <w:rPr>
-                      <w:rFonts w:ascii="Times New Roman" w:hAnsi="Times New Roman" w:cs="Times New Roman"/>
-                      <w:lang w:val="en-ID"/>
-                    </w:rPr>
-                    <w:t xml:space="preserve"> I</w:t>
                   </w:r>
                 </w:p>
               </w:tc>
@@ -3764,21 +2672,12 @@
                       <w:lang w:val="en-ID"/>
                     </w:rPr>
                   </w:pPr>
-                  <w:proofErr w:type="spellStart"/>
                   <w:r>
                     <w:rPr>
                       <w:rFonts w:ascii="Times New Roman" w:hAnsi="Times New Roman" w:cs="Times New Roman"/>
                       <w:lang w:val="en-ID"/>
                     </w:rPr>
-                    <w:t>Triwulan</w:t>
-                  </w:r>
-                  <w:proofErr w:type="spellEnd"/>
-                  <w:r>
-                    <w:rPr>
-                      <w:rFonts w:ascii="Times New Roman" w:hAnsi="Times New Roman" w:cs="Times New Roman"/>
-                      <w:lang w:val="en-ID"/>
-                    </w:rPr>
-                    <w:t xml:space="preserve"> II</w:t>
+                    <w:t>Triwulan I</w:t>
                   </w:r>
                 </w:p>
               </w:tc>
@@ -3796,21 +2695,35 @@
                       <w:lang w:val="en-ID"/>
                     </w:rPr>
                   </w:pPr>
-                  <w:proofErr w:type="spellStart"/>
                   <w:r>
                     <w:rPr>
                       <w:rFonts w:ascii="Times New Roman" w:hAnsi="Times New Roman" w:cs="Times New Roman"/>
                       <w:lang w:val="en-ID"/>
                     </w:rPr>
-                    <w:t>Triwulan</w:t>
+                    <w:t>Triwulan II</w:t>
                   </w:r>
-                  <w:proofErr w:type="spellEnd"/>
+                </w:p>
+              </w:tc>
+              <w:tc>
+                <w:tcPr>
+                  <w:tcW w:w="1602" w:type="dxa"/>
+                  <w:vAlign w:val="center"/>
+                </w:tcPr>
+                <w:p>
+                  <w:pPr>
+                    <w:spacing w:line="276" w:lineRule="auto"/>
+                    <w:jc w:val="center"/>
+                    <w:rPr>
+                      <w:rFonts w:ascii="Times New Roman" w:hAnsi="Times New Roman" w:cs="Times New Roman"/>
+                      <w:lang w:val="en-ID"/>
+                    </w:rPr>
+                  </w:pPr>
                   <w:r>
                     <w:rPr>
                       <w:rFonts w:ascii="Times New Roman" w:hAnsi="Times New Roman" w:cs="Times New Roman"/>
                       <w:lang w:val="en-ID"/>
                     </w:rPr>
-                    <w:t xml:space="preserve"> III</w:t>
+                    <w:t>Triwulan III</w:t>
                   </w:r>
                 </w:p>
               </w:tc>
@@ -3828,21 +2741,12 @@
                       <w:lang w:val="en-ID"/>
                     </w:rPr>
                   </w:pPr>
-                  <w:proofErr w:type="spellStart"/>
                   <w:r>
                     <w:rPr>
                       <w:rFonts w:ascii="Times New Roman" w:hAnsi="Times New Roman" w:cs="Times New Roman"/>
                       <w:lang w:val="en-ID"/>
                     </w:rPr>
-                    <w:t>Triwulan</w:t>
-                  </w:r>
-                  <w:proofErr w:type="spellEnd"/>
-                  <w:r>
-                    <w:rPr>
-                      <w:rFonts w:ascii="Times New Roman" w:hAnsi="Times New Roman" w:cs="Times New Roman"/>
-                      <w:lang w:val="en-ID"/>
-                    </w:rPr>
-                    <w:t xml:space="preserve"> IV</w:t>
+                    <w:t>Triwulan IV</w:t>
                   </w:r>
                 </w:p>
               </w:tc>
@@ -3873,23 +2777,7 @@
                       <w:rFonts w:ascii="Times New Roman" w:hAnsi="Times New Roman" w:cs="Times New Roman"/>
                       <w:lang w:val="en-ID"/>
                     </w:rPr>
-                    <w:t>{</w:t>
-                  </w:r>
-                  <w:proofErr w:type="spellStart"/>
-                  <w:r>
-                    <w:rPr>
-                      <w:rFonts w:ascii="Times New Roman" w:hAnsi="Times New Roman" w:cs="Times New Roman"/>
-                      <w:lang w:val="en-ID"/>
-                    </w:rPr>
-                    <w:t>definisi_x</w:t>
-                  </w:r>
-                  <w:proofErr w:type="spellEnd"/>
-                  <w:r>
-                    <w:rPr>
-                      <w:rFonts w:ascii="Times New Roman" w:hAnsi="Times New Roman" w:cs="Times New Roman"/>
-                      <w:lang w:val="en-ID"/>
-                    </w:rPr>
-                    <w:t>}</w:t>
+                    <w:t>{definisi_x}</w:t>
                   </w:r>
                 </w:p>
               </w:tc>
@@ -4012,23 +2900,7 @@
                       <w:rFonts w:ascii="Times New Roman" w:hAnsi="Times New Roman" w:cs="Times New Roman"/>
                       <w:lang w:val="en-ID"/>
                     </w:rPr>
-                    <w:t>{</w:t>
-                  </w:r>
-                  <w:proofErr w:type="spellStart"/>
-                  <w:r>
-                    <w:rPr>
-                      <w:rFonts w:ascii="Times New Roman" w:hAnsi="Times New Roman" w:cs="Times New Roman"/>
-                      <w:lang w:val="en-ID"/>
-                    </w:rPr>
-                    <w:t>definisi_y</w:t>
-                  </w:r>
-                  <w:proofErr w:type="spellEnd"/>
-                  <w:r>
-                    <w:rPr>
-                      <w:rFonts w:ascii="Times New Roman" w:hAnsi="Times New Roman" w:cs="Times New Roman"/>
-                      <w:lang w:val="en-ID"/>
-                    </w:rPr>
-                    <w:t>}</w:t>
+                    <w:t>{definisi_y}</w:t>
                   </w:r>
                 </w:p>
               </w:tc>
@@ -4162,31 +3034,7 @@
                 <w:b/>
                 <w:bCs/>
               </w:rPr>
-              <w:t>${</w:t>
-            </w:r>
-            <w:proofErr w:type="spellStart"/>
-            <w:r>
-              <w:rPr>
-                <w:rFonts w:ascii="Times New Roman" w:hAnsi="Times New Roman" w:cs="Times New Roman"/>
-                <w:b/>
-                <w:bCs/>
-              </w:rPr>
-              <w:t>triwulan_upper</w:t>
-            </w:r>
-            <w:proofErr w:type="spellEnd"/>
-            <w:r>
-              <w:rPr>
-                <w:rFonts w:ascii="Times New Roman" w:hAnsi="Times New Roman" w:cs="Times New Roman"/>
-                <w:b/>
-                <w:bCs/>
-              </w:rPr>
-              <w:t>}</w:t>
-            </w:r>
-            <w:r>
-              <w:rPr>
-                <w:rFonts w:ascii="Times New Roman" w:hAnsi="Times New Roman" w:cs="Times New Roman"/>
-              </w:rPr>
-              <w:t xml:space="preserve"> </w:t>
+              <w:t xml:space="preserve">${triwulan_proper} </w:t>
             </w:r>
             <w:r>
               <w:rPr>
@@ -4195,9 +3043,48 @@
                 <w:bCs/>
                 <w:color w:val="000000"/>
               </w:rPr>
-              <w:t>${</w:t>
-            </w:r>
-            <w:proofErr w:type="spellStart"/>
+              <w:t>${tahun}</w:t>
+            </w:r>
+          </w:p>
+          <w:p>
+            <w:pPr>
+              <w:spacing w:line="276" w:lineRule="auto"/>
+              <w:jc w:val="both"/>
+              <w:rPr>
+                <w:rFonts w:ascii="Times New Roman" w:hAnsi="Times New Roman" w:cs="Times New Roman"/>
+                <w:lang w:val="en-ID"/>
+              </w:rPr>
+            </w:pPr>
+          </w:p>
+          <w:p>
+            <w:pPr>
+              <w:spacing w:line="276" w:lineRule="auto"/>
+              <w:jc w:val="both"/>
+              <w:rPr>
+                <w:rFonts w:ascii="Times New Roman" w:hAnsi="Times New Roman" w:cs="Times New Roman"/>
+                <w:b/>
+                <w:bCs/>
+                <w:lang w:val="en-ID"/>
+              </w:rPr>
+            </w:pPr>
+            <w:r>
+              <w:rPr>
+                <w:rFonts w:ascii="Times New Roman" w:hAnsi="Times New Roman" w:cs="Times New Roman"/>
+                <w:b/>
+                <w:bCs/>
+                <w:lang w:val="en-ID"/>
+              </w:rPr>
+              <w:t xml:space="preserve">Realisasi </w:t>
+            </w:r>
+            <w:r>
+              <w:rPr>
+                <w:rFonts w:ascii="Times New Roman" w:hAnsi="Times New Roman" w:cs="Times New Roman"/>
+                <w:b/>
+                <w:bCs/>
+                <w:lang w:val="en-ID"/>
+              </w:rPr>
+              <w:t xml:space="preserve">${triwulan_proper} </w:t>
+            </w:r>
             <w:r>
               <w:rPr>
                 <w:rFonts w:ascii="Arial" w:hAnsi="Arial" w:cs="Arial"/>
@@ -4205,18 +3092,18 @@
                 <w:bCs/>
                 <w:color w:val="000000"/>
               </w:rPr>
-              <w:t>tahun</w:t>
-            </w:r>
-            <w:proofErr w:type="spellEnd"/>
-            <w:r>
-              <w:rPr>
-                <w:rFonts w:ascii="Arial" w:hAnsi="Arial" w:cs="Arial"/>
-                <w:b/>
-                <w:bCs/>
-                <w:color w:val="000000"/>
-              </w:rPr>
-              <w:t>}</w:t>
-            </w:r>
+              <w:t>${tahun}</w:t>
+            </w:r>
+          </w:p>
+          <w:p>
+            <w:pPr>
+              <w:spacing w:line="276" w:lineRule="auto"/>
+              <w:jc w:val="both"/>
+              <w:rPr>
+                <w:rFonts w:ascii="Times New Roman" w:hAnsi="Times New Roman" w:cs="Times New Roman"/>
+                <w:lang w:val="en-ID"/>
+              </w:rPr>
+            </w:pPr>
           </w:p>
           <w:p>
             <w:pPr>
@@ -4239,7 +3126,6 @@
                 <w:lang w:val="en-ID"/>
               </w:rPr>
             </w:pPr>
-            <w:proofErr w:type="spellStart"/>
             <w:r>
               <w:rPr>
                 <w:rFonts w:ascii="Times New Roman" w:hAnsi="Times New Roman" w:cs="Times New Roman"/>
@@ -4247,361 +3133,116 @@
                 <w:bCs/>
                 <w:lang w:val="en-ID"/>
               </w:rPr>
-              <w:t>Realisasi</w:t>
-            </w:r>
-            <w:proofErr w:type="spellEnd"/>
-            <w:r>
+              <w:t>Argumen Logis</w:t>
+            </w:r>
+          </w:p>
+          <w:p>
+            <w:pPr>
+              <w:spacing w:line="276" w:lineRule="auto"/>
+              <w:jc w:val="both"/>
+              <w:rPr>
+                <w:rFonts w:ascii="Times New Roman" w:hAnsi="Times New Roman" w:cs="Times New Roman"/>
+                <w:lang w:val="en-ID"/>
+              </w:rPr>
+            </w:pPr>
+          </w:p>
+          <w:p>
+            <w:pPr>
+              <w:spacing w:line="276" w:lineRule="auto"/>
+              <w:jc w:val="both"/>
+              <w:rPr>
+                <w:rFonts w:ascii="Times New Roman" w:hAnsi="Times New Roman" w:cs="Times New Roman"/>
+                <w:lang w:val="en-ID"/>
+              </w:rPr>
+            </w:pPr>
+          </w:p>
+          <w:p>
+            <w:pPr>
+              <w:spacing w:line="276" w:lineRule="auto"/>
+              <w:jc w:val="both"/>
+              <w:rPr>
+                <w:rFonts w:ascii="Times New Roman" w:hAnsi="Times New Roman" w:cs="Times New Roman"/>
+                <w:lang w:val="en-ID"/>
+              </w:rPr>
+            </w:pPr>
+          </w:p>
+        </w:tc>
+      </w:tr>
+      <w:tr>
+        <w:tc>
+          <w:tcPr>
+            <w:tcW w:w="8924" w:type="dxa"/>
+            <w:gridSpan w:val="10"/>
+          </w:tcPr>
+          <w:p>
+            <w:pPr>
+              <w:pStyle w:val="ListParagraph"/>
+              <w:spacing w:line="276" w:lineRule="auto"/>
+              <w:ind w:left="0"/>
+              <w:jc w:val="both"/>
               <w:rPr>
                 <w:rFonts w:ascii="Times New Roman" w:hAnsi="Times New Roman" w:cs="Times New Roman"/>
                 <w:b/>
                 <w:bCs/>
-                <w:lang w:val="en-ID"/>
-              </w:rPr>
-              <w:t xml:space="preserve"> </w:t>
-            </w:r>
+                <w:lang w:val="fi-FI"/>
+              </w:rPr>
+            </w:pPr>
             <w:r>
               <w:rPr>
                 <w:rFonts w:ascii="Times New Roman" w:hAnsi="Times New Roman" w:cs="Times New Roman"/>
                 <w:b/>
                 <w:bCs/>
-                <w:lang w:val="en-ID"/>
-              </w:rPr>
-              <w:t>${</w:t>
-            </w:r>
-            <w:proofErr w:type="spellStart"/>
-            <w:r>
+                <w:lang w:val="fi-FI"/>
+              </w:rPr>
+              <w:t>Tautan Bukti Dukung Realisasi IKU:</w:t>
+            </w:r>
+          </w:p>
+          <w:p>
+            <w:pPr>
+              <w:pStyle w:val="ListParagraph"/>
+              <w:spacing w:line="276" w:lineRule="auto"/>
+              <w:ind w:left="0"/>
+              <w:jc w:val="both"/>
+              <w:rPr>
+                <w:rFonts w:ascii="Times New Roman" w:hAnsi="Times New Roman" w:cs="Times New Roman"/>
+                <w:lang w:val="fi-FI"/>
+              </w:rPr>
+            </w:pPr>
+            <w:r>
+              <w:rPr>
+                <w:rFonts w:ascii="Times New Roman" w:hAnsi="Times New Roman" w:cs="Times New Roman"/>
+                <w:lang w:val="fi-FI"/>
+              </w:rPr>
+              <w:t>${link_bukti_kinerja}</w:t>
+            </w:r>
+          </w:p>
+        </w:tc>
+      </w:tr>
+      <w:tr>
+        <w:tc>
+          <w:tcPr>
+            <w:tcW w:w="8924" w:type="dxa"/>
+            <w:gridSpan w:val="10"/>
+          </w:tcPr>
+          <w:p>
+            <w:pPr>
+              <w:pStyle w:val="ListParagraph"/>
+              <w:spacing w:line="276" w:lineRule="auto"/>
+              <w:ind w:left="0"/>
+              <w:jc w:val="both"/>
               <w:rPr>
                 <w:rFonts w:ascii="Times New Roman" w:hAnsi="Times New Roman" w:cs="Times New Roman"/>
                 <w:b/>
                 <w:bCs/>
-                <w:lang w:val="en-ID"/>
-              </w:rPr>
-              <w:t>triwulan_upper</w:t>
-            </w:r>
-            <w:proofErr w:type="spellEnd"/>
+              </w:rPr>
+            </w:pPr>
             <w:r>
               <w:rPr>
                 <w:rFonts w:ascii="Times New Roman" w:hAnsi="Times New Roman" w:cs="Times New Roman"/>
                 <w:b/>
                 <w:bCs/>
-                <w:lang w:val="en-ID"/>
-              </w:rPr>
-              <w:t>}</w:t>
-            </w:r>
-            <w:r>
-              <w:rPr>
-                <w:rFonts w:ascii="Times New Roman" w:hAnsi="Times New Roman" w:cs="Times New Roman"/>
-                <w:lang w:val="en-ID"/>
-              </w:rPr>
-              <w:t xml:space="preserve"> </w:t>
-            </w:r>
-            <w:r>
-              <w:rPr>
-                <w:rFonts w:ascii="Arial" w:hAnsi="Arial" w:cs="Arial"/>
-                <w:b/>
-                <w:bCs/>
-                <w:color w:val="000000"/>
-              </w:rPr>
-              <w:t>${</w:t>
-            </w:r>
-            <w:proofErr w:type="spellStart"/>
-            <w:r>
-              <w:rPr>
-                <w:rFonts w:ascii="Arial" w:hAnsi="Arial" w:cs="Arial"/>
-                <w:b/>
-                <w:bCs/>
-                <w:color w:val="000000"/>
-              </w:rPr>
-              <w:t>tahun</w:t>
-            </w:r>
-            <w:proofErr w:type="spellEnd"/>
-            <w:r>
-              <w:rPr>
-                <w:rFonts w:ascii="Arial" w:hAnsi="Arial" w:cs="Arial"/>
-                <w:b/>
-                <w:bCs/>
-                <w:color w:val="000000"/>
-              </w:rPr>
-              <w:t>}</w:t>
-            </w:r>
-          </w:p>
-          <w:p>
-            <w:pPr>
-              <w:spacing w:line="276" w:lineRule="auto"/>
-              <w:jc w:val="both"/>
-              <w:rPr>
-                <w:rFonts w:ascii="Times New Roman" w:hAnsi="Times New Roman" w:cs="Times New Roman"/>
-                <w:lang w:val="en-ID"/>
-              </w:rPr>
-            </w:pPr>
-          </w:p>
-          <w:p>
-            <w:pPr>
-              <w:spacing w:line="276" w:lineRule="auto"/>
-              <w:jc w:val="both"/>
-              <w:rPr>
-                <w:rFonts w:ascii="Times New Roman" w:hAnsi="Times New Roman" w:cs="Times New Roman"/>
-                <w:lang w:val="en-ID"/>
-              </w:rPr>
-            </w:pPr>
-          </w:p>
-          <w:p>
-            <w:pPr>
-              <w:spacing w:line="276" w:lineRule="auto"/>
-              <w:jc w:val="both"/>
-              <w:rPr>
-                <w:rFonts w:ascii="Times New Roman" w:hAnsi="Times New Roman" w:cs="Times New Roman"/>
-                <w:b/>
-                <w:bCs/>
-                <w:lang w:val="en-ID"/>
-              </w:rPr>
-            </w:pPr>
-            <w:proofErr w:type="spellStart"/>
-            <w:r>
-              <w:rPr>
-                <w:rFonts w:ascii="Times New Roman" w:hAnsi="Times New Roman" w:cs="Times New Roman"/>
-                <w:b/>
-                <w:bCs/>
-                <w:lang w:val="en-ID"/>
-              </w:rPr>
-              <w:t>Argumen</w:t>
-            </w:r>
-            <w:proofErr w:type="spellEnd"/>
-            <w:r>
-              <w:rPr>
-                <w:rFonts w:ascii="Times New Roman" w:hAnsi="Times New Roman" w:cs="Times New Roman"/>
-                <w:b/>
-                <w:bCs/>
-                <w:lang w:val="en-ID"/>
-              </w:rPr>
-              <w:t xml:space="preserve"> Logis</w:t>
-            </w:r>
-          </w:p>
-          <w:p>
-            <w:pPr>
-              <w:spacing w:line="276" w:lineRule="auto"/>
-              <w:jc w:val="both"/>
-              <w:rPr>
-                <w:rFonts w:ascii="Times New Roman" w:hAnsi="Times New Roman" w:cs="Times New Roman"/>
-                <w:lang w:val="en-ID"/>
-              </w:rPr>
-            </w:pPr>
-          </w:p>
-          <w:p>
-            <w:pPr>
-              <w:spacing w:line="276" w:lineRule="auto"/>
-              <w:jc w:val="both"/>
-              <w:rPr>
-                <w:rFonts w:ascii="Times New Roman" w:hAnsi="Times New Roman" w:cs="Times New Roman"/>
-                <w:lang w:val="en-ID"/>
-              </w:rPr>
-            </w:pPr>
-          </w:p>
-          <w:p>
-            <w:pPr>
-              <w:spacing w:line="276" w:lineRule="auto"/>
-              <w:jc w:val="both"/>
-              <w:rPr>
-                <w:rFonts w:ascii="Times New Roman" w:hAnsi="Times New Roman" w:cs="Times New Roman"/>
-                <w:lang w:val="en-ID"/>
-              </w:rPr>
-            </w:pPr>
-          </w:p>
-        </w:tc>
-      </w:tr>
-      <w:tr>
-        <w:tc>
-          <w:tcPr>
-            <w:tcW w:w="8924" w:type="dxa"/>
-            <w:gridSpan w:val="10"/>
-          </w:tcPr>
-          <w:p>
-            <w:pPr>
-              <w:pStyle w:val="ListParagraph"/>
-              <w:spacing w:line="276" w:lineRule="auto"/>
-              <w:ind w:left="0"/>
-              <w:jc w:val="both"/>
-              <w:rPr>
-                <w:rFonts w:ascii="Times New Roman" w:hAnsi="Times New Roman" w:cs="Times New Roman"/>
-                <w:b/>
-                <w:bCs/>
-                <w:lang w:val="fi-FI"/>
-              </w:rPr>
-            </w:pPr>
-            <w:r>
-              <w:rPr>
-                <w:rFonts w:ascii="Times New Roman" w:hAnsi="Times New Roman" w:cs="Times New Roman"/>
-                <w:b/>
-                <w:bCs/>
-                <w:lang w:val="fi-FI"/>
-              </w:rPr>
-              <w:t>Tautan Bukti Dukung Realisasi IKU:</w:t>
-            </w:r>
-          </w:p>
-          <w:p>
-            <w:pPr>
-              <w:pStyle w:val="ListParagraph"/>
-              <w:spacing w:line="276" w:lineRule="auto"/>
-              <w:ind w:left="0"/>
-              <w:jc w:val="both"/>
-              <w:rPr>
-                <w:rFonts w:ascii="Times New Roman" w:hAnsi="Times New Roman" w:cs="Times New Roman"/>
-                <w:lang w:val="fi-FI"/>
-              </w:rPr>
-            </w:pPr>
-            <w:r>
-              <w:rPr>
-                <w:rFonts w:ascii="Times New Roman" w:hAnsi="Times New Roman" w:cs="Times New Roman"/>
-                <w:lang w:val="fi-FI"/>
-              </w:rPr>
-              <w:t>${link_bukti_kinerja}</w:t>
-            </w:r>
-          </w:p>
-        </w:tc>
-      </w:tr>
-      <w:tr>
-        <w:tc>
-          <w:tcPr>
-            <w:tcW w:w="8924" w:type="dxa"/>
-            <w:gridSpan w:val="10"/>
-          </w:tcPr>
-          <w:p>
-            <w:pPr>
-              <w:pStyle w:val="ListParagraph"/>
-              <w:spacing w:line="276" w:lineRule="auto"/>
-              <w:ind w:left="0"/>
-              <w:jc w:val="both"/>
-              <w:rPr>
-                <w:rFonts w:ascii="Times New Roman" w:hAnsi="Times New Roman" w:cs="Times New Roman"/>
-                <w:b/>
-                <w:bCs/>
-              </w:rPr>
-            </w:pPr>
-            <w:proofErr w:type="spellStart"/>
-            <w:r>
-              <w:rPr>
-                <w:rFonts w:ascii="Times New Roman" w:hAnsi="Times New Roman" w:cs="Times New Roman"/>
-                <w:b/>
-                <w:bCs/>
-              </w:rPr>
-              <w:t>Tautan</w:t>
-            </w:r>
-            <w:proofErr w:type="spellEnd"/>
-            <w:r>
-              <w:rPr>
-                <w:rFonts w:ascii="Times New Roman" w:hAnsi="Times New Roman" w:cs="Times New Roman"/>
-                <w:b/>
-                <w:bCs/>
-              </w:rPr>
-              <w:t xml:space="preserve"> Bukti </w:t>
-            </w:r>
-            <w:proofErr w:type="spellStart"/>
-            <w:r>
-              <w:rPr>
-                <w:rFonts w:ascii="Times New Roman" w:hAnsi="Times New Roman" w:cs="Times New Roman"/>
-                <w:b/>
-                <w:bCs/>
-              </w:rPr>
-              <w:t>Dukung</w:t>
-            </w:r>
-            <w:proofErr w:type="spellEnd"/>
-            <w:r>
-              <w:rPr>
-                <w:rFonts w:ascii="Times New Roman" w:hAnsi="Times New Roman" w:cs="Times New Roman"/>
-                <w:b/>
-                <w:bCs/>
-              </w:rPr>
-              <w:t xml:space="preserve"> </w:t>
-            </w:r>
-            <w:proofErr w:type="spellStart"/>
-            <w:r>
-              <w:rPr>
-                <w:rFonts w:ascii="Times New Roman" w:hAnsi="Times New Roman" w:cs="Times New Roman"/>
-                <w:b/>
-                <w:bCs/>
-              </w:rPr>
-              <w:t>Rencana</w:t>
-            </w:r>
-            <w:proofErr w:type="spellEnd"/>
-            <w:r>
-              <w:rPr>
-                <w:rFonts w:ascii="Times New Roman" w:hAnsi="Times New Roman" w:cs="Times New Roman"/>
-                <w:b/>
-                <w:bCs/>
-              </w:rPr>
-              <w:t xml:space="preserve"> </w:t>
-            </w:r>
-            <w:proofErr w:type="spellStart"/>
-            <w:r>
-              <w:rPr>
-                <w:rFonts w:ascii="Times New Roman" w:hAnsi="Times New Roman" w:cs="Times New Roman"/>
-                <w:b/>
-                <w:bCs/>
-              </w:rPr>
-              <w:t>Tindak</w:t>
-            </w:r>
-            <w:proofErr w:type="spellEnd"/>
-            <w:r>
-              <w:rPr>
-                <w:rFonts w:ascii="Times New Roman" w:hAnsi="Times New Roman" w:cs="Times New Roman"/>
-                <w:b/>
-                <w:bCs/>
-              </w:rPr>
-              <w:t xml:space="preserve"> </w:t>
-            </w:r>
-            <w:proofErr w:type="spellStart"/>
-            <w:r>
-              <w:rPr>
-                <w:rFonts w:ascii="Times New Roman" w:hAnsi="Times New Roman" w:cs="Times New Roman"/>
-                <w:b/>
-                <w:bCs/>
-              </w:rPr>
-              <w:t>Lanjut</w:t>
-            </w:r>
-            <w:proofErr w:type="spellEnd"/>
-            <w:r>
-              <w:rPr>
-                <w:rFonts w:ascii="Times New Roman" w:hAnsi="Times New Roman" w:cs="Times New Roman"/>
-                <w:b/>
-                <w:bCs/>
-              </w:rPr>
-              <w:t xml:space="preserve"> </w:t>
-            </w:r>
-            <w:proofErr w:type="spellStart"/>
-            <w:r>
-              <w:rPr>
-                <w:rFonts w:ascii="Times New Roman" w:hAnsi="Times New Roman" w:cs="Times New Roman"/>
-                <w:b/>
-                <w:bCs/>
-              </w:rPr>
-              <w:t>Triwulan</w:t>
-            </w:r>
-            <w:proofErr w:type="spellEnd"/>
-            <w:r>
-              <w:rPr>
-                <w:rFonts w:ascii="Times New Roman" w:hAnsi="Times New Roman" w:cs="Times New Roman"/>
-                <w:b/>
-                <w:bCs/>
-              </w:rPr>
-              <w:t xml:space="preserve"> </w:t>
-            </w:r>
-            <w:proofErr w:type="spellStart"/>
-            <w:r>
-              <w:rPr>
-                <w:rFonts w:ascii="Times New Roman" w:hAnsi="Times New Roman" w:cs="Times New Roman"/>
-                <w:b/>
-                <w:bCs/>
-              </w:rPr>
-              <w:t>Sebelumnya</w:t>
-            </w:r>
-            <w:proofErr w:type="spellEnd"/>
-            <w:r>
-              <w:rPr>
-                <w:rFonts w:ascii="Times New Roman" w:hAnsi="Times New Roman" w:cs="Times New Roman"/>
-                <w:b/>
-                <w:bCs/>
-              </w:rPr>
-              <w:t>:</w:t>
+              </w:rPr>
+              <w:t>Tautan Bukti Dukung Rencana Tindak Lanjut Triwulan Sebelumnya:</w:t>
             </w:r>
           </w:p>
           <w:p>
@@ -4906,87 +3547,7 @@
                 <w:rFonts w:ascii="Times New Roman" w:hAnsi="Times New Roman" w:cs="Times New Roman"/>
                 <w:lang w:val="en-ID"/>
               </w:rPr>
-              <w:t xml:space="preserve">PAGU </w:t>
-            </w:r>
-            <w:proofErr w:type="spellStart"/>
-            <w:r>
-              <w:rPr>
-                <w:rFonts w:ascii="Times New Roman" w:hAnsi="Times New Roman" w:cs="Times New Roman"/>
-                <w:lang w:val="en-ID"/>
-              </w:rPr>
-              <w:t>Revisi</w:t>
-            </w:r>
-            <w:proofErr w:type="spellEnd"/>
-            <w:r>
-              <w:rPr>
-                <w:rFonts w:ascii="Times New Roman" w:hAnsi="Times New Roman" w:cs="Times New Roman"/>
-                <w:lang w:val="en-ID"/>
-              </w:rPr>
-              <w:t xml:space="preserve"> </w:t>
-            </w:r>
-            <w:proofErr w:type="spellStart"/>
-            <w:r>
-              <w:rPr>
-                <w:rFonts w:ascii="Times New Roman" w:hAnsi="Times New Roman" w:cs="Times New Roman"/>
-                <w:lang w:val="en-ID"/>
-              </w:rPr>
-              <w:t>Sampai</w:t>
-            </w:r>
-            <w:proofErr w:type="spellEnd"/>
-            <w:r>
-              <w:rPr>
-                <w:rFonts w:ascii="Times New Roman" w:hAnsi="Times New Roman" w:cs="Times New Roman"/>
-                <w:lang w:val="en-ID"/>
-              </w:rPr>
-              <w:t xml:space="preserve"> </w:t>
-            </w:r>
-            <w:proofErr w:type="spellStart"/>
-            <w:r>
-              <w:rPr>
-                <w:rFonts w:ascii="Times New Roman" w:hAnsi="Times New Roman" w:cs="Times New Roman"/>
-                <w:lang w:val="en-ID"/>
-              </w:rPr>
-              <w:t>dengan</w:t>
-            </w:r>
-            <w:proofErr w:type="spellEnd"/>
-            <w:r>
-              <w:rPr>
-                <w:rFonts w:ascii="Times New Roman" w:hAnsi="Times New Roman" w:cs="Times New Roman"/>
-                <w:lang w:val="en-ID"/>
-              </w:rPr>
-              <w:t xml:space="preserve"> </w:t>
-            </w:r>
-            <w:proofErr w:type="spellStart"/>
-            <w:r>
-              <w:rPr>
-                <w:rFonts w:ascii="Times New Roman" w:hAnsi="Times New Roman" w:cs="Times New Roman"/>
-                <w:lang w:val="en-ID"/>
-              </w:rPr>
-              <w:t>triwulan</w:t>
-            </w:r>
-            <w:proofErr w:type="spellEnd"/>
-            <w:r>
-              <w:rPr>
-                <w:rFonts w:ascii="Times New Roman" w:hAnsi="Times New Roman" w:cs="Times New Roman"/>
-                <w:lang w:val="en-ID"/>
-              </w:rPr>
-              <w:t xml:space="preserve"> </w:t>
-            </w:r>
-            <w:proofErr w:type="spellStart"/>
-            <w:r>
-              <w:rPr>
-                <w:rFonts w:ascii="Times New Roman" w:hAnsi="Times New Roman" w:cs="Times New Roman"/>
-                <w:lang w:val="en-ID"/>
-              </w:rPr>
-              <w:t>berjalan</w:t>
-            </w:r>
-            <w:proofErr w:type="spellEnd"/>
-            <w:r>
-              <w:rPr>
-                <w:rFonts w:ascii="Times New Roman" w:hAnsi="Times New Roman" w:cs="Times New Roman"/>
-                <w:lang w:val="en-ID"/>
-              </w:rPr>
-              <w:t xml:space="preserve"> (Rp)</w:t>
+              <w:t>PAGU Revisi Sampai dengan triwulan berjalan (Rp)</w:t>
             </w:r>
           </w:p>
         </w:tc>
@@ -5004,85 +3565,12 @@
                 <w:lang w:val="en-ID"/>
               </w:rPr>
             </w:pPr>
-            <w:proofErr w:type="spellStart"/>
             <w:r>
               <w:rPr>
                 <w:rFonts w:ascii="Times New Roman" w:hAnsi="Times New Roman" w:cs="Times New Roman"/>
                 <w:lang w:val="en-ID"/>
               </w:rPr>
-              <w:t>Realisasi</w:t>
-            </w:r>
-            <w:proofErr w:type="spellEnd"/>
-            <w:r>
-              <w:rPr>
-                <w:rFonts w:ascii="Times New Roman" w:hAnsi="Times New Roman" w:cs="Times New Roman"/>
-                <w:lang w:val="en-ID"/>
-              </w:rPr>
-              <w:t xml:space="preserve"> </w:t>
-            </w:r>
-            <w:proofErr w:type="spellStart"/>
-            <w:r>
-              <w:rPr>
-                <w:rFonts w:ascii="Times New Roman" w:hAnsi="Times New Roman" w:cs="Times New Roman"/>
-                <w:lang w:val="en-ID"/>
-              </w:rPr>
-              <w:t>sampai</w:t>
-            </w:r>
-            <w:proofErr w:type="spellEnd"/>
-            <w:r>
-              <w:rPr>
-                <w:rFonts w:ascii="Times New Roman" w:hAnsi="Times New Roman" w:cs="Times New Roman"/>
-                <w:lang w:val="en-ID"/>
-              </w:rPr>
-              <w:t xml:space="preserve"> </w:t>
-            </w:r>
-            <w:proofErr w:type="spellStart"/>
-            <w:r>
-              <w:rPr>
-                <w:rFonts w:ascii="Times New Roman" w:hAnsi="Times New Roman" w:cs="Times New Roman"/>
-                <w:lang w:val="en-ID"/>
-              </w:rPr>
-              <w:t>dengan</w:t>
-            </w:r>
-            <w:proofErr w:type="spellEnd"/>
-            <w:r>
-              <w:rPr>
-                <w:rFonts w:ascii="Times New Roman" w:hAnsi="Times New Roman" w:cs="Times New Roman"/>
-                <w:lang w:val="en-ID"/>
-              </w:rPr>
-              <w:t xml:space="preserve"> </w:t>
-            </w:r>
-            <w:proofErr w:type="spellStart"/>
-            <w:r>
-              <w:rPr>
-                <w:rFonts w:ascii="Times New Roman" w:hAnsi="Times New Roman" w:cs="Times New Roman"/>
-                <w:lang w:val="en-ID"/>
-              </w:rPr>
-              <w:t>triwulan</w:t>
-            </w:r>
-            <w:proofErr w:type="spellEnd"/>
-            <w:r>
-              <w:rPr>
-                <w:rFonts w:ascii="Times New Roman" w:hAnsi="Times New Roman" w:cs="Times New Roman"/>
-                <w:lang w:val="en-ID"/>
-              </w:rPr>
-              <w:t xml:space="preserve"> </w:t>
-            </w:r>
-            <w:proofErr w:type="spellStart"/>
-            <w:r>
-              <w:rPr>
-                <w:rFonts w:ascii="Times New Roman" w:hAnsi="Times New Roman" w:cs="Times New Roman"/>
-                <w:lang w:val="en-ID"/>
-              </w:rPr>
-              <w:t>Berjalan</w:t>
-            </w:r>
-            <w:proofErr w:type="spellEnd"/>
-            <w:r>
-              <w:rPr>
-                <w:rFonts w:ascii="Times New Roman" w:hAnsi="Times New Roman" w:cs="Times New Roman"/>
-                <w:lang w:val="en-ID"/>
-              </w:rPr>
-              <w:t xml:space="preserve"> (Rp)</w:t>
+              <w:t>Realisasi sampai dengan triwulan Berjalan (Rp)</w:t>
             </w:r>
           </w:p>
         </w:tc>
@@ -5106,23 +3594,7 @@
                 <w:rFonts w:ascii="Times New Roman" w:hAnsi="Times New Roman" w:cs="Times New Roman"/>
                 <w:lang w:val="en-ID"/>
               </w:rPr>
-              <w:t>${</w:t>
-            </w:r>
-            <w:proofErr w:type="spellStart"/>
-            <w:r>
-              <w:rPr>
-                <w:rFonts w:ascii="Times New Roman" w:hAnsi="Times New Roman" w:cs="Times New Roman"/>
-                <w:lang w:val="en-ID"/>
-              </w:rPr>
-              <w:t>sasaran</w:t>
-            </w:r>
-            <w:proofErr w:type="spellEnd"/>
-            <w:r>
-              <w:rPr>
-                <w:rFonts w:ascii="Times New Roman" w:hAnsi="Times New Roman" w:cs="Times New Roman"/>
-                <w:lang w:val="en-ID"/>
-              </w:rPr>
-              <w:t>}</w:t>
+              <w:t>${sasaran}</w:t>
             </w:r>
           </w:p>
         </w:tc>
@@ -5145,23 +3617,7 @@
                 <w:rFonts w:ascii="Times New Roman" w:hAnsi="Times New Roman" w:cs="Times New Roman"/>
                 <w:lang w:val="en-ID"/>
               </w:rPr>
-              <w:t>${</w:t>
-            </w:r>
-            <w:proofErr w:type="spellStart"/>
-            <w:r>
-              <w:rPr>
-                <w:rFonts w:ascii="Times New Roman" w:hAnsi="Times New Roman" w:cs="Times New Roman"/>
-                <w:lang w:val="en-ID"/>
-              </w:rPr>
-              <w:t>pagu_awal</w:t>
-            </w:r>
-            <w:proofErr w:type="spellEnd"/>
-            <w:r>
-              <w:rPr>
-                <w:rFonts w:ascii="Times New Roman" w:hAnsi="Times New Roman" w:cs="Times New Roman"/>
-                <w:lang w:val="en-ID"/>
-              </w:rPr>
-              <w:t>}</w:t>
+              <w:t>${pagu_awal}</w:t>
             </w:r>
           </w:p>
         </w:tc>
@@ -5184,23 +3640,7 @@
                 <w:rFonts w:ascii="Times New Roman" w:hAnsi="Times New Roman" w:cs="Times New Roman"/>
                 <w:lang w:val="en-ID"/>
               </w:rPr>
-              <w:t>${</w:t>
-            </w:r>
-            <w:proofErr w:type="spellStart"/>
-            <w:r>
-              <w:rPr>
-                <w:rFonts w:ascii="Times New Roman" w:hAnsi="Times New Roman" w:cs="Times New Roman"/>
-                <w:lang w:val="en-ID"/>
-              </w:rPr>
-              <w:t>pagu_revisi</w:t>
-            </w:r>
-            <w:proofErr w:type="spellEnd"/>
-            <w:r>
-              <w:rPr>
-                <w:rFonts w:ascii="Times New Roman" w:hAnsi="Times New Roman" w:cs="Times New Roman"/>
-                <w:lang w:val="en-ID"/>
-              </w:rPr>
-              <w:t>}</w:t>
+              <w:t>${pagu_revisi}</w:t>
             </w:r>
           </w:p>
         </w:tc>
@@ -5223,23 +3663,7 @@
                 <w:rFonts w:ascii="Times New Roman" w:hAnsi="Times New Roman" w:cs="Times New Roman"/>
                 <w:lang w:val="en-ID"/>
               </w:rPr>
-              <w:t>${</w:t>
-            </w:r>
-            <w:proofErr w:type="spellStart"/>
-            <w:r>
-              <w:rPr>
-                <w:rFonts w:ascii="Times New Roman" w:hAnsi="Times New Roman" w:cs="Times New Roman"/>
-                <w:lang w:val="en-ID"/>
-              </w:rPr>
-              <w:t>pagu_realisasi</w:t>
-            </w:r>
-            <w:proofErr w:type="spellEnd"/>
-            <w:r>
-              <w:rPr>
-                <w:rFonts w:ascii="Times New Roman" w:hAnsi="Times New Roman" w:cs="Times New Roman"/>
-                <w:lang w:val="en-ID"/>
-              </w:rPr>
-              <w:t>}</w:t>
+              <w:t>${pagu_realisasi}</w:t>
             </w:r>
           </w:p>
         </w:tc>
@@ -5277,395 +3701,27 @@
           <w:rFonts w:ascii="Times New Roman" w:hAnsi="Times New Roman" w:cs="Times New Roman"/>
         </w:rPr>
         <w:lastRenderedPageBreak/>
-        <w:t xml:space="preserve">Upaya </w:t>
-      </w:r>
-      <w:proofErr w:type="spellStart"/>
-      <w:r>
-        <w:rPr>
-          <w:rFonts w:ascii="Times New Roman" w:hAnsi="Times New Roman" w:cs="Times New Roman"/>
-        </w:rPr>
-        <w:t>efisiensi</w:t>
-      </w:r>
-      <w:proofErr w:type="spellEnd"/>
-      <w:r>
-        <w:rPr>
-          <w:rFonts w:ascii="Times New Roman" w:hAnsi="Times New Roman" w:cs="Times New Roman"/>
-        </w:rPr>
-        <w:t xml:space="preserve"> yang </w:t>
-      </w:r>
-      <w:proofErr w:type="spellStart"/>
-      <w:r>
-        <w:rPr>
-          <w:rFonts w:ascii="Times New Roman" w:hAnsi="Times New Roman" w:cs="Times New Roman"/>
-        </w:rPr>
-        <w:t>dilakukan</w:t>
-      </w:r>
-      <w:proofErr w:type="spellEnd"/>
-      <w:r>
-        <w:rPr>
-          <w:rFonts w:ascii="Times New Roman" w:hAnsi="Times New Roman" w:cs="Times New Roman"/>
-        </w:rPr>
-        <w:t xml:space="preserve"> BPS </w:t>
-      </w:r>
-      <w:proofErr w:type="spellStart"/>
-      <w:r>
-        <w:rPr>
-          <w:rFonts w:ascii="Times New Roman" w:hAnsi="Times New Roman" w:cs="Times New Roman"/>
-        </w:rPr>
-        <w:t>Kabupaten</w:t>
-      </w:r>
-      <w:proofErr w:type="spellEnd"/>
-      <w:r>
-        <w:rPr>
-          <w:rFonts w:ascii="Times New Roman" w:hAnsi="Times New Roman" w:cs="Times New Roman"/>
-        </w:rPr>
-        <w:t xml:space="preserve"> Tapin pada </w:t>
+        <w:t xml:space="preserve">Upaya efisiensi yang dilakukan BPS Kabupaten Tapin pada </w:t>
       </w:r>
       <w:r>
         <w:rPr>
           <w:rFonts w:ascii="Times New Roman" w:hAnsi="Times New Roman" w:cs="Times New Roman"/>
           <w:lang w:val="en-ID"/>
         </w:rPr>
-        <w:t>${</w:t>
-      </w:r>
-      <w:proofErr w:type="spellStart"/>
-      <w:r>
-        <w:rPr>
-          <w:rFonts w:ascii="Times New Roman" w:hAnsi="Times New Roman" w:cs="Times New Roman"/>
-          <w:lang w:val="en-ID"/>
-        </w:rPr>
-        <w:t>triwulan_upper</w:t>
-      </w:r>
-      <w:proofErr w:type="spellEnd"/>
-      <w:r>
-        <w:rPr>
-          <w:rFonts w:ascii="Times New Roman" w:hAnsi="Times New Roman" w:cs="Times New Roman"/>
-          <w:lang w:val="en-ID"/>
-        </w:rPr>
-        <w:t>}</w:t>
+        <w:t xml:space="preserve">${triwulan_proper} </w:t>
       </w:r>
       <w:r>
         <w:rPr>
-          <w:rFonts w:ascii="Times New Roman" w:hAnsi="Times New Roman" w:cs="Times New Roman"/>
-        </w:rPr>
-        <w:t xml:space="preserve"> </w:t>
+          <w:rFonts w:ascii="Arial" w:hAnsi="Arial" w:cs="Arial"/>
+          <w:color w:val="000000"/>
+        </w:rPr>
+        <w:t xml:space="preserve">${tahun} </w:t>
       </w:r>
       <w:r>
         <w:rPr>
-          <w:rFonts w:ascii="Arial" w:hAnsi="Arial" w:cs="Arial"/>
-          <w:color w:val="000000"/>
-        </w:rPr>
-        <w:t>${</w:t>
-      </w:r>
-      <w:proofErr w:type="spellStart"/>
-      <w:r>
-        <w:rPr>
-          <w:rFonts w:ascii="Arial" w:hAnsi="Arial" w:cs="Arial"/>
-          <w:color w:val="000000"/>
-        </w:rPr>
-        <w:t>tahun</w:t>
-      </w:r>
-      <w:proofErr w:type="spellEnd"/>
-      <w:r>
-        <w:rPr>
-          <w:rFonts w:ascii="Arial" w:hAnsi="Arial" w:cs="Arial"/>
-          <w:color w:val="000000"/>
-        </w:rPr>
-        <w:t xml:space="preserve">} </w:t>
-      </w:r>
-      <w:proofErr w:type="spellStart"/>
-      <w:r>
-        <w:rPr>
           <w:rFonts w:ascii="Times New Roman" w:hAnsi="Times New Roman" w:cs="Times New Roman"/>
         </w:rPr>
-        <w:t>sebagai</w:t>
-      </w:r>
-      <w:proofErr w:type="spellEnd"/>
-      <w:r>
-        <w:rPr>
-          <w:rFonts w:ascii="Times New Roman" w:hAnsi="Times New Roman" w:cs="Times New Roman"/>
-        </w:rPr>
-        <w:t xml:space="preserve"> </w:t>
-      </w:r>
-      <w:proofErr w:type="spellStart"/>
-      <w:r>
-        <w:rPr>
-          <w:rFonts w:ascii="Times New Roman" w:hAnsi="Times New Roman" w:cs="Times New Roman"/>
-        </w:rPr>
-        <w:t>upaya</w:t>
-      </w:r>
-      <w:proofErr w:type="spellEnd"/>
-      <w:r>
-        <w:rPr>
-          <w:rFonts w:ascii="Times New Roman" w:hAnsi="Times New Roman" w:cs="Times New Roman"/>
-        </w:rPr>
-        <w:t xml:space="preserve"> </w:t>
-      </w:r>
-      <w:proofErr w:type="spellStart"/>
-      <w:r>
-        <w:rPr>
-          <w:rFonts w:ascii="Times New Roman" w:hAnsi="Times New Roman" w:cs="Times New Roman"/>
-        </w:rPr>
-        <w:t>dalam</w:t>
-      </w:r>
-      <w:proofErr w:type="spellEnd"/>
-      <w:r>
-        <w:rPr>
-          <w:rFonts w:ascii="Times New Roman" w:hAnsi="Times New Roman" w:cs="Times New Roman"/>
-        </w:rPr>
-        <w:t xml:space="preserve"> </w:t>
-      </w:r>
-      <w:proofErr w:type="spellStart"/>
-      <w:r>
-        <w:rPr>
-          <w:rFonts w:ascii="Times New Roman" w:hAnsi="Times New Roman" w:cs="Times New Roman"/>
-        </w:rPr>
-        <w:t>mendukung</w:t>
-      </w:r>
-      <w:proofErr w:type="spellEnd"/>
-      <w:r>
-        <w:rPr>
-          <w:rFonts w:ascii="Times New Roman" w:hAnsi="Times New Roman" w:cs="Times New Roman"/>
-        </w:rPr>
-        <w:t xml:space="preserve"> </w:t>
-      </w:r>
-      <w:proofErr w:type="spellStart"/>
-      <w:r>
-        <w:rPr>
-          <w:rFonts w:ascii="Times New Roman" w:hAnsi="Times New Roman" w:cs="Times New Roman"/>
-        </w:rPr>
-        <w:t>pengelolaan</w:t>
-      </w:r>
-      <w:proofErr w:type="spellEnd"/>
-      <w:r>
-        <w:rPr>
-          <w:rFonts w:ascii="Times New Roman" w:hAnsi="Times New Roman" w:cs="Times New Roman"/>
-        </w:rPr>
-        <w:t xml:space="preserve"> </w:t>
-      </w:r>
-      <w:proofErr w:type="spellStart"/>
-      <w:r>
-        <w:rPr>
-          <w:rFonts w:ascii="Times New Roman" w:hAnsi="Times New Roman" w:cs="Times New Roman"/>
-        </w:rPr>
-        <w:t>efisiensi</w:t>
-      </w:r>
-      <w:proofErr w:type="spellEnd"/>
-      <w:r>
-        <w:rPr>
-          <w:rFonts w:ascii="Times New Roman" w:hAnsi="Times New Roman" w:cs="Times New Roman"/>
-        </w:rPr>
-        <w:t xml:space="preserve"> </w:t>
-      </w:r>
-      <w:proofErr w:type="spellStart"/>
-      <w:r>
-        <w:rPr>
-          <w:rFonts w:ascii="Times New Roman" w:hAnsi="Times New Roman" w:cs="Times New Roman"/>
-        </w:rPr>
-        <w:t>anggaran</w:t>
-      </w:r>
-      <w:proofErr w:type="spellEnd"/>
-      <w:r>
-        <w:rPr>
-          <w:rFonts w:ascii="Times New Roman" w:hAnsi="Times New Roman" w:cs="Times New Roman"/>
-        </w:rPr>
-        <w:t xml:space="preserve"> </w:t>
-      </w:r>
-      <w:proofErr w:type="spellStart"/>
-      <w:r>
-        <w:rPr>
-          <w:rFonts w:ascii="Times New Roman" w:hAnsi="Times New Roman" w:cs="Times New Roman"/>
-        </w:rPr>
-        <w:t>diantaranya</w:t>
-      </w:r>
-      <w:proofErr w:type="spellEnd"/>
-      <w:r>
-        <w:rPr>
-          <w:rFonts w:ascii="Times New Roman" w:hAnsi="Times New Roman" w:cs="Times New Roman"/>
-        </w:rPr>
-        <w:t xml:space="preserve"> </w:t>
-      </w:r>
-      <w:proofErr w:type="spellStart"/>
-      <w:r>
-        <w:rPr>
-          <w:rFonts w:ascii="Times New Roman" w:hAnsi="Times New Roman" w:cs="Times New Roman"/>
-        </w:rPr>
-        <w:t>melakukan</w:t>
-      </w:r>
-      <w:proofErr w:type="spellEnd"/>
-      <w:r>
-        <w:rPr>
-          <w:rFonts w:ascii="Times New Roman" w:hAnsi="Times New Roman" w:cs="Times New Roman"/>
-        </w:rPr>
-        <w:t xml:space="preserve"> </w:t>
-      </w:r>
-      <w:proofErr w:type="spellStart"/>
-      <w:r>
-        <w:rPr>
-          <w:rFonts w:ascii="Times New Roman" w:hAnsi="Times New Roman" w:cs="Times New Roman"/>
-        </w:rPr>
-        <w:t>penghematan</w:t>
-      </w:r>
-      <w:proofErr w:type="spellEnd"/>
-      <w:r>
-        <w:rPr>
-          <w:rFonts w:ascii="Times New Roman" w:hAnsi="Times New Roman" w:cs="Times New Roman"/>
-        </w:rPr>
-        <w:t xml:space="preserve"> </w:t>
-      </w:r>
-      <w:proofErr w:type="spellStart"/>
-      <w:r>
-        <w:rPr>
-          <w:rFonts w:ascii="Times New Roman" w:hAnsi="Times New Roman" w:cs="Times New Roman"/>
-        </w:rPr>
-        <w:t>atas</w:t>
-      </w:r>
-      <w:proofErr w:type="spellEnd"/>
-      <w:r>
-        <w:rPr>
-          <w:rFonts w:ascii="Times New Roman" w:hAnsi="Times New Roman" w:cs="Times New Roman"/>
-        </w:rPr>
-        <w:t xml:space="preserve"> </w:t>
-      </w:r>
-      <w:proofErr w:type="spellStart"/>
-      <w:r>
-        <w:rPr>
-          <w:rFonts w:ascii="Times New Roman" w:hAnsi="Times New Roman" w:cs="Times New Roman"/>
-        </w:rPr>
-        <w:t>penggunaan</w:t>
-      </w:r>
-      <w:proofErr w:type="spellEnd"/>
-      <w:r>
-        <w:rPr>
-          <w:rFonts w:ascii="Times New Roman" w:hAnsi="Times New Roman" w:cs="Times New Roman"/>
-        </w:rPr>
-        <w:t xml:space="preserve"> </w:t>
-      </w:r>
-      <w:proofErr w:type="spellStart"/>
-      <w:r>
-        <w:rPr>
-          <w:rFonts w:ascii="Times New Roman" w:hAnsi="Times New Roman" w:cs="Times New Roman"/>
-        </w:rPr>
-        <w:t>sumber</w:t>
-      </w:r>
-      <w:proofErr w:type="spellEnd"/>
-      <w:r>
-        <w:rPr>
-          <w:rFonts w:ascii="Times New Roman" w:hAnsi="Times New Roman" w:cs="Times New Roman"/>
-        </w:rPr>
-        <w:t xml:space="preserve"> </w:t>
-      </w:r>
-      <w:proofErr w:type="spellStart"/>
-      <w:r>
-        <w:rPr>
-          <w:rFonts w:ascii="Times New Roman" w:hAnsi="Times New Roman" w:cs="Times New Roman"/>
-        </w:rPr>
-        <w:t>daya</w:t>
-      </w:r>
-      <w:proofErr w:type="spellEnd"/>
-      <w:r>
-        <w:rPr>
-          <w:rFonts w:ascii="Times New Roman" w:hAnsi="Times New Roman" w:cs="Times New Roman"/>
-        </w:rPr>
-        <w:t xml:space="preserve"> </w:t>
-      </w:r>
-      <w:proofErr w:type="spellStart"/>
-      <w:r>
-        <w:rPr>
-          <w:rFonts w:ascii="Times New Roman" w:hAnsi="Times New Roman" w:cs="Times New Roman"/>
-        </w:rPr>
-        <w:t>dalam</w:t>
-      </w:r>
-      <w:proofErr w:type="spellEnd"/>
-      <w:r>
-        <w:rPr>
-          <w:rFonts w:ascii="Times New Roman" w:hAnsi="Times New Roman" w:cs="Times New Roman"/>
-        </w:rPr>
-        <w:t xml:space="preserve"> </w:t>
-      </w:r>
-      <w:proofErr w:type="spellStart"/>
-      <w:r>
-        <w:rPr>
-          <w:rFonts w:ascii="Times New Roman" w:hAnsi="Times New Roman" w:cs="Times New Roman"/>
-        </w:rPr>
-        <w:t>kegiatan</w:t>
-      </w:r>
-      <w:proofErr w:type="spellEnd"/>
-      <w:r>
-        <w:rPr>
-          <w:rFonts w:ascii="Times New Roman" w:hAnsi="Times New Roman" w:cs="Times New Roman"/>
-        </w:rPr>
-        <w:t xml:space="preserve"> </w:t>
-      </w:r>
-      <w:proofErr w:type="spellStart"/>
-      <w:r>
-        <w:rPr>
-          <w:rFonts w:ascii="Times New Roman" w:hAnsi="Times New Roman" w:cs="Times New Roman"/>
-        </w:rPr>
-        <w:t>operasional</w:t>
-      </w:r>
-      <w:proofErr w:type="spellEnd"/>
-      <w:r>
-        <w:rPr>
-          <w:rFonts w:ascii="Times New Roman" w:hAnsi="Times New Roman" w:cs="Times New Roman"/>
-        </w:rPr>
-        <w:t xml:space="preserve"> </w:t>
-      </w:r>
-      <w:proofErr w:type="spellStart"/>
-      <w:r>
-        <w:rPr>
-          <w:rFonts w:ascii="Times New Roman" w:hAnsi="Times New Roman" w:cs="Times New Roman"/>
-        </w:rPr>
-        <w:t>kantor</w:t>
-      </w:r>
-      <w:proofErr w:type="spellEnd"/>
-      <w:r>
-        <w:rPr>
-          <w:rFonts w:ascii="Times New Roman" w:hAnsi="Times New Roman" w:cs="Times New Roman"/>
-        </w:rPr>
-        <w:t xml:space="preserve">, </w:t>
-      </w:r>
-      <w:proofErr w:type="spellStart"/>
-      <w:r>
-        <w:rPr>
-          <w:rFonts w:ascii="Times New Roman" w:hAnsi="Times New Roman" w:cs="Times New Roman"/>
-        </w:rPr>
-        <w:t>seperti</w:t>
-      </w:r>
-      <w:proofErr w:type="spellEnd"/>
-      <w:r>
-        <w:rPr>
-          <w:rFonts w:ascii="Times New Roman" w:hAnsi="Times New Roman" w:cs="Times New Roman"/>
-        </w:rPr>
-        <w:t xml:space="preserve"> </w:t>
-      </w:r>
-      <w:proofErr w:type="spellStart"/>
-      <w:r>
-        <w:rPr>
-          <w:rFonts w:ascii="Times New Roman" w:hAnsi="Times New Roman" w:cs="Times New Roman"/>
-        </w:rPr>
-        <w:t>penggunaan</w:t>
-      </w:r>
-      <w:proofErr w:type="spellEnd"/>
-      <w:r>
-        <w:rPr>
-          <w:rFonts w:ascii="Times New Roman" w:hAnsi="Times New Roman" w:cs="Times New Roman"/>
-        </w:rPr>
-        <w:t xml:space="preserve"> </w:t>
-      </w:r>
-      <w:proofErr w:type="spellStart"/>
-      <w:r>
-        <w:rPr>
-          <w:rFonts w:ascii="Times New Roman" w:hAnsi="Times New Roman" w:cs="Times New Roman"/>
-        </w:rPr>
-        <w:t>listrik</w:t>
-      </w:r>
-      <w:proofErr w:type="spellEnd"/>
-      <w:r>
-        <w:rPr>
-          <w:rFonts w:ascii="Times New Roman" w:hAnsi="Times New Roman" w:cs="Times New Roman"/>
-        </w:rPr>
-        <w:t xml:space="preserve">, air, dan internet. </w:t>
+        <w:t xml:space="preserve">sebagai upaya dalam mendukung pengelolaan efisiensi anggaran diantaranya melakukan penghematan atas penggunaan sumber daya dalam kegiatan operasional kantor, seperti penggunaan listrik, air, dan internet. </w:t>
       </w:r>
       <w:r>
         <w:rPr>

--- a/storage/app/templates/notulen_capkin.docx
+++ b/storage/app/templates/notulen_capkin.docx
@@ -7,7 +7,7 @@
         <w:spacing w:line="276" w:lineRule="auto"/>
         <w:jc w:val="center"/>
         <w:rPr>
-          <w:rFonts w:ascii="Times New Roman" w:hAnsi="Times New Roman" w:cs="Times New Roman"/>
+          <w:rFonts w:asciiTheme="majorBidi" w:hAnsiTheme="majorBidi" w:cstheme="majorBidi"/>
           <w:b/>
           <w:bCs/>
           <w:sz w:val="24"/>
@@ -17,7 +17,7 @@
       </w:pPr>
       <w:r>
         <w:rPr>
-          <w:rFonts w:ascii="Times New Roman" w:hAnsi="Times New Roman" w:cs="Times New Roman"/>
+          <w:rFonts w:asciiTheme="majorBidi" w:hAnsiTheme="majorBidi" w:cstheme="majorBidi"/>
           <w:b/>
           <w:bCs/>
           <w:sz w:val="24"/>
@@ -32,7 +32,7 @@
         <w:spacing w:line="276" w:lineRule="auto"/>
         <w:jc w:val="center"/>
         <w:rPr>
-          <w:rFonts w:ascii="Times New Roman" w:hAnsi="Times New Roman" w:cs="Times New Roman"/>
+          <w:rFonts w:asciiTheme="majorBidi" w:hAnsiTheme="majorBidi" w:cstheme="majorBidi"/>
           <w:b/>
           <w:bCs/>
           <w:sz w:val="24"/>
@@ -42,7 +42,7 @@
       </w:pPr>
       <w:r>
         <w:rPr>
-          <w:rFonts w:ascii="Times New Roman" w:hAnsi="Times New Roman" w:cs="Times New Roman"/>
+          <w:rFonts w:asciiTheme="majorBidi" w:hAnsiTheme="majorBidi" w:cstheme="majorBidi"/>
           <w:b/>
           <w:bCs/>
           <w:sz w:val="24"/>
@@ -53,7 +53,7 @@
       </w:r>
       <w:r>
         <w:rPr>
-          <w:rFonts w:ascii="Times New Roman" w:hAnsi="Times New Roman" w:cs="Times New Roman"/>
+          <w:rFonts w:asciiTheme="majorBidi" w:hAnsiTheme="majorBidi" w:cstheme="majorBidi"/>
           <w:b/>
           <w:bCs/>
           <w:sz w:val="24"/>
@@ -64,7 +64,7 @@
       </w:r>
       <w:r>
         <w:rPr>
-          <w:rFonts w:ascii="Times New Roman" w:hAnsi="Times New Roman" w:cs="Times New Roman"/>
+          <w:rFonts w:asciiTheme="majorBidi" w:hAnsiTheme="majorBidi" w:cstheme="majorBidi"/>
           <w:b/>
           <w:bCs/>
           <w:sz w:val="24"/>
@@ -75,7 +75,7 @@
       </w:r>
       <w:r>
         <w:rPr>
-          <w:rFonts w:ascii="Times New Roman" w:hAnsi="Times New Roman" w:cs="Times New Roman"/>
+          <w:rFonts w:asciiTheme="majorBidi" w:hAnsiTheme="majorBidi" w:cstheme="majorBidi"/>
           <w:b/>
           <w:bCs/>
           <w:sz w:val="24"/>
@@ -90,7 +90,7 @@
         <w:spacing w:line="276" w:lineRule="auto"/>
         <w:jc w:val="center"/>
         <w:rPr>
-          <w:rFonts w:ascii="Times New Roman" w:hAnsi="Times New Roman" w:cs="Times New Roman"/>
+          <w:rFonts w:asciiTheme="majorBidi" w:hAnsiTheme="majorBidi" w:cstheme="majorBidi"/>
           <w:b/>
           <w:bCs/>
           <w:sz w:val="24"/>
@@ -100,7 +100,7 @@
       </w:pPr>
       <w:r>
         <w:rPr>
-          <w:rFonts w:ascii="Times New Roman" w:hAnsi="Times New Roman" w:cs="Times New Roman"/>
+          <w:rFonts w:asciiTheme="majorBidi" w:hAnsiTheme="majorBidi" w:cstheme="majorBidi"/>
           <w:b/>
           <w:bCs/>
           <w:sz w:val="24"/>
@@ -114,7 +114,7 @@
       <w:pPr>
         <w:spacing w:line="276" w:lineRule="auto"/>
         <w:rPr>
-          <w:rFonts w:ascii="Times New Roman" w:hAnsi="Times New Roman" w:cs="Times New Roman"/>
+          <w:rFonts w:asciiTheme="majorBidi" w:hAnsiTheme="majorBidi" w:cstheme="majorBidi"/>
           <w:b/>
           <w:bCs/>
         </w:rPr>
@@ -143,14 +143,14 @@
             <w:pPr>
               <w:spacing w:line="276" w:lineRule="auto"/>
               <w:rPr>
-                <w:rFonts w:ascii="Times New Roman" w:hAnsi="Times New Roman" w:cs="Times New Roman"/>
+                <w:rFonts w:asciiTheme="majorBidi" w:hAnsiTheme="majorBidi" w:cstheme="majorBidi"/>
                 <w:b/>
                 <w:bCs/>
               </w:rPr>
             </w:pPr>
             <w:r>
               <w:rPr>
-                <w:rFonts w:ascii="Times New Roman" w:hAnsi="Times New Roman" w:cs="Times New Roman"/>
+                <w:rFonts w:asciiTheme="majorBidi" w:hAnsiTheme="majorBidi" w:cstheme="majorBidi"/>
                 <w:b/>
                 <w:bCs/>
               </w:rPr>
@@ -167,50 +167,57 @@
             <w:pPr>
               <w:spacing w:line="276" w:lineRule="auto"/>
               <w:rPr>
-                <w:rFonts w:ascii="Times New Roman" w:hAnsi="Times New Roman" w:cs="Times New Roman"/>
+                <w:rFonts w:asciiTheme="majorBidi" w:hAnsiTheme="majorBidi" w:cstheme="majorBidi"/>
                 <w:b/>
                 <w:bCs/>
-              </w:rPr>
-            </w:pPr>
-            <w:r>
-              <w:rPr>
-                <w:rFonts w:ascii="Arial" w:hAnsi="Arial" w:cs="Arial"/>
+                <w:lang w:val="fi-FI"/>
+              </w:rPr>
+            </w:pPr>
+            <w:r>
+              <w:rPr>
+                <w:rFonts w:asciiTheme="majorBidi" w:hAnsiTheme="majorBidi" w:cstheme="majorBidi"/>
                 <w:color w:val="000000"/>
+                <w:lang w:val="fi-FI"/>
               </w:rPr>
               <w:t xml:space="preserve">Monitoring Kinerja </w:t>
             </w:r>
             <w:r>
               <w:rPr>
-                <w:rFonts w:ascii="Arial" w:hAnsi="Arial" w:cs="Arial"/>
+                <w:rFonts w:asciiTheme="majorBidi" w:hAnsiTheme="majorBidi" w:cstheme="majorBidi"/>
                 <w:color w:val="000000"/>
+                <w:lang w:val="fi-FI"/>
               </w:rPr>
               <w:t>${triwulan</w:t>
             </w:r>
             <w:r>
               <w:rPr>
-                <w:rFonts w:ascii="Arial" w:hAnsi="Arial" w:cs="Arial"/>
+                <w:rFonts w:asciiTheme="majorBidi" w:hAnsiTheme="majorBidi" w:cstheme="majorBidi"/>
                 <w:color w:val="000000"/>
+                <w:lang w:val="fi-FI"/>
               </w:rPr>
               <w:t>_proper</w:t>
             </w:r>
             <w:r>
               <w:rPr>
-                <w:rFonts w:ascii="Arial" w:hAnsi="Arial" w:cs="Arial"/>
+                <w:rFonts w:asciiTheme="majorBidi" w:hAnsiTheme="majorBidi" w:cstheme="majorBidi"/>
                 <w:color w:val="000000"/>
+                <w:lang w:val="fi-FI"/>
               </w:rPr>
               <w:t>}</w:t>
             </w:r>
             <w:r>
               <w:rPr>
-                <w:rFonts w:ascii="Arial" w:hAnsi="Arial" w:cs="Arial"/>
+                <w:rFonts w:asciiTheme="majorBidi" w:hAnsiTheme="majorBidi" w:cstheme="majorBidi"/>
                 <w:color w:val="000000"/>
+                <w:lang w:val="fi-FI"/>
               </w:rPr>
               <w:t xml:space="preserve"> Tahun </w:t>
             </w:r>
             <w:r>
               <w:rPr>
-                <w:rFonts w:ascii="Arial" w:hAnsi="Arial" w:cs="Arial"/>
+                <w:rFonts w:asciiTheme="majorBidi" w:hAnsiTheme="majorBidi" w:cstheme="majorBidi"/>
                 <w:color w:val="000000"/>
+                <w:lang w:val="fi-FI"/>
               </w:rPr>
               <w:t>${tahun}</w:t>
             </w:r>
@@ -230,14 +237,14 @@
             <w:pPr>
               <w:spacing w:line="276" w:lineRule="auto"/>
               <w:rPr>
-                <w:rFonts w:ascii="Times New Roman" w:hAnsi="Times New Roman" w:cs="Times New Roman"/>
+                <w:rFonts w:asciiTheme="majorBidi" w:hAnsiTheme="majorBidi" w:cstheme="majorBidi"/>
                 <w:b/>
                 <w:bCs/>
               </w:rPr>
             </w:pPr>
             <w:r>
               <w:rPr>
-                <w:rFonts w:ascii="Times New Roman" w:hAnsi="Times New Roman" w:cs="Times New Roman"/>
+                <w:rFonts w:asciiTheme="majorBidi" w:hAnsiTheme="majorBidi" w:cstheme="majorBidi"/>
                 <w:b/>
                 <w:bCs/>
               </w:rPr>
@@ -254,28 +261,28 @@
             <w:pPr>
               <w:spacing w:line="276" w:lineRule="auto"/>
               <w:rPr>
-                <w:rFonts w:ascii="Times New Roman" w:hAnsi="Times New Roman" w:cs="Times New Roman"/>
+                <w:rFonts w:asciiTheme="majorBidi" w:hAnsiTheme="majorBidi" w:cstheme="majorBidi"/>
                 <w:b/>
                 <w:bCs/>
               </w:rPr>
             </w:pPr>
             <w:r>
               <w:rPr>
-                <w:rFonts w:ascii="Arial" w:hAnsi="Arial" w:cs="Arial"/>
+                <w:rFonts w:asciiTheme="majorBidi" w:hAnsiTheme="majorBidi" w:cstheme="majorBidi"/>
                 <w:color w:val="000000"/>
               </w:rPr>
               <w:t>${</w:t>
             </w:r>
             <w:r>
               <w:rPr>
-                <w:rFonts w:ascii="Arial" w:hAnsi="Arial" w:cs="Arial"/>
+                <w:rFonts w:asciiTheme="majorBidi" w:hAnsiTheme="majorBidi" w:cstheme="majorBidi"/>
                 <w:color w:val="000000"/>
               </w:rPr>
               <w:t>hari_</w:t>
             </w:r>
             <w:r>
               <w:rPr>
-                <w:rFonts w:ascii="Arial" w:hAnsi="Arial" w:cs="Arial"/>
+                <w:rFonts w:asciiTheme="majorBidi" w:hAnsiTheme="majorBidi" w:cstheme="majorBidi"/>
                 <w:color w:val="000000"/>
               </w:rPr>
               <w:t>tanggal}</w:t>
@@ -296,14 +303,14 @@
             <w:pPr>
               <w:spacing w:line="276" w:lineRule="auto"/>
               <w:rPr>
-                <w:rFonts w:ascii="Times New Roman" w:hAnsi="Times New Roman" w:cs="Times New Roman"/>
+                <w:rFonts w:asciiTheme="majorBidi" w:hAnsiTheme="majorBidi" w:cstheme="majorBidi"/>
                 <w:b/>
                 <w:bCs/>
               </w:rPr>
             </w:pPr>
             <w:r>
               <w:rPr>
-                <w:rFonts w:ascii="Times New Roman" w:hAnsi="Times New Roman" w:cs="Times New Roman"/>
+                <w:rFonts w:asciiTheme="majorBidi" w:hAnsiTheme="majorBidi" w:cstheme="majorBidi"/>
                 <w:b/>
                 <w:bCs/>
               </w:rPr>
@@ -320,14 +327,14 @@
             <w:pPr>
               <w:spacing w:line="276" w:lineRule="auto"/>
               <w:rPr>
-                <w:rFonts w:ascii="Times New Roman" w:hAnsi="Times New Roman" w:cs="Times New Roman"/>
+                <w:rFonts w:asciiTheme="majorBidi" w:hAnsiTheme="majorBidi" w:cstheme="majorBidi"/>
                 <w:b/>
                 <w:bCs/>
               </w:rPr>
             </w:pPr>
             <w:r>
               <w:rPr>
-                <w:rFonts w:ascii="Arial" w:hAnsi="Arial" w:cs="Arial"/>
+                <w:rFonts w:asciiTheme="majorBidi" w:hAnsiTheme="majorBidi" w:cstheme="majorBidi"/>
                 <w:color w:val="000000"/>
               </w:rPr>
               <w:t>${waktu}</w:t>
@@ -348,14 +355,14 @@
             <w:pPr>
               <w:spacing w:line="276" w:lineRule="auto"/>
               <w:rPr>
-                <w:rFonts w:ascii="Times New Roman" w:hAnsi="Times New Roman" w:cs="Times New Roman"/>
+                <w:rFonts w:asciiTheme="majorBidi" w:hAnsiTheme="majorBidi" w:cstheme="majorBidi"/>
                 <w:b/>
                 <w:bCs/>
               </w:rPr>
             </w:pPr>
             <w:r>
               <w:rPr>
-                <w:rFonts w:ascii="Times New Roman" w:hAnsi="Times New Roman" w:cs="Times New Roman"/>
+                <w:rFonts w:asciiTheme="majorBidi" w:hAnsiTheme="majorBidi" w:cstheme="majorBidi"/>
                 <w:b/>
                 <w:bCs/>
               </w:rPr>
@@ -372,14 +379,14 @@
             <w:pPr>
               <w:spacing w:line="276" w:lineRule="auto"/>
               <w:rPr>
-                <w:rFonts w:ascii="Times New Roman" w:hAnsi="Times New Roman" w:cs="Times New Roman"/>
+                <w:rFonts w:asciiTheme="majorBidi" w:hAnsiTheme="majorBidi" w:cstheme="majorBidi"/>
                 <w:b/>
                 <w:bCs/>
               </w:rPr>
             </w:pPr>
             <w:r>
               <w:rPr>
-                <w:rFonts w:ascii="Arial" w:hAnsi="Arial" w:cs="Arial"/>
+                <w:rFonts w:asciiTheme="majorBidi" w:hAnsiTheme="majorBidi" w:cstheme="majorBidi"/>
                 <w:color w:val="000000"/>
               </w:rPr>
               <w:t>${tempat}</w:t>
@@ -400,14 +407,14 @@
             <w:pPr>
               <w:spacing w:line="276" w:lineRule="auto"/>
               <w:rPr>
-                <w:rFonts w:ascii="Times New Roman" w:hAnsi="Times New Roman" w:cs="Times New Roman"/>
+                <w:rFonts w:asciiTheme="majorBidi" w:hAnsiTheme="majorBidi" w:cstheme="majorBidi"/>
                 <w:b/>
                 <w:bCs/>
               </w:rPr>
             </w:pPr>
             <w:r>
               <w:rPr>
-                <w:rFonts w:ascii="Times New Roman" w:hAnsi="Times New Roman" w:cs="Times New Roman"/>
+                <w:rFonts w:asciiTheme="majorBidi" w:hAnsiTheme="majorBidi" w:cstheme="majorBidi"/>
                 <w:b/>
                 <w:bCs/>
               </w:rPr>
@@ -424,49 +431,49 @@
             <w:pPr>
               <w:spacing w:line="276" w:lineRule="auto"/>
               <w:rPr>
-                <w:rFonts w:ascii="Times New Roman" w:hAnsi="Times New Roman" w:cs="Times New Roman"/>
+                <w:rFonts w:asciiTheme="majorBidi" w:hAnsiTheme="majorBidi" w:cstheme="majorBidi"/>
                 <w:b/>
                 <w:bCs/>
               </w:rPr>
             </w:pPr>
             <w:r>
               <w:rPr>
-                <w:rFonts w:ascii="Arial" w:hAnsi="Arial" w:cs="Arial"/>
+                <w:rFonts w:asciiTheme="majorBidi" w:hAnsiTheme="majorBidi" w:cstheme="majorBidi"/>
                 <w:color w:val="000000"/>
               </w:rPr>
               <w:t>$</w:t>
             </w:r>
             <w:r>
               <w:rPr>
-                <w:rFonts w:ascii="Arial" w:hAnsi="Arial" w:cs="Arial"/>
+                <w:rFonts w:asciiTheme="majorBidi" w:hAnsiTheme="majorBidi" w:cstheme="majorBidi"/>
                 <w:color w:val="000000"/>
               </w:rPr>
               <w:t>{</w:t>
             </w:r>
             <w:r>
               <w:rPr>
-                <w:rFonts w:ascii="Arial" w:hAnsi="Arial" w:cs="Arial"/>
+                <w:rFonts w:asciiTheme="majorBidi" w:hAnsiTheme="majorBidi" w:cstheme="majorBidi"/>
                 <w:color w:val="000000"/>
               </w:rPr>
               <w:t>pimpinan</w:t>
             </w:r>
             <w:r>
               <w:rPr>
-                <w:rFonts w:ascii="Arial" w:hAnsi="Arial" w:cs="Arial"/>
+                <w:rFonts w:asciiTheme="majorBidi" w:hAnsiTheme="majorBidi" w:cstheme="majorBidi"/>
                 <w:color w:val="000000"/>
               </w:rPr>
               <w:t>_rapat</w:t>
             </w:r>
             <w:r>
               <w:rPr>
-                <w:rFonts w:ascii="Arial" w:hAnsi="Arial" w:cs="Arial"/>
+                <w:rFonts w:asciiTheme="majorBidi" w:hAnsiTheme="majorBidi" w:cstheme="majorBidi"/>
                 <w:color w:val="000000"/>
               </w:rPr>
               <w:t>}</w:t>
             </w:r>
             <w:r>
               <w:rPr>
-                <w:rFonts w:ascii="Arial" w:hAnsi="Arial" w:cs="Arial"/>
+                <w:rFonts w:asciiTheme="majorBidi" w:hAnsiTheme="majorBidi" w:cstheme="majorBidi"/>
                 <w:color w:val="000000"/>
               </w:rPr>
               <w:t xml:space="preserve"> (${jabatan_pimpinan})</w:t>
@@ -479,7 +486,7 @@
       <w:pPr>
         <w:spacing w:line="276" w:lineRule="auto"/>
         <w:rPr>
-          <w:rFonts w:ascii="Times New Roman" w:hAnsi="Times New Roman" w:cs="Times New Roman"/>
+          <w:rFonts w:asciiTheme="majorBidi" w:hAnsiTheme="majorBidi" w:cstheme="majorBidi"/>
           <w:b/>
           <w:bCs/>
         </w:rPr>
@@ -495,14 +502,14 @@
         <w:spacing w:line="276" w:lineRule="auto"/>
         <w:ind w:left="426" w:hanging="426"/>
         <w:rPr>
-          <w:rFonts w:ascii="Times New Roman" w:hAnsi="Times New Roman" w:cs="Times New Roman"/>
+          <w:rFonts w:asciiTheme="majorBidi" w:hAnsiTheme="majorBidi" w:cstheme="majorBidi"/>
           <w:b/>
           <w:bCs/>
         </w:rPr>
       </w:pPr>
       <w:r>
         <w:rPr>
-          <w:rFonts w:ascii="Times New Roman" w:hAnsi="Times New Roman" w:cs="Times New Roman"/>
+          <w:rFonts w:asciiTheme="majorBidi" w:hAnsiTheme="majorBidi" w:cstheme="majorBidi"/>
           <w:b/>
           <w:bCs/>
         </w:rPr>
@@ -510,7 +517,7 @@
       </w:r>
       <w:r>
         <w:rPr>
-          <w:rFonts w:ascii="Times New Roman" w:hAnsi="Times New Roman" w:cs="Times New Roman"/>
+          <w:rFonts w:asciiTheme="majorBidi" w:hAnsiTheme="majorBidi" w:cstheme="majorBidi"/>
           <w:b/>
           <w:bCs/>
         </w:rPr>
@@ -518,15 +525,15 @@
       </w:r>
       <w:r>
         <w:rPr>
-          <w:rFonts w:ascii="Times New Roman" w:hAnsi="Times New Roman" w:cs="Times New Roman"/>
+          <w:rFonts w:asciiTheme="majorBidi" w:hAnsiTheme="majorBidi" w:cstheme="majorBidi"/>
           <w:b/>
           <w:bCs/>
         </w:rPr>
-        <w:t>triwulan_upper</w:t>
+        <w:t>triwulan_proper</w:t>
       </w:r>
       <w:r>
         <w:rPr>
-          <w:rFonts w:ascii="Times New Roman" w:hAnsi="Times New Roman" w:cs="Times New Roman"/>
+          <w:rFonts w:asciiTheme="majorBidi" w:hAnsiTheme="majorBidi" w:cstheme="majorBidi"/>
           <w:b/>
           <w:bCs/>
         </w:rPr>
@@ -534,7 +541,7 @@
       </w:r>
       <w:r>
         <w:rPr>
-          <w:rFonts w:ascii="Times New Roman" w:hAnsi="Times New Roman" w:cs="Times New Roman"/>
+          <w:rFonts w:asciiTheme="majorBidi" w:hAnsiTheme="majorBidi" w:cstheme="majorBidi"/>
           <w:b/>
           <w:bCs/>
         </w:rPr>
@@ -542,7 +549,7 @@
       </w:r>
       <w:r>
         <w:rPr>
-          <w:rFonts w:ascii="Times New Roman" w:hAnsi="Times New Roman" w:cs="Times New Roman"/>
+          <w:rFonts w:asciiTheme="majorBidi" w:hAnsiTheme="majorBidi" w:cstheme="majorBidi"/>
           <w:b/>
           <w:bCs/>
         </w:rPr>
@@ -556,88 +563,70 @@
         <w:ind w:left="426"/>
         <w:jc w:val="both"/>
         <w:rPr>
-          <w:rFonts w:ascii="Times New Roman" w:hAnsi="Times New Roman" w:cs="Times New Roman"/>
+          <w:rFonts w:asciiTheme="majorBidi" w:hAnsiTheme="majorBidi" w:cstheme="majorBidi"/>
         </w:rPr>
       </w:pPr>
       <w:r>
         <w:rPr>
-          <w:rFonts w:ascii="Times New Roman" w:hAnsi="Times New Roman" w:cs="Times New Roman"/>
+          <w:rFonts w:asciiTheme="majorBidi" w:hAnsiTheme="majorBidi" w:cstheme="majorBidi"/>
         </w:rPr>
         <w:t xml:space="preserve">Capaian Kinerja IKU </w:t>
       </w:r>
       <w:r>
         <w:rPr>
-          <w:rFonts w:ascii="Times New Roman" w:hAnsi="Times New Roman" w:cs="Times New Roman"/>
+          <w:rFonts w:asciiTheme="majorBidi" w:hAnsiTheme="majorBidi" w:cstheme="majorBidi"/>
         </w:rPr>
         <w:t>${</w:t>
       </w:r>
       <w:r>
         <w:rPr>
-          <w:rFonts w:ascii="Times New Roman" w:hAnsi="Times New Roman" w:cs="Times New Roman"/>
+          <w:rFonts w:asciiTheme="majorBidi" w:hAnsiTheme="majorBidi" w:cstheme="majorBidi"/>
         </w:rPr>
         <w:t>triwulan_proper</w:t>
       </w:r>
       <w:r>
         <w:rPr>
-          <w:rFonts w:ascii="Times New Roman" w:hAnsi="Times New Roman" w:cs="Times New Roman"/>
+          <w:rFonts w:asciiTheme="majorBidi" w:hAnsiTheme="majorBidi" w:cstheme="majorBidi"/>
         </w:rPr>
         <w:t>}</w:t>
       </w:r>
       <w:r>
         <w:rPr>
-          <w:rFonts w:ascii="Times New Roman" w:hAnsi="Times New Roman" w:cs="Times New Roman"/>
+          <w:rFonts w:asciiTheme="majorBidi" w:hAnsiTheme="majorBidi" w:cstheme="majorBidi"/>
         </w:rPr>
         <w:t xml:space="preserve"> tahun </w:t>
       </w:r>
       <w:r>
         <w:rPr>
-          <w:rFonts w:ascii="Arial" w:hAnsi="Arial" w:cs="Arial"/>
+          <w:rFonts w:asciiTheme="majorBidi" w:hAnsiTheme="majorBidi" w:cstheme="majorBidi"/>
           <w:color w:val="000000"/>
         </w:rPr>
         <w:t xml:space="preserve">${tahun} </w:t>
       </w:r>
       <w:r>
         <w:rPr>
-          <w:rFonts w:ascii="Times New Roman" w:hAnsi="Times New Roman" w:cs="Times New Roman"/>
+          <w:rFonts w:asciiTheme="majorBidi" w:hAnsiTheme="majorBidi" w:cstheme="majorBidi"/>
         </w:rPr>
         <w:t xml:space="preserve">pada BPS Kabupaten Tapin sebesar 110 persen (terhadap target </w:t>
       </w:r>
       <w:r>
         <w:rPr>
-          <w:rFonts w:ascii="Times New Roman" w:hAnsi="Times New Roman" w:cs="Times New Roman"/>
+          <w:rFonts w:asciiTheme="majorBidi" w:hAnsiTheme="majorBidi" w:cstheme="majorBidi"/>
         </w:rPr>
-        <w:t>${</w:t>
+        <w:t xml:space="preserve">${triwulan_proper} </w:t>
       </w:r>
       <w:r>
         <w:rPr>
-          <w:rFonts w:ascii="Times New Roman" w:hAnsi="Times New Roman" w:cs="Times New Roman"/>
-        </w:rPr>
-        <w:t>triwulan_proper</w:t>
-      </w:r>
-      <w:r>
-        <w:rPr>
-          <w:rFonts w:ascii="Times New Roman" w:hAnsi="Times New Roman" w:cs="Times New Roman"/>
-        </w:rPr>
-        <w:t xml:space="preserve">} </w:t>
-      </w:r>
-      <w:r>
-        <w:rPr>
-          <w:rFonts w:ascii="Arial" w:hAnsi="Arial" w:cs="Arial"/>
+          <w:rFonts w:asciiTheme="majorBidi" w:hAnsiTheme="majorBidi" w:cstheme="majorBidi"/>
           <w:color w:val="000000"/>
         </w:rPr>
         <w:t>${tahun}</w:t>
       </w:r>
       <w:r>
         <w:rPr>
-          <w:rFonts w:ascii="Times New Roman" w:hAnsi="Times New Roman" w:cs="Times New Roman"/>
+          <w:rFonts w:asciiTheme="majorBidi" w:hAnsiTheme="majorBidi" w:cstheme="majorBidi"/>
         </w:rPr>
-        <w:t xml:space="preserve">) atau 6,38 persen (terhadap target tahunan). </w:t>
-      </w:r>
-      <w:r>
-        <w:rPr>
-          <w:rFonts w:ascii="Times New Roman" w:hAnsi="Times New Roman" w:cs="Times New Roman"/>
-        </w:rPr>
-        <w:t>Adapun penjelasan detail capaian untuk setiap indikator kinerja disampaikan di bawah ini.</w:t>
+        <w:t>) atau 6,38 persen (terhadap target tahunan). Adapun penjelasan detail capaian untuk setiap indikator kinerja disampaikan di bawah ini.</w:t>
       </w:r>
     </w:p>
     <w:p>
@@ -647,7 +636,7 @@
         <w:ind w:left="426"/>
         <w:jc w:val="both"/>
         <w:rPr>
-          <w:rFonts w:ascii="Times New Roman" w:hAnsi="Times New Roman" w:cs="Times New Roman"/>
+          <w:rFonts w:asciiTheme="majorBidi" w:hAnsiTheme="majorBidi" w:cstheme="majorBidi"/>
         </w:rPr>
       </w:pPr>
     </w:p>
@@ -658,12 +647,12 @@
         <w:ind w:left="426"/>
         <w:jc w:val="both"/>
         <w:rPr>
-          <w:rFonts w:ascii="Times New Roman" w:hAnsi="Times New Roman" w:cs="Times New Roman"/>
+          <w:rFonts w:asciiTheme="majorBidi" w:hAnsiTheme="majorBidi" w:cstheme="majorBidi"/>
         </w:rPr>
       </w:pPr>
       <w:r>
         <w:rPr>
-          <w:rFonts w:ascii="Times New Roman" w:hAnsi="Times New Roman" w:cs="Times New Roman"/>
+          <w:rFonts w:asciiTheme="majorBidi" w:hAnsiTheme="majorBidi" w:cstheme="majorBidi"/>
         </w:rPr>
         <w:t>${block_indikator}</w:t>
       </w:r>
@@ -704,13 +693,13 @@
               <w:ind w:left="0"/>
               <w:jc w:val="both"/>
               <w:rPr>
-                <w:rFonts w:ascii="Times New Roman" w:hAnsi="Times New Roman" w:cs="Times New Roman"/>
-                <w:lang w:val="fi-FI"/>
-              </w:rPr>
-            </w:pPr>
-            <w:r>
-              <w:rPr>
-                <w:rFonts w:ascii="Times New Roman" w:hAnsi="Times New Roman" w:cs="Times New Roman"/>
+                <w:rFonts w:asciiTheme="majorBidi" w:hAnsiTheme="majorBidi" w:cstheme="majorBidi"/>
+                <w:lang w:val="fi-FI"/>
+              </w:rPr>
+            </w:pPr>
+            <w:r>
+              <w:rPr>
+                <w:rFonts w:asciiTheme="majorBidi" w:hAnsiTheme="majorBidi" w:cstheme="majorBidi"/>
                 <w:lang w:val="fi-FI"/>
               </w:rPr>
               <w:t>Sasaran</w:t>
@@ -734,13 +723,13 @@
               <w:ind w:left="0"/>
               <w:jc w:val="both"/>
               <w:rPr>
-                <w:rFonts w:ascii="Times New Roman" w:hAnsi="Times New Roman" w:cs="Times New Roman"/>
-                <w:lang w:val="fi-FI"/>
-              </w:rPr>
-            </w:pPr>
-            <w:r>
-              <w:rPr>
-                <w:rFonts w:ascii="Times New Roman" w:hAnsi="Times New Roman" w:cs="Times New Roman"/>
+                <w:rFonts w:asciiTheme="majorBidi" w:hAnsiTheme="majorBidi" w:cstheme="majorBidi"/>
+                <w:lang w:val="fi-FI"/>
+              </w:rPr>
+            </w:pPr>
+            <w:r>
+              <w:rPr>
+                <w:rFonts w:asciiTheme="majorBidi" w:hAnsiTheme="majorBidi" w:cstheme="majorBidi"/>
                 <w:lang w:val="fi-FI"/>
               </w:rPr>
               <w:t>:</w:t>
@@ -765,34 +754,34 @@
               <w:ind w:left="0"/>
               <w:jc w:val="both"/>
               <w:rPr>
-                <w:rFonts w:ascii="Times New Roman" w:hAnsi="Times New Roman" w:cs="Times New Roman"/>
-                <w:lang w:val="fi-FI"/>
-              </w:rPr>
-            </w:pPr>
-            <w:r>
-              <w:rPr>
-                <w:rFonts w:ascii="Times New Roman" w:hAnsi="Times New Roman" w:cs="Times New Roman"/>
+                <w:rFonts w:asciiTheme="majorBidi" w:hAnsiTheme="majorBidi" w:cstheme="majorBidi"/>
+                <w:lang w:val="fi-FI"/>
+              </w:rPr>
+            </w:pPr>
+            <w:r>
+              <w:rPr>
+                <w:rFonts w:asciiTheme="majorBidi" w:hAnsiTheme="majorBidi" w:cstheme="majorBidi"/>
                 <w:lang w:val="fi-FI"/>
               </w:rPr>
               <w:t>$</w:t>
             </w:r>
             <w:r>
               <w:rPr>
-                <w:rFonts w:ascii="Times New Roman" w:hAnsi="Times New Roman" w:cs="Times New Roman"/>
+                <w:rFonts w:asciiTheme="majorBidi" w:hAnsiTheme="majorBidi" w:cstheme="majorBidi"/>
                 <w:lang w:val="fi-FI"/>
               </w:rPr>
               <w:t>{</w:t>
             </w:r>
             <w:r>
               <w:rPr>
-                <w:rFonts w:ascii="Times New Roman" w:hAnsi="Times New Roman" w:cs="Times New Roman"/>
+                <w:rFonts w:asciiTheme="majorBidi" w:hAnsiTheme="majorBidi" w:cstheme="majorBidi"/>
                 <w:lang w:val="fi-FI"/>
               </w:rPr>
               <w:t>sasaran</w:t>
             </w:r>
             <w:r>
               <w:rPr>
-                <w:rFonts w:ascii="Times New Roman" w:hAnsi="Times New Roman" w:cs="Times New Roman"/>
+                <w:rFonts w:asciiTheme="majorBidi" w:hAnsiTheme="majorBidi" w:cstheme="majorBidi"/>
                 <w:lang w:val="fi-FI"/>
               </w:rPr>
               <w:t>}</w:t>
@@ -814,13 +803,13 @@
               <w:ind w:left="0"/>
               <w:jc w:val="center"/>
               <w:rPr>
-                <w:rFonts w:ascii="Times New Roman" w:hAnsi="Times New Roman" w:cs="Times New Roman"/>
-                <w:lang w:val="fi-FI"/>
-              </w:rPr>
-            </w:pPr>
-            <w:r>
-              <w:rPr>
-                <w:rFonts w:ascii="Times New Roman" w:hAnsi="Times New Roman" w:cs="Times New Roman"/>
+                <w:rFonts w:asciiTheme="majorBidi" w:hAnsiTheme="majorBidi" w:cstheme="majorBidi"/>
+                <w:lang w:val="fi-FI"/>
+              </w:rPr>
+            </w:pPr>
+            <w:r>
+              <w:rPr>
+                <w:rFonts w:asciiTheme="majorBidi" w:hAnsiTheme="majorBidi" w:cstheme="majorBidi"/>
                 <w:lang w:val="fi-FI"/>
               </w:rPr>
               <w:t>No.</w:t>
@@ -844,13 +833,13 @@
               <w:ind w:left="0"/>
               <w:jc w:val="center"/>
               <w:rPr>
-                <w:rFonts w:ascii="Times New Roman" w:hAnsi="Times New Roman" w:cs="Times New Roman"/>
-                <w:lang w:val="fi-FI"/>
-              </w:rPr>
-            </w:pPr>
-            <w:r>
-              <w:rPr>
-                <w:rFonts w:ascii="Times New Roman" w:hAnsi="Times New Roman" w:cs="Times New Roman"/>
+                <w:rFonts w:asciiTheme="majorBidi" w:hAnsiTheme="majorBidi" w:cstheme="majorBidi"/>
+                <w:lang w:val="fi-FI"/>
+              </w:rPr>
+            </w:pPr>
+            <w:r>
+              <w:rPr>
+                <w:rFonts w:asciiTheme="majorBidi" w:hAnsiTheme="majorBidi" w:cstheme="majorBidi"/>
                 <w:lang w:val="fi-FI"/>
               </w:rPr>
               <w:t>Indikator Kinerja</w:t>
@@ -873,13 +862,13 @@
               <w:ind w:left="0"/>
               <w:jc w:val="center"/>
               <w:rPr>
-                <w:rFonts w:ascii="Times New Roman" w:hAnsi="Times New Roman" w:cs="Times New Roman"/>
-                <w:lang w:val="fi-FI"/>
-              </w:rPr>
-            </w:pPr>
-            <w:r>
-              <w:rPr>
-                <w:rFonts w:ascii="Times New Roman" w:hAnsi="Times New Roman" w:cs="Times New Roman"/>
+                <w:rFonts w:asciiTheme="majorBidi" w:hAnsiTheme="majorBidi" w:cstheme="majorBidi"/>
+                <w:lang w:val="fi-FI"/>
+              </w:rPr>
+            </w:pPr>
+            <w:r>
+              <w:rPr>
+                <w:rFonts w:asciiTheme="majorBidi" w:hAnsiTheme="majorBidi" w:cstheme="majorBidi"/>
                 <w:lang w:val="fi-FI"/>
               </w:rPr>
               <w:t>Target PK</w:t>
@@ -903,13 +892,13 @@
               <w:ind w:left="0"/>
               <w:jc w:val="center"/>
               <w:rPr>
-                <w:rFonts w:ascii="Times New Roman" w:hAnsi="Times New Roman" w:cs="Times New Roman"/>
-                <w:lang w:val="fi-FI"/>
-              </w:rPr>
-            </w:pPr>
-            <w:r>
-              <w:rPr>
-                <w:rFonts w:ascii="Times New Roman" w:hAnsi="Times New Roman" w:cs="Times New Roman"/>
+                <w:rFonts w:asciiTheme="majorBidi" w:hAnsiTheme="majorBidi" w:cstheme="majorBidi"/>
+                <w:lang w:val="fi-FI"/>
+              </w:rPr>
+            </w:pPr>
+            <w:r>
+              <w:rPr>
+                <w:rFonts w:asciiTheme="majorBidi" w:hAnsiTheme="majorBidi" w:cstheme="majorBidi"/>
                 <w:lang w:val="fi-FI"/>
               </w:rPr>
               <w:t>${triwulan_proper}</w:t>
@@ -932,13 +921,13 @@
               <w:ind w:left="0"/>
               <w:jc w:val="center"/>
               <w:rPr>
-                <w:rFonts w:ascii="Times New Roman" w:hAnsi="Times New Roman" w:cs="Times New Roman"/>
-                <w:lang w:val="fi-FI"/>
-              </w:rPr>
-            </w:pPr>
-            <w:r>
-              <w:rPr>
-                <w:rFonts w:ascii="Times New Roman" w:hAnsi="Times New Roman" w:cs="Times New Roman"/>
+                <w:rFonts w:asciiTheme="majorBidi" w:hAnsiTheme="majorBidi" w:cstheme="majorBidi"/>
+                <w:lang w:val="fi-FI"/>
+              </w:rPr>
+            </w:pPr>
+            <w:r>
+              <w:rPr>
+                <w:rFonts w:asciiTheme="majorBidi" w:hAnsiTheme="majorBidi" w:cstheme="majorBidi"/>
                 <w:lang w:val="fi-FI"/>
               </w:rPr>
               <w:t>Capaian Terhadap Target PK</w:t>
@@ -959,7 +948,7 @@
               <w:ind w:left="0"/>
               <w:jc w:val="both"/>
               <w:rPr>
-                <w:rFonts w:ascii="Times New Roman" w:hAnsi="Times New Roman" w:cs="Times New Roman"/>
+                <w:rFonts w:asciiTheme="majorBidi" w:hAnsiTheme="majorBidi" w:cstheme="majorBidi"/>
                 <w:lang w:val="fi-FI"/>
               </w:rPr>
             </w:pPr>
@@ -981,7 +970,7 @@
               <w:ind w:left="0"/>
               <w:jc w:val="both"/>
               <w:rPr>
-                <w:rFonts w:ascii="Times New Roman" w:hAnsi="Times New Roman" w:cs="Times New Roman"/>
+                <w:rFonts w:asciiTheme="majorBidi" w:hAnsiTheme="majorBidi" w:cstheme="majorBidi"/>
                 <w:lang w:val="fi-FI"/>
               </w:rPr>
             </w:pPr>
@@ -1002,7 +991,7 @@
               <w:ind w:left="0"/>
               <w:jc w:val="both"/>
               <w:rPr>
-                <w:rFonts w:ascii="Times New Roman" w:hAnsi="Times New Roman" w:cs="Times New Roman"/>
+                <w:rFonts w:asciiTheme="majorBidi" w:hAnsiTheme="majorBidi" w:cstheme="majorBidi"/>
                 <w:lang w:val="fi-FI"/>
               </w:rPr>
             </w:pPr>
@@ -1025,13 +1014,13 @@
               <w:ind w:left="0"/>
               <w:jc w:val="center"/>
               <w:rPr>
-                <w:rFonts w:ascii="Times New Roman" w:hAnsi="Times New Roman" w:cs="Times New Roman"/>
-                <w:lang w:val="fi-FI"/>
-              </w:rPr>
-            </w:pPr>
-            <w:r>
-              <w:rPr>
-                <w:rFonts w:ascii="Times New Roman" w:hAnsi="Times New Roman" w:cs="Times New Roman"/>
+                <w:rFonts w:asciiTheme="majorBidi" w:hAnsiTheme="majorBidi" w:cstheme="majorBidi"/>
+                <w:lang w:val="fi-FI"/>
+              </w:rPr>
+            </w:pPr>
+            <w:r>
+              <w:rPr>
+                <w:rFonts w:asciiTheme="majorBidi" w:hAnsiTheme="majorBidi" w:cstheme="majorBidi"/>
                 <w:lang w:val="fi-FI"/>
               </w:rPr>
               <w:t>Target</w:t>
@@ -1054,13 +1043,13 @@
               <w:ind w:left="0"/>
               <w:jc w:val="center"/>
               <w:rPr>
-                <w:rFonts w:ascii="Times New Roman" w:hAnsi="Times New Roman" w:cs="Times New Roman"/>
-                <w:lang w:val="fi-FI"/>
-              </w:rPr>
-            </w:pPr>
-            <w:r>
-              <w:rPr>
-                <w:rFonts w:ascii="Times New Roman" w:hAnsi="Times New Roman" w:cs="Times New Roman"/>
+                <w:rFonts w:asciiTheme="majorBidi" w:hAnsiTheme="majorBidi" w:cstheme="majorBidi"/>
+                <w:lang w:val="fi-FI"/>
+              </w:rPr>
+            </w:pPr>
+            <w:r>
+              <w:rPr>
+                <w:rFonts w:asciiTheme="majorBidi" w:hAnsiTheme="majorBidi" w:cstheme="majorBidi"/>
                 <w:lang w:val="fi-FI"/>
               </w:rPr>
               <w:t>Realisasi</w:t>
@@ -1083,20 +1072,20 @@
               <w:ind w:left="0"/>
               <w:jc w:val="center"/>
               <w:rPr>
-                <w:rFonts w:ascii="Times New Roman" w:hAnsi="Times New Roman" w:cs="Times New Roman"/>
-                <w:lang w:val="fi-FI"/>
-              </w:rPr>
-            </w:pPr>
-            <w:r>
-              <w:rPr>
-                <w:rFonts w:ascii="Times New Roman" w:hAnsi="Times New Roman" w:cs="Times New Roman"/>
+                <w:rFonts w:asciiTheme="majorBidi" w:hAnsiTheme="majorBidi" w:cstheme="majorBidi"/>
+                <w:lang w:val="fi-FI"/>
+              </w:rPr>
+            </w:pPr>
+            <w:r>
+              <w:rPr>
+                <w:rFonts w:asciiTheme="majorBidi" w:hAnsiTheme="majorBidi" w:cstheme="majorBidi"/>
                 <w:lang w:val="fi-FI"/>
               </w:rPr>
               <w:t xml:space="preserve">Capaian Terhadap Target </w:t>
             </w:r>
             <w:r>
               <w:rPr>
-                <w:rFonts w:ascii="Times New Roman" w:hAnsi="Times New Roman" w:cs="Times New Roman"/>
+                <w:rFonts w:asciiTheme="majorBidi" w:hAnsiTheme="majorBidi" w:cstheme="majorBidi"/>
                 <w:lang w:val="fi-FI"/>
               </w:rPr>
               <w:t>Triwulanan</w:t>
@@ -1118,7 +1107,7 @@
               <w:ind w:left="0"/>
               <w:jc w:val="both"/>
               <w:rPr>
-                <w:rFonts w:ascii="Times New Roman" w:hAnsi="Times New Roman" w:cs="Times New Roman"/>
+                <w:rFonts w:asciiTheme="majorBidi" w:hAnsiTheme="majorBidi" w:cstheme="majorBidi"/>
                 <w:lang w:val="fi-FI"/>
               </w:rPr>
             </w:pPr>
@@ -1140,34 +1129,34 @@
               <w:ind w:left="0"/>
               <w:jc w:val="both"/>
               <w:rPr>
-                <w:rFonts w:ascii="Times New Roman" w:hAnsi="Times New Roman" w:cs="Times New Roman"/>
-                <w:lang w:val="fi-FI"/>
-              </w:rPr>
-            </w:pPr>
-            <w:r>
-              <w:rPr>
-                <w:rFonts w:ascii="Times New Roman" w:hAnsi="Times New Roman" w:cs="Times New Roman"/>
+                <w:rFonts w:asciiTheme="majorBidi" w:hAnsiTheme="majorBidi" w:cstheme="majorBidi"/>
+                <w:lang w:val="fi-FI"/>
+              </w:rPr>
+            </w:pPr>
+            <w:r>
+              <w:rPr>
+                <w:rFonts w:asciiTheme="majorBidi" w:hAnsiTheme="majorBidi" w:cstheme="majorBidi"/>
                 <w:lang w:val="fi-FI"/>
               </w:rPr>
               <w:t>$</w:t>
             </w:r>
             <w:r>
               <w:rPr>
-                <w:rFonts w:ascii="Times New Roman" w:hAnsi="Times New Roman" w:cs="Times New Roman"/>
+                <w:rFonts w:asciiTheme="majorBidi" w:hAnsiTheme="majorBidi" w:cstheme="majorBidi"/>
                 <w:lang w:val="fi-FI"/>
               </w:rPr>
               <w:t>{</w:t>
             </w:r>
             <w:r>
               <w:rPr>
-                <w:rFonts w:ascii="Times New Roman" w:hAnsi="Times New Roman" w:cs="Times New Roman"/>
+                <w:rFonts w:asciiTheme="majorBidi" w:hAnsiTheme="majorBidi" w:cstheme="majorBidi"/>
                 <w:lang w:val="fi-FI"/>
               </w:rPr>
               <w:t>kode</w:t>
             </w:r>
             <w:r>
               <w:rPr>
-                <w:rFonts w:ascii="Times New Roman" w:hAnsi="Times New Roman" w:cs="Times New Roman"/>
+                <w:rFonts w:asciiTheme="majorBidi" w:hAnsiTheme="majorBidi" w:cstheme="majorBidi"/>
                 <w:lang w:val="fi-FI"/>
               </w:rPr>
               <w:t>}</w:t>
@@ -1190,34 +1179,34 @@
               <w:ind w:left="0"/>
               <w:jc w:val="both"/>
               <w:rPr>
-                <w:rFonts w:ascii="Times New Roman" w:hAnsi="Times New Roman" w:cs="Times New Roman"/>
-                <w:lang w:val="fi-FI"/>
-              </w:rPr>
-            </w:pPr>
-            <w:r>
-              <w:rPr>
-                <w:rFonts w:ascii="Times New Roman" w:hAnsi="Times New Roman" w:cs="Times New Roman"/>
+                <w:rFonts w:asciiTheme="majorBidi" w:hAnsiTheme="majorBidi" w:cstheme="majorBidi"/>
+                <w:lang w:val="fi-FI"/>
+              </w:rPr>
+            </w:pPr>
+            <w:r>
+              <w:rPr>
+                <w:rFonts w:asciiTheme="majorBidi" w:hAnsiTheme="majorBidi" w:cstheme="majorBidi"/>
                 <w:lang w:val="fi-FI"/>
               </w:rPr>
               <w:t>$</w:t>
             </w:r>
             <w:r>
               <w:rPr>
-                <w:rFonts w:ascii="Times New Roman" w:hAnsi="Times New Roman" w:cs="Times New Roman"/>
+                <w:rFonts w:asciiTheme="majorBidi" w:hAnsiTheme="majorBidi" w:cstheme="majorBidi"/>
                 <w:lang w:val="fi-FI"/>
               </w:rPr>
               <w:t>{</w:t>
             </w:r>
             <w:r>
               <w:rPr>
-                <w:rFonts w:ascii="Times New Roman" w:hAnsi="Times New Roman" w:cs="Times New Roman"/>
+                <w:rFonts w:asciiTheme="majorBidi" w:hAnsiTheme="majorBidi" w:cstheme="majorBidi"/>
                 <w:lang w:val="fi-FI"/>
               </w:rPr>
               <w:t>indikator_kinerja</w:t>
             </w:r>
             <w:r>
               <w:rPr>
-                <w:rFonts w:ascii="Times New Roman" w:hAnsi="Times New Roman" w:cs="Times New Roman"/>
+                <w:rFonts w:asciiTheme="majorBidi" w:hAnsiTheme="majorBidi" w:cstheme="majorBidi"/>
                 <w:lang w:val="fi-FI"/>
               </w:rPr>
               <w:t>}</w:t>
@@ -1240,34 +1229,34 @@
               <w:ind w:left="0"/>
               <w:jc w:val="center"/>
               <w:rPr>
-                <w:rFonts w:ascii="Times New Roman" w:hAnsi="Times New Roman" w:cs="Times New Roman"/>
-                <w:lang w:val="fi-FI"/>
-              </w:rPr>
-            </w:pPr>
-            <w:r>
-              <w:rPr>
-                <w:rFonts w:ascii="Times New Roman" w:hAnsi="Times New Roman" w:cs="Times New Roman"/>
+                <w:rFonts w:asciiTheme="majorBidi" w:hAnsiTheme="majorBidi" w:cstheme="majorBidi"/>
+                <w:lang w:val="fi-FI"/>
+              </w:rPr>
+            </w:pPr>
+            <w:r>
+              <w:rPr>
+                <w:rFonts w:asciiTheme="majorBidi" w:hAnsiTheme="majorBidi" w:cstheme="majorBidi"/>
                 <w:lang w:val="fi-FI"/>
               </w:rPr>
               <w:t>$</w:t>
             </w:r>
             <w:r>
               <w:rPr>
-                <w:rFonts w:ascii="Times New Roman" w:hAnsi="Times New Roman" w:cs="Times New Roman"/>
+                <w:rFonts w:asciiTheme="majorBidi" w:hAnsiTheme="majorBidi" w:cstheme="majorBidi"/>
                 <w:lang w:val="fi-FI"/>
               </w:rPr>
               <w:t>{</w:t>
             </w:r>
             <w:r>
               <w:rPr>
-                <w:rFonts w:ascii="Times New Roman" w:hAnsi="Times New Roman" w:cs="Times New Roman"/>
+                <w:rFonts w:asciiTheme="majorBidi" w:hAnsiTheme="majorBidi" w:cstheme="majorBidi"/>
                 <w:lang w:val="fi-FI"/>
               </w:rPr>
               <w:t>target_tahunan</w:t>
             </w:r>
             <w:r>
               <w:rPr>
-                <w:rFonts w:ascii="Times New Roman" w:hAnsi="Times New Roman" w:cs="Times New Roman"/>
+                <w:rFonts w:asciiTheme="majorBidi" w:hAnsiTheme="majorBidi" w:cstheme="majorBidi"/>
                 <w:lang w:val="fi-FI"/>
               </w:rPr>
               <w:t>}</w:t>
@@ -1291,34 +1280,34 @@
               <w:ind w:left="0"/>
               <w:jc w:val="center"/>
               <w:rPr>
-                <w:rFonts w:ascii="Times New Roman" w:hAnsi="Times New Roman" w:cs="Times New Roman"/>
-                <w:lang w:val="fi-FI"/>
-              </w:rPr>
-            </w:pPr>
-            <w:r>
-              <w:rPr>
-                <w:rFonts w:ascii="Times New Roman" w:hAnsi="Times New Roman" w:cs="Times New Roman"/>
+                <w:rFonts w:asciiTheme="majorBidi" w:hAnsiTheme="majorBidi" w:cstheme="majorBidi"/>
+                <w:lang w:val="fi-FI"/>
+              </w:rPr>
+            </w:pPr>
+            <w:r>
+              <w:rPr>
+                <w:rFonts w:asciiTheme="majorBidi" w:hAnsiTheme="majorBidi" w:cstheme="majorBidi"/>
                 <w:lang w:val="fi-FI"/>
               </w:rPr>
               <w:t>$</w:t>
             </w:r>
             <w:r>
               <w:rPr>
-                <w:rFonts w:ascii="Times New Roman" w:hAnsi="Times New Roman" w:cs="Times New Roman"/>
+                <w:rFonts w:asciiTheme="majorBidi" w:hAnsiTheme="majorBidi" w:cstheme="majorBidi"/>
                 <w:lang w:val="fi-FI"/>
               </w:rPr>
               <w:t>{</w:t>
             </w:r>
             <w:r>
               <w:rPr>
-                <w:rFonts w:ascii="Times New Roman" w:hAnsi="Times New Roman" w:cs="Times New Roman"/>
+                <w:rFonts w:asciiTheme="majorBidi" w:hAnsiTheme="majorBidi" w:cstheme="majorBidi"/>
                 <w:lang w:val="fi-FI"/>
               </w:rPr>
               <w:t>target_tw</w:t>
             </w:r>
             <w:r>
               <w:rPr>
-                <w:rFonts w:ascii="Times New Roman" w:hAnsi="Times New Roman" w:cs="Times New Roman"/>
+                <w:rFonts w:asciiTheme="majorBidi" w:hAnsiTheme="majorBidi" w:cstheme="majorBidi"/>
                 <w:lang w:val="fi-FI"/>
               </w:rPr>
               <w:t>}</w:t>
@@ -1341,34 +1330,34 @@
               <w:ind w:left="0"/>
               <w:jc w:val="center"/>
               <w:rPr>
-                <w:rFonts w:ascii="Times New Roman" w:hAnsi="Times New Roman" w:cs="Times New Roman"/>
-                <w:lang w:val="fi-FI"/>
-              </w:rPr>
-            </w:pPr>
-            <w:r>
-              <w:rPr>
-                <w:rFonts w:ascii="Times New Roman" w:hAnsi="Times New Roman" w:cs="Times New Roman"/>
+                <w:rFonts w:asciiTheme="majorBidi" w:hAnsiTheme="majorBidi" w:cstheme="majorBidi"/>
+                <w:lang w:val="fi-FI"/>
+              </w:rPr>
+            </w:pPr>
+            <w:r>
+              <w:rPr>
+                <w:rFonts w:asciiTheme="majorBidi" w:hAnsiTheme="majorBidi" w:cstheme="majorBidi"/>
                 <w:lang w:val="fi-FI"/>
               </w:rPr>
               <w:t>$</w:t>
             </w:r>
             <w:r>
               <w:rPr>
-                <w:rFonts w:ascii="Times New Roman" w:hAnsi="Times New Roman" w:cs="Times New Roman"/>
+                <w:rFonts w:asciiTheme="majorBidi" w:hAnsiTheme="majorBidi" w:cstheme="majorBidi"/>
                 <w:lang w:val="fi-FI"/>
               </w:rPr>
               <w:t>{</w:t>
             </w:r>
             <w:r>
               <w:rPr>
-                <w:rFonts w:ascii="Times New Roman" w:hAnsi="Times New Roman" w:cs="Times New Roman"/>
+                <w:rFonts w:asciiTheme="majorBidi" w:hAnsiTheme="majorBidi" w:cstheme="majorBidi"/>
                 <w:lang w:val="fi-FI"/>
               </w:rPr>
               <w:t>realisasi_kumulatif</w:t>
             </w:r>
             <w:r>
               <w:rPr>
-                <w:rFonts w:ascii="Times New Roman" w:hAnsi="Times New Roman" w:cs="Times New Roman"/>
+                <w:rFonts w:asciiTheme="majorBidi" w:hAnsiTheme="majorBidi" w:cstheme="majorBidi"/>
                 <w:lang w:val="fi-FI"/>
               </w:rPr>
               <w:t>}</w:t>
@@ -1391,34 +1380,34 @@
               <w:ind w:left="0"/>
               <w:jc w:val="center"/>
               <w:rPr>
-                <w:rFonts w:ascii="Times New Roman" w:hAnsi="Times New Roman" w:cs="Times New Roman"/>
-                <w:lang w:val="fi-FI"/>
-              </w:rPr>
-            </w:pPr>
-            <w:r>
-              <w:rPr>
-                <w:rFonts w:ascii="Times New Roman" w:hAnsi="Times New Roman" w:cs="Times New Roman"/>
+                <w:rFonts w:asciiTheme="majorBidi" w:hAnsiTheme="majorBidi" w:cstheme="majorBidi"/>
+                <w:lang w:val="fi-FI"/>
+              </w:rPr>
+            </w:pPr>
+            <w:r>
+              <w:rPr>
+                <w:rFonts w:asciiTheme="majorBidi" w:hAnsiTheme="majorBidi" w:cstheme="majorBidi"/>
                 <w:lang w:val="fi-FI"/>
               </w:rPr>
               <w:t>$</w:t>
             </w:r>
             <w:r>
               <w:rPr>
-                <w:rFonts w:ascii="Times New Roman" w:hAnsi="Times New Roman" w:cs="Times New Roman"/>
+                <w:rFonts w:asciiTheme="majorBidi" w:hAnsiTheme="majorBidi" w:cstheme="majorBidi"/>
                 <w:lang w:val="fi-FI"/>
               </w:rPr>
               <w:t>{</w:t>
             </w:r>
             <w:r>
               <w:rPr>
-                <w:rFonts w:ascii="Times New Roman" w:hAnsi="Times New Roman" w:cs="Times New Roman"/>
+                <w:rFonts w:asciiTheme="majorBidi" w:hAnsiTheme="majorBidi" w:cstheme="majorBidi"/>
                 <w:lang w:val="fi-FI"/>
               </w:rPr>
               <w:t>capaian_triwulan</w:t>
             </w:r>
             <w:r>
               <w:rPr>
-                <w:rFonts w:ascii="Times New Roman" w:hAnsi="Times New Roman" w:cs="Times New Roman"/>
+                <w:rFonts w:asciiTheme="majorBidi" w:hAnsiTheme="majorBidi" w:cstheme="majorBidi"/>
                 <w:lang w:val="fi-FI"/>
               </w:rPr>
               <w:t>}</w:t>
@@ -1441,34 +1430,34 @@
               <w:ind w:left="0"/>
               <w:jc w:val="center"/>
               <w:rPr>
-                <w:rFonts w:ascii="Times New Roman" w:hAnsi="Times New Roman" w:cs="Times New Roman"/>
-                <w:lang w:val="fi-FI"/>
-              </w:rPr>
-            </w:pPr>
-            <w:r>
-              <w:rPr>
-                <w:rFonts w:ascii="Times New Roman" w:hAnsi="Times New Roman" w:cs="Times New Roman"/>
+                <w:rFonts w:asciiTheme="majorBidi" w:hAnsiTheme="majorBidi" w:cstheme="majorBidi"/>
+                <w:lang w:val="fi-FI"/>
+              </w:rPr>
+            </w:pPr>
+            <w:r>
+              <w:rPr>
+                <w:rFonts w:asciiTheme="majorBidi" w:hAnsiTheme="majorBidi" w:cstheme="majorBidi"/>
                 <w:lang w:val="fi-FI"/>
               </w:rPr>
               <w:t>$</w:t>
             </w:r>
             <w:r>
               <w:rPr>
-                <w:rFonts w:ascii="Times New Roman" w:hAnsi="Times New Roman" w:cs="Times New Roman"/>
+                <w:rFonts w:asciiTheme="majorBidi" w:hAnsiTheme="majorBidi" w:cstheme="majorBidi"/>
                 <w:lang w:val="fi-FI"/>
               </w:rPr>
               <w:t>{</w:t>
             </w:r>
             <w:r>
               <w:rPr>
-                <w:rFonts w:ascii="Times New Roman" w:hAnsi="Times New Roman" w:cs="Times New Roman"/>
+                <w:rFonts w:asciiTheme="majorBidi" w:hAnsiTheme="majorBidi" w:cstheme="majorBidi"/>
                 <w:lang w:val="fi-FI"/>
               </w:rPr>
               <w:t>capaian_tahunan</w:t>
             </w:r>
             <w:r>
               <w:rPr>
-                <w:rFonts w:ascii="Times New Roman" w:hAnsi="Times New Roman" w:cs="Times New Roman"/>
+                <w:rFonts w:asciiTheme="majorBidi" w:hAnsiTheme="majorBidi" w:cstheme="majorBidi"/>
                 <w:lang w:val="fi-FI"/>
               </w:rPr>
               <w:t>}</w:t>
@@ -1495,7 +1484,7 @@
               <w:ind w:left="0"/>
               <w:jc w:val="both"/>
               <w:rPr>
-                <w:rFonts w:ascii="Times New Roman" w:hAnsi="Times New Roman" w:cs="Times New Roman"/>
+                <w:rFonts w:asciiTheme="majorBidi" w:hAnsiTheme="majorBidi" w:cstheme="majorBidi"/>
                 <w:lang w:val="fi-FI"/>
               </w:rPr>
             </w:pPr>
@@ -1519,7 +1508,7 @@
               <w:ind w:left="0"/>
               <w:jc w:val="both"/>
               <w:rPr>
-                <w:rFonts w:ascii="Times New Roman" w:hAnsi="Times New Roman" w:cs="Times New Roman"/>
+                <w:rFonts w:asciiTheme="majorBidi" w:hAnsiTheme="majorBidi" w:cstheme="majorBidi"/>
                 <w:lang w:val="fi-FI"/>
               </w:rPr>
             </w:pPr>
@@ -1542,7 +1531,7 @@
               <w:ind w:left="0"/>
               <w:jc w:val="both"/>
               <w:rPr>
-                <w:rFonts w:ascii="Times New Roman" w:hAnsi="Times New Roman" w:cs="Times New Roman"/>
+                <w:rFonts w:asciiTheme="majorBidi" w:hAnsiTheme="majorBidi" w:cstheme="majorBidi"/>
                 <w:lang w:val="fi-FI"/>
               </w:rPr>
             </w:pPr>
@@ -1566,7 +1555,7 @@
               <w:ind w:left="0"/>
               <w:jc w:val="both"/>
               <w:rPr>
-                <w:rFonts w:ascii="Times New Roman" w:hAnsi="Times New Roman" w:cs="Times New Roman"/>
+                <w:rFonts w:asciiTheme="majorBidi" w:hAnsiTheme="majorBidi" w:cstheme="majorBidi"/>
                 <w:lang w:val="fi-FI"/>
               </w:rPr>
             </w:pPr>
@@ -1589,7 +1578,7 @@
               <w:ind w:left="0"/>
               <w:jc w:val="both"/>
               <w:rPr>
-                <w:rFonts w:ascii="Times New Roman" w:hAnsi="Times New Roman" w:cs="Times New Roman"/>
+                <w:rFonts w:asciiTheme="majorBidi" w:hAnsiTheme="majorBidi" w:cstheme="majorBidi"/>
                 <w:lang w:val="fi-FI"/>
               </w:rPr>
             </w:pPr>
@@ -1612,7 +1601,7 @@
               <w:ind w:left="0"/>
               <w:jc w:val="both"/>
               <w:rPr>
-                <w:rFonts w:ascii="Times New Roman" w:hAnsi="Times New Roman" w:cs="Times New Roman"/>
+                <w:rFonts w:asciiTheme="majorBidi" w:hAnsiTheme="majorBidi" w:cstheme="majorBidi"/>
                 <w:lang w:val="fi-FI"/>
               </w:rPr>
             </w:pPr>
@@ -1634,7 +1623,7 @@
               <w:ind w:left="0"/>
               <w:jc w:val="both"/>
               <w:rPr>
-                <w:rFonts w:ascii="Times New Roman" w:hAnsi="Times New Roman" w:cs="Times New Roman"/>
+                <w:rFonts w:asciiTheme="majorBidi" w:hAnsiTheme="majorBidi" w:cstheme="majorBidi"/>
                 <w:lang w:val="fi-FI"/>
               </w:rPr>
             </w:pPr>
@@ -1654,7 +1643,7 @@
               <w:ind w:left="0"/>
               <w:jc w:val="center"/>
               <w:rPr>
-                <w:rFonts w:ascii="Times New Roman" w:hAnsi="Times New Roman" w:cs="Times New Roman"/>
+                <w:rFonts w:asciiTheme="majorBidi" w:hAnsiTheme="majorBidi" w:cstheme="majorBidi"/>
                 <w:b/>
                 <w:bCs/>
                 <w:lang w:val="fi-FI"/>
@@ -1662,7 +1651,7 @@
             </w:pPr>
             <w:r>
               <w:rPr>
-                <w:rFonts w:ascii="Times New Roman" w:hAnsi="Times New Roman" w:cs="Times New Roman"/>
+                <w:rFonts w:asciiTheme="majorBidi" w:hAnsiTheme="majorBidi" w:cstheme="majorBidi"/>
                 <w:b/>
                 <w:bCs/>
                 <w:lang w:val="fi-FI"/>
@@ -1688,12 +1677,12 @@
               <w:ind w:left="0"/>
               <w:jc w:val="both"/>
               <w:rPr>
-                <w:rFonts w:ascii="Times New Roman" w:hAnsi="Times New Roman" w:cs="Times New Roman"/>
-              </w:rPr>
-            </w:pPr>
-            <w:r>
-              <w:rPr>
-                <w:rFonts w:ascii="Times New Roman" w:hAnsi="Times New Roman" w:cs="Times New Roman"/>
+                <w:rFonts w:asciiTheme="majorBidi" w:hAnsiTheme="majorBidi" w:cstheme="majorBidi"/>
+              </w:rPr>
+            </w:pPr>
+            <w:r>
+              <w:rPr>
+                <w:rFonts w:asciiTheme="majorBidi" w:hAnsiTheme="majorBidi" w:cstheme="majorBidi"/>
                 <w:b/>
                 <w:bCs/>
               </w:rPr>
@@ -1702,7 +1691,7 @@
             <w:proofErr w:type="gramStart"/>
             <w:r>
               <w:rPr>
-                <w:rFonts w:ascii="Times New Roman" w:hAnsi="Times New Roman" w:cs="Times New Roman"/>
+                <w:rFonts w:asciiTheme="majorBidi" w:hAnsiTheme="majorBidi" w:cstheme="majorBidi"/>
                 <w:b/>
                 <w:bCs/>
               </w:rPr>
@@ -1711,7 +1700,7 @@
             <w:proofErr w:type="gramEnd"/>
             <w:r>
               <w:rPr>
-                <w:rFonts w:ascii="Times New Roman" w:hAnsi="Times New Roman" w:cs="Times New Roman"/>
+                <w:rFonts w:asciiTheme="majorBidi" w:hAnsiTheme="majorBidi" w:cstheme="majorBidi"/>
                 <w:b/>
                 <w:bCs/>
               </w:rPr>
@@ -1719,7 +1708,7 @@
             </w:r>
             <w:r>
               <w:rPr>
-                <w:rFonts w:ascii="Times New Roman" w:hAnsi="Times New Roman" w:cs="Times New Roman"/>
+                <w:rFonts w:asciiTheme="majorBidi" w:hAnsiTheme="majorBidi" w:cstheme="majorBidi"/>
               </w:rPr>
               <w:t>Realisasi volume RO kegiatan Statistik Kependudukan dan Ketenagakerjaan</w:t>
             </w:r>
@@ -1748,12 +1737,12 @@
                     <w:ind w:left="0"/>
                     <w:jc w:val="center"/>
                     <w:rPr>
-                      <w:rFonts w:ascii="Times New Roman" w:hAnsi="Times New Roman" w:cs="Times New Roman"/>
+                      <w:rFonts w:asciiTheme="majorBidi" w:hAnsiTheme="majorBidi" w:cstheme="majorBidi"/>
                     </w:rPr>
                   </w:pPr>
                   <w:r>
                     <w:rPr>
-                      <w:rFonts w:ascii="Times New Roman" w:hAnsi="Times New Roman" w:cs="Times New Roman"/>
+                      <w:rFonts w:asciiTheme="majorBidi" w:hAnsiTheme="majorBidi" w:cstheme="majorBidi"/>
                     </w:rPr>
                     <w:t>Rincian Output</w:t>
                   </w:r>
@@ -1771,12 +1760,12 @@
                     <w:ind w:left="0"/>
                     <w:jc w:val="center"/>
                     <w:rPr>
-                      <w:rFonts w:ascii="Times New Roman" w:hAnsi="Times New Roman" w:cs="Times New Roman"/>
+                      <w:rFonts w:asciiTheme="majorBidi" w:hAnsiTheme="majorBidi" w:cstheme="majorBidi"/>
                     </w:rPr>
                   </w:pPr>
                   <w:r>
                     <w:rPr>
-                      <w:rFonts w:ascii="Times New Roman" w:hAnsi="Times New Roman" w:cs="Times New Roman"/>
+                      <w:rFonts w:asciiTheme="majorBidi" w:hAnsiTheme="majorBidi" w:cstheme="majorBidi"/>
                     </w:rPr>
                     <w:t>Realisasi Volume RO</w:t>
                   </w:r>
@@ -1794,12 +1783,12 @@
                     <w:ind w:left="0"/>
                     <w:jc w:val="center"/>
                     <w:rPr>
-                      <w:rFonts w:ascii="Times New Roman" w:hAnsi="Times New Roman" w:cs="Times New Roman"/>
+                      <w:rFonts w:asciiTheme="majorBidi" w:hAnsiTheme="majorBidi" w:cstheme="majorBidi"/>
                     </w:rPr>
                   </w:pPr>
                   <w:r>
                     <w:rPr>
-                      <w:rFonts w:ascii="Times New Roman" w:hAnsi="Times New Roman" w:cs="Times New Roman"/>
+                      <w:rFonts w:asciiTheme="majorBidi" w:hAnsiTheme="majorBidi" w:cstheme="majorBidi"/>
                     </w:rPr>
                     <w:t>Progres Pelaksanaan Kegiatan (Persen)</w:t>
                   </w:r>
@@ -1818,30 +1807,30 @@
                     <w:spacing w:line="276" w:lineRule="auto"/>
                     <w:ind w:left="0"/>
                     <w:rPr>
-                      <w:rFonts w:ascii="Times New Roman" w:hAnsi="Times New Roman" w:cs="Times New Roman"/>
+                      <w:rFonts w:asciiTheme="majorBidi" w:hAnsiTheme="majorBidi" w:cstheme="majorBidi"/>
                     </w:rPr>
                   </w:pPr>
                   <w:r>
                     <w:rPr>
-                      <w:rFonts w:ascii="Times New Roman" w:hAnsi="Times New Roman" w:cs="Times New Roman"/>
+                      <w:rFonts w:asciiTheme="majorBidi" w:hAnsiTheme="majorBidi" w:cstheme="majorBidi"/>
                     </w:rPr>
                     <w:t>$</w:t>
                   </w:r>
                   <w:r>
                     <w:rPr>
-                      <w:rFonts w:ascii="Times New Roman" w:hAnsi="Times New Roman" w:cs="Times New Roman"/>
+                      <w:rFonts w:asciiTheme="majorBidi" w:hAnsiTheme="majorBidi" w:cstheme="majorBidi"/>
                     </w:rPr>
                     <w:t>{</w:t>
                   </w:r>
                   <w:r>
                     <w:rPr>
-                      <w:rFonts w:ascii="Times New Roman" w:hAnsi="Times New Roman" w:cs="Times New Roman"/>
+                      <w:rFonts w:asciiTheme="majorBidi" w:hAnsiTheme="majorBidi" w:cstheme="majorBidi"/>
                     </w:rPr>
                     <w:t>nama_output</w:t>
                   </w:r>
                   <w:r>
                     <w:rPr>
-                      <w:rFonts w:ascii="Times New Roman" w:hAnsi="Times New Roman" w:cs="Times New Roman"/>
+                      <w:rFonts w:asciiTheme="majorBidi" w:hAnsiTheme="majorBidi" w:cstheme="majorBidi"/>
                     </w:rPr>
                     <w:t>}</w:t>
                   </w:r>
@@ -1859,30 +1848,30 @@
                     <w:ind w:left="0"/>
                     <w:jc w:val="center"/>
                     <w:rPr>
-                      <w:rFonts w:ascii="Times New Roman" w:hAnsi="Times New Roman" w:cs="Times New Roman"/>
+                      <w:rFonts w:asciiTheme="majorBidi" w:hAnsiTheme="majorBidi" w:cstheme="majorBidi"/>
                     </w:rPr>
                   </w:pPr>
                   <w:r>
                     <w:rPr>
-                      <w:rFonts w:ascii="Times New Roman" w:hAnsi="Times New Roman" w:cs="Times New Roman"/>
+                      <w:rFonts w:asciiTheme="majorBidi" w:hAnsiTheme="majorBidi" w:cstheme="majorBidi"/>
                     </w:rPr>
                     <w:t>$</w:t>
                   </w:r>
                   <w:r>
                     <w:rPr>
-                      <w:rFonts w:ascii="Times New Roman" w:hAnsi="Times New Roman" w:cs="Times New Roman"/>
+                      <w:rFonts w:asciiTheme="majorBidi" w:hAnsiTheme="majorBidi" w:cstheme="majorBidi"/>
                     </w:rPr>
                     <w:t>{</w:t>
                   </w:r>
                   <w:r>
                     <w:rPr>
-                      <w:rFonts w:ascii="Times New Roman" w:hAnsi="Times New Roman" w:cs="Times New Roman"/>
+                      <w:rFonts w:asciiTheme="majorBidi" w:hAnsiTheme="majorBidi" w:cstheme="majorBidi"/>
                     </w:rPr>
                     <w:t>output_volume</w:t>
                   </w:r>
                   <w:r>
                     <w:rPr>
-                      <w:rFonts w:ascii="Times New Roman" w:hAnsi="Times New Roman" w:cs="Times New Roman"/>
+                      <w:rFonts w:asciiTheme="majorBidi" w:hAnsiTheme="majorBidi" w:cstheme="majorBidi"/>
                     </w:rPr>
                     <w:t>}</w:t>
                   </w:r>
@@ -1900,30 +1889,30 @@
                     <w:ind w:left="0"/>
                     <w:jc w:val="center"/>
                     <w:rPr>
-                      <w:rFonts w:ascii="Times New Roman" w:hAnsi="Times New Roman" w:cs="Times New Roman"/>
+                      <w:rFonts w:asciiTheme="majorBidi" w:hAnsiTheme="majorBidi" w:cstheme="majorBidi"/>
                     </w:rPr>
                   </w:pPr>
                   <w:r>
                     <w:rPr>
-                      <w:rFonts w:ascii="Times New Roman" w:hAnsi="Times New Roman" w:cs="Times New Roman"/>
+                      <w:rFonts w:asciiTheme="majorBidi" w:hAnsiTheme="majorBidi" w:cstheme="majorBidi"/>
                     </w:rPr>
                     <w:t>$</w:t>
                   </w:r>
                   <w:r>
                     <w:rPr>
-                      <w:rFonts w:ascii="Times New Roman" w:hAnsi="Times New Roman" w:cs="Times New Roman"/>
+                      <w:rFonts w:asciiTheme="majorBidi" w:hAnsiTheme="majorBidi" w:cstheme="majorBidi"/>
                     </w:rPr>
                     <w:t>{</w:t>
                   </w:r>
                   <w:r>
                     <w:rPr>
-                      <w:rFonts w:ascii="Times New Roman" w:hAnsi="Times New Roman" w:cs="Times New Roman"/>
+                      <w:rFonts w:asciiTheme="majorBidi" w:hAnsiTheme="majorBidi" w:cstheme="majorBidi"/>
                     </w:rPr>
                     <w:t>output_progres</w:t>
                   </w:r>
                   <w:r>
                     <w:rPr>
-                      <w:rFonts w:ascii="Times New Roman" w:hAnsi="Times New Roman" w:cs="Times New Roman"/>
+                      <w:rFonts w:asciiTheme="majorBidi" w:hAnsiTheme="majorBidi" w:cstheme="majorBidi"/>
                     </w:rPr>
                     <w:t>}</w:t>
                   </w:r>
@@ -1938,7 +1927,7 @@
               <w:ind w:left="0"/>
               <w:jc w:val="both"/>
               <w:rPr>
-                <w:rFonts w:ascii="Times New Roman" w:hAnsi="Times New Roman" w:cs="Times New Roman"/>
+                <w:rFonts w:asciiTheme="majorBidi" w:hAnsiTheme="majorBidi" w:cstheme="majorBidi"/>
               </w:rPr>
             </w:pPr>
           </w:p>
@@ -1949,14 +1938,14 @@
               <w:ind w:left="0"/>
               <w:jc w:val="both"/>
               <w:rPr>
-                <w:rFonts w:ascii="Times New Roman" w:hAnsi="Times New Roman" w:cs="Times New Roman"/>
+                <w:rFonts w:asciiTheme="majorBidi" w:hAnsiTheme="majorBidi" w:cstheme="majorBidi"/>
                 <w:b/>
                 <w:bCs/>
               </w:rPr>
             </w:pPr>
             <w:r>
               <w:rPr>
-                <w:rFonts w:ascii="Times New Roman" w:hAnsi="Times New Roman" w:cs="Times New Roman"/>
+                <w:rFonts w:asciiTheme="majorBidi" w:hAnsiTheme="majorBidi" w:cstheme="majorBidi"/>
                 <w:b/>
                 <w:bCs/>
               </w:rPr>
@@ -1973,7 +1962,7 @@
               <w:spacing w:line="276" w:lineRule="auto"/>
               <w:jc w:val="both"/>
               <w:rPr>
-                <w:rFonts w:ascii="Times New Roman" w:hAnsi="Times New Roman" w:cs="Times New Roman"/>
+                <w:rFonts w:asciiTheme="majorBidi" w:hAnsiTheme="majorBidi" w:cstheme="majorBidi"/>
                 <w:b/>
                 <w:bCs/>
                 <w:lang w:val="fi-FI"/>
@@ -1981,28 +1970,28 @@
             </w:pPr>
             <w:r>
               <w:rPr>
-                <w:rFonts w:ascii="Times New Roman" w:hAnsi="Times New Roman" w:cs="Times New Roman"/>
+                <w:rFonts w:asciiTheme="majorBidi" w:hAnsiTheme="majorBidi" w:cstheme="majorBidi"/>
                 <w:lang w:val="fi-FI"/>
               </w:rPr>
               <w:t>$</w:t>
             </w:r>
             <w:r>
               <w:rPr>
-                <w:rFonts w:ascii="Times New Roman" w:hAnsi="Times New Roman" w:cs="Times New Roman"/>
+                <w:rFonts w:asciiTheme="majorBidi" w:hAnsiTheme="majorBidi" w:cstheme="majorBidi"/>
                 <w:lang w:val="fi-FI"/>
               </w:rPr>
               <w:t>{</w:t>
             </w:r>
             <w:r>
               <w:rPr>
-                <w:rFonts w:ascii="Times New Roman" w:hAnsi="Times New Roman" w:cs="Times New Roman"/>
+                <w:rFonts w:asciiTheme="majorBidi" w:hAnsiTheme="majorBidi" w:cstheme="majorBidi"/>
                 <w:lang w:val="fi-FI"/>
               </w:rPr>
               <w:t>kendala</w:t>
             </w:r>
             <w:r>
               <w:rPr>
-                <w:rFonts w:ascii="Times New Roman" w:hAnsi="Times New Roman" w:cs="Times New Roman"/>
+                <w:rFonts w:asciiTheme="majorBidi" w:hAnsiTheme="majorBidi" w:cstheme="majorBidi"/>
                 <w:lang w:val="fi-FI"/>
               </w:rPr>
               <w:t>}</w:t>
@@ -2013,7 +2002,7 @@
               <w:spacing w:line="276" w:lineRule="auto"/>
               <w:jc w:val="both"/>
               <w:rPr>
-                <w:rFonts w:ascii="Times New Roman" w:hAnsi="Times New Roman" w:cs="Times New Roman"/>
+                <w:rFonts w:asciiTheme="majorBidi" w:hAnsiTheme="majorBidi" w:cstheme="majorBidi"/>
                 <w:b/>
                 <w:bCs/>
                 <w:lang w:val="fi-FI"/>
@@ -2025,7 +2014,7 @@
               <w:spacing w:line="276" w:lineRule="auto"/>
               <w:jc w:val="both"/>
               <w:rPr>
-                <w:rFonts w:ascii="Times New Roman" w:hAnsi="Times New Roman" w:cs="Times New Roman"/>
+                <w:rFonts w:asciiTheme="majorBidi" w:hAnsiTheme="majorBidi" w:cstheme="majorBidi"/>
                 <w:b/>
                 <w:bCs/>
                 <w:lang w:val="fi-FI"/>
@@ -2033,7 +2022,7 @@
             </w:pPr>
             <w:r>
               <w:rPr>
-                <w:rFonts w:ascii="Times New Roman" w:hAnsi="Times New Roman" w:cs="Times New Roman"/>
+                <w:rFonts w:asciiTheme="majorBidi" w:hAnsiTheme="majorBidi" w:cstheme="majorBidi"/>
                 <w:b/>
                 <w:bCs/>
                 <w:lang w:val="fi-FI"/>
@@ -2051,34 +2040,34 @@
               <w:spacing w:line="276" w:lineRule="auto"/>
               <w:jc w:val="both"/>
               <w:rPr>
-                <w:rFonts w:ascii="Times New Roman" w:hAnsi="Times New Roman" w:cs="Times New Roman"/>
-                <w:lang w:val="fi-FI"/>
-              </w:rPr>
-            </w:pPr>
-            <w:r>
-              <w:rPr>
-                <w:rFonts w:ascii="Times New Roman" w:hAnsi="Times New Roman" w:cs="Times New Roman"/>
+                <w:rFonts w:asciiTheme="majorBidi" w:hAnsiTheme="majorBidi" w:cstheme="majorBidi"/>
+                <w:lang w:val="fi-FI"/>
+              </w:rPr>
+            </w:pPr>
+            <w:r>
+              <w:rPr>
+                <w:rFonts w:asciiTheme="majorBidi" w:hAnsiTheme="majorBidi" w:cstheme="majorBidi"/>
                 <w:lang w:val="fi-FI"/>
               </w:rPr>
               <w:t>$</w:t>
             </w:r>
             <w:r>
               <w:rPr>
-                <w:rFonts w:ascii="Times New Roman" w:hAnsi="Times New Roman" w:cs="Times New Roman"/>
+                <w:rFonts w:asciiTheme="majorBidi" w:hAnsiTheme="majorBidi" w:cstheme="majorBidi"/>
                 <w:lang w:val="fi-FI"/>
               </w:rPr>
               <w:t>{</w:t>
             </w:r>
             <w:r>
               <w:rPr>
-                <w:rFonts w:ascii="Times New Roman" w:hAnsi="Times New Roman" w:cs="Times New Roman"/>
+                <w:rFonts w:asciiTheme="majorBidi" w:hAnsiTheme="majorBidi" w:cstheme="majorBidi"/>
                 <w:lang w:val="fi-FI"/>
               </w:rPr>
               <w:t>solusi</w:t>
             </w:r>
             <w:r>
               <w:rPr>
-                <w:rFonts w:ascii="Times New Roman" w:hAnsi="Times New Roman" w:cs="Times New Roman"/>
+                <w:rFonts w:asciiTheme="majorBidi" w:hAnsiTheme="majorBidi" w:cstheme="majorBidi"/>
                 <w:lang w:val="fi-FI"/>
               </w:rPr>
               <w:t>}</w:t>
@@ -2089,7 +2078,7 @@
               <w:spacing w:line="276" w:lineRule="auto"/>
               <w:jc w:val="both"/>
               <w:rPr>
-                <w:rFonts w:ascii="Times New Roman" w:hAnsi="Times New Roman" w:cs="Times New Roman"/>
+                <w:rFonts w:asciiTheme="majorBidi" w:hAnsiTheme="majorBidi" w:cstheme="majorBidi"/>
                 <w:lang w:val="fi-FI"/>
               </w:rPr>
             </w:pPr>
@@ -2109,7 +2098,7 @@
               <w:ind w:left="0"/>
               <w:jc w:val="both"/>
               <w:rPr>
-                <w:rFonts w:ascii="Times New Roman" w:hAnsi="Times New Roman" w:cs="Times New Roman"/>
+                <w:rFonts w:asciiTheme="majorBidi" w:hAnsiTheme="majorBidi" w:cstheme="majorBidi"/>
                 <w:b/>
                 <w:bCs/>
                 <w:lang w:val="fi-FI"/>
@@ -2117,7 +2106,7 @@
             </w:pPr>
             <w:r>
               <w:rPr>
-                <w:rFonts w:ascii="Times New Roman" w:hAnsi="Times New Roman" w:cs="Times New Roman"/>
+                <w:rFonts w:asciiTheme="majorBidi" w:hAnsiTheme="majorBidi" w:cstheme="majorBidi"/>
                 <w:b/>
                 <w:bCs/>
                 <w:lang w:val="fi-FI"/>
@@ -2136,20 +2125,20 @@
               <w:spacing w:line="276" w:lineRule="auto"/>
               <w:jc w:val="both"/>
               <w:rPr>
-                <w:rFonts w:ascii="Times New Roman" w:hAnsi="Times New Roman" w:cs="Times New Roman"/>
-                <w:lang w:val="fi-FI"/>
-              </w:rPr>
-            </w:pPr>
-            <w:r>
-              <w:rPr>
-                <w:rFonts w:ascii="Times New Roman" w:hAnsi="Times New Roman" w:cs="Times New Roman"/>
+                <w:rFonts w:asciiTheme="majorBidi" w:hAnsiTheme="majorBidi" w:cstheme="majorBidi"/>
+                <w:lang w:val="fi-FI"/>
+              </w:rPr>
+            </w:pPr>
+            <w:r>
+              <w:rPr>
+                <w:rFonts w:asciiTheme="majorBidi" w:hAnsiTheme="majorBidi" w:cstheme="majorBidi"/>
                 <w:lang w:val="fi-FI"/>
               </w:rPr>
               <w:t>$</w:t>
             </w:r>
             <w:r>
               <w:rPr>
-                <w:rFonts w:ascii="Times New Roman" w:hAnsi="Times New Roman" w:cs="Times New Roman"/>
+                <w:rFonts w:asciiTheme="majorBidi" w:hAnsiTheme="majorBidi" w:cstheme="majorBidi"/>
                 <w:lang w:val="fi-FI"/>
               </w:rPr>
               <w:t>{rencana_tindak_lanjut}</w:t>
@@ -2172,7 +2161,7 @@
               <w:ind w:left="0"/>
               <w:jc w:val="both"/>
               <w:rPr>
-                <w:rFonts w:ascii="Times New Roman" w:hAnsi="Times New Roman" w:cs="Times New Roman"/>
+                <w:rFonts w:asciiTheme="majorBidi" w:hAnsiTheme="majorBidi" w:cstheme="majorBidi"/>
                 <w:b/>
                 <w:bCs/>
                 <w:lang w:val="fi-FI"/>
@@ -2180,7 +2169,7 @@
             </w:pPr>
             <w:r>
               <w:rPr>
-                <w:rFonts w:ascii="Times New Roman" w:hAnsi="Times New Roman" w:cs="Times New Roman"/>
+                <w:rFonts w:asciiTheme="majorBidi" w:hAnsiTheme="majorBidi" w:cstheme="majorBidi"/>
                 <w:b/>
                 <w:bCs/>
                 <w:lang w:val="fi-FI"/>
@@ -2198,13 +2187,13 @@
               <w:spacing w:line="276" w:lineRule="auto"/>
               <w:jc w:val="both"/>
               <w:rPr>
-                <w:rFonts w:ascii="Times New Roman" w:hAnsi="Times New Roman" w:cs="Times New Roman"/>
-                <w:lang w:val="fi-FI"/>
-              </w:rPr>
-            </w:pPr>
-            <w:r>
-              <w:rPr>
-                <w:rFonts w:ascii="Times New Roman" w:hAnsi="Times New Roman" w:cs="Times New Roman"/>
+                <w:rFonts w:asciiTheme="majorBidi" w:hAnsiTheme="majorBidi" w:cstheme="majorBidi"/>
+                <w:lang w:val="fi-FI"/>
+              </w:rPr>
+            </w:pPr>
+            <w:r>
+              <w:rPr>
+                <w:rFonts w:asciiTheme="majorBidi" w:hAnsiTheme="majorBidi" w:cstheme="majorBidi"/>
                 <w:lang w:val="fi-FI"/>
               </w:rPr>
               <w:t>${pic_tindak_lanjut}</w:t>
@@ -2217,7 +2206,7 @@
               <w:ind w:left="0"/>
               <w:jc w:val="both"/>
               <w:rPr>
-                <w:rFonts w:ascii="Times New Roman" w:hAnsi="Times New Roman" w:cs="Times New Roman"/>
+                <w:rFonts w:asciiTheme="majorBidi" w:hAnsiTheme="majorBidi" w:cstheme="majorBidi"/>
                 <w:b/>
                 <w:bCs/>
                 <w:lang w:val="fi-FI"/>
@@ -2225,7 +2214,7 @@
             </w:pPr>
             <w:r>
               <w:rPr>
-                <w:rFonts w:ascii="Times New Roman" w:hAnsi="Times New Roman" w:cs="Times New Roman"/>
+                <w:rFonts w:asciiTheme="majorBidi" w:hAnsiTheme="majorBidi" w:cstheme="majorBidi"/>
                 <w:b/>
                 <w:bCs/>
                 <w:lang w:val="fi-FI"/>
@@ -2240,13 +2229,13 @@
               <w:ind w:left="0"/>
               <w:jc w:val="both"/>
               <w:rPr>
-                <w:rFonts w:ascii="Times New Roman" w:hAnsi="Times New Roman" w:cs="Times New Roman"/>
-                <w:lang w:val="fi-FI"/>
-              </w:rPr>
-            </w:pPr>
-            <w:r>
-              <w:rPr>
-                <w:rFonts w:ascii="Times New Roman" w:hAnsi="Times New Roman" w:cs="Times New Roman"/>
+                <w:rFonts w:asciiTheme="majorBidi" w:hAnsiTheme="majorBidi" w:cstheme="majorBidi"/>
+                <w:lang w:val="fi-FI"/>
+              </w:rPr>
+            </w:pPr>
+            <w:r>
+              <w:rPr>
+                <w:rFonts w:asciiTheme="majorBidi" w:hAnsiTheme="majorBidi" w:cstheme="majorBidi"/>
                 <w:lang w:val="fi-FI"/>
               </w:rPr>
               <w:t>${batas_waktu}</w:t>
@@ -2267,7 +2256,7 @@
               <w:ind w:left="0"/>
               <w:jc w:val="center"/>
               <w:rPr>
-                <w:rFonts w:ascii="Times New Roman" w:hAnsi="Times New Roman" w:cs="Times New Roman"/>
+                <w:rFonts w:asciiTheme="majorBidi" w:hAnsiTheme="majorBidi" w:cstheme="majorBidi"/>
                 <w:b/>
                 <w:bCs/>
                 <w:lang w:val="en-ID"/>
@@ -2275,7 +2264,7 @@
             </w:pPr>
             <w:r>
               <w:rPr>
-                <w:rFonts w:ascii="Times New Roman" w:hAnsi="Times New Roman" w:cs="Times New Roman"/>
+                <w:rFonts w:asciiTheme="majorBidi" w:hAnsiTheme="majorBidi" w:cstheme="majorBidi"/>
                 <w:b/>
                 <w:bCs/>
                 <w:lang w:val="en-ID"/>
@@ -2298,201 +2287,134 @@
               <w:ind w:left="0"/>
               <w:jc w:val="both"/>
               <w:rPr>
-                <w:rFonts w:ascii="Times New Roman" w:hAnsi="Times New Roman" w:cs="Times New Roman"/>
+                <w:rFonts w:asciiTheme="majorBidi" w:hAnsiTheme="majorBidi" w:cstheme="majorBidi"/>
                 <w:lang w:val="en-ID"/>
               </w:rPr>
             </w:pPr>
             <w:r>
               <w:rPr>
-                <w:rFonts w:ascii="Times New Roman" w:hAnsi="Times New Roman" w:cs="Times New Roman"/>
+                <w:rFonts w:asciiTheme="majorBidi" w:hAnsiTheme="majorBidi" w:cstheme="majorBidi"/>
                 <w:lang w:val="en-ID"/>
               </w:rPr>
-              <w:t xml:space="preserve">Dasar Hitung dan Basis Data Realisasi </w:t>
-            </w:r>
-            <w:proofErr w:type="gramStart"/>
-            <w:r>
-              <w:rPr>
-                <w:rFonts w:ascii="Times New Roman" w:hAnsi="Times New Roman" w:cs="Times New Roman"/>
+              <w:t>Dasar Hitung dan Basis Data Realisasi IKU:</w:t>
+            </w:r>
+          </w:p>
+          <w:p>
+            <w:pPr>
+              <w:spacing w:line="276" w:lineRule="auto"/>
+              <w:jc w:val="both"/>
+              <w:rPr>
+                <w:rFonts w:asciiTheme="majorBidi" w:hAnsiTheme="majorBidi" w:cstheme="majorBidi"/>
                 <w:lang w:val="en-ID"/>
               </w:rPr>
-              <w:t>IKU :</w:t>
-            </w:r>
-            <w:proofErr w:type="gramEnd"/>
-          </w:p>
-          <w:p>
-            <w:pPr>
-              <w:pStyle w:val="ListParagraph"/>
-              <w:numPr>
-                <w:ilvl w:val="0"/>
-                <w:numId w:val="5"/>
-              </w:numPr>
+            </w:pPr>
+            <w:r>
+              <w:rPr>
+                <w:rFonts w:asciiTheme="majorBidi" w:hAnsiTheme="majorBidi" w:cstheme="majorBidi"/>
+                <w:lang w:val="en-ID"/>
+              </w:rPr>
+              <w:t>${dasar_hitung}</w:t>
+            </w:r>
+          </w:p>
+          <w:p>
+            <w:pPr>
               <w:spacing w:line="276" w:lineRule="auto"/>
               <w:jc w:val="both"/>
               <w:rPr>
-                <w:rFonts w:ascii="Times New Roman" w:hAnsi="Times New Roman" w:cs="Times New Roman"/>
+                <w:rFonts w:asciiTheme="majorBidi" w:hAnsiTheme="majorBidi" w:cstheme="majorBidi"/>
                 <w:lang w:val="en-ID"/>
               </w:rPr>
             </w:pPr>
-            <w:r>
-              <w:rPr>
-                <w:rFonts w:ascii="Times New Roman" w:hAnsi="Times New Roman" w:cs="Times New Roman"/>
-                <w:lang w:val="en-ID"/>
-              </w:rPr>
-              <w:t>Dasar Hitung</w:t>
-            </w:r>
-          </w:p>
-          <w:p>
-            <w:pPr>
-              <w:pStyle w:val="ListParagraph"/>
-              <w:spacing w:line="276" w:lineRule="auto"/>
-              <w:ind w:left="360"/>
+          </w:p>
+          <w:p>
+            <w:pPr>
+              <w:spacing w:line="276" w:lineRule="auto"/>
               <w:jc w:val="both"/>
               <w:rPr>
-                <w:rFonts w:ascii="Times New Roman" w:hAnsi="Times New Roman" w:cs="Times New Roman"/>
-                <w:lang w:val="en-ID"/>
-              </w:rPr>
-            </w:pPr>
-            <w:r>
-              <w:rPr>
-                <w:rFonts w:ascii="Times New Roman" w:hAnsi="Times New Roman" w:cs="Times New Roman"/>
-                <w:lang w:val="en-ID"/>
-              </w:rPr>
-              <w:t>${dasar_hitung}</w:t>
-            </w:r>
-          </w:p>
-          <w:p>
-            <w:pPr>
-              <w:pStyle w:val="ListParagraph"/>
-              <w:numPr>
-                <w:ilvl w:val="0"/>
-                <w:numId w:val="5"/>
-              </w:numPr>
-              <w:spacing w:line="276" w:lineRule="auto"/>
-              <w:jc w:val="both"/>
-              <w:rPr>
-                <w:rFonts w:ascii="Times New Roman" w:hAnsi="Times New Roman" w:cs="Times New Roman"/>
-                <w:lang w:val="en-ID"/>
-              </w:rPr>
-            </w:pPr>
-            <w:r>
-              <w:rPr>
-                <w:rFonts w:ascii="Times New Roman" w:hAnsi="Times New Roman" w:cs="Times New Roman"/>
-                <w:lang w:val="en-ID"/>
-              </w:rPr>
-              <w:t>Basis Data</w:t>
-            </w:r>
-          </w:p>
-          <w:p>
-            <w:pPr>
-              <w:pStyle w:val="ListParagraph"/>
-              <w:spacing w:line="276" w:lineRule="auto"/>
-              <w:ind w:left="360"/>
-              <w:jc w:val="both"/>
-              <w:rPr>
-                <w:rFonts w:ascii="Times New Roman" w:hAnsi="Times New Roman" w:cs="Times New Roman"/>
-                <w:lang w:val="en-ID"/>
-              </w:rPr>
-            </w:pPr>
-            <w:r>
-              <w:rPr>
-                <w:rFonts w:ascii="Times New Roman" w:hAnsi="Times New Roman" w:cs="Times New Roman"/>
-                <w:lang w:val="en-ID"/>
-              </w:rPr>
-              <w:t>${basis_data_baseline}</w:t>
-            </w:r>
-          </w:p>
-          <w:p>
-            <w:pPr>
-              <w:spacing w:line="276" w:lineRule="auto"/>
-              <w:jc w:val="both"/>
-              <w:rPr>
-                <w:rFonts w:ascii="Times New Roman" w:hAnsi="Times New Roman" w:cs="Times New Roman"/>
-                <w:lang w:val="en-ID"/>
-              </w:rPr>
-            </w:pPr>
-          </w:p>
-          <w:p>
-            <w:pPr>
-              <w:spacing w:line="276" w:lineRule="auto"/>
-              <w:jc w:val="both"/>
-              <w:rPr>
-                <w:rFonts w:ascii="Times New Roman" w:hAnsi="Times New Roman" w:cs="Times New Roman"/>
-                <w:lang w:val="fi-FI"/>
-              </w:rPr>
-            </w:pPr>
-            <w:r>
-              <w:rPr>
-                <w:rFonts w:ascii="Times New Roman" w:hAnsi="Times New Roman" w:cs="Times New Roman"/>
-                <w:lang w:val="fi-FI"/>
-              </w:rPr>
-              <w:t xml:space="preserve">Target dan realisasi publikasi </w:t>
-            </w:r>
-            <w:r>
-              <w:rPr>
-                <w:rFonts w:ascii="Times New Roman" w:hAnsi="Times New Roman" w:cs="Times New Roman"/>
+                <w:rFonts w:asciiTheme="majorBidi" w:hAnsiTheme="majorBidi" w:cstheme="majorBidi"/>
+                <w:lang w:val="fi-FI"/>
+              </w:rPr>
+            </w:pPr>
+            <w:r>
+              <w:rPr>
+                <w:rFonts w:asciiTheme="majorBidi" w:hAnsiTheme="majorBidi" w:cstheme="majorBidi"/>
+                <w:lang w:val="fi-FI"/>
+              </w:rPr>
+              <w:t xml:space="preserve">Target dan realisasi </w:t>
+            </w:r>
+            <w:r>
+              <w:rPr>
+                <w:rFonts w:asciiTheme="majorBidi" w:hAnsiTheme="majorBidi" w:cstheme="majorBidi"/>
                 <w:lang w:val="fi-FI"/>
               </w:rPr>
               <w:t>${indikator_kinerja_tanpa_satuan}</w:t>
             </w:r>
             <w:r>
               <w:rPr>
-                <w:rFonts w:ascii="Times New Roman" w:hAnsi="Times New Roman" w:cs="Times New Roman"/>
+                <w:rFonts w:asciiTheme="majorBidi" w:hAnsiTheme="majorBidi" w:cstheme="majorBidi"/>
                 <w:lang w:val="fi-FI"/>
               </w:rPr>
               <w:t xml:space="preserve"> (n=$</w:t>
             </w:r>
             <w:r>
               <w:rPr>
-                <w:rFonts w:ascii="Times New Roman" w:hAnsi="Times New Roman" w:cs="Times New Roman"/>
+                <w:rFonts w:asciiTheme="majorBidi" w:hAnsiTheme="majorBidi" w:cstheme="majorBidi"/>
                 <w:lang w:val="fi-FI"/>
               </w:rPr>
               <w:t>{</w:t>
             </w:r>
             <w:r>
               <w:rPr>
-                <w:rFonts w:ascii="Times New Roman" w:hAnsi="Times New Roman" w:cs="Times New Roman"/>
-                <w:lang w:val="fi-FI"/>
-              </w:rPr>
-              <w:t>x</w:t>
-            </w:r>
-            <w:r>
-              <w:rPr>
-                <w:rFonts w:ascii="Times New Roman" w:hAnsi="Times New Roman" w:cs="Times New Roman"/>
+                <w:rFonts w:asciiTheme="majorBidi" w:hAnsiTheme="majorBidi" w:cstheme="majorBidi"/>
+                <w:lang w:val="fi-FI"/>
+              </w:rPr>
+              <w:t>y</w:t>
+            </w:r>
+            <w:r>
+              <w:rPr>
+                <w:rFonts w:asciiTheme="majorBidi" w:hAnsiTheme="majorBidi" w:cstheme="majorBidi"/>
                 <w:lang w:val="fi-FI"/>
               </w:rPr>
               <w:t>}</w:t>
             </w:r>
             <w:r>
               <w:rPr>
-                <w:rFonts w:ascii="Times New Roman" w:hAnsi="Times New Roman" w:cs="Times New Roman"/>
+                <w:rFonts w:asciiTheme="majorBidi" w:hAnsiTheme="majorBidi" w:cstheme="majorBidi"/>
+                <w:lang w:val="fi-FI"/>
+              </w:rPr>
+              <w:t xml:space="preserve"> </w:t>
+            </w:r>
+            <w:r>
+              <w:rPr>
+                <w:rFonts w:asciiTheme="majorBidi" w:hAnsiTheme="majorBidi" w:cstheme="majorBidi"/>
                 <w:lang w:val="fi-FI"/>
               </w:rPr>
               <w:t>dan N=$</w:t>
             </w:r>
             <w:r>
               <w:rPr>
-                <w:rFonts w:ascii="Times New Roman" w:hAnsi="Times New Roman" w:cs="Times New Roman"/>
+                <w:rFonts w:asciiTheme="majorBidi" w:hAnsiTheme="majorBidi" w:cstheme="majorBidi"/>
                 <w:lang w:val="fi-FI"/>
               </w:rPr>
               <w:t>{</w:t>
             </w:r>
             <w:r>
               <w:rPr>
-                <w:rFonts w:ascii="Times New Roman" w:hAnsi="Times New Roman" w:cs="Times New Roman"/>
+                <w:rFonts w:asciiTheme="majorBidi" w:hAnsiTheme="majorBidi" w:cstheme="majorBidi"/>
                 <w:lang w:val="fi-FI"/>
               </w:rPr>
               <w:t>y</w:t>
             </w:r>
             <w:r>
               <w:rPr>
-                <w:rFonts w:ascii="Times New Roman" w:hAnsi="Times New Roman" w:cs="Times New Roman"/>
+                <w:rFonts w:asciiTheme="majorBidi" w:hAnsiTheme="majorBidi" w:cstheme="majorBidi"/>
                 <w:lang w:val="fi-FI"/>
               </w:rPr>
               <w:t>}</w:t>
             </w:r>
             <w:r>
               <w:rPr>
-                <w:rFonts w:ascii="Times New Roman" w:hAnsi="Times New Roman" w:cs="Times New Roman"/>
+                <w:rFonts w:asciiTheme="majorBidi" w:hAnsiTheme="majorBidi" w:cstheme="majorBidi"/>
                 <w:lang w:val="fi-FI"/>
               </w:rPr>
               <w:t>), yaitu:</w:t>
@@ -2508,37 +2430,37 @@
               <w:spacing w:line="276" w:lineRule="auto"/>
               <w:jc w:val="both"/>
               <w:rPr>
-                <w:rFonts w:ascii="Times New Roman" w:hAnsi="Times New Roman" w:cs="Times New Roman"/>
+                <w:rFonts w:asciiTheme="majorBidi" w:hAnsiTheme="majorBidi" w:cstheme="majorBidi"/>
                 <w:lang w:val="en-ID"/>
               </w:rPr>
             </w:pPr>
             <w:r>
               <w:rPr>
-                <w:rFonts w:ascii="Times New Roman" w:hAnsi="Times New Roman" w:cs="Times New Roman"/>
+                <w:rFonts w:asciiTheme="majorBidi" w:hAnsiTheme="majorBidi" w:cstheme="majorBidi"/>
                 <w:lang w:val="en-ID"/>
               </w:rPr>
               <w:t>$</w:t>
             </w:r>
             <w:r>
               <w:rPr>
-                <w:rFonts w:ascii="Times New Roman" w:hAnsi="Times New Roman" w:cs="Times New Roman"/>
+                <w:rFonts w:asciiTheme="majorBidi" w:hAnsiTheme="majorBidi" w:cstheme="majorBidi"/>
                 <w:lang w:val="en-ID"/>
               </w:rPr>
               <w:t>{</w:t>
             </w:r>
             <w:r>
               <w:rPr>
-                <w:rFonts w:ascii="Times New Roman" w:hAnsi="Times New Roman" w:cs="Times New Roman"/>
+                <w:rFonts w:asciiTheme="majorBidi" w:hAnsiTheme="majorBidi" w:cstheme="majorBidi"/>
                 <w:lang w:val="en-ID"/>
               </w:rPr>
-              <w:t>output</w:t>
-            </w:r>
-            <w:r>
-              <w:rPr>
-                <w:rFonts w:ascii="Times New Roman" w:hAnsi="Times New Roman" w:cs="Times New Roman"/>
+              <w:t>daftar_output_master</w:t>
+            </w:r>
+            <w:r>
+              <w:rPr>
+                <w:rFonts w:asciiTheme="majorBidi" w:hAnsiTheme="majorBidi" w:cstheme="majorBidi"/>
                 <w:lang w:val="en-ID"/>
               </w:rPr>
-              <w:t>_master_nama_output}</w:t>
+              <w:t>}</w:t>
             </w:r>
           </w:p>
           <w:p>
@@ -2546,7 +2468,7 @@
               <w:spacing w:line="276" w:lineRule="auto"/>
               <w:jc w:val="both"/>
               <w:rPr>
-                <w:rFonts w:ascii="Times New Roman" w:hAnsi="Times New Roman" w:cs="Times New Roman"/>
+                <w:rFonts w:asciiTheme="majorBidi" w:hAnsiTheme="majorBidi" w:cstheme="majorBidi"/>
                 <w:lang w:val="en-ID"/>
               </w:rPr>
             </w:pPr>
@@ -2556,68 +2478,61 @@
               <w:spacing w:line="276" w:lineRule="auto"/>
               <w:jc w:val="both"/>
               <w:rPr>
-                <w:rFonts w:ascii="Times New Roman" w:hAnsi="Times New Roman" w:cs="Times New Roman"/>
-              </w:rPr>
-            </w:pPr>
-            <w:r>
-              <w:rPr>
-                <w:rFonts w:ascii="Times New Roman" w:hAnsi="Times New Roman" w:cs="Times New Roman"/>
+                <w:rFonts w:asciiTheme="majorBidi" w:hAnsiTheme="majorBidi" w:cstheme="majorBidi"/>
+              </w:rPr>
+            </w:pPr>
+            <w:r>
+              <w:rPr>
+                <w:rFonts w:asciiTheme="majorBidi" w:hAnsiTheme="majorBidi" w:cstheme="majorBidi"/>
               </w:rPr>
               <w:t xml:space="preserve">Untuk Tahun </w:t>
             </w:r>
             <w:r>
               <w:rPr>
-                <w:rFonts w:ascii="Arial" w:hAnsi="Arial" w:cs="Arial"/>
+                <w:rFonts w:asciiTheme="majorBidi" w:hAnsiTheme="majorBidi" w:cstheme="majorBidi"/>
                 <w:color w:val="000000"/>
               </w:rPr>
               <w:t>${tahun}</w:t>
             </w:r>
             <w:r>
               <w:rPr>
-                <w:rFonts w:ascii="Times New Roman" w:hAnsi="Times New Roman" w:cs="Times New Roman"/>
-              </w:rPr>
-              <w:t xml:space="preserve">, dengan adanya target sebanyak </w:t>
-            </w:r>
-            <w:r>
-              <w:rPr>
-                <w:rFonts w:ascii="Times New Roman" w:hAnsi="Times New Roman" w:cs="Times New Roman"/>
-              </w:rPr>
-              <w:t>$</w:t>
-            </w:r>
-            <w:r>
-              <w:rPr>
-                <w:rFonts w:ascii="Times New Roman" w:hAnsi="Times New Roman" w:cs="Times New Roman"/>
+                <w:rFonts w:asciiTheme="majorBidi" w:hAnsiTheme="majorBidi" w:cstheme="majorBidi"/>
+              </w:rPr>
+              <w:t>, dengan adanya target sebanyak $</w:t>
+            </w:r>
+            <w:r>
+              <w:rPr>
+                <w:rFonts w:asciiTheme="majorBidi" w:hAnsiTheme="majorBidi" w:cstheme="majorBidi"/>
               </w:rPr>
               <w:t>{</w:t>
             </w:r>
             <w:r>
               <w:rPr>
-                <w:rFonts w:ascii="Times New Roman" w:hAnsi="Times New Roman" w:cs="Times New Roman"/>
-              </w:rPr>
-              <w:t>x</w:t>
-            </w:r>
-            <w:r>
-              <w:rPr>
-                <w:rFonts w:ascii="Times New Roman" w:hAnsi="Times New Roman" w:cs="Times New Roman"/>
+                <w:rFonts w:asciiTheme="majorBidi" w:hAnsiTheme="majorBidi" w:cstheme="majorBidi"/>
+              </w:rPr>
+              <w:t>y</w:t>
+            </w:r>
+            <w:r>
+              <w:rPr>
+                <w:rFonts w:asciiTheme="majorBidi" w:hAnsiTheme="majorBidi" w:cstheme="majorBidi"/>
               </w:rPr>
               <w:t>}</w:t>
             </w:r>
             <w:r>
               <w:rPr>
-                <w:rFonts w:ascii="Times New Roman" w:hAnsi="Times New Roman" w:cs="Times New Roman"/>
+                <w:rFonts w:asciiTheme="majorBidi" w:hAnsiTheme="majorBidi" w:cstheme="majorBidi"/>
               </w:rPr>
               <w:t xml:space="preserve"> </w:t>
             </w:r>
             <w:r>
               <w:rPr>
-                <w:rFonts w:ascii="Times New Roman" w:hAnsi="Times New Roman" w:cs="Times New Roman"/>
-                <w:color w:val="FF0000"/>
+                <w:rFonts w:asciiTheme="majorBidi" w:hAnsiTheme="majorBidi" w:cstheme="majorBidi"/>
               </w:rPr>
               <w:t>publikasi/laporan yang berkualitas</w:t>
             </w:r>
             <w:r>
               <w:rPr>
-                <w:rFonts w:ascii="Times New Roman" w:hAnsi="Times New Roman" w:cs="Times New Roman"/>
+                <w:rFonts w:asciiTheme="majorBidi" w:hAnsiTheme="majorBidi" w:cstheme="majorBidi"/>
               </w:rPr>
               <w:t>, maka disusun target per triwulan adalah sebagai berikut:</w:t>
             </w:r>
@@ -2638,20 +2553,20 @@
             <w:tr>
               <w:tc>
                 <w:tcPr>
-                  <w:tcW w:w="2289" w:type="dxa"/>
+                  <w:tcW w:w="2574" w:type="dxa"/>
                 </w:tcPr>
                 <w:p>
                   <w:pPr>
                     <w:spacing w:line="276" w:lineRule="auto"/>
                     <w:jc w:val="both"/>
                     <w:rPr>
-                      <w:rFonts w:ascii="Times New Roman" w:hAnsi="Times New Roman" w:cs="Times New Roman"/>
+                      <w:rFonts w:asciiTheme="majorBidi" w:hAnsiTheme="majorBidi" w:cstheme="majorBidi"/>
                       <w:lang w:val="en-ID"/>
                     </w:rPr>
                   </w:pPr>
                   <w:r>
                     <w:rPr>
-                      <w:rFonts w:ascii="Times New Roman" w:hAnsi="Times New Roman" w:cs="Times New Roman"/>
+                      <w:rFonts w:asciiTheme="majorBidi" w:hAnsiTheme="majorBidi" w:cstheme="majorBidi"/>
                       <w:lang w:val="en-ID"/>
                     </w:rPr>
                     <w:t>Keterangan</w:t>
@@ -2660,7 +2575,7 @@
               </w:tc>
               <w:tc>
                 <w:tcPr>
-                  <w:tcW w:w="1602" w:type="dxa"/>
+                  <w:tcW w:w="1039" w:type="dxa"/>
                   <w:vAlign w:val="center"/>
                 </w:tcPr>
                 <w:p>
@@ -2668,13 +2583,13 @@
                     <w:spacing w:line="276" w:lineRule="auto"/>
                     <w:jc w:val="center"/>
                     <w:rPr>
-                      <w:rFonts w:ascii="Times New Roman" w:hAnsi="Times New Roman" w:cs="Times New Roman"/>
+                      <w:rFonts w:asciiTheme="majorBidi" w:hAnsiTheme="majorBidi" w:cstheme="majorBidi"/>
                       <w:lang w:val="en-ID"/>
                     </w:rPr>
                   </w:pPr>
                   <w:r>
                     <w:rPr>
-                      <w:rFonts w:ascii="Times New Roman" w:hAnsi="Times New Roman" w:cs="Times New Roman"/>
+                      <w:rFonts w:asciiTheme="majorBidi" w:hAnsiTheme="majorBidi" w:cstheme="majorBidi"/>
                       <w:lang w:val="en-ID"/>
                     </w:rPr>
                     <w:t>Triwulan I</w:t>
@@ -2683,7 +2598,7 @@
               </w:tc>
               <w:tc>
                 <w:tcPr>
-                  <w:tcW w:w="1602" w:type="dxa"/>
+                  <w:tcW w:w="1695" w:type="dxa"/>
                   <w:vAlign w:val="center"/>
                 </w:tcPr>
                 <w:p>
@@ -2691,13 +2606,13 @@
                     <w:spacing w:line="276" w:lineRule="auto"/>
                     <w:jc w:val="center"/>
                     <w:rPr>
-                      <w:rFonts w:ascii="Times New Roman" w:hAnsi="Times New Roman" w:cs="Times New Roman"/>
+                      <w:rFonts w:asciiTheme="majorBidi" w:hAnsiTheme="majorBidi" w:cstheme="majorBidi"/>
                       <w:lang w:val="en-ID"/>
                     </w:rPr>
                   </w:pPr>
                   <w:r>
                     <w:rPr>
-                      <w:rFonts w:ascii="Times New Roman" w:hAnsi="Times New Roman" w:cs="Times New Roman"/>
+                      <w:rFonts w:asciiTheme="majorBidi" w:hAnsiTheme="majorBidi" w:cstheme="majorBidi"/>
                       <w:lang w:val="en-ID"/>
                     </w:rPr>
                     <w:t>Triwulan II</w:t>
@@ -2706,7 +2621,7 @@
               </w:tc>
               <w:tc>
                 <w:tcPr>
-                  <w:tcW w:w="1602" w:type="dxa"/>
+                  <w:tcW w:w="1695" w:type="dxa"/>
                   <w:vAlign w:val="center"/>
                 </w:tcPr>
                 <w:p>
@@ -2714,13 +2629,13 @@
                     <w:spacing w:line="276" w:lineRule="auto"/>
                     <w:jc w:val="center"/>
                     <w:rPr>
-                      <w:rFonts w:ascii="Times New Roman" w:hAnsi="Times New Roman" w:cs="Times New Roman"/>
+                      <w:rFonts w:asciiTheme="majorBidi" w:hAnsiTheme="majorBidi" w:cstheme="majorBidi"/>
                       <w:lang w:val="en-ID"/>
                     </w:rPr>
                   </w:pPr>
                   <w:r>
                     <w:rPr>
-                      <w:rFonts w:ascii="Times New Roman" w:hAnsi="Times New Roman" w:cs="Times New Roman"/>
+                      <w:rFonts w:asciiTheme="majorBidi" w:hAnsiTheme="majorBidi" w:cstheme="majorBidi"/>
                       <w:lang w:val="en-ID"/>
                     </w:rPr>
                     <w:t>Triwulan III</w:t>
@@ -2729,7 +2644,7 @@
               </w:tc>
               <w:tc>
                 <w:tcPr>
-                  <w:tcW w:w="1603" w:type="dxa"/>
+                  <w:tcW w:w="1695" w:type="dxa"/>
                   <w:vAlign w:val="center"/>
                 </w:tcPr>
                 <w:p>
@@ -2737,13 +2652,13 @@
                     <w:spacing w:line="276" w:lineRule="auto"/>
                     <w:jc w:val="center"/>
                     <w:rPr>
-                      <w:rFonts w:ascii="Times New Roman" w:hAnsi="Times New Roman" w:cs="Times New Roman"/>
+                      <w:rFonts w:asciiTheme="majorBidi" w:hAnsiTheme="majorBidi" w:cstheme="majorBidi"/>
                       <w:lang w:val="en-ID"/>
                     </w:rPr>
                   </w:pPr>
                   <w:r>
                     <w:rPr>
-                      <w:rFonts w:ascii="Times New Roman" w:hAnsi="Times New Roman" w:cs="Times New Roman"/>
+                      <w:rFonts w:asciiTheme="majorBidi" w:hAnsiTheme="majorBidi" w:cstheme="majorBidi"/>
                       <w:lang w:val="en-ID"/>
                     </w:rPr>
                     <w:t>Triwulan IV</w:t>
@@ -2754,36 +2669,29 @@
             <w:tr>
               <w:tc>
                 <w:tcPr>
-                  <w:tcW w:w="2289" w:type="dxa"/>
+                  <w:tcW w:w="2574" w:type="dxa"/>
                 </w:tcPr>
                 <w:p>
                   <w:pPr>
                     <w:spacing w:line="276" w:lineRule="auto"/>
                     <w:jc w:val="both"/>
                     <w:rPr>
-                      <w:rFonts w:ascii="Times New Roman" w:hAnsi="Times New Roman" w:cs="Times New Roman"/>
+                      <w:rFonts w:asciiTheme="majorBidi" w:hAnsiTheme="majorBidi" w:cstheme="majorBidi"/>
                       <w:lang w:val="en-ID"/>
                     </w:rPr>
                   </w:pPr>
                   <w:r>
                     <w:rPr>
-                      <w:rFonts w:ascii="Times New Roman" w:hAnsi="Times New Roman" w:cs="Times New Roman"/>
+                      <w:rFonts w:asciiTheme="majorBidi" w:hAnsiTheme="majorBidi" w:cstheme="majorBidi"/>
                       <w:lang w:val="en-ID"/>
                     </w:rPr>
-                    <w:t>$</w:t>
-                  </w:r>
-                  <w:r>
-                    <w:rPr>
-                      <w:rFonts w:ascii="Times New Roman" w:hAnsi="Times New Roman" w:cs="Times New Roman"/>
-                      <w:lang w:val="en-ID"/>
-                    </w:rPr>
-                    <w:t>{definisi_x}</w:t>
+                    <w:t>Jumlah Target Publikasi/Laporan yang Berkualitas</w:t>
                   </w:r>
                 </w:p>
               </w:tc>
               <w:tc>
                 <w:tcPr>
-                  <w:tcW w:w="1602" w:type="dxa"/>
+                  <w:tcW w:w="1039" w:type="dxa"/>
                   <w:vAlign w:val="center"/>
                 </w:tcPr>
                 <w:p>
@@ -2791,13 +2699,13 @@
                     <w:spacing w:line="276" w:lineRule="auto"/>
                     <w:jc w:val="center"/>
                     <w:rPr>
-                      <w:rFonts w:ascii="Times New Roman" w:hAnsi="Times New Roman" w:cs="Times New Roman"/>
+                      <w:rFonts w:asciiTheme="majorBidi" w:hAnsiTheme="majorBidi" w:cstheme="majorBidi"/>
                       <w:lang w:val="en-ID"/>
                     </w:rPr>
                   </w:pPr>
                   <w:r>
                     <w:rPr>
-                      <w:rFonts w:ascii="Times New Roman" w:hAnsi="Times New Roman" w:cs="Times New Roman"/>
+                      <w:rFonts w:asciiTheme="majorBidi" w:hAnsiTheme="majorBidi" w:cstheme="majorBidi"/>
                       <w:lang w:val="en-ID"/>
                     </w:rPr>
                     <w:t>${target_x_tw1}</w:t>
@@ -2806,7 +2714,7 @@
               </w:tc>
               <w:tc>
                 <w:tcPr>
-                  <w:tcW w:w="1602" w:type="dxa"/>
+                  <w:tcW w:w="1695" w:type="dxa"/>
                   <w:vAlign w:val="center"/>
                 </w:tcPr>
                 <w:p>
@@ -2814,13 +2722,13 @@
                     <w:spacing w:line="276" w:lineRule="auto"/>
                     <w:jc w:val="center"/>
                     <w:rPr>
-                      <w:rFonts w:ascii="Times New Roman" w:hAnsi="Times New Roman" w:cs="Times New Roman"/>
+                      <w:rFonts w:asciiTheme="majorBidi" w:hAnsiTheme="majorBidi" w:cstheme="majorBidi"/>
                       <w:lang w:val="en-ID"/>
                     </w:rPr>
                   </w:pPr>
                   <w:r>
                     <w:rPr>
-                      <w:rFonts w:ascii="Times New Roman" w:hAnsi="Times New Roman" w:cs="Times New Roman"/>
+                      <w:rFonts w:asciiTheme="majorBidi" w:hAnsiTheme="majorBidi" w:cstheme="majorBidi"/>
                       <w:lang w:val="en-ID"/>
                     </w:rPr>
                     <w:t>${target_x_tw2}</w:t>
@@ -2829,7 +2737,7 @@
               </w:tc>
               <w:tc>
                 <w:tcPr>
-                  <w:tcW w:w="1602" w:type="dxa"/>
+                  <w:tcW w:w="1695" w:type="dxa"/>
                   <w:vAlign w:val="center"/>
                 </w:tcPr>
                 <w:p>
@@ -2837,13 +2745,13 @@
                     <w:spacing w:line="276" w:lineRule="auto"/>
                     <w:jc w:val="center"/>
                     <w:rPr>
-                      <w:rFonts w:ascii="Times New Roman" w:hAnsi="Times New Roman" w:cs="Times New Roman"/>
+                      <w:rFonts w:asciiTheme="majorBidi" w:hAnsiTheme="majorBidi" w:cstheme="majorBidi"/>
                       <w:lang w:val="en-ID"/>
                     </w:rPr>
                   </w:pPr>
                   <w:r>
                     <w:rPr>
-                      <w:rFonts w:ascii="Times New Roman" w:hAnsi="Times New Roman" w:cs="Times New Roman"/>
+                      <w:rFonts w:asciiTheme="majorBidi" w:hAnsiTheme="majorBidi" w:cstheme="majorBidi"/>
                       <w:lang w:val="en-ID"/>
                     </w:rPr>
                     <w:t>${target_x_tw3}</w:t>
@@ -2852,7 +2760,7 @@
               </w:tc>
               <w:tc>
                 <w:tcPr>
-                  <w:tcW w:w="1603" w:type="dxa"/>
+                  <w:tcW w:w="1695" w:type="dxa"/>
                   <w:vAlign w:val="center"/>
                 </w:tcPr>
                 <w:p>
@@ -2860,13 +2768,13 @@
                     <w:spacing w:line="276" w:lineRule="auto"/>
                     <w:jc w:val="center"/>
                     <w:rPr>
-                      <w:rFonts w:ascii="Times New Roman" w:hAnsi="Times New Roman" w:cs="Times New Roman"/>
+                      <w:rFonts w:asciiTheme="majorBidi" w:hAnsiTheme="majorBidi" w:cstheme="majorBidi"/>
                       <w:lang w:val="en-ID"/>
                     </w:rPr>
                   </w:pPr>
                   <w:r>
                     <w:rPr>
-                      <w:rFonts w:ascii="Times New Roman" w:hAnsi="Times New Roman" w:cs="Times New Roman"/>
+                      <w:rFonts w:asciiTheme="majorBidi" w:hAnsiTheme="majorBidi" w:cstheme="majorBidi"/>
                       <w:lang w:val="en-ID"/>
                     </w:rPr>
                     <w:t>${target_x_tw4}</w:t>
@@ -2877,36 +2785,29 @@
             <w:tr>
               <w:tc>
                 <w:tcPr>
-                  <w:tcW w:w="2289" w:type="dxa"/>
+                  <w:tcW w:w="2574" w:type="dxa"/>
                 </w:tcPr>
                 <w:p>
                   <w:pPr>
                     <w:spacing w:line="276" w:lineRule="auto"/>
                     <w:jc w:val="both"/>
                     <w:rPr>
-                      <w:rFonts w:ascii="Times New Roman" w:hAnsi="Times New Roman" w:cs="Times New Roman"/>
+                      <w:rFonts w:asciiTheme="majorBidi" w:hAnsiTheme="majorBidi" w:cstheme="majorBidi"/>
                       <w:lang w:val="en-ID"/>
                     </w:rPr>
                   </w:pPr>
                   <w:r>
                     <w:rPr>
-                      <w:rFonts w:ascii="Times New Roman" w:hAnsi="Times New Roman" w:cs="Times New Roman"/>
+                      <w:rFonts w:asciiTheme="majorBidi" w:hAnsiTheme="majorBidi" w:cstheme="majorBidi"/>
                       <w:lang w:val="en-ID"/>
                     </w:rPr>
-                    <w:t>$</w:t>
-                  </w:r>
-                  <w:r>
-                    <w:rPr>
-                      <w:rFonts w:ascii="Times New Roman" w:hAnsi="Times New Roman" w:cs="Times New Roman"/>
-                      <w:lang w:val="en-ID"/>
-                    </w:rPr>
-                    <w:t>{definisi_y}</w:t>
+                    <w:t>Persentase Target Publikasi/Laporan yang Berkualitas</w:t>
                   </w:r>
                 </w:p>
               </w:tc>
               <w:tc>
                 <w:tcPr>
-                  <w:tcW w:w="1602" w:type="dxa"/>
+                  <w:tcW w:w="1039" w:type="dxa"/>
                   <w:vAlign w:val="center"/>
                 </w:tcPr>
                 <w:p>
@@ -2914,13 +2815,13 @@
                     <w:spacing w:line="276" w:lineRule="auto"/>
                     <w:jc w:val="center"/>
                     <w:rPr>
-                      <w:rFonts w:ascii="Times New Roman" w:hAnsi="Times New Roman" w:cs="Times New Roman"/>
+                      <w:rFonts w:asciiTheme="majorBidi" w:hAnsiTheme="majorBidi" w:cstheme="majorBidi"/>
                       <w:lang w:val="en-ID"/>
                     </w:rPr>
                   </w:pPr>
                   <w:r>
                     <w:rPr>
-                      <w:rFonts w:ascii="Times New Roman" w:hAnsi="Times New Roman" w:cs="Times New Roman"/>
+                      <w:rFonts w:asciiTheme="majorBidi" w:hAnsiTheme="majorBidi" w:cstheme="majorBidi"/>
                       <w:lang w:val="en-ID"/>
                     </w:rPr>
                     <w:t>${target_y_tw1}</w:t>
@@ -2929,7 +2830,7 @@
               </w:tc>
               <w:tc>
                 <w:tcPr>
-                  <w:tcW w:w="1602" w:type="dxa"/>
+                  <w:tcW w:w="1695" w:type="dxa"/>
                   <w:vAlign w:val="center"/>
                 </w:tcPr>
                 <w:p>
@@ -2937,13 +2838,13 @@
                     <w:spacing w:line="276" w:lineRule="auto"/>
                     <w:jc w:val="center"/>
                     <w:rPr>
-                      <w:rFonts w:ascii="Times New Roman" w:hAnsi="Times New Roman" w:cs="Times New Roman"/>
+                      <w:rFonts w:asciiTheme="majorBidi" w:hAnsiTheme="majorBidi" w:cstheme="majorBidi"/>
                       <w:lang w:val="en-ID"/>
                     </w:rPr>
                   </w:pPr>
                   <w:r>
                     <w:rPr>
-                      <w:rFonts w:ascii="Times New Roman" w:hAnsi="Times New Roman" w:cs="Times New Roman"/>
+                      <w:rFonts w:asciiTheme="majorBidi" w:hAnsiTheme="majorBidi" w:cstheme="majorBidi"/>
                       <w:lang w:val="en-ID"/>
                     </w:rPr>
                     <w:t>${target_y_tw2}</w:t>
@@ -2952,7 +2853,7 @@
               </w:tc>
               <w:tc>
                 <w:tcPr>
-                  <w:tcW w:w="1602" w:type="dxa"/>
+                  <w:tcW w:w="1695" w:type="dxa"/>
                   <w:vAlign w:val="center"/>
                 </w:tcPr>
                 <w:p>
@@ -2960,13 +2861,13 @@
                     <w:spacing w:line="276" w:lineRule="auto"/>
                     <w:jc w:val="center"/>
                     <w:rPr>
-                      <w:rFonts w:ascii="Times New Roman" w:hAnsi="Times New Roman" w:cs="Times New Roman"/>
+                      <w:rFonts w:asciiTheme="majorBidi" w:hAnsiTheme="majorBidi" w:cstheme="majorBidi"/>
                       <w:lang w:val="en-ID"/>
                     </w:rPr>
                   </w:pPr>
                   <w:r>
                     <w:rPr>
-                      <w:rFonts w:ascii="Times New Roman" w:hAnsi="Times New Roman" w:cs="Times New Roman"/>
+                      <w:rFonts w:asciiTheme="majorBidi" w:hAnsiTheme="majorBidi" w:cstheme="majorBidi"/>
                       <w:lang w:val="en-ID"/>
                     </w:rPr>
                     <w:t>${target_y_tw3}</w:t>
@@ -2975,7 +2876,7 @@
               </w:tc>
               <w:tc>
                 <w:tcPr>
-                  <w:tcW w:w="1603" w:type="dxa"/>
+                  <w:tcW w:w="1695" w:type="dxa"/>
                   <w:vAlign w:val="center"/>
                 </w:tcPr>
                 <w:p>
@@ -2983,13 +2884,13 @@
                     <w:spacing w:line="276" w:lineRule="auto"/>
                     <w:jc w:val="center"/>
                     <w:rPr>
-                      <w:rFonts w:ascii="Times New Roman" w:hAnsi="Times New Roman" w:cs="Times New Roman"/>
+                      <w:rFonts w:asciiTheme="majorBidi" w:hAnsiTheme="majorBidi" w:cstheme="majorBidi"/>
                       <w:lang w:val="en-ID"/>
                     </w:rPr>
                   </w:pPr>
                   <w:r>
                     <w:rPr>
-                      <w:rFonts w:ascii="Times New Roman" w:hAnsi="Times New Roman" w:cs="Times New Roman"/>
+                      <w:rFonts w:asciiTheme="majorBidi" w:hAnsiTheme="majorBidi" w:cstheme="majorBidi"/>
                       <w:lang w:val="en-ID"/>
                     </w:rPr>
                     <w:t>${target_y_tw4}</w:t>
@@ -3003,7 +2904,7 @@
               <w:spacing w:line="276" w:lineRule="auto"/>
               <w:jc w:val="both"/>
               <w:rPr>
-                <w:rFonts w:ascii="Times New Roman" w:hAnsi="Times New Roman" w:cs="Times New Roman"/>
+                <w:rFonts w:asciiTheme="majorBidi" w:hAnsiTheme="majorBidi" w:cstheme="majorBidi"/>
                 <w:lang w:val="en-ID"/>
               </w:rPr>
             </w:pPr>
@@ -3013,167 +2914,160 @@
               <w:spacing w:line="276" w:lineRule="auto"/>
               <w:jc w:val="both"/>
               <w:rPr>
-                <w:rFonts w:ascii="Times New Roman" w:hAnsi="Times New Roman" w:cs="Times New Roman"/>
+                <w:rFonts w:asciiTheme="majorBidi" w:hAnsiTheme="majorBidi" w:cstheme="majorBidi"/>
+                <w:lang w:val="en-ID"/>
+              </w:rPr>
+            </w:pPr>
+            <w:r>
+              <w:rPr>
+                <w:rFonts w:asciiTheme="majorBidi" w:hAnsiTheme="majorBidi" w:cstheme="majorBidi"/>
                 <w:b/>
                 <w:bCs/>
                 <w:lang w:val="en-ID"/>
               </w:rPr>
-            </w:pPr>
-            <w:r>
-              <w:rPr>
-                <w:rFonts w:ascii="Times New Roman" w:hAnsi="Times New Roman" w:cs="Times New Roman"/>
+              <w:t>${target_realisasi}</w:t>
+            </w:r>
+          </w:p>
+          <w:p>
+            <w:pPr>
+              <w:spacing w:line="276" w:lineRule="auto"/>
+              <w:jc w:val="both"/>
+              <w:rPr>
+                <w:rFonts w:asciiTheme="majorBidi" w:hAnsiTheme="majorBidi" w:cstheme="majorBidi"/>
+                <w:lang w:val="en-ID"/>
+              </w:rPr>
+            </w:pPr>
+          </w:p>
+          <w:p>
+            <w:pPr>
+              <w:spacing w:line="276" w:lineRule="auto"/>
+              <w:jc w:val="both"/>
+              <w:rPr>
+                <w:rFonts w:asciiTheme="majorBidi" w:hAnsiTheme="majorBidi" w:cstheme="majorBidi"/>
                 <w:b/>
                 <w:bCs/>
                 <w:lang w:val="en-ID"/>
               </w:rPr>
-              <w:t xml:space="preserve">Target </w:t>
-            </w:r>
-            <w:r>
-              <w:rPr>
-                <w:rFonts w:ascii="Times New Roman" w:hAnsi="Times New Roman" w:cs="Times New Roman"/>
-                <w:b/>
-                <w:bCs/>
-              </w:rPr>
-              <w:t xml:space="preserve">${triwulan_proper} </w:t>
-            </w:r>
-            <w:r>
-              <w:rPr>
-                <w:rFonts w:ascii="Arial" w:hAnsi="Arial" w:cs="Arial"/>
-                <w:b/>
-                <w:bCs/>
-                <w:color w:val="000000"/>
-              </w:rPr>
-              <w:t>${tahun}</w:t>
-            </w:r>
-          </w:p>
-          <w:p>
-            <w:pPr>
-              <w:spacing w:line="276" w:lineRule="auto"/>
-              <w:jc w:val="both"/>
-              <w:rPr>
-                <w:rFonts w:ascii="Times New Roman" w:hAnsi="Times New Roman" w:cs="Times New Roman"/>
-                <w:lang w:val="en-ID"/>
-              </w:rPr>
-            </w:pPr>
-          </w:p>
-          <w:p>
-            <w:pPr>
-              <w:spacing w:line="276" w:lineRule="auto"/>
-              <w:jc w:val="both"/>
-              <w:rPr>
-                <w:rFonts w:ascii="Times New Roman" w:hAnsi="Times New Roman" w:cs="Times New Roman"/>
+            </w:pPr>
+            <w:r>
+              <w:rPr>
+                <w:rFonts w:asciiTheme="majorBidi" w:hAnsiTheme="majorBidi" w:cstheme="majorBidi"/>
                 <w:b/>
                 <w:bCs/>
                 <w:lang w:val="en-ID"/>
               </w:rPr>
-            </w:pPr>
-            <w:r>
-              <w:rPr>
-                <w:rFonts w:ascii="Times New Roman" w:hAnsi="Times New Roman" w:cs="Times New Roman"/>
+              <w:t>${argumen_logis}</w:t>
+            </w:r>
+          </w:p>
+          <w:p>
+            <w:pPr>
+              <w:spacing w:line="276" w:lineRule="auto"/>
+              <w:jc w:val="both"/>
+              <w:rPr>
+                <w:rFonts w:asciiTheme="majorBidi" w:hAnsiTheme="majorBidi" w:cstheme="majorBidi"/>
+                <w:lang w:val="en-ID"/>
+              </w:rPr>
+            </w:pPr>
+          </w:p>
+          <w:p>
+            <w:pPr>
+              <w:spacing w:line="276" w:lineRule="auto"/>
+              <w:jc w:val="both"/>
+              <w:rPr>
+                <w:rFonts w:asciiTheme="majorBidi" w:hAnsiTheme="majorBidi" w:cstheme="majorBidi"/>
+                <w:lang w:val="en-ID"/>
+              </w:rPr>
+            </w:pPr>
+          </w:p>
+          <w:p>
+            <w:pPr>
+              <w:spacing w:line="276" w:lineRule="auto"/>
+              <w:jc w:val="both"/>
+              <w:rPr>
+                <w:rFonts w:asciiTheme="majorBidi" w:hAnsiTheme="majorBidi" w:cstheme="majorBidi"/>
+                <w:lang w:val="en-ID"/>
+              </w:rPr>
+            </w:pPr>
+          </w:p>
+        </w:tc>
+      </w:tr>
+      <w:tr>
+        <w:tc>
+          <w:tcPr>
+            <w:tcW w:w="8924" w:type="dxa"/>
+            <w:gridSpan w:val="10"/>
+          </w:tcPr>
+          <w:p>
+            <w:pPr>
+              <w:pStyle w:val="ListParagraph"/>
+              <w:spacing w:line="276" w:lineRule="auto"/>
+              <w:ind w:left="0"/>
+              <w:jc w:val="both"/>
+              <w:rPr>
+                <w:rFonts w:asciiTheme="majorBidi" w:hAnsiTheme="majorBidi" w:cstheme="majorBidi"/>
                 <w:b/>
                 <w:bCs/>
-                <w:lang w:val="en-ID"/>
-              </w:rPr>
-              <w:t xml:space="preserve">Realisasi </w:t>
-            </w:r>
-            <w:r>
-              <w:rPr>
-                <w:rFonts w:ascii="Times New Roman" w:hAnsi="Times New Roman" w:cs="Times New Roman"/>
+                <w:lang w:val="fi-FI"/>
+              </w:rPr>
+            </w:pPr>
+            <w:r>
+              <w:rPr>
+                <w:rFonts w:asciiTheme="majorBidi" w:hAnsiTheme="majorBidi" w:cstheme="majorBidi"/>
                 <w:b/>
                 <w:bCs/>
-                <w:lang w:val="en-ID"/>
-              </w:rPr>
-              <w:t xml:space="preserve">${triwulan_proper} </w:t>
-            </w:r>
-            <w:r>
-              <w:rPr>
-                <w:rFonts w:ascii="Arial" w:hAnsi="Arial" w:cs="Arial"/>
+                <w:lang w:val="fi-FI"/>
+              </w:rPr>
+              <w:t>Tautan Bukti Dukung Realisasi IKU:</w:t>
+            </w:r>
+          </w:p>
+          <w:p>
+            <w:pPr>
+              <w:pStyle w:val="ListParagraph"/>
+              <w:spacing w:line="276" w:lineRule="auto"/>
+              <w:ind w:left="0"/>
+              <w:jc w:val="both"/>
+              <w:rPr>
+                <w:rFonts w:asciiTheme="majorBidi" w:hAnsiTheme="majorBidi" w:cstheme="majorBidi"/>
+                <w:lang w:val="fi-FI"/>
+              </w:rPr>
+            </w:pPr>
+            <w:r>
+              <w:rPr>
+                <w:rFonts w:asciiTheme="majorBidi" w:hAnsiTheme="majorBidi" w:cstheme="majorBidi"/>
+                <w:lang w:val="fi-FI"/>
+              </w:rPr>
+              <w:t>${link_bukti_kinerja}</w:t>
+            </w:r>
+          </w:p>
+        </w:tc>
+      </w:tr>
+      <w:tr>
+        <w:tc>
+          <w:tcPr>
+            <w:tcW w:w="8924" w:type="dxa"/>
+            <w:gridSpan w:val="10"/>
+          </w:tcPr>
+          <w:p>
+            <w:pPr>
+              <w:pStyle w:val="ListParagraph"/>
+              <w:spacing w:line="276" w:lineRule="auto"/>
+              <w:ind w:left="0"/>
+              <w:jc w:val="both"/>
+              <w:rPr>
+                <w:rFonts w:asciiTheme="majorBidi" w:hAnsiTheme="majorBidi" w:cstheme="majorBidi"/>
                 <w:b/>
                 <w:bCs/>
-                <w:color w:val="000000"/>
-              </w:rPr>
-              <w:t>${tahun}</w:t>
-            </w:r>
-          </w:p>
-          <w:p>
-            <w:pPr>
-              <w:spacing w:line="276" w:lineRule="auto"/>
-              <w:jc w:val="both"/>
-              <w:rPr>
-                <w:rFonts w:ascii="Times New Roman" w:hAnsi="Times New Roman" w:cs="Times New Roman"/>
-                <w:lang w:val="en-ID"/>
-              </w:rPr>
-            </w:pPr>
-          </w:p>
-          <w:p>
-            <w:pPr>
-              <w:spacing w:line="276" w:lineRule="auto"/>
-              <w:jc w:val="both"/>
-              <w:rPr>
-                <w:rFonts w:ascii="Times New Roman" w:hAnsi="Times New Roman" w:cs="Times New Roman"/>
-                <w:lang w:val="en-ID"/>
-              </w:rPr>
-            </w:pPr>
-          </w:p>
-          <w:p>
-            <w:pPr>
-              <w:spacing w:line="276" w:lineRule="auto"/>
-              <w:jc w:val="both"/>
-              <w:rPr>
-                <w:rFonts w:ascii="Times New Roman" w:hAnsi="Times New Roman" w:cs="Times New Roman"/>
+              </w:rPr>
+            </w:pPr>
+            <w:r>
+              <w:rPr>
+                <w:rFonts w:asciiTheme="majorBidi" w:hAnsiTheme="majorBidi" w:cstheme="majorBidi"/>
                 <w:b/>
                 <w:bCs/>
-                <w:lang w:val="en-ID"/>
-              </w:rPr>
-            </w:pPr>
-            <w:r>
-              <w:rPr>
-                <w:rFonts w:ascii="Times New Roman" w:hAnsi="Times New Roman" w:cs="Times New Roman"/>
-                <w:b/>
-                <w:bCs/>
-                <w:lang w:val="en-ID"/>
-              </w:rPr>
-              <w:t>Argumen Logis</w:t>
-            </w:r>
-          </w:p>
-          <w:p>
-            <w:pPr>
-              <w:spacing w:line="276" w:lineRule="auto"/>
-              <w:jc w:val="both"/>
-              <w:rPr>
-                <w:rFonts w:ascii="Times New Roman" w:hAnsi="Times New Roman" w:cs="Times New Roman"/>
-                <w:lang w:val="en-ID"/>
-              </w:rPr>
-            </w:pPr>
-          </w:p>
-          <w:p>
-            <w:pPr>
-              <w:spacing w:line="276" w:lineRule="auto"/>
-              <w:jc w:val="both"/>
-              <w:rPr>
-                <w:rFonts w:ascii="Times New Roman" w:hAnsi="Times New Roman" w:cs="Times New Roman"/>
-                <w:lang w:val="en-ID"/>
-              </w:rPr>
-            </w:pPr>
-          </w:p>
-          <w:p>
-            <w:pPr>
-              <w:spacing w:line="276" w:lineRule="auto"/>
-              <w:jc w:val="both"/>
-              <w:rPr>
-                <w:rFonts w:ascii="Times New Roman" w:hAnsi="Times New Roman" w:cs="Times New Roman"/>
-                <w:lang w:val="en-ID"/>
-              </w:rPr>
-            </w:pPr>
-          </w:p>
-        </w:tc>
-      </w:tr>
-      <w:tr>
-        <w:tc>
-          <w:tcPr>
-            <w:tcW w:w="8924" w:type="dxa"/>
-            <w:gridSpan w:val="10"/>
-          </w:tcPr>
+              </w:rPr>
+              <w:t>Tautan Bukti Dukung Rencana Tindak Lanjut Triwulan Sebelumnya:</w:t>
+            </w:r>
+          </w:p>
           <w:p>
             <w:pPr>
               <w:pStyle w:val="ListParagraph"/>
@@ -3181,84 +3075,13 @@
               <w:ind w:left="0"/>
               <w:jc w:val="both"/>
               <w:rPr>
-                <w:rFonts w:ascii="Times New Roman" w:hAnsi="Times New Roman" w:cs="Times New Roman"/>
-                <w:b/>
-                <w:bCs/>
-                <w:lang w:val="fi-FI"/>
-              </w:rPr>
-            </w:pPr>
-            <w:r>
-              <w:rPr>
-                <w:rFonts w:ascii="Times New Roman" w:hAnsi="Times New Roman" w:cs="Times New Roman"/>
-                <w:b/>
-                <w:bCs/>
-                <w:lang w:val="fi-FI"/>
-              </w:rPr>
-              <w:t>Tautan Bukti Dukung Realisasi IKU:</w:t>
-            </w:r>
-          </w:p>
-          <w:p>
-            <w:pPr>
-              <w:pStyle w:val="ListParagraph"/>
-              <w:spacing w:line="276" w:lineRule="auto"/>
-              <w:ind w:left="0"/>
-              <w:jc w:val="both"/>
-              <w:rPr>
-                <w:rFonts w:ascii="Times New Roman" w:hAnsi="Times New Roman" w:cs="Times New Roman"/>
-                <w:lang w:val="fi-FI"/>
-              </w:rPr>
-            </w:pPr>
-            <w:r>
-              <w:rPr>
-                <w:rFonts w:ascii="Times New Roman" w:hAnsi="Times New Roman" w:cs="Times New Roman"/>
-                <w:lang w:val="fi-FI"/>
-              </w:rPr>
-              <w:t>${link_bukti_kinerja}</w:t>
-            </w:r>
-          </w:p>
-        </w:tc>
-      </w:tr>
-      <w:tr>
-        <w:tc>
-          <w:tcPr>
-            <w:tcW w:w="8924" w:type="dxa"/>
-            <w:gridSpan w:val="10"/>
-          </w:tcPr>
-          <w:p>
-            <w:pPr>
-              <w:pStyle w:val="ListParagraph"/>
-              <w:spacing w:line="276" w:lineRule="auto"/>
-              <w:ind w:left="0"/>
-              <w:jc w:val="both"/>
-              <w:rPr>
-                <w:rFonts w:ascii="Times New Roman" w:hAnsi="Times New Roman" w:cs="Times New Roman"/>
-                <w:b/>
-                <w:bCs/>
-              </w:rPr>
-            </w:pPr>
-            <w:r>
-              <w:rPr>
-                <w:rFonts w:ascii="Times New Roman" w:hAnsi="Times New Roman" w:cs="Times New Roman"/>
-                <w:b/>
-                <w:bCs/>
-              </w:rPr>
-              <w:t>Tautan Bukti Dukung Rencana Tindak Lanjut Triwulan Sebelumnya:</w:t>
-            </w:r>
-          </w:p>
-          <w:p>
-            <w:pPr>
-              <w:pStyle w:val="ListParagraph"/>
-              <w:spacing w:line="276" w:lineRule="auto"/>
-              <w:ind w:left="0"/>
-              <w:jc w:val="both"/>
-              <w:rPr>
-                <w:rFonts w:ascii="Times New Roman" w:hAnsi="Times New Roman" w:cs="Times New Roman"/>
-                <w:lang w:val="fi-FI"/>
-              </w:rPr>
-            </w:pPr>
-            <w:r>
-              <w:rPr>
-                <w:rFonts w:ascii="Times New Roman" w:hAnsi="Times New Roman" w:cs="Times New Roman"/>
+                <w:rFonts w:asciiTheme="majorBidi" w:hAnsiTheme="majorBidi" w:cstheme="majorBidi"/>
+                <w:lang w:val="fi-FI"/>
+              </w:rPr>
+            </w:pPr>
+            <w:r>
+              <w:rPr>
+                <w:rFonts w:asciiTheme="majorBidi" w:hAnsiTheme="majorBidi" w:cstheme="majorBidi"/>
                 <w:lang w:val="fi-FI"/>
               </w:rPr>
               <w:t>${link_bukti_tindak_lanjut}</w:t>
@@ -3282,13 +3105,13 @@
               <w:ind w:left="0"/>
               <w:jc w:val="both"/>
               <w:rPr>
-                <w:rFonts w:ascii="Times New Roman" w:hAnsi="Times New Roman" w:cs="Times New Roman"/>
-                <w:lang w:val="fi-FI"/>
-              </w:rPr>
-            </w:pPr>
-            <w:r>
-              <w:rPr>
-                <w:rFonts w:ascii="Times New Roman" w:hAnsi="Times New Roman" w:cs="Times New Roman"/>
+                <w:rFonts w:asciiTheme="majorBidi" w:hAnsiTheme="majorBidi" w:cstheme="majorBidi"/>
+                <w:lang w:val="fi-FI"/>
+              </w:rPr>
+            </w:pPr>
+            <w:r>
+              <w:rPr>
+                <w:rFonts w:asciiTheme="majorBidi" w:hAnsiTheme="majorBidi" w:cstheme="majorBidi"/>
                 <w:b/>
                 <w:bCs/>
                 <w:lang w:val="fi-FI"/>
@@ -3297,7 +3120,7 @@
             </w:r>
             <w:r>
               <w:rPr>
-                <w:rFonts w:ascii="Times New Roman" w:hAnsi="Times New Roman" w:cs="Times New Roman"/>
+                <w:rFonts w:asciiTheme="majorBidi" w:hAnsiTheme="majorBidi" w:cstheme="majorBidi"/>
                 <w:lang w:val="fi-FI"/>
               </w:rPr>
               <w:t>:</w:t>
@@ -3310,13 +3133,13 @@
               <w:ind w:left="0"/>
               <w:jc w:val="both"/>
               <w:rPr>
-                <w:rFonts w:ascii="Times New Roman" w:hAnsi="Times New Roman" w:cs="Times New Roman"/>
-                <w:lang w:val="fi-FI"/>
-              </w:rPr>
-            </w:pPr>
-            <w:r>
-              <w:rPr>
-                <w:rFonts w:ascii="Times New Roman" w:hAnsi="Times New Roman" w:cs="Times New Roman"/>
+                <w:rFonts w:asciiTheme="majorBidi" w:hAnsiTheme="majorBidi" w:cstheme="majorBidi"/>
+                <w:lang w:val="fi-FI"/>
+              </w:rPr>
+            </w:pPr>
+            <w:r>
+              <w:rPr>
+                <w:rFonts w:asciiTheme="majorBidi" w:hAnsiTheme="majorBidi" w:cstheme="majorBidi"/>
                 <w:lang w:val="fi-FI"/>
               </w:rPr>
               <w:t>${penjelasan_lainnya}</w:t>
@@ -3343,7 +3166,7 @@
               <w:ind w:left="0"/>
               <w:jc w:val="both"/>
               <w:rPr>
-                <w:rFonts w:ascii="Times New Roman" w:hAnsi="Times New Roman" w:cs="Times New Roman"/>
+                <w:rFonts w:asciiTheme="majorBidi" w:hAnsiTheme="majorBidi" w:cstheme="majorBidi"/>
                 <w:lang w:val="fi-FI"/>
               </w:rPr>
             </w:pPr>
@@ -3358,7 +3181,7 @@
         <w:ind w:left="426"/>
         <w:jc w:val="both"/>
         <w:rPr>
-          <w:rFonts w:ascii="Times New Roman" w:hAnsi="Times New Roman" w:cs="Times New Roman"/>
+          <w:rFonts w:asciiTheme="majorBidi" w:hAnsiTheme="majorBidi" w:cstheme="majorBidi"/>
           <w:lang w:val="fi-FI"/>
         </w:rPr>
       </w:pPr>
@@ -3366,13 +3189,13 @@
     <w:p>
       <w:pPr>
         <w:rPr>
-          <w:rFonts w:ascii="Times New Roman" w:hAnsi="Times New Roman" w:cs="Times New Roman"/>
+          <w:rFonts w:asciiTheme="majorBidi" w:hAnsiTheme="majorBidi" w:cstheme="majorBidi"/>
           <w:lang w:val="fi-FI"/>
         </w:rPr>
       </w:pPr>
       <w:r>
         <w:rPr>
-          <w:rFonts w:ascii="Times New Roman" w:hAnsi="Times New Roman" w:cs="Times New Roman"/>
+          <w:rFonts w:asciiTheme="majorBidi" w:hAnsiTheme="majorBidi" w:cstheme="majorBidi"/>
           <w:lang w:val="fi-FI"/>
         </w:rPr>
         <w:br w:type="page"/>
@@ -3381,13 +3204,13 @@
     <w:p>
       <w:pPr>
         <w:rPr>
-          <w:rFonts w:ascii="Times New Roman" w:hAnsi="Times New Roman" w:cs="Times New Roman"/>
+          <w:rFonts w:asciiTheme="majorBidi" w:hAnsiTheme="majorBidi" w:cstheme="majorBidi"/>
           <w:lang w:val="fi-FI"/>
         </w:rPr>
       </w:pPr>
       <w:r>
         <w:rPr>
-          <w:rFonts w:ascii="Times New Roman" w:hAnsi="Times New Roman" w:cs="Times New Roman"/>
+          <w:rFonts w:asciiTheme="majorBidi" w:hAnsiTheme="majorBidi" w:cstheme="majorBidi"/>
           <w:lang w:val="fi-FI"/>
         </w:rPr>
         <w:lastRenderedPageBreak/>
@@ -3397,13 +3220,13 @@
     <w:p>
       <w:pPr>
         <w:rPr>
-          <w:rFonts w:ascii="Times New Roman" w:hAnsi="Times New Roman" w:cs="Times New Roman"/>
+          <w:rFonts w:asciiTheme="majorBidi" w:hAnsiTheme="majorBidi" w:cstheme="majorBidi"/>
           <w:lang w:val="fi-FI"/>
         </w:rPr>
       </w:pPr>
       <w:r>
         <w:rPr>
-          <w:rFonts w:ascii="Times New Roman" w:hAnsi="Times New Roman" w:cs="Times New Roman"/>
+          <w:rFonts w:asciiTheme="majorBidi" w:hAnsiTheme="majorBidi" w:cstheme="majorBidi"/>
           <w:lang w:val="fi-FI"/>
         </w:rPr>
         <w:br w:type="page"/>
@@ -3412,13 +3235,13 @@
     <w:p>
       <w:pPr>
         <w:rPr>
-          <w:rFonts w:ascii="Times New Roman" w:hAnsi="Times New Roman" w:cs="Times New Roman"/>
+          <w:rFonts w:asciiTheme="majorBidi" w:hAnsiTheme="majorBidi" w:cstheme="majorBidi"/>
           <w:lang w:val="fi-FI"/>
         </w:rPr>
       </w:pPr>
       <w:r>
         <w:rPr>
-          <w:rFonts w:ascii="Times New Roman" w:hAnsi="Times New Roman" w:cs="Times New Roman"/>
+          <w:rFonts w:asciiTheme="majorBidi" w:hAnsiTheme="majorBidi" w:cstheme="majorBidi"/>
           <w:lang w:val="fi-FI"/>
         </w:rPr>
         <w:lastRenderedPageBreak/>
@@ -3428,7 +3251,7 @@
     <w:p>
       <w:pPr>
         <w:rPr>
-          <w:rFonts w:ascii="Times New Roman" w:hAnsi="Times New Roman" w:cs="Times New Roman"/>
+          <w:rFonts w:asciiTheme="majorBidi" w:hAnsiTheme="majorBidi" w:cstheme="majorBidi"/>
           <w:lang w:val="fi-FI"/>
         </w:rPr>
         <w:sectPr>
@@ -3449,7 +3272,7 @@
         <w:spacing w:line="276" w:lineRule="auto"/>
         <w:ind w:left="426" w:hanging="426"/>
         <w:rPr>
-          <w:rFonts w:ascii="Times New Roman" w:hAnsi="Times New Roman" w:cs="Times New Roman"/>
+          <w:rFonts w:asciiTheme="majorBidi" w:hAnsiTheme="majorBidi" w:cstheme="majorBidi"/>
           <w:b/>
           <w:bCs/>
           <w:lang w:val="fi-FI"/>
@@ -3457,7 +3280,7 @@
       </w:pPr>
       <w:r>
         <w:rPr>
-          <w:rFonts w:ascii="Times New Roman" w:hAnsi="Times New Roman" w:cs="Times New Roman"/>
+          <w:rFonts w:asciiTheme="majorBidi" w:hAnsiTheme="majorBidi" w:cstheme="majorBidi"/>
           <w:b/>
           <w:bCs/>
           <w:lang w:val="fi-FI"/>
@@ -3492,13 +3315,13 @@
               <w:spacing w:line="276" w:lineRule="auto"/>
               <w:jc w:val="center"/>
               <w:rPr>
-                <w:rFonts w:ascii="Times New Roman" w:hAnsi="Times New Roman" w:cs="Times New Roman"/>
-                <w:lang w:val="fi-FI"/>
-              </w:rPr>
-            </w:pPr>
-            <w:r>
-              <w:rPr>
-                <w:rFonts w:ascii="Times New Roman" w:hAnsi="Times New Roman" w:cs="Times New Roman"/>
+                <w:rFonts w:asciiTheme="majorBidi" w:hAnsiTheme="majorBidi" w:cstheme="majorBidi"/>
+                <w:lang w:val="fi-FI"/>
+              </w:rPr>
+            </w:pPr>
+            <w:r>
+              <w:rPr>
+                <w:rFonts w:asciiTheme="majorBidi" w:hAnsiTheme="majorBidi" w:cstheme="majorBidi"/>
                 <w:lang w:val="fi-FI"/>
               </w:rPr>
               <w:t>Sasaran Kegiatan</w:t>
@@ -3515,13 +3338,13 @@
               <w:spacing w:line="276" w:lineRule="auto"/>
               <w:jc w:val="center"/>
               <w:rPr>
-                <w:rFonts w:ascii="Times New Roman" w:hAnsi="Times New Roman" w:cs="Times New Roman"/>
-                <w:lang w:val="fi-FI"/>
-              </w:rPr>
-            </w:pPr>
-            <w:r>
-              <w:rPr>
-                <w:rFonts w:ascii="Times New Roman" w:hAnsi="Times New Roman" w:cs="Times New Roman"/>
+                <w:rFonts w:asciiTheme="majorBidi" w:hAnsiTheme="majorBidi" w:cstheme="majorBidi"/>
+                <w:lang w:val="fi-FI"/>
+              </w:rPr>
+            </w:pPr>
+            <w:r>
+              <w:rPr>
+                <w:rFonts w:asciiTheme="majorBidi" w:hAnsiTheme="majorBidi" w:cstheme="majorBidi"/>
                 <w:lang w:val="fi-FI"/>
               </w:rPr>
               <w:t>PAGU Awal (Rp)</w:t>
@@ -3538,13 +3361,13 @@
               <w:spacing w:line="276" w:lineRule="auto"/>
               <w:jc w:val="center"/>
               <w:rPr>
-                <w:rFonts w:ascii="Times New Roman" w:hAnsi="Times New Roman" w:cs="Times New Roman"/>
+                <w:rFonts w:asciiTheme="majorBidi" w:hAnsiTheme="majorBidi" w:cstheme="majorBidi"/>
                 <w:lang w:val="en-ID"/>
               </w:rPr>
             </w:pPr>
             <w:r>
               <w:rPr>
-                <w:rFonts w:ascii="Times New Roman" w:hAnsi="Times New Roman" w:cs="Times New Roman"/>
+                <w:rFonts w:asciiTheme="majorBidi" w:hAnsiTheme="majorBidi" w:cstheme="majorBidi"/>
                 <w:lang w:val="en-ID"/>
               </w:rPr>
               <w:t>PAGU Revisi Sampai dengan triwulan berjalan (Rp)</w:t>
@@ -3561,13 +3384,13 @@
               <w:spacing w:line="276" w:lineRule="auto"/>
               <w:jc w:val="center"/>
               <w:rPr>
-                <w:rFonts w:ascii="Times New Roman" w:hAnsi="Times New Roman" w:cs="Times New Roman"/>
+                <w:rFonts w:asciiTheme="majorBidi" w:hAnsiTheme="majorBidi" w:cstheme="majorBidi"/>
                 <w:lang w:val="en-ID"/>
               </w:rPr>
             </w:pPr>
             <w:r>
               <w:rPr>
-                <w:rFonts w:ascii="Times New Roman" w:hAnsi="Times New Roman" w:cs="Times New Roman"/>
+                <w:rFonts w:asciiTheme="majorBidi" w:hAnsiTheme="majorBidi" w:cstheme="majorBidi"/>
                 <w:lang w:val="en-ID"/>
               </w:rPr>
               <w:t>Realisasi sampai dengan triwulan Berjalan (Rp)</w:t>
@@ -3585,13 +3408,13 @@
             <w:pPr>
               <w:spacing w:line="276" w:lineRule="auto"/>
               <w:rPr>
-                <w:rFonts w:ascii="Times New Roman" w:hAnsi="Times New Roman" w:cs="Times New Roman"/>
+                <w:rFonts w:asciiTheme="majorBidi" w:hAnsiTheme="majorBidi" w:cstheme="majorBidi"/>
                 <w:lang w:val="en-ID"/>
               </w:rPr>
             </w:pPr>
             <w:r>
               <w:rPr>
-                <w:rFonts w:ascii="Times New Roman" w:hAnsi="Times New Roman" w:cs="Times New Roman"/>
+                <w:rFonts w:asciiTheme="majorBidi" w:hAnsiTheme="majorBidi" w:cstheme="majorBidi"/>
                 <w:lang w:val="en-ID"/>
               </w:rPr>
               <w:t>${sasaran}</w:t>
@@ -3608,13 +3431,13 @@
               <w:spacing w:line="276" w:lineRule="auto"/>
               <w:jc w:val="center"/>
               <w:rPr>
-                <w:rFonts w:ascii="Times New Roman" w:hAnsi="Times New Roman" w:cs="Times New Roman"/>
+                <w:rFonts w:asciiTheme="majorBidi" w:hAnsiTheme="majorBidi" w:cstheme="majorBidi"/>
                 <w:lang w:val="en-ID"/>
               </w:rPr>
             </w:pPr>
             <w:r>
               <w:rPr>
-                <w:rFonts w:ascii="Times New Roman" w:hAnsi="Times New Roman" w:cs="Times New Roman"/>
+                <w:rFonts w:asciiTheme="majorBidi" w:hAnsiTheme="majorBidi" w:cstheme="majorBidi"/>
                 <w:lang w:val="en-ID"/>
               </w:rPr>
               <w:t>${pagu_awal}</w:t>
@@ -3631,13 +3454,13 @@
               <w:spacing w:line="276" w:lineRule="auto"/>
               <w:jc w:val="center"/>
               <w:rPr>
-                <w:rFonts w:ascii="Times New Roman" w:hAnsi="Times New Roman" w:cs="Times New Roman"/>
+                <w:rFonts w:asciiTheme="majorBidi" w:hAnsiTheme="majorBidi" w:cstheme="majorBidi"/>
                 <w:lang w:val="en-ID"/>
               </w:rPr>
             </w:pPr>
             <w:r>
               <w:rPr>
-                <w:rFonts w:ascii="Times New Roman" w:hAnsi="Times New Roman" w:cs="Times New Roman"/>
+                <w:rFonts w:asciiTheme="majorBidi" w:hAnsiTheme="majorBidi" w:cstheme="majorBidi"/>
                 <w:lang w:val="en-ID"/>
               </w:rPr>
               <w:t>${pagu_revisi}</w:t>
@@ -3654,13 +3477,13 @@
               <w:spacing w:line="276" w:lineRule="auto"/>
               <w:jc w:val="center"/>
               <w:rPr>
-                <w:rFonts w:ascii="Times New Roman" w:hAnsi="Times New Roman" w:cs="Times New Roman"/>
+                <w:rFonts w:asciiTheme="majorBidi" w:hAnsiTheme="majorBidi" w:cstheme="majorBidi"/>
                 <w:lang w:val="en-ID"/>
               </w:rPr>
             </w:pPr>
             <w:r>
               <w:rPr>
-                <w:rFonts w:ascii="Times New Roman" w:hAnsi="Times New Roman" w:cs="Times New Roman"/>
+                <w:rFonts w:asciiTheme="majorBidi" w:hAnsiTheme="majorBidi" w:cstheme="majorBidi"/>
                 <w:lang w:val="en-ID"/>
               </w:rPr>
               <w:t>${pagu_realisasi}</w:t>
@@ -3673,7 +3496,7 @@
       <w:pPr>
         <w:spacing w:line="276" w:lineRule="auto"/>
         <w:rPr>
-          <w:rFonts w:ascii="Times New Roman" w:hAnsi="Times New Roman" w:cs="Times New Roman"/>
+          <w:rFonts w:asciiTheme="majorBidi" w:hAnsiTheme="majorBidi" w:cstheme="majorBidi"/>
           <w:b/>
           <w:bCs/>
           <w:lang w:val="en-ID"/>
@@ -3692,40 +3515,40 @@
         <w:ind w:firstLine="720"/>
         <w:jc w:val="both"/>
         <w:rPr>
-          <w:rFonts w:ascii="Times New Roman" w:hAnsi="Times New Roman" w:cs="Times New Roman"/>
+          <w:rFonts w:asciiTheme="majorBidi" w:hAnsiTheme="majorBidi" w:cstheme="majorBidi"/>
           <w:lang w:val="fi-FI"/>
         </w:rPr>
       </w:pPr>
       <w:r>
         <w:rPr>
-          <w:rFonts w:ascii="Times New Roman" w:hAnsi="Times New Roman" w:cs="Times New Roman"/>
+          <w:rFonts w:asciiTheme="majorBidi" w:hAnsiTheme="majorBidi" w:cstheme="majorBidi"/>
         </w:rPr>
         <w:lastRenderedPageBreak/>
         <w:t xml:space="preserve">Upaya efisiensi yang dilakukan BPS Kabupaten Tapin pada </w:t>
       </w:r>
       <w:r>
         <w:rPr>
-          <w:rFonts w:ascii="Times New Roman" w:hAnsi="Times New Roman" w:cs="Times New Roman"/>
+          <w:rFonts w:asciiTheme="majorBidi" w:hAnsiTheme="majorBidi" w:cstheme="majorBidi"/>
           <w:lang w:val="en-ID"/>
         </w:rPr>
         <w:t xml:space="preserve">${triwulan_proper} </w:t>
       </w:r>
       <w:r>
         <w:rPr>
-          <w:rFonts w:ascii="Arial" w:hAnsi="Arial" w:cs="Arial"/>
+          <w:rFonts w:asciiTheme="majorBidi" w:hAnsiTheme="majorBidi" w:cstheme="majorBidi"/>
           <w:color w:val="000000"/>
         </w:rPr>
         <w:t xml:space="preserve">${tahun} </w:t>
       </w:r>
       <w:r>
         <w:rPr>
-          <w:rFonts w:ascii="Times New Roman" w:hAnsi="Times New Roman" w:cs="Times New Roman"/>
+          <w:rFonts w:asciiTheme="majorBidi" w:hAnsiTheme="majorBidi" w:cstheme="majorBidi"/>
         </w:rPr>
         <w:t xml:space="preserve">sebagai upaya dalam mendukung pengelolaan efisiensi anggaran diantaranya melakukan penghematan atas penggunaan sumber daya dalam kegiatan operasional kantor, seperti penggunaan listrik, air, dan internet. </w:t>
       </w:r>
       <w:r>
         <w:rPr>
-          <w:rFonts w:ascii="Times New Roman" w:hAnsi="Times New Roman" w:cs="Times New Roman"/>
+          <w:rFonts w:asciiTheme="majorBidi" w:hAnsiTheme="majorBidi" w:cstheme="majorBidi"/>
           <w:lang w:val="fi-FI"/>
         </w:rPr>
         <w:t>Langkah penghematan dilakukan bersama seluruh pegawai di BPS Kabupaten Tapin diantaranya:</w:t>
@@ -3741,13 +3564,13 @@
         <w:spacing w:line="276" w:lineRule="auto"/>
         <w:jc w:val="both"/>
         <w:rPr>
-          <w:rFonts w:ascii="Times New Roman" w:hAnsi="Times New Roman" w:cs="Times New Roman"/>
+          <w:rFonts w:asciiTheme="majorBidi" w:hAnsiTheme="majorBidi" w:cstheme="majorBidi"/>
           <w:lang w:val="fi-FI"/>
         </w:rPr>
       </w:pPr>
       <w:r>
         <w:rPr>
-          <w:rFonts w:ascii="Times New Roman" w:hAnsi="Times New Roman" w:cs="Times New Roman"/>
+          <w:rFonts w:asciiTheme="majorBidi" w:hAnsiTheme="majorBidi" w:cstheme="majorBidi"/>
           <w:lang w:val="fi-FI"/>
         </w:rPr>
         <w:t>$efesiensi</w:t>
@@ -3759,13 +3582,13 @@
         <w:ind w:firstLine="720"/>
         <w:jc w:val="both"/>
         <w:rPr>
-          <w:rFonts w:ascii="Times New Roman" w:hAnsi="Times New Roman" w:cs="Times New Roman"/>
+          <w:rFonts w:asciiTheme="majorBidi" w:hAnsiTheme="majorBidi" w:cstheme="majorBidi"/>
           <w:lang w:val="fi-FI"/>
         </w:rPr>
       </w:pPr>
       <w:r>
         <w:rPr>
-          <w:rFonts w:ascii="Times New Roman" w:hAnsi="Times New Roman" w:cs="Times New Roman"/>
+          <w:rFonts w:asciiTheme="majorBidi" w:hAnsiTheme="majorBidi" w:cstheme="majorBidi"/>
           <w:lang w:val="fi-FI"/>
         </w:rPr>
         <w:t>Secara kuantitatif bisa dijelaskan bahwa terjadi peningkatan efisiensi penggunaan sumber daya (listrik, air dan internet) pada Triwulan I Tahun 2026 dibandingkan Triwulan IV Tahun 2025. Hal ini tercermin dari total realisasi anggaran yang mengalami penurunan dari Rp. 18.947.968,- pada Triwulan IV 2025 menjadi Rp. 17.512.862,- pada Triwulan I 2026 atau terdapat efisiensi bersih sebesar Rp.1.435.106,-. Penurunan realisasi ini menunjukkan bahwa penggunaan sumber daya pada Triwulan I 2026 dilakukan dengan lebih hemat dan terkendali, meskipun pagu anggaran masih relatif tinggi.</w:t>
@@ -3777,13 +3600,13 @@
         <w:ind w:firstLine="720"/>
         <w:jc w:val="both"/>
         <w:rPr>
-          <w:rFonts w:ascii="Times New Roman" w:hAnsi="Times New Roman" w:cs="Times New Roman"/>
+          <w:rFonts w:asciiTheme="majorBidi" w:hAnsiTheme="majorBidi" w:cstheme="majorBidi"/>
           <w:lang w:val="fi-FI"/>
         </w:rPr>
       </w:pPr>
       <w:r>
         <w:rPr>
-          <w:rFonts w:ascii="Times New Roman" w:hAnsi="Times New Roman" w:cs="Times New Roman"/>
+          <w:rFonts w:asciiTheme="majorBidi" w:hAnsiTheme="majorBidi" w:cstheme="majorBidi"/>
           <w:lang w:val="fi-FI"/>
         </w:rPr>
         <w:t>Jika dilihat per jenis sumber daya, penggunaan listrik memberikan kontribusi efisiensi terbesar. Penurunan realisasi ini mengindikasikan bahwa pengelolaan pemakaian listrik yang lebih disiplin dengan penerapan penghematan, seperti pengurangan jam operasional peralatan listrik atau penggunaan perangkat yang lebih hemat energi serta adanya optimalisasi aktivitas kerja tanpa peningkatan konsumsi energi. Pada penggunaan air meskipun secara nominal mengalami peningkatan, namun kenaikan ini masih pada taraf skala kecil dan ada potensi untuk bisa dilakukan efisiensi pada triwulan berikutnya. Adapun untuk penggunaan internet meskipun mengalami efisiensi ringan namun relatif stabil dan hal tersebut dapat mencerminkan adanya optimalisasi paket layanan atau bandwidth serta pengendalian penggunaan jaringan secara lebih efektif dan pemanfaatan konektivitas sesuai kebutuhan kerja.</w:t>
@@ -3794,7 +3617,7 @@
         <w:spacing w:line="276" w:lineRule="auto"/>
         <w:jc w:val="both"/>
         <w:rPr>
-          <w:rFonts w:ascii="Times New Roman" w:hAnsi="Times New Roman" w:cs="Times New Roman"/>
+          <w:rFonts w:asciiTheme="majorBidi" w:hAnsiTheme="majorBidi" w:cstheme="majorBidi"/>
           <w:lang w:val="fi-FI"/>
         </w:rPr>
       </w:pPr>
@@ -3803,6 +3626,14 @@
       <w:tblPr>
         <w:tblStyle w:val="TableGrid"/>
         <w:tblW w:w="0" w:type="auto"/>
+        <w:tblBorders>
+          <w:top w:val="none" w:sz="0" w:space="0" w:color="auto"/>
+          <w:left w:val="none" w:sz="0" w:space="0" w:color="auto"/>
+          <w:bottom w:val="none" w:sz="0" w:space="0" w:color="auto"/>
+          <w:right w:val="none" w:sz="0" w:space="0" w:color="auto"/>
+          <w:insideH w:val="none" w:sz="0" w:space="0" w:color="auto"/>
+          <w:insideV w:val="none" w:sz="0" w:space="0" w:color="auto"/>
+        </w:tblBorders>
         <w:tblLook w:val="04A0" w:firstRow="1" w:lastRow="0" w:firstColumn="1" w:lastColumn="0" w:noHBand="0" w:noVBand="1"/>
       </w:tblPr>
       <w:tblGrid>
@@ -3820,13 +3651,13 @@
               <w:spacing w:line="276" w:lineRule="auto"/>
               <w:jc w:val="center"/>
               <w:rPr>
-                <w:rFonts w:ascii="Times New Roman" w:hAnsi="Times New Roman" w:cs="Times New Roman"/>
-                <w:lang w:val="fi-FI"/>
-              </w:rPr>
-            </w:pPr>
-            <w:r>
-              <w:rPr>
-                <w:rFonts w:ascii="Times New Roman" w:hAnsi="Times New Roman" w:cs="Times New Roman"/>
+                <w:rFonts w:asciiTheme="majorBidi" w:hAnsiTheme="majorBidi" w:cstheme="majorBidi"/>
+                <w:lang w:val="fi-FI"/>
+              </w:rPr>
+            </w:pPr>
+            <w:r>
+              <w:rPr>
+                <w:rFonts w:asciiTheme="majorBidi" w:hAnsiTheme="majorBidi" w:cstheme="majorBidi"/>
                 <w:lang w:val="fi-FI"/>
               </w:rPr>
               <w:t>Mengetahui</w:t>
@@ -3842,7 +3673,7 @@
               <w:spacing w:line="276" w:lineRule="auto"/>
               <w:jc w:val="both"/>
               <w:rPr>
-                <w:rFonts w:ascii="Times New Roman" w:hAnsi="Times New Roman" w:cs="Times New Roman"/>
+                <w:rFonts w:asciiTheme="majorBidi" w:hAnsiTheme="majorBidi" w:cstheme="majorBidi"/>
                 <w:lang w:val="fi-FI"/>
               </w:rPr>
             </w:pPr>
@@ -3857,41 +3688,41 @@
               <w:spacing w:line="276" w:lineRule="auto"/>
               <w:jc w:val="center"/>
               <w:rPr>
-                <w:rFonts w:ascii="Times New Roman" w:hAnsi="Times New Roman" w:cs="Times New Roman"/>
-                <w:lang w:val="fi-FI"/>
-              </w:rPr>
-            </w:pPr>
-            <w:r>
-              <w:rPr>
-                <w:rFonts w:ascii="Times New Roman" w:hAnsi="Times New Roman" w:cs="Times New Roman"/>
+                <w:rFonts w:asciiTheme="majorBidi" w:hAnsiTheme="majorBidi" w:cstheme="majorBidi"/>
+                <w:lang w:val="fi-FI"/>
+              </w:rPr>
+            </w:pPr>
+            <w:r>
+              <w:rPr>
+                <w:rFonts w:asciiTheme="majorBidi" w:hAnsiTheme="majorBidi" w:cstheme="majorBidi"/>
                 <w:lang w:val="fi-FI"/>
               </w:rPr>
               <w:t>Tapin, $</w:t>
             </w:r>
             <w:r>
               <w:rPr>
-                <w:rFonts w:ascii="Times New Roman" w:hAnsi="Times New Roman" w:cs="Times New Roman"/>
+                <w:rFonts w:asciiTheme="majorBidi" w:hAnsiTheme="majorBidi" w:cstheme="majorBidi"/>
                 <w:lang w:val="fi-FI"/>
               </w:rPr>
               <w:t>{</w:t>
             </w:r>
             <w:r>
               <w:rPr>
-                <w:rFonts w:ascii="Times New Roman" w:hAnsi="Times New Roman" w:cs="Times New Roman"/>
+                <w:rFonts w:asciiTheme="majorBidi" w:hAnsiTheme="majorBidi" w:cstheme="majorBidi"/>
                 <w:lang w:val="fi-FI"/>
               </w:rPr>
               <w:t>tanggal</w:t>
             </w:r>
             <w:r>
               <w:rPr>
-                <w:rFonts w:ascii="Times New Roman" w:hAnsi="Times New Roman" w:cs="Times New Roman"/>
+                <w:rFonts w:asciiTheme="majorBidi" w:hAnsiTheme="majorBidi" w:cstheme="majorBidi"/>
                 <w:lang w:val="fi-FI"/>
               </w:rPr>
               <w:t>_notula</w:t>
             </w:r>
             <w:r>
               <w:rPr>
-                <w:rFonts w:ascii="Times New Roman" w:hAnsi="Times New Roman" w:cs="Times New Roman"/>
+                <w:rFonts w:asciiTheme="majorBidi" w:hAnsiTheme="majorBidi" w:cstheme="majorBidi"/>
                 <w:lang w:val="fi-FI"/>
               </w:rPr>
               <w:t>}</w:t>
@@ -3909,13 +3740,13 @@
               <w:spacing w:line="276" w:lineRule="auto"/>
               <w:jc w:val="center"/>
               <w:rPr>
-                <w:rFonts w:ascii="Times New Roman" w:hAnsi="Times New Roman" w:cs="Times New Roman"/>
-                <w:lang w:val="fi-FI"/>
-              </w:rPr>
-            </w:pPr>
-            <w:r>
-              <w:rPr>
-                <w:rFonts w:ascii="Times New Roman" w:hAnsi="Times New Roman" w:cs="Times New Roman"/>
+                <w:rFonts w:asciiTheme="majorBidi" w:hAnsiTheme="majorBidi" w:cstheme="majorBidi"/>
+                <w:lang w:val="fi-FI"/>
+              </w:rPr>
+            </w:pPr>
+            <w:r>
+              <w:rPr>
+                <w:rFonts w:asciiTheme="majorBidi" w:hAnsiTheme="majorBidi" w:cstheme="majorBidi"/>
                 <w:lang w:val="fi-FI"/>
               </w:rPr>
               <w:t>Kepala BPS Kabupaten Tapin</w:t>
@@ -3931,7 +3762,7 @@
               <w:spacing w:line="276" w:lineRule="auto"/>
               <w:jc w:val="both"/>
               <w:rPr>
-                <w:rFonts w:ascii="Times New Roman" w:hAnsi="Times New Roman" w:cs="Times New Roman"/>
+                <w:rFonts w:asciiTheme="majorBidi" w:hAnsiTheme="majorBidi" w:cstheme="majorBidi"/>
                 <w:lang w:val="fi-FI"/>
               </w:rPr>
             </w:pPr>
@@ -3946,13 +3777,13 @@
               <w:spacing w:line="276" w:lineRule="auto"/>
               <w:jc w:val="center"/>
               <w:rPr>
-                <w:rFonts w:ascii="Times New Roman" w:hAnsi="Times New Roman" w:cs="Times New Roman"/>
-                <w:lang w:val="fi-FI"/>
-              </w:rPr>
-            </w:pPr>
-            <w:r>
-              <w:rPr>
-                <w:rFonts w:ascii="Times New Roman" w:hAnsi="Times New Roman" w:cs="Times New Roman"/>
+                <w:rFonts w:asciiTheme="majorBidi" w:hAnsiTheme="majorBidi" w:cstheme="majorBidi"/>
+                <w:lang w:val="fi-FI"/>
+              </w:rPr>
+            </w:pPr>
+            <w:r>
+              <w:rPr>
+                <w:rFonts w:asciiTheme="majorBidi" w:hAnsiTheme="majorBidi" w:cstheme="majorBidi"/>
                 <w:lang w:val="fi-FI"/>
               </w:rPr>
               <w:t>Notulis</w:t>
@@ -3970,7 +3801,7 @@
               <w:spacing w:line="276" w:lineRule="auto"/>
               <w:jc w:val="center"/>
               <w:rPr>
-                <w:rFonts w:ascii="Times New Roman" w:hAnsi="Times New Roman" w:cs="Times New Roman"/>
+                <w:rFonts w:asciiTheme="majorBidi" w:hAnsiTheme="majorBidi" w:cstheme="majorBidi"/>
                 <w:lang w:val="fi-FI"/>
               </w:rPr>
             </w:pPr>
@@ -3985,7 +3816,7 @@
               <w:spacing w:line="276" w:lineRule="auto"/>
               <w:jc w:val="both"/>
               <w:rPr>
-                <w:rFonts w:ascii="Times New Roman" w:hAnsi="Times New Roman" w:cs="Times New Roman"/>
+                <w:rFonts w:asciiTheme="majorBidi" w:hAnsiTheme="majorBidi" w:cstheme="majorBidi"/>
                 <w:lang w:val="fi-FI"/>
               </w:rPr>
             </w:pPr>
@@ -4000,7 +3831,7 @@
               <w:spacing w:line="276" w:lineRule="auto"/>
               <w:jc w:val="center"/>
               <w:rPr>
-                <w:rFonts w:ascii="Times New Roman" w:hAnsi="Times New Roman" w:cs="Times New Roman"/>
+                <w:rFonts w:asciiTheme="majorBidi" w:hAnsiTheme="majorBidi" w:cstheme="majorBidi"/>
                 <w:lang w:val="fi-FI"/>
               </w:rPr>
             </w:pPr>
@@ -4017,7 +3848,7 @@
               <w:spacing w:line="276" w:lineRule="auto"/>
               <w:jc w:val="center"/>
               <w:rPr>
-                <w:rFonts w:ascii="Times New Roman" w:hAnsi="Times New Roman" w:cs="Times New Roman"/>
+                <w:rFonts w:asciiTheme="majorBidi" w:hAnsiTheme="majorBidi" w:cstheme="majorBidi"/>
                 <w:lang w:val="fi-FI"/>
               </w:rPr>
             </w:pPr>
@@ -4032,7 +3863,7 @@
               <w:spacing w:line="276" w:lineRule="auto"/>
               <w:jc w:val="both"/>
               <w:rPr>
-                <w:rFonts w:ascii="Times New Roman" w:hAnsi="Times New Roman" w:cs="Times New Roman"/>
+                <w:rFonts w:asciiTheme="majorBidi" w:hAnsiTheme="majorBidi" w:cstheme="majorBidi"/>
                 <w:lang w:val="fi-FI"/>
               </w:rPr>
             </w:pPr>
@@ -4047,7 +3878,7 @@
               <w:spacing w:line="276" w:lineRule="auto"/>
               <w:jc w:val="center"/>
               <w:rPr>
-                <w:rFonts w:ascii="Times New Roman" w:hAnsi="Times New Roman" w:cs="Times New Roman"/>
+                <w:rFonts w:asciiTheme="majorBidi" w:hAnsiTheme="majorBidi" w:cstheme="majorBidi"/>
                 <w:lang w:val="fi-FI"/>
               </w:rPr>
             </w:pPr>
@@ -4064,7 +3895,7 @@
               <w:spacing w:line="276" w:lineRule="auto"/>
               <w:jc w:val="center"/>
               <w:rPr>
-                <w:rFonts w:ascii="Times New Roman" w:hAnsi="Times New Roman" w:cs="Times New Roman"/>
+                <w:rFonts w:asciiTheme="majorBidi" w:hAnsiTheme="majorBidi" w:cstheme="majorBidi"/>
                 <w:lang w:val="fi-FI"/>
               </w:rPr>
             </w:pPr>
@@ -4079,7 +3910,7 @@
               <w:spacing w:line="276" w:lineRule="auto"/>
               <w:jc w:val="both"/>
               <w:rPr>
-                <w:rFonts w:ascii="Times New Roman" w:hAnsi="Times New Roman" w:cs="Times New Roman"/>
+                <w:rFonts w:asciiTheme="majorBidi" w:hAnsiTheme="majorBidi" w:cstheme="majorBidi"/>
                 <w:lang w:val="fi-FI"/>
               </w:rPr>
             </w:pPr>
@@ -4094,7 +3925,7 @@
               <w:spacing w:line="276" w:lineRule="auto"/>
               <w:jc w:val="center"/>
               <w:rPr>
-                <w:rFonts w:ascii="Times New Roman" w:hAnsi="Times New Roman" w:cs="Times New Roman"/>
+                <w:rFonts w:asciiTheme="majorBidi" w:hAnsiTheme="majorBidi" w:cstheme="majorBidi"/>
                 <w:lang w:val="fi-FI"/>
               </w:rPr>
             </w:pPr>
@@ -4111,34 +3942,34 @@
               <w:spacing w:line="276" w:lineRule="auto"/>
               <w:jc w:val="center"/>
               <w:rPr>
-                <w:rFonts w:ascii="Times New Roman" w:hAnsi="Times New Roman" w:cs="Times New Roman"/>
-                <w:lang w:val="fi-FI"/>
-              </w:rPr>
-            </w:pPr>
-            <w:r>
-              <w:rPr>
-                <w:rFonts w:ascii="Times New Roman" w:hAnsi="Times New Roman" w:cs="Times New Roman"/>
+                <w:rFonts w:asciiTheme="majorBidi" w:hAnsiTheme="majorBidi" w:cstheme="majorBidi"/>
+                <w:lang w:val="fi-FI"/>
+              </w:rPr>
+            </w:pPr>
+            <w:r>
+              <w:rPr>
+                <w:rFonts w:asciiTheme="majorBidi" w:hAnsiTheme="majorBidi" w:cstheme="majorBidi"/>
                 <w:lang w:val="fi-FI"/>
               </w:rPr>
               <w:t>$</w:t>
             </w:r>
             <w:r>
               <w:rPr>
-                <w:rFonts w:ascii="Times New Roman" w:hAnsi="Times New Roman" w:cs="Times New Roman"/>
+                <w:rFonts w:asciiTheme="majorBidi" w:hAnsiTheme="majorBidi" w:cstheme="majorBidi"/>
                 <w:lang w:val="fi-FI"/>
               </w:rPr>
               <w:t>{</w:t>
             </w:r>
             <w:r>
               <w:rPr>
-                <w:rFonts w:ascii="Times New Roman" w:hAnsi="Times New Roman" w:cs="Times New Roman"/>
+                <w:rFonts w:asciiTheme="majorBidi" w:hAnsiTheme="majorBidi" w:cstheme="majorBidi"/>
                 <w:lang w:val="fi-FI"/>
               </w:rPr>
               <w:t>kepala</w:t>
             </w:r>
             <w:r>
               <w:rPr>
-                <w:rFonts w:ascii="Times New Roman" w:hAnsi="Times New Roman" w:cs="Times New Roman"/>
+                <w:rFonts w:asciiTheme="majorBidi" w:hAnsiTheme="majorBidi" w:cstheme="majorBidi"/>
                 <w:lang w:val="fi-FI"/>
               </w:rPr>
               <w:t>}</w:t>
@@ -4154,7 +3985,7 @@
               <w:spacing w:line="276" w:lineRule="auto"/>
               <w:jc w:val="both"/>
               <w:rPr>
-                <w:rFonts w:ascii="Times New Roman" w:hAnsi="Times New Roman" w:cs="Times New Roman"/>
+                <w:rFonts w:asciiTheme="majorBidi" w:hAnsiTheme="majorBidi" w:cstheme="majorBidi"/>
                 <w:lang w:val="fi-FI"/>
               </w:rPr>
             </w:pPr>
@@ -4169,34 +4000,34 @@
               <w:spacing w:line="276" w:lineRule="auto"/>
               <w:jc w:val="center"/>
               <w:rPr>
-                <w:rFonts w:ascii="Times New Roman" w:hAnsi="Times New Roman" w:cs="Times New Roman"/>
-                <w:lang w:val="fi-FI"/>
-              </w:rPr>
-            </w:pPr>
-            <w:r>
-              <w:rPr>
-                <w:rFonts w:ascii="Times New Roman" w:hAnsi="Times New Roman" w:cs="Times New Roman"/>
+                <w:rFonts w:asciiTheme="majorBidi" w:hAnsiTheme="majorBidi" w:cstheme="majorBidi"/>
+                <w:lang w:val="fi-FI"/>
+              </w:rPr>
+            </w:pPr>
+            <w:r>
+              <w:rPr>
+                <w:rFonts w:asciiTheme="majorBidi" w:hAnsiTheme="majorBidi" w:cstheme="majorBidi"/>
                 <w:lang w:val="fi-FI"/>
               </w:rPr>
               <w:t>$</w:t>
             </w:r>
             <w:r>
               <w:rPr>
-                <w:rFonts w:ascii="Times New Roman" w:hAnsi="Times New Roman" w:cs="Times New Roman"/>
+                <w:rFonts w:asciiTheme="majorBidi" w:hAnsiTheme="majorBidi" w:cstheme="majorBidi"/>
                 <w:lang w:val="fi-FI"/>
               </w:rPr>
               <w:t>{</w:t>
             </w:r>
             <w:r>
               <w:rPr>
-                <w:rFonts w:ascii="Times New Roman" w:hAnsi="Times New Roman" w:cs="Times New Roman"/>
+                <w:rFonts w:asciiTheme="majorBidi" w:hAnsiTheme="majorBidi" w:cstheme="majorBidi"/>
                 <w:lang w:val="fi-FI"/>
               </w:rPr>
               <w:t>notulis</w:t>
             </w:r>
             <w:r>
               <w:rPr>
-                <w:rFonts w:ascii="Times New Roman" w:hAnsi="Times New Roman" w:cs="Times New Roman"/>
+                <w:rFonts w:asciiTheme="majorBidi" w:hAnsiTheme="majorBidi" w:cstheme="majorBidi"/>
                 <w:lang w:val="fi-FI"/>
               </w:rPr>
               <w:t>}</w:t>
@@ -4210,7 +4041,7 @@
         <w:spacing w:line="276" w:lineRule="auto"/>
         <w:jc w:val="both"/>
         <w:rPr>
-          <w:rFonts w:ascii="Times New Roman" w:hAnsi="Times New Roman" w:cs="Times New Roman"/>
+          <w:rFonts w:asciiTheme="majorBidi" w:hAnsiTheme="majorBidi" w:cstheme="majorBidi"/>
           <w:lang w:val="fi-FI"/>
         </w:rPr>
         <w:sectPr>
@@ -4226,7 +4057,7 @@
         <w:spacing w:line="276" w:lineRule="auto"/>
         <w:jc w:val="both"/>
         <w:rPr>
-          <w:rFonts w:ascii="Times New Roman" w:hAnsi="Times New Roman" w:cs="Times New Roman"/>
+          <w:rFonts w:asciiTheme="majorBidi" w:hAnsiTheme="majorBidi" w:cstheme="majorBidi"/>
           <w:b/>
           <w:bCs/>
           <w:lang w:val="fi-FI"/>
@@ -4234,7 +4065,7 @@
       </w:pPr>
       <w:r>
         <w:rPr>
-          <w:rFonts w:ascii="Times New Roman" w:hAnsi="Times New Roman" w:cs="Times New Roman"/>
+          <w:rFonts w:asciiTheme="majorBidi" w:hAnsiTheme="majorBidi" w:cstheme="majorBidi"/>
           <w:b/>
           <w:bCs/>
           <w:lang w:val="fi-FI"/>
@@ -4248,7 +4079,7 @@
         <w:spacing w:line="276" w:lineRule="auto"/>
         <w:jc w:val="both"/>
         <w:rPr>
-          <w:rFonts w:ascii="Times New Roman" w:hAnsi="Times New Roman" w:cs="Times New Roman"/>
+          <w:rFonts w:asciiTheme="majorBidi" w:hAnsiTheme="majorBidi" w:cstheme="majorBidi"/>
           <w:lang w:val="fi-FI"/>
         </w:rPr>
       </w:pPr>
